--- a/Furdo/furdo_vizsga.docx
+++ b/Furdo/furdo_vizsga.docx
@@ -90,12 +90,6 @@
         <w:gridCol w:w="6026"/>
       </w:tblGrid>
       <w:tr>
-        <w:tblPrEx>
-          <w:tblCellMar>
-            <w:top w:w="0" w:type="dxa"/>
-            <w:bottom w:w="0" w:type="dxa"/>
-          </w:tblCellMar>
-        </w:tblPrEx>
         <w:tc>
           <w:tcPr>
             <w:tcW w:w="3000" w:type="dxa"/>
@@ -146,12 +140,6 @@
         </w:tc>
       </w:tr>
       <w:tr>
-        <w:tblPrEx>
-          <w:tblCellMar>
-            <w:top w:w="0" w:type="dxa"/>
-            <w:bottom w:w="0" w:type="dxa"/>
-          </w:tblCellMar>
-        </w:tblPrEx>
         <w:tc>
           <w:tcPr>
             <w:tcW w:w="3000" w:type="dxa"/>
@@ -206,12 +194,6 @@
         </w:tc>
       </w:tr>
       <w:tr>
-        <w:tblPrEx>
-          <w:tblCellMar>
-            <w:top w:w="0" w:type="dxa"/>
-            <w:bottom w:w="0" w:type="dxa"/>
-          </w:tblCellMar>
-        </w:tblPrEx>
         <w:tc>
           <w:tcPr>
             <w:tcW w:w="3000" w:type="dxa"/>
@@ -266,12 +248,6 @@
         </w:tc>
       </w:tr>
       <w:tr>
-        <w:tblPrEx>
-          <w:tblCellMar>
-            <w:top w:w="0" w:type="dxa"/>
-            <w:bottom w:w="0" w:type="dxa"/>
-          </w:tblCellMar>
-        </w:tblPrEx>
         <w:tc>
           <w:tcPr>
             <w:tcW w:w="3000" w:type="dxa"/>
@@ -422,12 +398,6 @@
         <w:gridCol w:w="1500"/>
       </w:tblGrid>
       <w:tr>
-        <w:tblPrEx>
-          <w:tblCellMar>
-            <w:top w:w="0" w:type="dxa"/>
-            <w:bottom w:w="0" w:type="dxa"/>
-          </w:tblCellMar>
-        </w:tblPrEx>
         <w:tc>
           <w:tcPr>
             <w:tcW w:w="2600" w:type="dxa"/>
@@ -488,12 +458,6 @@
         </w:tc>
       </w:tr>
       <w:tr>
-        <w:tblPrEx>
-          <w:tblCellMar>
-            <w:top w:w="0" w:type="dxa"/>
-            <w:bottom w:w="0" w:type="dxa"/>
-          </w:tblCellMar>
-        </w:tblPrEx>
         <w:tc>
           <w:tcPr>
             <w:tcW w:w="2600" w:type="dxa"/>
@@ -705,12 +669,6 @@
         </w:tc>
       </w:tr>
       <w:tr>
-        <w:tblPrEx>
-          <w:tblCellMar>
-            <w:top w:w="0" w:type="dxa"/>
-            <w:bottom w:w="0" w:type="dxa"/>
-          </w:tblCellMar>
-        </w:tblPrEx>
         <w:tc>
           <w:tcPr>
             <w:tcW w:w="2600" w:type="dxa"/>
@@ -896,12 +854,6 @@
         </w:tc>
       </w:tr>
       <w:tr>
-        <w:tblPrEx>
-          <w:tblCellMar>
-            <w:top w:w="0" w:type="dxa"/>
-            <w:bottom w:w="0" w:type="dxa"/>
-          </w:tblCellMar>
-        </w:tblPrEx>
         <w:tc>
           <w:tcPr>
             <w:tcW w:w="2600" w:type="dxa"/>
@@ -1052,12 +1004,6 @@
         </w:tc>
       </w:tr>
       <w:tr>
-        <w:tblPrEx>
-          <w:tblCellMar>
-            <w:top w:w="0" w:type="dxa"/>
-            <w:bottom w:w="0" w:type="dxa"/>
-          </w:tblCellMar>
-        </w:tblPrEx>
         <w:tc>
           <w:tcPr>
             <w:tcW w:w="2600" w:type="dxa"/>
@@ -1182,12 +1128,6 @@
         </w:tc>
       </w:tr>
       <w:tr>
-        <w:tblPrEx>
-          <w:tblCellMar>
-            <w:top w:w="0" w:type="dxa"/>
-            <w:bottom w:w="0" w:type="dxa"/>
-          </w:tblCellMar>
-        </w:tblPrEx>
         <w:tc>
           <w:tcPr>
             <w:tcW w:w="4100" w:type="dxa"/>
@@ -1252,12 +1192,6 @@
         </w:tc>
       </w:tr>
       <w:tr>
-        <w:tblPrEx>
-          <w:tblCellMar>
-            <w:top w:w="0" w:type="dxa"/>
-            <w:bottom w:w="0" w:type="dxa"/>
-          </w:tblCellMar>
-        </w:tblPrEx>
         <w:tc>
           <w:tcPr>
             <w:tcW w:w="2600" w:type="dxa"/>
@@ -1528,27 +1462,21 @@
     </w:p>
     <w:p>
       <w:pPr>
-        <w:spacing w:before="280" w:after="160"/>
+        <w:pStyle w:val="Cmsor1"/>
+      </w:pPr>
+      <w:r>
+        <w:lastRenderedPageBreak/>
+        <w:t>1.  Projekt feladat</w:t>
+      </w:r>
+    </w:p>
+    <w:p>
+      <w:pPr>
+        <w:spacing w:before="60" w:after="60"/>
       </w:pPr>
       <w:r>
         <w:rPr>
           <w:b/>
           <w:bCs/>
-          <w:sz w:val="28"/>
-          <w:szCs w:val="28"/>
-        </w:rPr>
-        <w:lastRenderedPageBreak/>
-        <w:t>1.  Projekt feladat:</w:t>
-      </w:r>
-    </w:p>
-    <w:p>
-      <w:pPr>
-        <w:spacing w:before="60" w:after="60"/>
-      </w:pPr>
-      <w:r>
-        <w:rPr>
-          <w:b/>
-          <w:bCs/>
           <w:color w:val="000000"/>
           <w:sz w:val="26"/>
           <w:szCs w:val="26"/>
@@ -1558,12 +1486,8 @@
     </w:p>
     <w:p>
       <w:pPr>
-        <w:spacing w:after="80"/>
-      </w:pPr>
-    </w:p>
-    <w:p>
-      <w:pPr>
         <w:spacing w:before="60" w:after="60"/>
+        <w:jc w:val="both"/>
       </w:pPr>
       <w:r>
         <w:rPr>
@@ -1575,6 +1499,7 @@
     <w:p>
       <w:pPr>
         <w:spacing w:after="60"/>
+        <w:jc w:val="both"/>
       </w:pPr>
     </w:p>
     <w:p>
@@ -1585,6 +1510,7 @@
           <w:numId w:val="2"/>
         </w:numPr>
         <w:spacing w:before="40" w:after="40"/>
+        <w:jc w:val="both"/>
       </w:pPr>
       <w:r>
         <w:t>A képernyőre írást igénylő részfeladatok eredményének megjelenítése előtt írja a képernyőre a feladat sorszámát (például: 1.)!</w:t>
@@ -1598,6 +1524,7 @@
           <w:numId w:val="2"/>
         </w:numPr>
         <w:spacing w:before="40" w:after="40"/>
+        <w:jc w:val="both"/>
       </w:pPr>
       <w:r>
         <w:t>Az egyes feladatokban a kiírásokat a minta szerint készítse el!</w:t>
@@ -1611,6 +1538,7 @@
           <w:numId w:val="2"/>
         </w:numPr>
         <w:spacing w:before="40" w:after="40"/>
+        <w:jc w:val="both"/>
       </w:pPr>
       <w:r>
         <w:t>Az ékezetmentes azonosítók és kiírások is elfogadottak.</w:t>
@@ -1624,6 +1552,7 @@
           <w:numId w:val="2"/>
         </w:numPr>
         <w:spacing w:before="40" w:after="40"/>
+        <w:jc w:val="both"/>
       </w:pPr>
       <w:r>
         <w:t>Az azonosítókat kis- és nagybetűkkel is kezdheti.</w:t>
@@ -1637,6 +1566,7 @@
           <w:numId w:val="2"/>
         </w:numPr>
         <w:spacing w:before="40" w:after="40"/>
+        <w:jc w:val="both"/>
       </w:pPr>
       <w:r>
         <w:t>A program megírásakor az állományban lévő adatok helyes szerkezetét nem kell ellenőriznie, feltételezheti, hogy a rendelkezésre álló adatok a leírtaknak megfelelnek.</w:t>
@@ -1650,6 +1580,7 @@
           <w:numId w:val="2"/>
         </w:numPr>
         <w:spacing w:before="40" w:after="40"/>
+        <w:jc w:val="both"/>
       </w:pPr>
       <w:r>
         <w:t>A megoldását úgy készítse el, hogy az azonos szerkezetű, de tetszőleges bemeneti adatok mellett is helyes eredményt adjon!</w:t>
@@ -1658,11 +1589,13 @@
     <w:p>
       <w:pPr>
         <w:spacing w:after="80"/>
+        <w:jc w:val="both"/>
       </w:pPr>
     </w:p>
     <w:p>
       <w:pPr>
         <w:spacing w:before="80" w:after="80"/>
+        <w:jc w:val="both"/>
       </w:pPr>
       <w:r>
         <w:rPr>
@@ -1706,6 +1639,7 @@
     <w:p>
       <w:pPr>
         <w:spacing w:after="60"/>
+        <w:jc w:val="both"/>
       </w:pPr>
     </w:p>
     <w:p>
@@ -1925,29 +1859,19 @@
     </w:p>
     <w:p>
       <w:pPr>
-        <w:pBdr>
-          <w:bottom w:val="single" w:sz="6" w:space="1" w:color="2E74B5"/>
-        </w:pBdr>
-      </w:pPr>
-    </w:p>
-    <w:p>
-      <w:pPr>
-        <w:spacing w:after="60"/>
-      </w:pPr>
-    </w:p>
-    <w:p>
-      <w:pPr>
-        <w:spacing w:before="60" w:after="60"/>
-      </w:pPr>
-      <w:r>
-        <w:rPr>
-          <w:b/>
-          <w:bCs/>
-          <w:color w:val="000000"/>
-          <w:sz w:val="24"/>
-          <w:szCs w:val="24"/>
-        </w:rPr>
-        <w:t>1 feladat     15 pont</w:t>
+        <w:pStyle w:val="Cmsor1"/>
+        <w:tabs>
+          <w:tab w:val="right" w:pos="9356"/>
+        </w:tabs>
+      </w:pPr>
+      <w:r>
+        <w:t>1 feladat</w:t>
+      </w:r>
+      <w:r>
+        <w:tab/>
+      </w:r>
+      <w:r>
+        <w:t>15 pont</w:t>
       </w:r>
     </w:p>
     <w:p>
@@ -1962,7 +1886,8 @@
           <w:ilvl w:val="0"/>
           <w:numId w:val="3"/>
         </w:numPr>
-        <w:spacing w:before="60" w:after="60"/>
+        <w:spacing w:before="60" w:after="120"/>
+        <w:jc w:val="both"/>
       </w:pPr>
       <w:r>
         <w:t xml:space="preserve">Készítsen </w:t>
@@ -1992,12 +1917,52 @@
     </w:p>
     <w:p>
       <w:pPr>
-        <w:spacing w:after="40"/>
+        <w:spacing w:after="120"/>
+        <w:jc w:val="both"/>
+      </w:pPr>
+    </w:p>
+    <w:p>
+      <w:pPr>
+        <w:pStyle w:val="Listaszerbekezds"/>
+        <w:keepNext/>
+        <w:keepLines/>
+        <w:numPr>
+          <w:ilvl w:val="0"/>
+          <w:numId w:val="3"/>
+        </w:numPr>
+        <w:spacing w:before="60" w:after="120"/>
+        <w:jc w:val="both"/>
+      </w:pPr>
+      <w:r>
+        <w:lastRenderedPageBreak/>
+        <w:t xml:space="preserve">Készítsen saját osztályt </w:t>
+      </w:r>
+      <w:proofErr w:type="spellStart"/>
+      <w:r>
+        <w:rPr>
+          <w:b/>
+          <w:bCs/>
+        </w:rPr>
+        <w:t>Furdo</w:t>
+      </w:r>
+      <w:proofErr w:type="spellEnd"/>
+      <w:r>
+        <w:t xml:space="preserve"> azonosítóval, amelynek tulajdonságainak azonosítóit és láthatósági szintjét az osztálydiagram szemlélteti. Ékezetes azonosítókat is készíthet, illetve azokat kis- és nagybetűkkel is kezdheti.</w:t>
+      </w:r>
+    </w:p>
+    <w:p>
+      <w:pPr>
+        <w:keepNext/>
+        <w:keepLines/>
+        <w:spacing w:after="120"/>
+        <w:jc w:val="both"/>
       </w:pPr>
     </w:p>
     <w:tbl>
       <w:tblPr>
-        <w:tblW w:w="9026" w:type="dxa"/>
+        <w:tblpPr w:leftFromText="454" w:rightFromText="142" w:topFromText="272" w:vertAnchor="text" w:tblpXSpec="right" w:tblpY="1"/>
+        <w:tblOverlap w:val="never"/>
+        <w:tblW w:w="4000" w:type="dxa"/>
         <w:tblBorders>
           <w:top w:val="single" w:sz="4" w:space="0" w:color="auto"/>
           <w:left w:val="single" w:sz="4" w:space="0" w:color="auto"/>
@@ -2013,909 +1978,696 @@
         <w:tblLook w:val="04A0" w:firstRow="1" w:lastRow="0" w:firstColumn="1" w:lastColumn="0" w:noHBand="0" w:noVBand="1"/>
       </w:tblPr>
       <w:tblGrid>
-        <w:gridCol w:w="4824"/>
-        <w:gridCol w:w="4202"/>
+        <w:gridCol w:w="4000"/>
       </w:tblGrid>
       <w:tr>
-        <w:tblPrEx>
-          <w:tblCellMar>
-            <w:top w:w="0" w:type="dxa"/>
-            <w:bottom w:w="0" w:type="dxa"/>
-          </w:tblCellMar>
-        </w:tblPrEx>
         <w:tc>
           <w:tcPr>
-            <w:tcW w:w="5400" w:type="dxa"/>
+            <w:tcW w:w="4000" w:type="dxa"/>
             <w:tcBorders>
-              <w:top w:val="none" w:sz="0" w:space="0" w:color="FFFFFF"/>
-              <w:left w:val="none" w:sz="0" w:space="0" w:color="FFFFFF"/>
-              <w:bottom w:val="none" w:sz="0" w:space="0" w:color="FFFFFF"/>
-              <w:right w:val="none" w:sz="0" w:space="0" w:color="FFFFFF"/>
+              <w:top w:val="single" w:sz="1" w:space="0" w:color="999999"/>
+              <w:left w:val="single" w:sz="1" w:space="0" w:color="999999"/>
+              <w:bottom w:val="single" w:sz="1" w:space="0" w:color="999999"/>
+              <w:right w:val="single" w:sz="1" w:space="0" w:color="999999"/>
+            </w:tcBorders>
+            <w:shd w:val="clear" w:color="auto" w:fill="D9E2F3"/>
+            <w:tcMar>
+              <w:top w:w="60" w:type="dxa"/>
+              <w:left w:w="100" w:type="dxa"/>
+              <w:bottom w:w="60" w:type="dxa"/>
+              <w:right w:w="100" w:type="dxa"/>
+            </w:tcMar>
+          </w:tcPr>
+          <w:p>
+            <w:pPr>
+              <w:keepNext/>
+              <w:keepLines/>
+              <w:spacing w:after="120"/>
+              <w:jc w:val="both"/>
+            </w:pPr>
+            <w:proofErr w:type="spellStart"/>
+            <w:r>
+              <w:rPr>
+                <w:b/>
+                <w:bCs/>
+              </w:rPr>
+              <w:t>Furdo</w:t>
+            </w:r>
+            <w:proofErr w:type="spellEnd"/>
+          </w:p>
+        </w:tc>
+      </w:tr>
+      <w:tr>
+        <w:tc>
+          <w:tcPr>
+            <w:tcW w:w="4000" w:type="dxa"/>
+            <w:tcBorders>
+              <w:top w:val="single" w:sz="1" w:space="0" w:color="999999"/>
+              <w:left w:val="single" w:sz="1" w:space="0" w:color="999999"/>
+              <w:bottom w:val="single" w:sz="1" w:space="0" w:color="999999"/>
+              <w:right w:val="single" w:sz="1" w:space="0" w:color="999999"/>
+            </w:tcBorders>
+            <w:shd w:val="clear" w:color="auto" w:fill="EBF0FA"/>
+            <w:tcMar>
+              <w:top w:w="40" w:type="dxa"/>
+              <w:left w:w="100" w:type="dxa"/>
+              <w:bottom w:w="40" w:type="dxa"/>
+              <w:right w:w="100" w:type="dxa"/>
+            </w:tcMar>
+          </w:tcPr>
+          <w:p>
+            <w:pPr>
+              <w:keepNext/>
+              <w:keepLines/>
+              <w:spacing w:after="120"/>
+              <w:jc w:val="both"/>
+            </w:pPr>
+            <w:r>
+              <w:rPr>
+                <w:b/>
+                <w:bCs/>
+                <w:color w:val="555555"/>
+                <w:sz w:val="18"/>
+                <w:szCs w:val="18"/>
+              </w:rPr>
+              <w:t xml:space="preserve">▲ </w:t>
+            </w:r>
+            <w:proofErr w:type="spellStart"/>
+            <w:r>
+              <w:rPr>
+                <w:b/>
+                <w:bCs/>
+                <w:color w:val="555555"/>
+                <w:sz w:val="18"/>
+                <w:szCs w:val="18"/>
+              </w:rPr>
+              <w:t>Properties</w:t>
+            </w:r>
+            <w:proofErr w:type="spellEnd"/>
+          </w:p>
+        </w:tc>
+      </w:tr>
+      <w:tr>
+        <w:tc>
+          <w:tcPr>
+            <w:tcW w:w="4000" w:type="dxa"/>
+            <w:tcBorders>
+              <w:top w:val="single" w:sz="1" w:space="0" w:color="999999"/>
+              <w:left w:val="single" w:sz="1" w:space="0" w:color="999999"/>
+              <w:bottom w:val="single" w:sz="1" w:space="0" w:color="999999"/>
+              <w:right w:val="single" w:sz="1" w:space="0" w:color="999999"/>
             </w:tcBorders>
             <w:tcMar>
-              <w:top w:w="0" w:type="dxa"/>
-              <w:left w:w="0" w:type="dxa"/>
-              <w:bottom w:w="0" w:type="dxa"/>
-              <w:right w:w="200" w:type="dxa"/>
+              <w:top w:w="40" w:type="dxa"/>
+              <w:left w:w="100" w:type="dxa"/>
+              <w:bottom w:w="40" w:type="dxa"/>
+              <w:right w:w="100" w:type="dxa"/>
             </w:tcMar>
           </w:tcPr>
           <w:p>
             <w:pPr>
-              <w:pStyle w:val="Listaszerbekezds"/>
-              <w:numPr>
-                <w:ilvl w:val="0"/>
-                <w:numId w:val="3"/>
-              </w:numPr>
-              <w:spacing w:before="60" w:after="60"/>
+              <w:keepNext/>
+              <w:keepLines/>
+              <w:spacing w:after="120"/>
+              <w:jc w:val="both"/>
             </w:pPr>
-            <w:r>
-              <w:t xml:space="preserve">Készítsen saját osztályt </w:t>
+            <w:proofErr w:type="gramStart"/>
+            <w:r>
+              <w:rPr>
+                <w:sz w:val="20"/>
+                <w:szCs w:val="20"/>
+              </w:rPr>
+              <w:t>🔑  Azon</w:t>
+            </w:r>
+            <w:proofErr w:type="gramEnd"/>
+            <w:r>
+              <w:rPr>
+                <w:sz w:val="20"/>
+                <w:szCs w:val="20"/>
+              </w:rPr>
+              <w:t xml:space="preserve"> : int</w:t>
+            </w:r>
+          </w:p>
+        </w:tc>
+      </w:tr>
+      <w:tr>
+        <w:tc>
+          <w:tcPr>
+            <w:tcW w:w="4000" w:type="dxa"/>
+            <w:tcBorders>
+              <w:top w:val="single" w:sz="1" w:space="0" w:color="999999"/>
+              <w:left w:val="single" w:sz="1" w:space="0" w:color="999999"/>
+              <w:bottom w:val="single" w:sz="1" w:space="0" w:color="999999"/>
+              <w:right w:val="single" w:sz="1" w:space="0" w:color="999999"/>
+            </w:tcBorders>
+            <w:tcMar>
+              <w:top w:w="40" w:type="dxa"/>
+              <w:left w:w="100" w:type="dxa"/>
+              <w:bottom w:w="40" w:type="dxa"/>
+              <w:right w:w="100" w:type="dxa"/>
+            </w:tcMar>
+          </w:tcPr>
+          <w:p>
+            <w:pPr>
+              <w:keepNext/>
+              <w:keepLines/>
+              <w:spacing w:after="120"/>
+              <w:jc w:val="both"/>
+            </w:pPr>
+            <w:proofErr w:type="gramStart"/>
+            <w:r>
+              <w:rPr>
+                <w:sz w:val="20"/>
+                <w:szCs w:val="20"/>
+              </w:rPr>
+              <w:t xml:space="preserve">🔤  </w:t>
             </w:r>
             <w:proofErr w:type="spellStart"/>
+            <w:r>
+              <w:rPr>
+                <w:sz w:val="20"/>
+                <w:szCs w:val="20"/>
+              </w:rPr>
+              <w:t>Nev</w:t>
+            </w:r>
+            <w:proofErr w:type="spellEnd"/>
+            <w:proofErr w:type="gramEnd"/>
+            <w:r>
+              <w:rPr>
+                <w:sz w:val="20"/>
+                <w:szCs w:val="20"/>
+              </w:rPr>
+              <w:t xml:space="preserve"> : </w:t>
+            </w:r>
+            <w:proofErr w:type="spellStart"/>
+            <w:r>
+              <w:rPr>
+                <w:sz w:val="20"/>
+                <w:szCs w:val="20"/>
+              </w:rPr>
+              <w:t>string</w:t>
+            </w:r>
+            <w:proofErr w:type="spellEnd"/>
+          </w:p>
+        </w:tc>
+      </w:tr>
+      <w:tr>
+        <w:tc>
+          <w:tcPr>
+            <w:tcW w:w="4000" w:type="dxa"/>
+            <w:tcBorders>
+              <w:top w:val="single" w:sz="1" w:space="0" w:color="999999"/>
+              <w:left w:val="single" w:sz="1" w:space="0" w:color="999999"/>
+              <w:bottom w:val="single" w:sz="1" w:space="0" w:color="999999"/>
+              <w:right w:val="single" w:sz="1" w:space="0" w:color="999999"/>
+            </w:tcBorders>
+            <w:tcMar>
+              <w:top w:w="40" w:type="dxa"/>
+              <w:left w:w="100" w:type="dxa"/>
+              <w:bottom w:w="40" w:type="dxa"/>
+              <w:right w:w="100" w:type="dxa"/>
+            </w:tcMar>
+          </w:tcPr>
+          <w:p>
+            <w:pPr>
+              <w:keepNext/>
+              <w:keepLines/>
+              <w:spacing w:after="120"/>
+              <w:jc w:val="both"/>
+            </w:pPr>
+            <w:proofErr w:type="gramStart"/>
+            <w:r>
+              <w:rPr>
+                <w:sz w:val="20"/>
+                <w:szCs w:val="20"/>
+              </w:rPr>
+              <w:t xml:space="preserve">🔤  </w:t>
+            </w:r>
+            <w:proofErr w:type="spellStart"/>
+            <w:r>
+              <w:rPr>
+                <w:sz w:val="20"/>
+                <w:szCs w:val="20"/>
+              </w:rPr>
+              <w:t>Tipus</w:t>
+            </w:r>
+            <w:proofErr w:type="spellEnd"/>
+            <w:proofErr w:type="gramEnd"/>
+            <w:r>
+              <w:rPr>
+                <w:sz w:val="20"/>
+                <w:szCs w:val="20"/>
+              </w:rPr>
+              <w:t xml:space="preserve"> : </w:t>
+            </w:r>
+            <w:proofErr w:type="spellStart"/>
+            <w:r>
+              <w:rPr>
+                <w:sz w:val="20"/>
+                <w:szCs w:val="20"/>
+              </w:rPr>
+              <w:t>string</w:t>
+            </w:r>
+            <w:proofErr w:type="spellEnd"/>
+          </w:p>
+        </w:tc>
+      </w:tr>
+      <w:tr>
+        <w:tc>
+          <w:tcPr>
+            <w:tcW w:w="4000" w:type="dxa"/>
+            <w:tcBorders>
+              <w:top w:val="single" w:sz="1" w:space="0" w:color="999999"/>
+              <w:left w:val="single" w:sz="1" w:space="0" w:color="999999"/>
+              <w:bottom w:val="single" w:sz="1" w:space="0" w:color="999999"/>
+              <w:right w:val="single" w:sz="1" w:space="0" w:color="999999"/>
+            </w:tcBorders>
+            <w:tcMar>
+              <w:top w:w="40" w:type="dxa"/>
+              <w:left w:w="100" w:type="dxa"/>
+              <w:bottom w:w="40" w:type="dxa"/>
+              <w:right w:w="100" w:type="dxa"/>
+            </w:tcMar>
+          </w:tcPr>
+          <w:p>
+            <w:pPr>
+              <w:keepNext/>
+              <w:keepLines/>
+              <w:spacing w:after="120"/>
+              <w:jc w:val="both"/>
+            </w:pPr>
+            <w:proofErr w:type="gramStart"/>
+            <w:r>
+              <w:rPr>
+                <w:sz w:val="20"/>
+                <w:szCs w:val="20"/>
+              </w:rPr>
+              <w:t xml:space="preserve">🔢  </w:t>
+            </w:r>
+            <w:proofErr w:type="spellStart"/>
+            <w:r>
+              <w:rPr>
+                <w:sz w:val="20"/>
+                <w:szCs w:val="20"/>
+              </w:rPr>
+              <w:t>Medencek</w:t>
+            </w:r>
+            <w:proofErr w:type="spellEnd"/>
+            <w:proofErr w:type="gramEnd"/>
+            <w:r>
+              <w:rPr>
+                <w:sz w:val="20"/>
+                <w:szCs w:val="20"/>
+              </w:rPr>
+              <w:t xml:space="preserve"> : int</w:t>
+            </w:r>
+          </w:p>
+        </w:tc>
+      </w:tr>
+      <w:tr>
+        <w:tc>
+          <w:tcPr>
+            <w:tcW w:w="4000" w:type="dxa"/>
+            <w:tcBorders>
+              <w:top w:val="single" w:sz="1" w:space="0" w:color="999999"/>
+              <w:left w:val="single" w:sz="1" w:space="0" w:color="999999"/>
+              <w:bottom w:val="single" w:sz="1" w:space="0" w:color="999999"/>
+              <w:right w:val="single" w:sz="1" w:space="0" w:color="999999"/>
+            </w:tcBorders>
+            <w:tcMar>
+              <w:top w:w="40" w:type="dxa"/>
+              <w:left w:w="100" w:type="dxa"/>
+              <w:bottom w:w="40" w:type="dxa"/>
+              <w:right w:w="100" w:type="dxa"/>
+            </w:tcMar>
+          </w:tcPr>
+          <w:p>
+            <w:pPr>
+              <w:keepNext/>
+              <w:keepLines/>
+              <w:spacing w:after="120"/>
+              <w:jc w:val="both"/>
+            </w:pPr>
+            <w:proofErr w:type="gramStart"/>
+            <w:r>
+              <w:rPr>
+                <w:sz w:val="20"/>
+                <w:szCs w:val="20"/>
+              </w:rPr>
+              <w:t xml:space="preserve">🔢  </w:t>
+            </w:r>
+            <w:proofErr w:type="spellStart"/>
+            <w:r>
+              <w:rPr>
+                <w:sz w:val="20"/>
+                <w:szCs w:val="20"/>
+              </w:rPr>
+              <w:t>BelepoDij</w:t>
+            </w:r>
+            <w:proofErr w:type="spellEnd"/>
+            <w:proofErr w:type="gramEnd"/>
+            <w:r>
+              <w:rPr>
+                <w:sz w:val="20"/>
+                <w:szCs w:val="20"/>
+              </w:rPr>
+              <w:t xml:space="preserve"> : int</w:t>
+            </w:r>
+          </w:p>
+        </w:tc>
+      </w:tr>
+      <w:tr>
+        <w:tc>
+          <w:tcPr>
+            <w:tcW w:w="4000" w:type="dxa"/>
+            <w:tcBorders>
+              <w:top w:val="single" w:sz="1" w:space="0" w:color="999999"/>
+              <w:left w:val="single" w:sz="1" w:space="0" w:color="999999"/>
+              <w:bottom w:val="single" w:sz="1" w:space="0" w:color="999999"/>
+              <w:right w:val="single" w:sz="1" w:space="0" w:color="999999"/>
+            </w:tcBorders>
+            <w:tcMar>
+              <w:top w:w="40" w:type="dxa"/>
+              <w:left w:w="100" w:type="dxa"/>
+              <w:bottom w:w="40" w:type="dxa"/>
+              <w:right w:w="100" w:type="dxa"/>
+            </w:tcMar>
+          </w:tcPr>
+          <w:p>
+            <w:pPr>
+              <w:keepNext/>
+              <w:keepLines/>
+              <w:spacing w:after="120"/>
+              <w:jc w:val="both"/>
+            </w:pPr>
+            <w:proofErr w:type="gramStart"/>
+            <w:r>
+              <w:rPr>
+                <w:sz w:val="20"/>
+                <w:szCs w:val="20"/>
+              </w:rPr>
+              <w:t xml:space="preserve">🔢  </w:t>
+            </w:r>
+            <w:proofErr w:type="spellStart"/>
+            <w:r>
+              <w:rPr>
+                <w:sz w:val="20"/>
+                <w:szCs w:val="20"/>
+              </w:rPr>
+              <w:t>VarosId</w:t>
+            </w:r>
+            <w:proofErr w:type="spellEnd"/>
+            <w:proofErr w:type="gramEnd"/>
+            <w:r>
+              <w:rPr>
+                <w:sz w:val="20"/>
+                <w:szCs w:val="20"/>
+              </w:rPr>
+              <w:t xml:space="preserve"> : int</w:t>
+            </w:r>
+          </w:p>
+        </w:tc>
+      </w:tr>
+      <w:tr>
+        <w:tc>
+          <w:tcPr>
+            <w:tcW w:w="4000" w:type="dxa"/>
+            <w:tcBorders>
+              <w:top w:val="single" w:sz="1" w:space="0" w:color="999999"/>
+              <w:left w:val="single" w:sz="1" w:space="0" w:color="999999"/>
+              <w:bottom w:val="single" w:sz="1" w:space="0" w:color="999999"/>
+              <w:right w:val="single" w:sz="1" w:space="0" w:color="999999"/>
+            </w:tcBorders>
+            <w:tcMar>
+              <w:top w:w="40" w:type="dxa"/>
+              <w:left w:w="100" w:type="dxa"/>
+              <w:bottom w:w="40" w:type="dxa"/>
+              <w:right w:w="100" w:type="dxa"/>
+            </w:tcMar>
+          </w:tcPr>
+          <w:p>
+            <w:pPr>
+              <w:keepNext/>
+              <w:keepLines/>
+              <w:spacing w:after="120"/>
+              <w:jc w:val="both"/>
+            </w:pPr>
+            <w:proofErr w:type="gramStart"/>
+            <w:r>
+              <w:rPr>
+                <w:sz w:val="20"/>
+                <w:szCs w:val="20"/>
+              </w:rPr>
+              <w:t xml:space="preserve">🔢  </w:t>
+            </w:r>
+            <w:proofErr w:type="spellStart"/>
+            <w:r>
+              <w:rPr>
+                <w:sz w:val="20"/>
+                <w:szCs w:val="20"/>
+              </w:rPr>
+              <w:t>NyitasEve</w:t>
+            </w:r>
+            <w:proofErr w:type="spellEnd"/>
+            <w:proofErr w:type="gramEnd"/>
+            <w:r>
+              <w:rPr>
+                <w:sz w:val="20"/>
+                <w:szCs w:val="20"/>
+              </w:rPr>
+              <w:t xml:space="preserve"> : int</w:t>
+            </w:r>
+          </w:p>
+        </w:tc>
+      </w:tr>
+      <w:tr>
+        <w:tc>
+          <w:tcPr>
+            <w:tcW w:w="4000" w:type="dxa"/>
+            <w:tcBorders>
+              <w:top w:val="single" w:sz="1" w:space="0" w:color="999999"/>
+              <w:left w:val="single" w:sz="1" w:space="0" w:color="999999"/>
+              <w:bottom w:val="single" w:sz="1" w:space="0" w:color="999999"/>
+              <w:right w:val="single" w:sz="1" w:space="0" w:color="999999"/>
+            </w:tcBorders>
+            <w:tcMar>
+              <w:top w:w="40" w:type="dxa"/>
+              <w:left w:w="100" w:type="dxa"/>
+              <w:bottom w:w="40" w:type="dxa"/>
+              <w:right w:w="100" w:type="dxa"/>
+            </w:tcMar>
+          </w:tcPr>
+          <w:p>
+            <w:pPr>
+              <w:keepNext/>
+              <w:keepLines/>
+              <w:spacing w:after="120"/>
+              <w:jc w:val="both"/>
+            </w:pPr>
+            <w:proofErr w:type="gramStart"/>
+            <w:r>
+              <w:rPr>
+                <w:sz w:val="20"/>
+                <w:szCs w:val="20"/>
+              </w:rPr>
+              <w:t xml:space="preserve">🔤  </w:t>
+            </w:r>
+            <w:proofErr w:type="spellStart"/>
+            <w:r>
+              <w:rPr>
+                <w:sz w:val="20"/>
+                <w:szCs w:val="20"/>
+              </w:rPr>
+              <w:t>VarosNev</w:t>
+            </w:r>
+            <w:proofErr w:type="spellEnd"/>
+            <w:proofErr w:type="gramEnd"/>
+            <w:r>
+              <w:rPr>
+                <w:sz w:val="20"/>
+                <w:szCs w:val="20"/>
+              </w:rPr>
+              <w:t xml:space="preserve"> : </w:t>
+            </w:r>
+            <w:proofErr w:type="spellStart"/>
+            <w:r>
+              <w:rPr>
+                <w:sz w:val="20"/>
+                <w:szCs w:val="20"/>
+              </w:rPr>
+              <w:t>string</w:t>
+            </w:r>
+            <w:proofErr w:type="spellEnd"/>
+          </w:p>
+        </w:tc>
+      </w:tr>
+      <w:tr>
+        <w:tc>
+          <w:tcPr>
+            <w:tcW w:w="4000" w:type="dxa"/>
+            <w:tcBorders>
+              <w:top w:val="single" w:sz="1" w:space="0" w:color="999999"/>
+              <w:left w:val="single" w:sz="1" w:space="0" w:color="999999"/>
+              <w:bottom w:val="single" w:sz="1" w:space="0" w:color="999999"/>
+              <w:right w:val="single" w:sz="1" w:space="0" w:color="999999"/>
+            </w:tcBorders>
+            <w:shd w:val="clear" w:color="auto" w:fill="EBF0FA"/>
+            <w:tcMar>
+              <w:top w:w="40" w:type="dxa"/>
+              <w:left w:w="100" w:type="dxa"/>
+              <w:bottom w:w="40" w:type="dxa"/>
+              <w:right w:w="100" w:type="dxa"/>
+            </w:tcMar>
+          </w:tcPr>
+          <w:p>
+            <w:pPr>
+              <w:keepNext/>
+              <w:keepLines/>
+              <w:spacing w:after="120"/>
+              <w:jc w:val="both"/>
+            </w:pPr>
             <w:r>
               <w:rPr>
                 <w:b/>
                 <w:bCs/>
-              </w:rPr>
-              <w:t>Furdo</w:t>
+                <w:color w:val="555555"/>
+                <w:sz w:val="18"/>
+                <w:szCs w:val="18"/>
+              </w:rPr>
+              <w:t xml:space="preserve">▲ </w:t>
+            </w:r>
+            <w:proofErr w:type="spellStart"/>
+            <w:r>
+              <w:rPr>
+                <w:b/>
+                <w:bCs/>
+                <w:color w:val="555555"/>
+                <w:sz w:val="18"/>
+                <w:szCs w:val="18"/>
+              </w:rPr>
+              <w:t>Methods</w:t>
             </w:r>
             <w:proofErr w:type="spellEnd"/>
-            <w:r>
-              <w:t xml:space="preserve"> azonosítóval, amelynek tulajdonságainak azonosítóit és </w:t>
-            </w:r>
-            <w:r>
-              <w:lastRenderedPageBreak/>
-              <w:t>láthatósági szintjét az osztálydiagram szemlélteti. Ékezetes azonosítókat is készíthet, illetve azokat kis- és nagybetűkkel is kezdheti.</w:t>
-            </w:r>
           </w:p>
         </w:tc>
+      </w:tr>
+      <w:tr>
         <w:tc>
           <w:tcPr>
-            <w:tcW w:w="3626" w:type="dxa"/>
+            <w:tcW w:w="4000" w:type="dxa"/>
             <w:tcBorders>
-              <w:top w:val="none" w:sz="0" w:space="0" w:color="FFFFFF"/>
-              <w:left w:val="none" w:sz="0" w:space="0" w:color="FFFFFF"/>
-              <w:bottom w:val="none" w:sz="0" w:space="0" w:color="FFFFFF"/>
-              <w:right w:val="none" w:sz="0" w:space="0" w:color="FFFFFF"/>
+              <w:top w:val="single" w:sz="1" w:space="0" w:color="999999"/>
+              <w:left w:val="single" w:sz="1" w:space="0" w:color="999999"/>
+              <w:bottom w:val="single" w:sz="1" w:space="0" w:color="999999"/>
+              <w:right w:val="single" w:sz="1" w:space="0" w:color="999999"/>
             </w:tcBorders>
             <w:tcMar>
-              <w:top w:w="0" w:type="dxa"/>
-              <w:left w:w="200" w:type="dxa"/>
-              <w:bottom w:w="0" w:type="dxa"/>
-              <w:right w:w="0" w:type="dxa"/>
+              <w:top w:w="40" w:type="dxa"/>
+              <w:left w:w="100" w:type="dxa"/>
+              <w:bottom w:w="40" w:type="dxa"/>
+              <w:right w:w="100" w:type="dxa"/>
             </w:tcMar>
           </w:tcPr>
-          <w:tbl>
-            <w:tblPr>
-              <w:tblW w:w="4000" w:type="dxa"/>
-              <w:tblBorders>
-                <w:top w:val="single" w:sz="4" w:space="0" w:color="auto"/>
-                <w:left w:val="single" w:sz="4" w:space="0" w:color="auto"/>
-                <w:bottom w:val="single" w:sz="4" w:space="0" w:color="auto"/>
-                <w:right w:val="single" w:sz="4" w:space="0" w:color="auto"/>
-                <w:insideH w:val="single" w:sz="4" w:space="0" w:color="auto"/>
-                <w:insideV w:val="single" w:sz="4" w:space="0" w:color="auto"/>
-              </w:tblBorders>
-              <w:tblCellMar>
-                <w:left w:w="10" w:type="dxa"/>
-                <w:right w:w="10" w:type="dxa"/>
-              </w:tblCellMar>
-              <w:tblLook w:val="04A0" w:firstRow="1" w:lastRow="0" w:firstColumn="1" w:lastColumn="0" w:noHBand="0" w:noVBand="1"/>
-            </w:tblPr>
-            <w:tblGrid>
-              <w:gridCol w:w="4000"/>
-            </w:tblGrid>
-            <w:tr>
-              <w:tblPrEx>
-                <w:tblCellMar>
-                  <w:top w:w="0" w:type="dxa"/>
-                  <w:bottom w:w="0" w:type="dxa"/>
-                </w:tblCellMar>
-              </w:tblPrEx>
-              <w:tc>
-                <w:tcPr>
-                  <w:tcW w:w="4000" w:type="dxa"/>
-                  <w:tcBorders>
-                    <w:top w:val="single" w:sz="1" w:space="0" w:color="999999"/>
-                    <w:left w:val="single" w:sz="1" w:space="0" w:color="999999"/>
-                    <w:bottom w:val="single" w:sz="1" w:space="0" w:color="999999"/>
-                    <w:right w:val="single" w:sz="1" w:space="0" w:color="999999"/>
-                  </w:tcBorders>
-                  <w:shd w:val="clear" w:color="auto" w:fill="D9E2F3"/>
-                  <w:tcMar>
-                    <w:top w:w="60" w:type="dxa"/>
-                    <w:left w:w="100" w:type="dxa"/>
-                    <w:bottom w:w="60" w:type="dxa"/>
-                    <w:right w:w="100" w:type="dxa"/>
-                  </w:tcMar>
-                </w:tcPr>
-                <w:p>
-                  <w:pPr>
-                    <w:keepNext/>
-                    <w:keepLines/>
-                    <w:jc w:val="center"/>
-                  </w:pPr>
-                  <w:proofErr w:type="spellStart"/>
-                  <w:r>
-                    <w:rPr>
-                      <w:b/>
-                      <w:bCs/>
-                    </w:rPr>
-                    <w:lastRenderedPageBreak/>
-                    <w:t>Furdo</w:t>
-                  </w:r>
-                  <w:proofErr w:type="spellEnd"/>
-                </w:p>
-              </w:tc>
-            </w:tr>
-            <w:tr>
-              <w:tblPrEx>
-                <w:tblCellMar>
-                  <w:top w:w="0" w:type="dxa"/>
-                  <w:bottom w:w="0" w:type="dxa"/>
-                </w:tblCellMar>
-              </w:tblPrEx>
-              <w:tc>
-                <w:tcPr>
-                  <w:tcW w:w="4000" w:type="dxa"/>
-                  <w:tcBorders>
-                    <w:top w:val="single" w:sz="1" w:space="0" w:color="999999"/>
-                    <w:left w:val="single" w:sz="1" w:space="0" w:color="999999"/>
-                    <w:bottom w:val="single" w:sz="1" w:space="0" w:color="999999"/>
-                    <w:right w:val="single" w:sz="1" w:space="0" w:color="999999"/>
-                  </w:tcBorders>
-                  <w:shd w:val="clear" w:color="auto" w:fill="EBF0FA"/>
-                  <w:tcMar>
-                    <w:top w:w="40" w:type="dxa"/>
-                    <w:left w:w="100" w:type="dxa"/>
-                    <w:bottom w:w="40" w:type="dxa"/>
-                    <w:right w:w="100" w:type="dxa"/>
-                  </w:tcMar>
-                </w:tcPr>
-                <w:p>
-                  <w:pPr>
-                    <w:keepNext/>
-                    <w:keepLines/>
-                  </w:pPr>
-                  <w:r>
-                    <w:rPr>
-                      <w:b/>
-                      <w:bCs/>
-                      <w:color w:val="555555"/>
-                      <w:sz w:val="18"/>
-                      <w:szCs w:val="18"/>
-                    </w:rPr>
-                    <w:t xml:space="preserve">▲ </w:t>
-                  </w:r>
-                  <w:proofErr w:type="spellStart"/>
-                  <w:r>
-                    <w:rPr>
-                      <w:b/>
-                      <w:bCs/>
-                      <w:color w:val="555555"/>
-                      <w:sz w:val="18"/>
-                      <w:szCs w:val="18"/>
-                    </w:rPr>
-                    <w:t>Properties</w:t>
-                  </w:r>
-                  <w:proofErr w:type="spellEnd"/>
-                </w:p>
-              </w:tc>
-            </w:tr>
-            <w:tr>
-              <w:tblPrEx>
-                <w:tblCellMar>
-                  <w:top w:w="0" w:type="dxa"/>
-                  <w:bottom w:w="0" w:type="dxa"/>
-                </w:tblCellMar>
-              </w:tblPrEx>
-              <w:tc>
-                <w:tcPr>
-                  <w:tcW w:w="4000" w:type="dxa"/>
-                  <w:tcBorders>
-                    <w:top w:val="single" w:sz="1" w:space="0" w:color="999999"/>
-                    <w:left w:val="single" w:sz="1" w:space="0" w:color="999999"/>
-                    <w:bottom w:val="single" w:sz="1" w:space="0" w:color="999999"/>
-                    <w:right w:val="single" w:sz="1" w:space="0" w:color="999999"/>
-                  </w:tcBorders>
-                  <w:tcMar>
-                    <w:top w:w="40" w:type="dxa"/>
-                    <w:left w:w="100" w:type="dxa"/>
-                    <w:bottom w:w="40" w:type="dxa"/>
-                    <w:right w:w="100" w:type="dxa"/>
-                  </w:tcMar>
-                </w:tcPr>
-                <w:p>
-                  <w:pPr>
-                    <w:keepNext/>
-                    <w:keepLines/>
-                  </w:pPr>
-                  <w:proofErr w:type="gramStart"/>
-                  <w:r>
-                    <w:rPr>
-                      <w:sz w:val="20"/>
-                      <w:szCs w:val="20"/>
-                    </w:rPr>
-                    <w:lastRenderedPageBreak/>
-                    <w:t>🔑</w:t>
-                  </w:r>
-                  <w:r>
-                    <w:rPr>
-                      <w:sz w:val="20"/>
-                      <w:szCs w:val="20"/>
-                    </w:rPr>
-                    <w:t xml:space="preserve">  Azon</w:t>
-                  </w:r>
-                  <w:proofErr w:type="gramEnd"/>
-                  <w:r>
-                    <w:rPr>
-                      <w:sz w:val="20"/>
-                      <w:szCs w:val="20"/>
-                    </w:rPr>
-                    <w:t xml:space="preserve"> : int</w:t>
-                  </w:r>
-                </w:p>
-              </w:tc>
-            </w:tr>
-            <w:tr>
-              <w:tblPrEx>
-                <w:tblCellMar>
-                  <w:top w:w="0" w:type="dxa"/>
-                  <w:bottom w:w="0" w:type="dxa"/>
-                </w:tblCellMar>
-              </w:tblPrEx>
-              <w:tc>
-                <w:tcPr>
-                  <w:tcW w:w="4000" w:type="dxa"/>
-                  <w:tcBorders>
-                    <w:top w:val="single" w:sz="1" w:space="0" w:color="999999"/>
-                    <w:left w:val="single" w:sz="1" w:space="0" w:color="999999"/>
-                    <w:bottom w:val="single" w:sz="1" w:space="0" w:color="999999"/>
-                    <w:right w:val="single" w:sz="1" w:space="0" w:color="999999"/>
-                  </w:tcBorders>
-                  <w:tcMar>
-                    <w:top w:w="40" w:type="dxa"/>
-                    <w:left w:w="100" w:type="dxa"/>
-                    <w:bottom w:w="40" w:type="dxa"/>
-                    <w:right w:w="100" w:type="dxa"/>
-                  </w:tcMar>
-                </w:tcPr>
-                <w:p>
-                  <w:pPr>
-                    <w:keepNext/>
-                    <w:keepLines/>
-                  </w:pPr>
-                  <w:proofErr w:type="gramStart"/>
-                  <w:r>
-                    <w:rPr>
-                      <w:sz w:val="20"/>
-                      <w:szCs w:val="20"/>
-                    </w:rPr>
-                    <w:t>🔤</w:t>
-                  </w:r>
-                  <w:r>
-                    <w:rPr>
-                      <w:sz w:val="20"/>
-                      <w:szCs w:val="20"/>
-                    </w:rPr>
-                    <w:t xml:space="preserve">  </w:t>
-                  </w:r>
-                  <w:proofErr w:type="spellStart"/>
-                  <w:r>
-                    <w:rPr>
-                      <w:sz w:val="20"/>
-                      <w:szCs w:val="20"/>
-                    </w:rPr>
-                    <w:t>Nev</w:t>
-                  </w:r>
-                  <w:proofErr w:type="spellEnd"/>
-                  <w:proofErr w:type="gramEnd"/>
-                  <w:r>
-                    <w:rPr>
-                      <w:sz w:val="20"/>
-                      <w:szCs w:val="20"/>
-                    </w:rPr>
-                    <w:t xml:space="preserve"> : </w:t>
-                  </w:r>
-                  <w:proofErr w:type="spellStart"/>
-                  <w:r>
-                    <w:rPr>
-                      <w:sz w:val="20"/>
-                      <w:szCs w:val="20"/>
-                    </w:rPr>
-                    <w:t>string</w:t>
-                  </w:r>
-                  <w:proofErr w:type="spellEnd"/>
-                </w:p>
-              </w:tc>
-            </w:tr>
-            <w:tr>
-              <w:tblPrEx>
-                <w:tblCellMar>
-                  <w:top w:w="0" w:type="dxa"/>
-                  <w:bottom w:w="0" w:type="dxa"/>
-                </w:tblCellMar>
-              </w:tblPrEx>
-              <w:tc>
-                <w:tcPr>
-                  <w:tcW w:w="4000" w:type="dxa"/>
-                  <w:tcBorders>
-                    <w:top w:val="single" w:sz="1" w:space="0" w:color="999999"/>
-                    <w:left w:val="single" w:sz="1" w:space="0" w:color="999999"/>
-                    <w:bottom w:val="single" w:sz="1" w:space="0" w:color="999999"/>
-                    <w:right w:val="single" w:sz="1" w:space="0" w:color="999999"/>
-                  </w:tcBorders>
-                  <w:tcMar>
-                    <w:top w:w="40" w:type="dxa"/>
-                    <w:left w:w="100" w:type="dxa"/>
-                    <w:bottom w:w="40" w:type="dxa"/>
-                    <w:right w:w="100" w:type="dxa"/>
-                  </w:tcMar>
-                </w:tcPr>
-                <w:p>
-                  <w:pPr>
-                    <w:keepNext/>
-                    <w:keepLines/>
-                  </w:pPr>
-                  <w:proofErr w:type="gramStart"/>
-                  <w:r>
-                    <w:rPr>
-                      <w:sz w:val="20"/>
-                      <w:szCs w:val="20"/>
-                    </w:rPr>
-                    <w:t>🔤</w:t>
-                  </w:r>
-                  <w:r>
-                    <w:rPr>
-                      <w:sz w:val="20"/>
-                      <w:szCs w:val="20"/>
-                    </w:rPr>
-                    <w:t xml:space="preserve">  </w:t>
-                  </w:r>
-                  <w:proofErr w:type="spellStart"/>
-                  <w:r>
-                    <w:rPr>
-                      <w:sz w:val="20"/>
-                      <w:szCs w:val="20"/>
-                    </w:rPr>
-                    <w:t>Tipus</w:t>
-                  </w:r>
-                  <w:proofErr w:type="spellEnd"/>
-                  <w:proofErr w:type="gramEnd"/>
-                  <w:r>
-                    <w:rPr>
-                      <w:sz w:val="20"/>
-                      <w:szCs w:val="20"/>
-                    </w:rPr>
-                    <w:t xml:space="preserve"> : </w:t>
-                  </w:r>
-                  <w:proofErr w:type="spellStart"/>
-                  <w:r>
-                    <w:rPr>
-                      <w:sz w:val="20"/>
-                      <w:szCs w:val="20"/>
-                    </w:rPr>
-                    <w:t>string</w:t>
-                  </w:r>
-                  <w:proofErr w:type="spellEnd"/>
-                </w:p>
-              </w:tc>
-            </w:tr>
-            <w:tr>
-              <w:tblPrEx>
-                <w:tblCellMar>
-                  <w:top w:w="0" w:type="dxa"/>
-                  <w:bottom w:w="0" w:type="dxa"/>
-                </w:tblCellMar>
-              </w:tblPrEx>
-              <w:tc>
-                <w:tcPr>
-                  <w:tcW w:w="4000" w:type="dxa"/>
-                  <w:tcBorders>
-                    <w:top w:val="single" w:sz="1" w:space="0" w:color="999999"/>
-                    <w:left w:val="single" w:sz="1" w:space="0" w:color="999999"/>
-                    <w:bottom w:val="single" w:sz="1" w:space="0" w:color="999999"/>
-                    <w:right w:val="single" w:sz="1" w:space="0" w:color="999999"/>
-                  </w:tcBorders>
-                  <w:tcMar>
-                    <w:top w:w="40" w:type="dxa"/>
-                    <w:left w:w="100" w:type="dxa"/>
-                    <w:bottom w:w="40" w:type="dxa"/>
-                    <w:right w:w="100" w:type="dxa"/>
-                  </w:tcMar>
-                </w:tcPr>
-                <w:p>
-                  <w:pPr>
-                    <w:keepNext/>
-                    <w:keepLines/>
-                  </w:pPr>
-                  <w:proofErr w:type="gramStart"/>
-                  <w:r>
-                    <w:rPr>
-                      <w:sz w:val="20"/>
-                      <w:szCs w:val="20"/>
-                    </w:rPr>
-                    <w:t>🔢</w:t>
-                  </w:r>
-                  <w:r>
-                    <w:rPr>
-                      <w:sz w:val="20"/>
-                      <w:szCs w:val="20"/>
-                    </w:rPr>
-                    <w:t xml:space="preserve">  </w:t>
-                  </w:r>
-                  <w:proofErr w:type="spellStart"/>
-                  <w:r>
-                    <w:rPr>
-                      <w:sz w:val="20"/>
-                      <w:szCs w:val="20"/>
-                    </w:rPr>
-                    <w:t>Medencek</w:t>
-                  </w:r>
-                  <w:proofErr w:type="spellEnd"/>
-                  <w:proofErr w:type="gramEnd"/>
-                  <w:r>
-                    <w:rPr>
-                      <w:sz w:val="20"/>
-                      <w:szCs w:val="20"/>
-                    </w:rPr>
-                    <w:t xml:space="preserve"> : int</w:t>
-                  </w:r>
-                </w:p>
-              </w:tc>
-            </w:tr>
-            <w:tr>
-              <w:tblPrEx>
-                <w:tblCellMar>
-                  <w:top w:w="0" w:type="dxa"/>
-                  <w:bottom w:w="0" w:type="dxa"/>
-                </w:tblCellMar>
-              </w:tblPrEx>
-              <w:tc>
-                <w:tcPr>
-                  <w:tcW w:w="4000" w:type="dxa"/>
-                  <w:tcBorders>
-                    <w:top w:val="single" w:sz="1" w:space="0" w:color="999999"/>
-                    <w:left w:val="single" w:sz="1" w:space="0" w:color="999999"/>
-                    <w:bottom w:val="single" w:sz="1" w:space="0" w:color="999999"/>
-                    <w:right w:val="single" w:sz="1" w:space="0" w:color="999999"/>
-                  </w:tcBorders>
-                  <w:tcMar>
-                    <w:top w:w="40" w:type="dxa"/>
-                    <w:left w:w="100" w:type="dxa"/>
-                    <w:bottom w:w="40" w:type="dxa"/>
-                    <w:right w:w="100" w:type="dxa"/>
-                  </w:tcMar>
-                </w:tcPr>
-                <w:p>
-                  <w:pPr>
-                    <w:keepNext/>
-                    <w:keepLines/>
-                  </w:pPr>
-                  <w:proofErr w:type="gramStart"/>
-                  <w:r>
-                    <w:rPr>
-                      <w:sz w:val="20"/>
-                      <w:szCs w:val="20"/>
-                    </w:rPr>
-                    <w:t>🔢</w:t>
-                  </w:r>
-                  <w:r>
-                    <w:rPr>
-                      <w:sz w:val="20"/>
-                      <w:szCs w:val="20"/>
-                    </w:rPr>
-                    <w:t xml:space="preserve">  </w:t>
-                  </w:r>
-                  <w:proofErr w:type="spellStart"/>
-                  <w:r>
-                    <w:rPr>
-                      <w:sz w:val="20"/>
-                      <w:szCs w:val="20"/>
-                    </w:rPr>
-                    <w:t>BelepoDij</w:t>
-                  </w:r>
-                  <w:proofErr w:type="spellEnd"/>
-                  <w:proofErr w:type="gramEnd"/>
-                  <w:r>
-                    <w:rPr>
-                      <w:sz w:val="20"/>
-                      <w:szCs w:val="20"/>
-                    </w:rPr>
-                    <w:t xml:space="preserve"> : int</w:t>
-                  </w:r>
-                </w:p>
-              </w:tc>
-            </w:tr>
-            <w:tr>
-              <w:tblPrEx>
-                <w:tblCellMar>
-                  <w:top w:w="0" w:type="dxa"/>
-                  <w:bottom w:w="0" w:type="dxa"/>
-                </w:tblCellMar>
-              </w:tblPrEx>
-              <w:tc>
-                <w:tcPr>
-                  <w:tcW w:w="4000" w:type="dxa"/>
-                  <w:tcBorders>
-                    <w:top w:val="single" w:sz="1" w:space="0" w:color="999999"/>
-                    <w:left w:val="single" w:sz="1" w:space="0" w:color="999999"/>
-                    <w:bottom w:val="single" w:sz="1" w:space="0" w:color="999999"/>
-                    <w:right w:val="single" w:sz="1" w:space="0" w:color="999999"/>
-                  </w:tcBorders>
-                  <w:tcMar>
-                    <w:top w:w="40" w:type="dxa"/>
-                    <w:left w:w="100" w:type="dxa"/>
-                    <w:bottom w:w="40" w:type="dxa"/>
-                    <w:right w:w="100" w:type="dxa"/>
-                  </w:tcMar>
-                </w:tcPr>
-                <w:p>
-                  <w:pPr>
-                    <w:keepNext/>
-                    <w:keepLines/>
-                  </w:pPr>
-                  <w:proofErr w:type="gramStart"/>
-                  <w:r>
-                    <w:rPr>
-                      <w:sz w:val="20"/>
-                      <w:szCs w:val="20"/>
-                    </w:rPr>
-                    <w:t>🔢</w:t>
-                  </w:r>
-                  <w:r>
-                    <w:rPr>
-                      <w:sz w:val="20"/>
-                      <w:szCs w:val="20"/>
-                    </w:rPr>
-                    <w:t xml:space="preserve">  </w:t>
-                  </w:r>
-                  <w:proofErr w:type="spellStart"/>
-                  <w:r>
-                    <w:rPr>
-                      <w:sz w:val="20"/>
-                      <w:szCs w:val="20"/>
-                    </w:rPr>
-                    <w:t>VarosId</w:t>
-                  </w:r>
-                  <w:proofErr w:type="spellEnd"/>
-                  <w:proofErr w:type="gramEnd"/>
-                  <w:r>
-                    <w:rPr>
-                      <w:sz w:val="20"/>
-                      <w:szCs w:val="20"/>
-                    </w:rPr>
-                    <w:t xml:space="preserve"> : int</w:t>
-                  </w:r>
-                </w:p>
-              </w:tc>
-            </w:tr>
-            <w:tr>
-              <w:tblPrEx>
-                <w:tblCellMar>
-                  <w:top w:w="0" w:type="dxa"/>
-                  <w:bottom w:w="0" w:type="dxa"/>
-                </w:tblCellMar>
-              </w:tblPrEx>
-              <w:tc>
-                <w:tcPr>
-                  <w:tcW w:w="4000" w:type="dxa"/>
-                  <w:tcBorders>
-                    <w:top w:val="single" w:sz="1" w:space="0" w:color="999999"/>
-                    <w:left w:val="single" w:sz="1" w:space="0" w:color="999999"/>
-                    <w:bottom w:val="single" w:sz="1" w:space="0" w:color="999999"/>
-                    <w:right w:val="single" w:sz="1" w:space="0" w:color="999999"/>
-                  </w:tcBorders>
-                  <w:tcMar>
-                    <w:top w:w="40" w:type="dxa"/>
-                    <w:left w:w="100" w:type="dxa"/>
-                    <w:bottom w:w="40" w:type="dxa"/>
-                    <w:right w:w="100" w:type="dxa"/>
-                  </w:tcMar>
-                </w:tcPr>
-                <w:p>
-                  <w:pPr>
-                    <w:keepNext/>
-                    <w:keepLines/>
-                  </w:pPr>
-                  <w:proofErr w:type="gramStart"/>
-                  <w:r>
-                    <w:rPr>
-                      <w:sz w:val="20"/>
-                      <w:szCs w:val="20"/>
-                    </w:rPr>
-                    <w:t>🔢</w:t>
-                  </w:r>
-                  <w:r>
-                    <w:rPr>
-                      <w:sz w:val="20"/>
-                      <w:szCs w:val="20"/>
-                    </w:rPr>
-                    <w:t xml:space="preserve">  </w:t>
-                  </w:r>
-                  <w:proofErr w:type="spellStart"/>
-                  <w:r>
-                    <w:rPr>
-                      <w:sz w:val="20"/>
-                      <w:szCs w:val="20"/>
-                    </w:rPr>
-                    <w:t>NyitasEve</w:t>
-                  </w:r>
-                  <w:proofErr w:type="spellEnd"/>
-                  <w:proofErr w:type="gramEnd"/>
-                  <w:r>
-                    <w:rPr>
-                      <w:sz w:val="20"/>
-                      <w:szCs w:val="20"/>
-                    </w:rPr>
-                    <w:t xml:space="preserve"> : int</w:t>
-                  </w:r>
-                </w:p>
-              </w:tc>
-            </w:tr>
-            <w:tr>
-              <w:tblPrEx>
-                <w:tblCellMar>
-                  <w:top w:w="0" w:type="dxa"/>
-                  <w:bottom w:w="0" w:type="dxa"/>
-                </w:tblCellMar>
-              </w:tblPrEx>
-              <w:tc>
-                <w:tcPr>
-                  <w:tcW w:w="4000" w:type="dxa"/>
-                  <w:tcBorders>
-                    <w:top w:val="single" w:sz="1" w:space="0" w:color="999999"/>
-                    <w:left w:val="single" w:sz="1" w:space="0" w:color="999999"/>
-                    <w:bottom w:val="single" w:sz="1" w:space="0" w:color="999999"/>
-                    <w:right w:val="single" w:sz="1" w:space="0" w:color="999999"/>
-                  </w:tcBorders>
-                  <w:tcMar>
-                    <w:top w:w="40" w:type="dxa"/>
-                    <w:left w:w="100" w:type="dxa"/>
-                    <w:bottom w:w="40" w:type="dxa"/>
-                    <w:right w:w="100" w:type="dxa"/>
-                  </w:tcMar>
-                </w:tcPr>
-                <w:p>
-                  <w:pPr>
-                    <w:keepNext/>
-                    <w:keepLines/>
-                  </w:pPr>
-                  <w:proofErr w:type="gramStart"/>
-                  <w:r>
-                    <w:rPr>
-                      <w:sz w:val="20"/>
-                      <w:szCs w:val="20"/>
-                    </w:rPr>
-                    <w:t>🔤</w:t>
-                  </w:r>
-                  <w:r>
-                    <w:rPr>
-                      <w:sz w:val="20"/>
-                      <w:szCs w:val="20"/>
-                    </w:rPr>
-                    <w:t xml:space="preserve">  </w:t>
-                  </w:r>
-                  <w:proofErr w:type="spellStart"/>
-                  <w:r>
-                    <w:rPr>
-                      <w:sz w:val="20"/>
-                      <w:szCs w:val="20"/>
-                    </w:rPr>
-                    <w:t>VarosNev</w:t>
-                  </w:r>
-                  <w:proofErr w:type="spellEnd"/>
-                  <w:proofErr w:type="gramEnd"/>
-                  <w:r>
-                    <w:rPr>
-                      <w:sz w:val="20"/>
-                      <w:szCs w:val="20"/>
-                    </w:rPr>
-                    <w:t xml:space="preserve"> : </w:t>
-                  </w:r>
-                  <w:proofErr w:type="spellStart"/>
-                  <w:r>
-                    <w:rPr>
-                      <w:sz w:val="20"/>
-                      <w:szCs w:val="20"/>
-                    </w:rPr>
-                    <w:t>string</w:t>
-                  </w:r>
-                  <w:proofErr w:type="spellEnd"/>
-                </w:p>
-              </w:tc>
-            </w:tr>
-            <w:tr>
-              <w:tblPrEx>
-                <w:tblCellMar>
-                  <w:top w:w="0" w:type="dxa"/>
-                  <w:bottom w:w="0" w:type="dxa"/>
-                </w:tblCellMar>
-              </w:tblPrEx>
-              <w:tc>
-                <w:tcPr>
-                  <w:tcW w:w="4000" w:type="dxa"/>
-                  <w:tcBorders>
-                    <w:top w:val="single" w:sz="1" w:space="0" w:color="999999"/>
-                    <w:left w:val="single" w:sz="1" w:space="0" w:color="999999"/>
-                    <w:bottom w:val="single" w:sz="1" w:space="0" w:color="999999"/>
-                    <w:right w:val="single" w:sz="1" w:space="0" w:color="999999"/>
-                  </w:tcBorders>
-                  <w:shd w:val="clear" w:color="auto" w:fill="EBF0FA"/>
-                  <w:tcMar>
-                    <w:top w:w="40" w:type="dxa"/>
-                    <w:left w:w="100" w:type="dxa"/>
-                    <w:bottom w:w="40" w:type="dxa"/>
-                    <w:right w:w="100" w:type="dxa"/>
-                  </w:tcMar>
-                </w:tcPr>
-                <w:p>
-                  <w:pPr>
-                    <w:keepNext/>
-                    <w:keepLines/>
-                  </w:pPr>
-                  <w:r>
-                    <w:rPr>
-                      <w:b/>
-                      <w:bCs/>
-                      <w:color w:val="555555"/>
-                      <w:sz w:val="18"/>
-                      <w:szCs w:val="18"/>
-                    </w:rPr>
-                    <w:t xml:space="preserve">▲ </w:t>
-                  </w:r>
-                  <w:proofErr w:type="spellStart"/>
-                  <w:r>
-                    <w:rPr>
-                      <w:b/>
-                      <w:bCs/>
-                      <w:color w:val="555555"/>
-                      <w:sz w:val="18"/>
-                      <w:szCs w:val="18"/>
-                    </w:rPr>
-                    <w:t>Methods</w:t>
-                  </w:r>
-                  <w:proofErr w:type="spellEnd"/>
-                </w:p>
-              </w:tc>
-            </w:tr>
-            <w:tr>
-              <w:tblPrEx>
-                <w:tblCellMar>
-                  <w:top w:w="0" w:type="dxa"/>
-                  <w:bottom w:w="0" w:type="dxa"/>
-                </w:tblCellMar>
-              </w:tblPrEx>
-              <w:tc>
-                <w:tcPr>
-                  <w:tcW w:w="4000" w:type="dxa"/>
-                  <w:tcBorders>
-                    <w:top w:val="single" w:sz="1" w:space="0" w:color="999999"/>
-                    <w:left w:val="single" w:sz="1" w:space="0" w:color="999999"/>
-                    <w:bottom w:val="single" w:sz="1" w:space="0" w:color="999999"/>
-                    <w:right w:val="single" w:sz="1" w:space="0" w:color="999999"/>
-                  </w:tcBorders>
-                  <w:tcMar>
-                    <w:top w:w="40" w:type="dxa"/>
-                    <w:left w:w="100" w:type="dxa"/>
-                    <w:bottom w:w="40" w:type="dxa"/>
-                    <w:right w:w="100" w:type="dxa"/>
-                  </w:tcMar>
-                </w:tcPr>
-                <w:p>
-                  <w:pPr>
-                    <w:keepNext/>
-                    <w:keepLines/>
-                  </w:pPr>
-                  <w:r>
-                    <w:rPr>
-                      <w:sz w:val="20"/>
-                      <w:szCs w:val="20"/>
-                    </w:rPr>
-                    <w:t>⚙</w:t>
-                  </w:r>
-                  <w:proofErr w:type="gramStart"/>
-                  <w:r>
-                    <w:rPr>
-                      <w:sz w:val="20"/>
-                      <w:szCs w:val="20"/>
-                    </w:rPr>
-                    <w:t>️</w:t>
-                  </w:r>
-                  <w:r>
-                    <w:rPr>
-                      <w:sz w:val="20"/>
-                      <w:szCs w:val="20"/>
-                    </w:rPr>
-                    <w:t xml:space="preserve">  Beolvas</w:t>
-                  </w:r>
-                  <w:proofErr w:type="gramEnd"/>
-                  <w:r>
-                    <w:rPr>
-                      <w:sz w:val="20"/>
-                      <w:szCs w:val="20"/>
-                    </w:rPr>
-                    <w:t>(</w:t>
-                  </w:r>
-                  <w:proofErr w:type="spellStart"/>
-                  <w:proofErr w:type="gramStart"/>
-                  <w:r>
-                    <w:rPr>
-                      <w:sz w:val="20"/>
-                      <w:szCs w:val="20"/>
-                    </w:rPr>
-                    <w:t>fajlNev</w:t>
-                  </w:r>
-                  <w:proofErr w:type="spellEnd"/>
-                  <w:r>
-                    <w:rPr>
-                      <w:sz w:val="20"/>
-                      <w:szCs w:val="20"/>
-                    </w:rPr>
-                    <w:t xml:space="preserve"> :</w:t>
-                  </w:r>
-                  <w:proofErr w:type="gramEnd"/>
-                  <w:r>
-                    <w:rPr>
-                      <w:sz w:val="20"/>
-                      <w:szCs w:val="20"/>
-                    </w:rPr>
-                    <w:t xml:space="preserve"> </w:t>
-                  </w:r>
-                  <w:proofErr w:type="spellStart"/>
-                  <w:r>
-                    <w:rPr>
-                      <w:sz w:val="20"/>
-                      <w:szCs w:val="20"/>
-                    </w:rPr>
-                    <w:t>string</w:t>
-                  </w:r>
-                  <w:proofErr w:type="spellEnd"/>
-                  <w:proofErr w:type="gramStart"/>
-                  <w:r>
-                    <w:rPr>
-                      <w:sz w:val="20"/>
-                      <w:szCs w:val="20"/>
-                    </w:rPr>
-                    <w:t>) :</w:t>
-                  </w:r>
-                  <w:proofErr w:type="gramEnd"/>
-                  <w:r>
-                    <w:rPr>
-                      <w:sz w:val="20"/>
-                      <w:szCs w:val="20"/>
-                    </w:rPr>
-                    <w:t xml:space="preserve"> List&lt;</w:t>
-                  </w:r>
-                  <w:proofErr w:type="spellStart"/>
-                  <w:r>
-                    <w:rPr>
-                      <w:sz w:val="20"/>
-                      <w:szCs w:val="20"/>
-                    </w:rPr>
-                    <w:t>Furdo</w:t>
-                  </w:r>
-                  <w:proofErr w:type="spellEnd"/>
-                  <w:r>
-                    <w:rPr>
-                      <w:sz w:val="20"/>
-                      <w:szCs w:val="20"/>
-                    </w:rPr>
-                    <w:t>&gt;</w:t>
-                  </w:r>
-                </w:p>
-              </w:tc>
-            </w:tr>
-          </w:tbl>
-          <w:p/>
+          <w:p>
+            <w:pPr>
+              <w:keepNext/>
+              <w:keepLines/>
+              <w:spacing w:after="120"/>
+              <w:jc w:val="both"/>
+            </w:pPr>
+            <w:r>
+              <w:rPr>
+                <w:sz w:val="20"/>
+                <w:szCs w:val="20"/>
+              </w:rPr>
+              <w:t>⚙</w:t>
+            </w:r>
+            <w:proofErr w:type="gramStart"/>
+            <w:r>
+              <w:rPr>
+                <w:sz w:val="20"/>
+                <w:szCs w:val="20"/>
+              </w:rPr>
+              <w:t>️  Beolvas</w:t>
+            </w:r>
+            <w:proofErr w:type="gramEnd"/>
+            <w:r>
+              <w:rPr>
+                <w:sz w:val="20"/>
+                <w:szCs w:val="20"/>
+              </w:rPr>
+              <w:t>(</w:t>
+            </w:r>
+            <w:proofErr w:type="spellStart"/>
+            <w:proofErr w:type="gramStart"/>
+            <w:r>
+              <w:rPr>
+                <w:sz w:val="20"/>
+                <w:szCs w:val="20"/>
+              </w:rPr>
+              <w:t>fajlNev</w:t>
+            </w:r>
+            <w:proofErr w:type="spellEnd"/>
+            <w:r>
+              <w:rPr>
+                <w:sz w:val="20"/>
+                <w:szCs w:val="20"/>
+              </w:rPr>
+              <w:t xml:space="preserve"> :</w:t>
+            </w:r>
+            <w:proofErr w:type="gramEnd"/>
+            <w:r>
+              <w:rPr>
+                <w:sz w:val="20"/>
+                <w:szCs w:val="20"/>
+              </w:rPr>
+              <w:t xml:space="preserve"> </w:t>
+            </w:r>
+            <w:proofErr w:type="spellStart"/>
+            <w:r>
+              <w:rPr>
+                <w:sz w:val="20"/>
+                <w:szCs w:val="20"/>
+              </w:rPr>
+              <w:t>string</w:t>
+            </w:r>
+            <w:proofErr w:type="spellEnd"/>
+            <w:proofErr w:type="gramStart"/>
+            <w:r>
+              <w:rPr>
+                <w:sz w:val="20"/>
+                <w:szCs w:val="20"/>
+              </w:rPr>
+              <w:t>) :</w:t>
+            </w:r>
+            <w:proofErr w:type="gramEnd"/>
+            <w:r>
+              <w:rPr>
+                <w:sz w:val="20"/>
+                <w:szCs w:val="20"/>
+              </w:rPr>
+              <w:t xml:space="preserve"> List&lt;</w:t>
+            </w:r>
+            <w:proofErr w:type="spellStart"/>
+            <w:r>
+              <w:rPr>
+                <w:sz w:val="20"/>
+                <w:szCs w:val="20"/>
+              </w:rPr>
+              <w:t>Furdo</w:t>
+            </w:r>
+            <w:proofErr w:type="spellEnd"/>
+            <w:r>
+              <w:rPr>
+                <w:sz w:val="20"/>
+                <w:szCs w:val="20"/>
+              </w:rPr>
+              <w:t>&gt;</w:t>
+            </w:r>
+          </w:p>
         </w:tc>
       </w:tr>
     </w:tbl>
-    <w:p>
-      <w:pPr>
-        <w:spacing w:after="40"/>
-      </w:pPr>
-    </w:p>
     <w:p>
       <w:pPr>
         <w:pStyle w:val="Listaszerbekezds"/>
@@ -2923,7 +2675,8 @@
           <w:ilvl w:val="0"/>
           <w:numId w:val="3"/>
         </w:numPr>
-        <w:spacing w:before="60" w:after="60"/>
+        <w:spacing w:before="60" w:after="120"/>
+        <w:jc w:val="both"/>
       </w:pPr>
       <w:r>
         <w:t xml:space="preserve">Készítsen statikus metódust adatforráshoz történő kapcsolódásra, és az adatforrásban levő adatok betöltésére! A metódus neve utaljon az adatforrásból betöltésre (pl.: Beolvas). A metódus visszatérési értéke a </w:t>
@@ -2944,7 +2697,8 @@
           <w:ilvl w:val="0"/>
           <w:numId w:val="3"/>
         </w:numPr>
-        <w:spacing w:before="60" w:after="60"/>
+        <w:spacing w:before="60" w:after="120"/>
+        <w:jc w:val="both"/>
       </w:pPr>
       <w:r>
         <w:t xml:space="preserve">A </w:t>
@@ -2969,7 +2723,8 @@
           <w:ilvl w:val="0"/>
           <w:numId w:val="3"/>
         </w:numPr>
-        <w:spacing w:before="60" w:after="60"/>
+        <w:spacing w:before="60" w:after="120"/>
+        <w:jc w:val="both"/>
       </w:pPr>
       <w:r>
         <w:t xml:space="preserve">Olvassa be a </w:t>
@@ -3004,7 +2759,8 @@
           <w:ilvl w:val="0"/>
           <w:numId w:val="3"/>
         </w:numPr>
-        <w:spacing w:before="60" w:after="60"/>
+        <w:spacing w:before="60" w:after="120"/>
+        <w:jc w:val="both"/>
       </w:pPr>
       <w:r>
         <w:t xml:space="preserve">Olvassa be a </w:t>
@@ -3027,7 +2783,8 @@
           <w:ilvl w:val="0"/>
           <w:numId w:val="3"/>
         </w:numPr>
-        <w:spacing w:before="60" w:after="60"/>
+        <w:spacing w:before="60" w:after="120"/>
+        <w:jc w:val="both"/>
       </w:pPr>
       <w:r>
         <w:t xml:space="preserve">Határozza meg, melyik a </w:t>
@@ -3050,7 +2807,8 @@
           <w:ilvl w:val="0"/>
           <w:numId w:val="3"/>
         </w:numPr>
-        <w:spacing w:before="60" w:after="60"/>
+        <w:spacing w:before="60" w:after="120"/>
+        <w:jc w:val="both"/>
       </w:pPr>
       <w:r>
         <w:t xml:space="preserve">Írja ki a képernyőre azt a </w:t>
@@ -3073,7 +2831,8 @@
           <w:ilvl w:val="0"/>
           <w:numId w:val="3"/>
         </w:numPr>
-        <w:spacing w:before="60" w:after="60"/>
+        <w:spacing w:before="60" w:after="120"/>
+        <w:jc w:val="both"/>
       </w:pPr>
       <w:r>
         <w:t>Kérjen be a felhasználótól egy fürdőtípust (pl.: gyógyfürdő). Írja ki a bekért típusnév</w:t>
@@ -3106,6 +2865,8 @@
     </w:p>
     <w:p>
       <w:pPr>
+        <w:keepNext/>
+        <w:keepLines/>
         <w:spacing w:before="200" w:after="120"/>
       </w:pPr>
       <w:r>
@@ -3116,17 +2877,21 @@
           <w:sz w:val="24"/>
           <w:szCs w:val="24"/>
         </w:rPr>
+        <w:lastRenderedPageBreak/>
         <w:t>MINTA:</w:t>
       </w:r>
     </w:p>
     <w:p>
       <w:pPr>
+        <w:keepNext/>
+        <w:keepLines/>
         <w:spacing w:after="40"/>
       </w:pPr>
     </w:p>
     <w:tbl>
       <w:tblPr>
         <w:tblW w:w="9026" w:type="dxa"/>
+        <w:jc w:val="right"/>
         <w:tblBorders>
           <w:top w:val="single" w:sz="4" w:space="0" w:color="auto"/>
           <w:left w:val="single" w:sz="4" w:space="0" w:color="auto"/>
@@ -3145,12 +2910,9 @@
         <w:gridCol w:w="9026"/>
       </w:tblGrid>
       <w:tr>
-        <w:tblPrEx>
-          <w:tblCellMar>
-            <w:top w:w="0" w:type="dxa"/>
-            <w:bottom w:w="0" w:type="dxa"/>
-          </w:tblCellMar>
-        </w:tblPrEx>
+        <w:trPr>
+          <w:jc w:val="right"/>
+        </w:trPr>
         <w:tc>
           <w:tcPr>
             <w:tcW w:w="9026" w:type="dxa"/>
@@ -3170,6 +2932,8 @@
           </w:tcPr>
           <w:p>
             <w:pPr>
+              <w:keepNext/>
+              <w:keepLines/>
               <w:spacing w:before="20" w:after="20"/>
             </w:pPr>
             <w:r>
@@ -3184,6 +2948,8 @@
           </w:p>
           <w:p>
             <w:pPr>
+              <w:keepNext/>
+              <w:keepLines/>
               <w:spacing w:before="20" w:after="20"/>
             </w:pPr>
             <w:r>
@@ -3198,11 +2964,15 @@
           </w:p>
           <w:p>
             <w:pPr>
+              <w:keepNext/>
+              <w:keepLines/>
               <w:spacing w:before="20" w:after="20"/>
             </w:pPr>
           </w:p>
           <w:p>
             <w:pPr>
+              <w:keepNext/>
+              <w:keepLines/>
               <w:spacing w:before="20" w:after="20"/>
             </w:pPr>
             <w:r>
@@ -3217,6 +2987,8 @@
           </w:p>
           <w:p>
             <w:pPr>
+              <w:keepNext/>
+              <w:keepLines/>
               <w:spacing w:before="20" w:after="20"/>
             </w:pPr>
             <w:r>
@@ -3231,11 +3003,15 @@
           </w:p>
           <w:p>
             <w:pPr>
+              <w:keepNext/>
+              <w:keepLines/>
               <w:spacing w:before="20" w:after="20"/>
             </w:pPr>
           </w:p>
           <w:p>
             <w:pPr>
+              <w:keepNext/>
+              <w:keepLines/>
               <w:spacing w:before="20" w:after="20"/>
             </w:pPr>
             <w:r>
@@ -3250,6 +3026,8 @@
           </w:p>
           <w:p>
             <w:pPr>
+              <w:keepNext/>
+              <w:keepLines/>
               <w:spacing w:before="20" w:after="20"/>
             </w:pPr>
             <w:r>
@@ -3264,11 +3042,15 @@
           </w:p>
           <w:p>
             <w:pPr>
+              <w:keepNext/>
+              <w:keepLines/>
               <w:spacing w:before="20" w:after="20"/>
             </w:pPr>
           </w:p>
           <w:p>
             <w:pPr>
+              <w:keepNext/>
+              <w:keepLines/>
               <w:spacing w:before="20" w:after="20"/>
             </w:pPr>
             <w:r>
@@ -3283,6 +3065,8 @@
           </w:p>
           <w:p>
             <w:pPr>
+              <w:keepNext/>
+              <w:keepLines/>
               <w:spacing w:before="20" w:after="20"/>
             </w:pPr>
             <w:r>
@@ -3297,6 +3081,8 @@
           </w:p>
           <w:p>
             <w:pPr>
+              <w:keepNext/>
+              <w:keepLines/>
               <w:spacing w:before="20" w:after="20"/>
             </w:pPr>
             <w:r>
@@ -3311,6 +3097,8 @@
           </w:p>
           <w:p>
             <w:pPr>
+              <w:keepNext/>
+              <w:keepLines/>
               <w:spacing w:before="20" w:after="20"/>
             </w:pPr>
             <w:r>
@@ -3325,6 +3113,8 @@
           </w:p>
           <w:p>
             <w:pPr>
+              <w:keepNext/>
+              <w:keepLines/>
               <w:spacing w:before="20" w:after="20"/>
             </w:pPr>
             <w:r>
@@ -3334,12 +3124,13 @@
                 <w:sz w:val="18"/>
                 <w:szCs w:val="18"/>
               </w:rPr>
-              <w:lastRenderedPageBreak/>
               <w:t xml:space="preserve">  - Rudas Fürdő: 3800 Ft</w:t>
             </w:r>
           </w:p>
           <w:p>
             <w:pPr>
+              <w:keepNext/>
+              <w:keepLines/>
               <w:spacing w:before="20" w:after="20"/>
             </w:pPr>
             <w:r>
@@ -3354,6 +3145,8 @@
           </w:p>
           <w:p>
             <w:pPr>
+              <w:keepNext/>
+              <w:keepLines/>
               <w:spacing w:before="20" w:after="20"/>
             </w:pPr>
             <w:r>
@@ -3368,6 +3161,8 @@
           </w:p>
           <w:p>
             <w:pPr>
+              <w:keepNext/>
+              <w:keepLines/>
               <w:spacing w:before="20" w:after="20"/>
             </w:pPr>
             <w:r>
@@ -3382,6 +3177,8 @@
           </w:p>
           <w:p>
             <w:pPr>
+              <w:keepNext/>
+              <w:keepLines/>
               <w:spacing w:before="20" w:after="20"/>
             </w:pPr>
             <w:r>
@@ -3416,6 +3213,8 @@
           </w:p>
           <w:p>
             <w:pPr>
+              <w:keepNext/>
+              <w:keepLines/>
               <w:spacing w:before="20" w:after="20"/>
             </w:pPr>
             <w:r>
@@ -3430,6 +3229,8 @@
           </w:p>
           <w:p>
             <w:pPr>
+              <w:keepNext/>
+              <w:keepLines/>
               <w:spacing w:before="20" w:after="20"/>
             </w:pPr>
             <w:r>
@@ -3444,11 +3245,15 @@
           </w:p>
           <w:p>
             <w:pPr>
+              <w:keepNext/>
+              <w:keepLines/>
               <w:spacing w:before="20" w:after="20"/>
             </w:pPr>
           </w:p>
           <w:p>
             <w:pPr>
+              <w:keepNext/>
+              <w:keepLines/>
               <w:spacing w:before="20" w:after="20"/>
             </w:pPr>
             <w:r>
@@ -3463,6 +3268,8 @@
           </w:p>
           <w:p>
             <w:pPr>
+              <w:keepNext/>
+              <w:keepLines/>
               <w:spacing w:before="20" w:after="20"/>
             </w:pPr>
             <w:r>
@@ -3477,6 +3284,8 @@
           </w:p>
           <w:p>
             <w:pPr>
+              <w:keepNext/>
+              <w:keepLines/>
               <w:spacing w:before="20" w:after="20"/>
             </w:pPr>
             <w:r>
@@ -3491,6 +3300,8 @@
           </w:p>
           <w:p>
             <w:pPr>
+              <w:keepNext/>
+              <w:keepLines/>
               <w:spacing w:before="20" w:after="20"/>
             </w:pPr>
             <w:r>
@@ -3514,6 +3325,7 @@
     <w:tbl>
       <w:tblPr>
         <w:tblW w:w="9026" w:type="dxa"/>
+        <w:jc w:val="right"/>
         <w:tblBorders>
           <w:top w:val="single" w:sz="4" w:space="0" w:color="auto"/>
           <w:left w:val="single" w:sz="4" w:space="0" w:color="auto"/>
@@ -3532,12 +3344,9 @@
         <w:gridCol w:w="9026"/>
       </w:tblGrid>
       <w:tr>
-        <w:tblPrEx>
-          <w:tblCellMar>
-            <w:top w:w="0" w:type="dxa"/>
-            <w:bottom w:w="0" w:type="dxa"/>
-          </w:tblCellMar>
-        </w:tblPrEx>
+        <w:trPr>
+          <w:jc w:val="right"/>
+        </w:trPr>
         <w:tc>
           <w:tcPr>
             <w:tcW w:w="9026" w:type="dxa"/>
@@ -3645,45 +3454,44 @@
     </w:p>
     <w:p>
       <w:pPr>
-        <w:spacing w:before="60" w:after="60"/>
-      </w:pPr>
-      <w:r>
-        <w:rPr>
-          <w:b/>
-          <w:bCs/>
-          <w:color w:val="000000"/>
-          <w:sz w:val="24"/>
-          <w:szCs w:val="24"/>
-        </w:rPr>
+        <w:pStyle w:val="Cmsor1"/>
+        <w:tabs>
+          <w:tab w:val="right" w:pos="9356"/>
+        </w:tabs>
+      </w:pPr>
+      <w:r>
         <w:lastRenderedPageBreak/>
-        <w:t>2. feladat     10 pont</w:t>
+        <w:t>2. feladat</w:t>
+      </w:r>
+      <w:r>
+        <w:tab/>
+      </w:r>
+      <w:r>
+        <w:t>10 pont</w:t>
       </w:r>
     </w:p>
     <w:p>
       <w:pPr>
         <w:spacing w:after="60"/>
-      </w:pPr>
-    </w:p>
-    <w:p>
-      <w:pPr>
-        <w:spacing w:before="40" w:after="60"/>
-      </w:pPr>
-      <w:r>
-        <w:rPr>
-          <w:color w:val="000000"/>
-        </w:rPr>
-        <w:t xml:space="preserve">A grafikus alkalmazás elkészítése előtt ellenőrizze le, hogy a lokális adatbázis-kezelő rendszerében létezi-e a </w:t>
-      </w:r>
-    </w:p>
-    <w:p>
-      <w:pPr>
-        <w:spacing w:after="60"/>
-      </w:pPr>
-      <w:r>
-        <w:rPr>
-          <w:color w:val="000000"/>
-        </w:rPr>
-        <w:t xml:space="preserve">A grafikus alkalmazás elkészítése előtt ellenőrizze le, hogy a lokális adatbázis-kezelő rendszerében létezi-e </w:t>
+        <w:jc w:val="both"/>
+      </w:pPr>
+      <w:r>
+        <w:rPr>
+          <w:color w:val="000000"/>
+        </w:rPr>
+        <w:t>A grafikus alkalmazás elkészítése előtt ellenőrizze le, hogy a lokális adatbázis-kezelő rendszerében létezi</w:t>
+      </w:r>
+      <w:r>
+        <w:rPr>
+          <w:color w:val="000000"/>
+        </w:rPr>
+        <w:t>k</w:t>
+      </w:r>
+      <w:r>
+        <w:rPr>
+          <w:color w:val="000000"/>
+        </w:rPr>
+        <w:t xml:space="preserve">-e </w:t>
       </w:r>
       <w:proofErr w:type="spellStart"/>
       <w:r>
@@ -3774,7 +3582,9 @@
           <w:ilvl w:val="0"/>
           <w:numId w:val="4"/>
         </w:numPr>
-        <w:spacing w:before="60" w:after="60"/>
+        <w:spacing w:before="60" w:after="120"/>
+        <w:ind w:left="714" w:hanging="357"/>
+        <w:jc w:val="both"/>
       </w:pPr>
       <w:r>
         <w:t xml:space="preserve">Készítsen grafikus alkalmazást a következő feladatok megoldására, melynek projektjét </w:t>
@@ -3795,7 +3605,9 @@
           <w:ilvl w:val="0"/>
           <w:numId w:val="4"/>
         </w:numPr>
-        <w:spacing w:before="60" w:after="60"/>
+        <w:spacing w:before="60" w:after="120"/>
+        <w:ind w:left="714" w:hanging="357"/>
+        <w:jc w:val="both"/>
       </w:pPr>
       <w:r>
         <w:t xml:space="preserve">A betöltéskor megjelenő ablak a minta alapján reszponzív viselkedésű legyen! Nagyobb ablak esetén csak a képek mérete változzon az ablakhoz képest. Az ablakban levő vezérlők típusai és a feliratok feleljenek meg a mintának! Az oldal háttérképe a </w:t>
@@ -3818,7 +3630,9 @@
           <w:ilvl w:val="0"/>
           <w:numId w:val="4"/>
         </w:numPr>
-        <w:spacing w:before="60" w:after="60"/>
+        <w:spacing w:before="60" w:after="120"/>
+        <w:ind w:left="714" w:hanging="357"/>
+        <w:jc w:val="both"/>
       </w:pPr>
       <w:r>
         <w:t xml:space="preserve">Ha szükséges, a </w:t>
@@ -3855,7 +3669,9 @@
           <w:ilvl w:val="0"/>
           <w:numId w:val="4"/>
         </w:numPr>
-        <w:spacing w:before="60" w:after="60"/>
+        <w:spacing w:before="60" w:after="120"/>
+        <w:ind w:left="714" w:hanging="357"/>
+        <w:jc w:val="both"/>
       </w:pPr>
       <w:r>
         <w:t xml:space="preserve">Csatlakozzon a </w:t>
@@ -3880,7 +3696,9 @@
           <w:ilvl w:val="0"/>
           <w:numId w:val="4"/>
         </w:numPr>
-        <w:spacing w:before="60" w:after="60"/>
+        <w:spacing w:before="60" w:after="120"/>
+        <w:ind w:left="714" w:hanging="357"/>
+        <w:jc w:val="both"/>
       </w:pPr>
       <w:r>
         <w:t xml:space="preserve">Az „Adatok betöltése” gombra kattintva a bal oldali listába töltse be a </w:t>
@@ -3905,7 +3723,9 @@
           <w:ilvl w:val="0"/>
           <w:numId w:val="4"/>
         </w:numPr>
-        <w:spacing w:before="60" w:after="60"/>
+        <w:spacing w:before="60" w:after="120"/>
+        <w:ind w:left="714" w:hanging="357"/>
+        <w:jc w:val="both"/>
       </w:pPr>
       <w:r>
         <w:t xml:space="preserve">A listában megjelent rekordok kiválasztása esetén a „Város:” címke alatt jelenjen meg, hogy melyik városban található a kiválasztott fürdő, jobboldalon az </w:t>
@@ -3930,7 +3750,9 @@
           <w:ilvl w:val="0"/>
           <w:numId w:val="4"/>
         </w:numPr>
-        <w:spacing w:before="60" w:after="60"/>
+        <w:spacing w:before="60" w:after="120"/>
+        <w:ind w:left="714" w:hanging="357"/>
+        <w:jc w:val="both"/>
       </w:pPr>
       <w:r>
         <w:t>A kijelölés módosítása esetén változzon a város neve (amennyiben ez nem egyezik meg az előző kijelölt fürdő városával). (Minta 4. és Minta 4r.)</w:t>
@@ -3996,12 +3818,6 @@
         <w:gridCol w:w="4513"/>
       </w:tblGrid>
       <w:tr>
-        <w:tblPrEx>
-          <w:tblCellMar>
-            <w:top w:w="0" w:type="dxa"/>
-            <w:bottom w:w="0" w:type="dxa"/>
-          </w:tblCellMar>
-        </w:tblPrEx>
         <w:tc>
           <w:tcPr>
             <w:tcW w:w="4513" w:type="dxa"/>
@@ -4055,12 +3871,6 @@
               <w:gridCol w:w="4200"/>
             </w:tblGrid>
             <w:tr>
-              <w:tblPrEx>
-                <w:tblCellMar>
-                  <w:top w:w="0" w:type="dxa"/>
-                  <w:bottom w:w="0" w:type="dxa"/>
-                </w:tblCellMar>
-              </w:tblPrEx>
               <w:tc>
                 <w:tcPr>
                   <w:tcW w:w="4200" w:type="dxa"/>
@@ -4250,12 +4060,6 @@
               <w:gridCol w:w="4200"/>
             </w:tblGrid>
             <w:tr>
-              <w:tblPrEx>
-                <w:tblCellMar>
-                  <w:top w:w="0" w:type="dxa"/>
-                  <w:bottom w:w="0" w:type="dxa"/>
-                </w:tblCellMar>
-              </w:tblPrEx>
               <w:tc>
                 <w:tcPr>
                   <w:tcW w:w="4200" w:type="dxa"/>
@@ -4462,12 +4266,6 @@
         </w:tc>
       </w:tr>
       <w:tr>
-        <w:tblPrEx>
-          <w:tblCellMar>
-            <w:top w:w="0" w:type="dxa"/>
-            <w:bottom w:w="0" w:type="dxa"/>
-          </w:tblCellMar>
-        </w:tblPrEx>
         <w:tc>
           <w:tcPr>
             <w:tcW w:w="4513" w:type="dxa"/>
@@ -4535,12 +4333,6 @@
               <w:gridCol w:w="4200"/>
             </w:tblGrid>
             <w:tr>
-              <w:tblPrEx>
-                <w:tblCellMar>
-                  <w:top w:w="0" w:type="dxa"/>
-                  <w:bottom w:w="0" w:type="dxa"/>
-                </w:tblCellMar>
-              </w:tblPrEx>
               <w:tc>
                 <w:tcPr>
                   <w:tcW w:w="4200" w:type="dxa"/>
@@ -4648,7 +4440,6 @@
                       <w:sz w:val="18"/>
                       <w:szCs w:val="18"/>
                     </w:rPr>
-                    <w:lastRenderedPageBreak/>
                     <w:t>[ Budapest</w:t>
                   </w:r>
                   <w:proofErr w:type="gramEnd"/>
@@ -4705,7 +4496,6 @@
                 <w:iCs/>
                 <w:color w:val="000000"/>
               </w:rPr>
-              <w:lastRenderedPageBreak/>
               <w:t>Minta 4.</w:t>
             </w:r>
           </w:p>
@@ -4744,12 +4534,6 @@
               <w:gridCol w:w="4200"/>
             </w:tblGrid>
             <w:tr>
-              <w:tblPrEx>
-                <w:tblCellMar>
-                  <w:top w:w="0" w:type="dxa"/>
-                  <w:bottom w:w="0" w:type="dxa"/>
-                </w:tblCellMar>
-              </w:tblPrEx>
               <w:tc>
                 <w:tcPr>
                   <w:tcW w:w="4200" w:type="dxa"/>
@@ -4867,7 +4651,6 @@
                       <w:sz w:val="18"/>
                       <w:szCs w:val="18"/>
                     </w:rPr>
-                    <w:lastRenderedPageBreak/>
                     <w:t>[ Debrecen</w:t>
                   </w:r>
                   <w:proofErr w:type="gramEnd"/>
@@ -4905,24 +4688,21 @@
     </w:p>
     <w:p>
       <w:pPr>
-        <w:spacing w:before="60" w:after="60"/>
-      </w:pPr>
-      <w:r>
-        <w:rPr>
-          <w:b/>
-          <w:bCs/>
-          <w:color w:val="000000"/>
-          <w:sz w:val="24"/>
-          <w:szCs w:val="24"/>
-        </w:rPr>
+        <w:pStyle w:val="Cmsor1"/>
+        <w:tabs>
+          <w:tab w:val="right" w:pos="9356"/>
+        </w:tabs>
+      </w:pPr>
+      <w:r>
         <w:lastRenderedPageBreak/>
-        <w:t>3. feladat     40 pont</w:t>
-      </w:r>
-    </w:p>
-    <w:p>
-      <w:pPr>
-        <w:spacing w:after="40"/>
-      </w:pPr>
+        <w:t>3. feladat</w:t>
+      </w:r>
+      <w:r>
+        <w:tab/>
+      </w:r>
+      <w:r>
+        <w:t>40 pont</w:t>
+      </w:r>
     </w:p>
     <w:p>
       <w:pPr>
@@ -4963,12 +4743,8 @@
     </w:p>
     <w:p>
       <w:pPr>
-        <w:spacing w:after="40"/>
-      </w:pPr>
-    </w:p>
-    <w:p>
-      <w:pPr>
         <w:spacing w:before="60" w:after="60"/>
+        <w:jc w:val="both"/>
       </w:pPr>
       <w:r>
         <w:rPr>
@@ -5324,7 +5100,9 @@
           <w:ilvl w:val="0"/>
           <w:numId w:val="6"/>
         </w:numPr>
-        <w:spacing w:before="60" w:after="60"/>
+        <w:spacing w:before="60" w:after="120"/>
+        <w:ind w:left="714" w:hanging="357"/>
+        <w:jc w:val="both"/>
       </w:pPr>
       <w:r>
         <w:t>Importálja a kapott SQL állományt (</w:t>
@@ -5381,7 +5159,9 @@
           <w:ilvl w:val="0"/>
           <w:numId w:val="6"/>
         </w:numPr>
-        <w:spacing w:before="60" w:after="60"/>
+        <w:spacing w:before="60" w:after="120"/>
+        <w:ind w:left="714" w:hanging="357"/>
+        <w:jc w:val="both"/>
       </w:pPr>
       <w:r>
         <w:t xml:space="preserve">Ellenőrizze, hogy az adatbázis neve: </w:t>
@@ -5425,7 +5205,9 @@
           <w:ilvl w:val="0"/>
           <w:numId w:val="6"/>
         </w:numPr>
-        <w:spacing w:before="60" w:after="60"/>
+        <w:spacing w:before="60" w:after="120"/>
+        <w:ind w:left="714" w:hanging="357"/>
+        <w:jc w:val="both"/>
       </w:pPr>
       <w:r>
         <w:t xml:space="preserve">A </w:t>
@@ -5574,1828 +5356,84 @@
     </w:p>
     <w:p>
       <w:pPr>
+        <w:keepNext/>
         <w:spacing w:before="60" w:after="60"/>
       </w:pPr>
       <w:r>
         <w:rPr>
           <w:b/>
           <w:bCs/>
-          <w:color w:val="000000"/>
-        </w:rPr>
-        <w:t>Adatbázis-séma:</w:t>
-      </w:r>
-    </w:p>
-    <w:p>
-      <w:pPr>
-        <w:spacing w:after="40"/>
-      </w:pPr>
-    </w:p>
-    <w:tbl>
-      <w:tblPr>
-        <w:tblW w:w="9026" w:type="dxa"/>
-        <w:tblBorders>
-          <w:top w:val="single" w:sz="4" w:space="0" w:color="auto"/>
-          <w:left w:val="single" w:sz="4" w:space="0" w:color="auto"/>
-          <w:bottom w:val="single" w:sz="4" w:space="0" w:color="auto"/>
-          <w:right w:val="single" w:sz="4" w:space="0" w:color="auto"/>
-          <w:insideH w:val="single" w:sz="4" w:space="0" w:color="auto"/>
-          <w:insideV w:val="single" w:sz="4" w:space="0" w:color="auto"/>
-        </w:tblBorders>
-        <w:tblCellMar>
-          <w:left w:w="10" w:type="dxa"/>
-          <w:right w:w="10" w:type="dxa"/>
-        </w:tblCellMar>
-        <w:tblLook w:val="04A0" w:firstRow="1" w:lastRow="0" w:firstColumn="1" w:lastColumn="0" w:noHBand="0" w:noVBand="1"/>
-      </w:tblPr>
-      <w:tblGrid>
-        <w:gridCol w:w="3196"/>
-        <w:gridCol w:w="24"/>
-        <w:gridCol w:w="3197"/>
-        <w:gridCol w:w="24"/>
-        <w:gridCol w:w="3197"/>
-      </w:tblGrid>
-      <w:tr>
-        <w:tblPrEx>
-          <w:tblCellMar>
-            <w:top w:w="0" w:type="dxa"/>
-            <w:bottom w:w="0" w:type="dxa"/>
-          </w:tblCellMar>
-        </w:tblPrEx>
-        <w:tc>
-          <w:tcPr>
-            <w:tcW w:w="3000" w:type="dxa"/>
-            <w:tcBorders>
-              <w:top w:val="none" w:sz="0" w:space="0" w:color="FFFFFF"/>
-              <w:left w:val="none" w:sz="0" w:space="0" w:color="FFFFFF"/>
-              <w:bottom w:val="none" w:sz="0" w:space="0" w:color="FFFFFF"/>
-              <w:right w:val="none" w:sz="0" w:space="0" w:color="FFFFFF"/>
-            </w:tcBorders>
-          </w:tcPr>
-          <w:tbl>
-            <w:tblPr>
-              <w:tblW w:w="5000" w:type="dxa"/>
-              <w:tblBorders>
-                <w:top w:val="single" w:sz="4" w:space="0" w:color="auto"/>
-                <w:left w:val="single" w:sz="4" w:space="0" w:color="auto"/>
-                <w:bottom w:val="single" w:sz="4" w:space="0" w:color="auto"/>
-                <w:right w:val="single" w:sz="4" w:space="0" w:color="auto"/>
-                <w:insideH w:val="single" w:sz="4" w:space="0" w:color="auto"/>
-                <w:insideV w:val="single" w:sz="4" w:space="0" w:color="auto"/>
-              </w:tblBorders>
-              <w:tblCellMar>
-                <w:left w:w="10" w:type="dxa"/>
-                <w:right w:w="10" w:type="dxa"/>
-              </w:tblCellMar>
-              <w:tblLook w:val="04A0" w:firstRow="1" w:lastRow="0" w:firstColumn="1" w:lastColumn="0" w:noHBand="0" w:noVBand="1"/>
-            </w:tblPr>
-            <w:tblGrid>
-              <w:gridCol w:w="600"/>
-              <w:gridCol w:w="2400"/>
-              <w:gridCol w:w="2000"/>
-            </w:tblGrid>
-            <w:tr>
-              <w:tblPrEx>
-                <w:tblCellMar>
-                  <w:top w:w="0" w:type="dxa"/>
-                  <w:bottom w:w="0" w:type="dxa"/>
-                </w:tblCellMar>
-              </w:tblPrEx>
-              <w:tc>
-                <w:tcPr>
-                  <w:tcW w:w="5000" w:type="dxa"/>
-                  <w:gridSpan w:val="3"/>
-                  <w:tcBorders>
-                    <w:top w:val="single" w:sz="1" w:space="0" w:color="999999"/>
-                    <w:left w:val="single" w:sz="1" w:space="0" w:color="999999"/>
-                    <w:bottom w:val="single" w:sz="1" w:space="0" w:color="999999"/>
-                    <w:right w:val="single" w:sz="1" w:space="0" w:color="999999"/>
-                  </w:tcBorders>
-                  <w:shd w:val="clear" w:color="auto" w:fill="2E74B5"/>
-                  <w:tcMar>
-                    <w:top w:w="60" w:type="dxa"/>
-                    <w:left w:w="100" w:type="dxa"/>
-                    <w:bottom w:w="60" w:type="dxa"/>
-                    <w:right w:w="100" w:type="dxa"/>
-                  </w:tcMar>
-                </w:tcPr>
-                <w:p>
-                  <w:pPr>
-                    <w:jc w:val="center"/>
-                  </w:pPr>
-                  <w:proofErr w:type="spellStart"/>
-                  <w:r>
-                    <w:rPr>
-                      <w:b/>
-                      <w:bCs/>
-                      <w:color w:val="FFFFFF"/>
-                      <w:sz w:val="20"/>
-                      <w:szCs w:val="20"/>
-                    </w:rPr>
-                    <w:t>furdo_</w:t>
-                  </w:r>
-                  <w:proofErr w:type="gramStart"/>
-                  <w:r>
-                    <w:rPr>
-                      <w:b/>
-                      <w:bCs/>
-                      <w:color w:val="FFFFFF"/>
-                      <w:sz w:val="20"/>
-                      <w:szCs w:val="20"/>
-                    </w:rPr>
-                    <w:t>db</w:t>
-                  </w:r>
-                  <w:proofErr w:type="spellEnd"/>
-                  <w:r>
-                    <w:rPr>
-                      <w:b/>
-                      <w:bCs/>
-                      <w:color w:val="FFFFFF"/>
-                      <w:sz w:val="20"/>
-                      <w:szCs w:val="20"/>
-                    </w:rPr>
-                    <w:t xml:space="preserve">  varos</w:t>
-                  </w:r>
-                  <w:proofErr w:type="gramEnd"/>
-                </w:p>
-              </w:tc>
-            </w:tr>
-            <w:tr>
-              <w:tblPrEx>
-                <w:tblCellMar>
-                  <w:top w:w="0" w:type="dxa"/>
-                  <w:bottom w:w="0" w:type="dxa"/>
-                </w:tblCellMar>
-              </w:tblPrEx>
-              <w:tc>
-                <w:tcPr>
-                  <w:tcW w:w="600" w:type="dxa"/>
-                  <w:tcBorders>
-                    <w:top w:val="single" w:sz="1" w:space="0" w:color="999999"/>
-                    <w:left w:val="single" w:sz="1" w:space="0" w:color="999999"/>
-                    <w:bottom w:val="single" w:sz="1" w:space="0" w:color="999999"/>
-                    <w:right w:val="single" w:sz="1" w:space="0" w:color="999999"/>
-                  </w:tcBorders>
-                  <w:tcMar>
-                    <w:top w:w="40" w:type="dxa"/>
-                    <w:left w:w="80" w:type="dxa"/>
-                    <w:bottom w:w="40" w:type="dxa"/>
-                    <w:right w:w="80" w:type="dxa"/>
-                  </w:tcMar>
-                </w:tcPr>
-                <w:p>
-                  <w:pPr>
-                    <w:jc w:val="center"/>
-                  </w:pPr>
-                  <w:r>
-                    <w:rPr>
-                      <w:sz w:val="18"/>
-                      <w:szCs w:val="18"/>
-                    </w:rPr>
-                    <w:t>🔑</w:t>
-                  </w:r>
-                </w:p>
-              </w:tc>
-              <w:tc>
-                <w:tcPr>
-                  <w:tcW w:w="2400" w:type="dxa"/>
-                  <w:tcBorders>
-                    <w:top w:val="single" w:sz="1" w:space="0" w:color="999999"/>
-                    <w:left w:val="single" w:sz="1" w:space="0" w:color="999999"/>
-                    <w:bottom w:val="single" w:sz="1" w:space="0" w:color="999999"/>
-                    <w:right w:val="single" w:sz="1" w:space="0" w:color="999999"/>
-                  </w:tcBorders>
-                  <w:tcMar>
-                    <w:top w:w="40" w:type="dxa"/>
-                    <w:left w:w="80" w:type="dxa"/>
-                    <w:bottom w:w="40" w:type="dxa"/>
-                    <w:right w:w="80" w:type="dxa"/>
-                  </w:tcMar>
-                </w:tcPr>
-                <w:p>
-                  <w:proofErr w:type="spellStart"/>
-                  <w:r>
-                    <w:rPr>
-                      <w:rFonts w:ascii="Courier New" w:eastAsia="Courier New" w:hAnsi="Courier New" w:cs="Courier New"/>
-                      <w:sz w:val="18"/>
-                      <w:szCs w:val="18"/>
-                    </w:rPr>
-                    <w:t>id</w:t>
-                  </w:r>
-                  <w:proofErr w:type="spellEnd"/>
-                </w:p>
-              </w:tc>
-              <w:tc>
-                <w:tcPr>
-                  <w:tcW w:w="2000" w:type="dxa"/>
-                  <w:tcBorders>
-                    <w:top w:val="single" w:sz="1" w:space="0" w:color="999999"/>
-                    <w:left w:val="single" w:sz="1" w:space="0" w:color="999999"/>
-                    <w:bottom w:val="single" w:sz="1" w:space="0" w:color="999999"/>
-                    <w:right w:val="single" w:sz="1" w:space="0" w:color="999999"/>
-                  </w:tcBorders>
-                  <w:tcMar>
-                    <w:top w:w="40" w:type="dxa"/>
-                    <w:left w:w="80" w:type="dxa"/>
-                    <w:bottom w:w="40" w:type="dxa"/>
-                    <w:right w:w="80" w:type="dxa"/>
-                  </w:tcMar>
-                </w:tcPr>
-                <w:p>
-                  <w:proofErr w:type="gramStart"/>
-                  <w:r>
-                    <w:rPr>
-                      <w:rFonts w:ascii="Courier New" w:eastAsia="Courier New" w:hAnsi="Courier New" w:cs="Courier New"/>
-                      <w:color w:val="555555"/>
-                      <w:sz w:val="18"/>
-                      <w:szCs w:val="18"/>
-                    </w:rPr>
-                    <w:t>int(</w:t>
-                  </w:r>
-                  <w:proofErr w:type="gramEnd"/>
-                  <w:r>
-                    <w:rPr>
-                      <w:rFonts w:ascii="Courier New" w:eastAsia="Courier New" w:hAnsi="Courier New" w:cs="Courier New"/>
-                      <w:color w:val="555555"/>
-                      <w:sz w:val="18"/>
-                      <w:szCs w:val="18"/>
-                    </w:rPr>
-                    <w:t>11)</w:t>
-                  </w:r>
-                </w:p>
-              </w:tc>
-            </w:tr>
-            <w:tr>
-              <w:tblPrEx>
-                <w:tblCellMar>
-                  <w:top w:w="0" w:type="dxa"/>
-                  <w:bottom w:w="0" w:type="dxa"/>
-                </w:tblCellMar>
-              </w:tblPrEx>
-              <w:tc>
-                <w:tcPr>
-                  <w:tcW w:w="600" w:type="dxa"/>
-                  <w:tcBorders>
-                    <w:top w:val="single" w:sz="1" w:space="0" w:color="999999"/>
-                    <w:left w:val="single" w:sz="1" w:space="0" w:color="999999"/>
-                    <w:bottom w:val="single" w:sz="1" w:space="0" w:color="999999"/>
-                    <w:right w:val="single" w:sz="1" w:space="0" w:color="999999"/>
-                  </w:tcBorders>
-                  <w:tcMar>
-                    <w:top w:w="40" w:type="dxa"/>
-                    <w:left w:w="80" w:type="dxa"/>
-                    <w:bottom w:w="40" w:type="dxa"/>
-                    <w:right w:w="80" w:type="dxa"/>
-                  </w:tcMar>
-                </w:tcPr>
-                <w:p>
-                  <w:pPr>
-                    <w:jc w:val="center"/>
-                  </w:pPr>
-                  <w:r>
-                    <w:rPr>
-                      <w:sz w:val="18"/>
-                      <w:szCs w:val="18"/>
-                    </w:rPr>
-                    <w:t>📝</w:t>
-                  </w:r>
-                </w:p>
-              </w:tc>
-              <w:tc>
-                <w:tcPr>
-                  <w:tcW w:w="2400" w:type="dxa"/>
-                  <w:tcBorders>
-                    <w:top w:val="single" w:sz="1" w:space="0" w:color="999999"/>
-                    <w:left w:val="single" w:sz="1" w:space="0" w:color="999999"/>
-                    <w:bottom w:val="single" w:sz="1" w:space="0" w:color="999999"/>
-                    <w:right w:val="single" w:sz="1" w:space="0" w:color="999999"/>
-                  </w:tcBorders>
-                  <w:tcMar>
-                    <w:top w:w="40" w:type="dxa"/>
-                    <w:left w:w="80" w:type="dxa"/>
-                    <w:bottom w:w="40" w:type="dxa"/>
-                    <w:right w:w="80" w:type="dxa"/>
-                  </w:tcMar>
-                </w:tcPr>
-                <w:p>
-                  <w:proofErr w:type="spellStart"/>
-                  <w:r>
-                    <w:rPr>
-                      <w:rFonts w:ascii="Courier New" w:eastAsia="Courier New" w:hAnsi="Courier New" w:cs="Courier New"/>
-                      <w:sz w:val="18"/>
-                      <w:szCs w:val="18"/>
-                    </w:rPr>
-                    <w:t>nev</w:t>
-                  </w:r>
-                  <w:proofErr w:type="spellEnd"/>
-                </w:p>
-              </w:tc>
-              <w:tc>
-                <w:tcPr>
-                  <w:tcW w:w="2000" w:type="dxa"/>
-                  <w:tcBorders>
-                    <w:top w:val="single" w:sz="1" w:space="0" w:color="999999"/>
-                    <w:left w:val="single" w:sz="1" w:space="0" w:color="999999"/>
-                    <w:bottom w:val="single" w:sz="1" w:space="0" w:color="999999"/>
-                    <w:right w:val="single" w:sz="1" w:space="0" w:color="999999"/>
-                  </w:tcBorders>
-                  <w:tcMar>
-                    <w:top w:w="40" w:type="dxa"/>
-                    <w:left w:w="80" w:type="dxa"/>
-                    <w:bottom w:w="40" w:type="dxa"/>
-                    <w:right w:w="80" w:type="dxa"/>
-                  </w:tcMar>
-                </w:tcPr>
-                <w:p>
-                  <w:proofErr w:type="spellStart"/>
-                  <w:proofErr w:type="gramStart"/>
-                  <w:r>
-                    <w:rPr>
-                      <w:rFonts w:ascii="Courier New" w:eastAsia="Courier New" w:hAnsi="Courier New" w:cs="Courier New"/>
-                      <w:color w:val="555555"/>
-                      <w:sz w:val="18"/>
-                      <w:szCs w:val="18"/>
-                    </w:rPr>
-                    <w:t>varchar</w:t>
-                  </w:r>
-                  <w:proofErr w:type="spellEnd"/>
-                  <w:r>
-                    <w:rPr>
-                      <w:rFonts w:ascii="Courier New" w:eastAsia="Courier New" w:hAnsi="Courier New" w:cs="Courier New"/>
-                      <w:color w:val="555555"/>
-                      <w:sz w:val="18"/>
-                      <w:szCs w:val="18"/>
-                    </w:rPr>
-                    <w:t>(</w:t>
-                  </w:r>
-                  <w:proofErr w:type="gramEnd"/>
-                  <w:r>
-                    <w:rPr>
-                      <w:rFonts w:ascii="Courier New" w:eastAsia="Courier New" w:hAnsi="Courier New" w:cs="Courier New"/>
-                      <w:color w:val="555555"/>
-                      <w:sz w:val="18"/>
-                      <w:szCs w:val="18"/>
-                    </w:rPr>
-                    <w:t>100)</w:t>
-                  </w:r>
-                </w:p>
-              </w:tc>
-            </w:tr>
-            <w:tr>
-              <w:tblPrEx>
-                <w:tblCellMar>
-                  <w:top w:w="0" w:type="dxa"/>
-                  <w:bottom w:w="0" w:type="dxa"/>
-                </w:tblCellMar>
-              </w:tblPrEx>
-              <w:tc>
-                <w:tcPr>
-                  <w:tcW w:w="600" w:type="dxa"/>
-                  <w:tcBorders>
-                    <w:top w:val="single" w:sz="1" w:space="0" w:color="999999"/>
-                    <w:left w:val="single" w:sz="1" w:space="0" w:color="999999"/>
-                    <w:bottom w:val="single" w:sz="1" w:space="0" w:color="999999"/>
-                    <w:right w:val="single" w:sz="1" w:space="0" w:color="999999"/>
-                  </w:tcBorders>
-                  <w:tcMar>
-                    <w:top w:w="40" w:type="dxa"/>
-                    <w:left w:w="80" w:type="dxa"/>
-                    <w:bottom w:w="40" w:type="dxa"/>
-                    <w:right w:w="80" w:type="dxa"/>
-                  </w:tcMar>
-                </w:tcPr>
-                <w:p>
-                  <w:pPr>
-                    <w:jc w:val="center"/>
-                  </w:pPr>
-                  <w:r>
-                    <w:rPr>
-                      <w:sz w:val="18"/>
-                      <w:szCs w:val="18"/>
-                    </w:rPr>
-                    <w:t>#</w:t>
-                  </w:r>
-                </w:p>
-              </w:tc>
-              <w:tc>
-                <w:tcPr>
-                  <w:tcW w:w="2400" w:type="dxa"/>
-                  <w:tcBorders>
-                    <w:top w:val="single" w:sz="1" w:space="0" w:color="999999"/>
-                    <w:left w:val="single" w:sz="1" w:space="0" w:color="999999"/>
-                    <w:bottom w:val="single" w:sz="1" w:space="0" w:color="999999"/>
-                    <w:right w:val="single" w:sz="1" w:space="0" w:color="999999"/>
-                  </w:tcBorders>
-                  <w:tcMar>
-                    <w:top w:w="40" w:type="dxa"/>
-                    <w:left w:w="80" w:type="dxa"/>
-                    <w:bottom w:w="40" w:type="dxa"/>
-                    <w:right w:w="80" w:type="dxa"/>
-                  </w:tcMar>
-                </w:tcPr>
-                <w:p>
-                  <w:proofErr w:type="spellStart"/>
-                  <w:r>
-                    <w:rPr>
-                      <w:rFonts w:ascii="Courier New" w:eastAsia="Courier New" w:hAnsi="Courier New" w:cs="Courier New"/>
-                      <w:sz w:val="18"/>
-                      <w:szCs w:val="18"/>
-                    </w:rPr>
-                    <w:t>megye_id</w:t>
-                  </w:r>
-                  <w:proofErr w:type="spellEnd"/>
-                </w:p>
-              </w:tc>
-              <w:tc>
-                <w:tcPr>
-                  <w:tcW w:w="2000" w:type="dxa"/>
-                  <w:tcBorders>
-                    <w:top w:val="single" w:sz="1" w:space="0" w:color="999999"/>
-                    <w:left w:val="single" w:sz="1" w:space="0" w:color="999999"/>
-                    <w:bottom w:val="single" w:sz="1" w:space="0" w:color="999999"/>
-                    <w:right w:val="single" w:sz="1" w:space="0" w:color="999999"/>
-                  </w:tcBorders>
-                  <w:tcMar>
-                    <w:top w:w="40" w:type="dxa"/>
-                    <w:left w:w="80" w:type="dxa"/>
-                    <w:bottom w:w="40" w:type="dxa"/>
-                    <w:right w:w="80" w:type="dxa"/>
-                  </w:tcMar>
-                </w:tcPr>
-                <w:p>
-                  <w:proofErr w:type="gramStart"/>
-                  <w:r>
-                    <w:rPr>
-                      <w:rFonts w:ascii="Courier New" w:eastAsia="Courier New" w:hAnsi="Courier New" w:cs="Courier New"/>
-                      <w:color w:val="555555"/>
-                      <w:sz w:val="18"/>
-                      <w:szCs w:val="18"/>
-                    </w:rPr>
-                    <w:t>int(</w:t>
-                  </w:r>
-                  <w:proofErr w:type="gramEnd"/>
-                  <w:r>
-                    <w:rPr>
-                      <w:rFonts w:ascii="Courier New" w:eastAsia="Courier New" w:hAnsi="Courier New" w:cs="Courier New"/>
-                      <w:color w:val="555555"/>
-                      <w:sz w:val="18"/>
-                      <w:szCs w:val="18"/>
-                    </w:rPr>
-                    <w:t>11)</w:t>
-                  </w:r>
-                </w:p>
-              </w:tc>
-            </w:tr>
-          </w:tbl>
-          <w:p/>
-        </w:tc>
-        <w:tc>
-          <w:tcPr>
-            <w:tcW w:w="400" w:type="dxa"/>
-            <w:tcBorders>
-              <w:top w:val="none" w:sz="0" w:space="0" w:color="FFFFFF"/>
-              <w:left w:val="none" w:sz="0" w:space="0" w:color="FFFFFF"/>
-              <w:bottom w:val="none" w:sz="0" w:space="0" w:color="FFFFFF"/>
-              <w:right w:val="none" w:sz="0" w:space="0" w:color="FFFFFF"/>
-            </w:tcBorders>
-          </w:tcPr>
-          <w:p/>
-        </w:tc>
-        <w:tc>
-          <w:tcPr>
-            <w:tcW w:w="3000" w:type="dxa"/>
-            <w:tcBorders>
-              <w:top w:val="none" w:sz="0" w:space="0" w:color="FFFFFF"/>
-              <w:left w:val="none" w:sz="0" w:space="0" w:color="FFFFFF"/>
-              <w:bottom w:val="none" w:sz="0" w:space="0" w:color="FFFFFF"/>
-              <w:right w:val="none" w:sz="0" w:space="0" w:color="FFFFFF"/>
-            </w:tcBorders>
-          </w:tcPr>
-          <w:tbl>
-            <w:tblPr>
-              <w:tblW w:w="5000" w:type="dxa"/>
-              <w:tblBorders>
-                <w:top w:val="single" w:sz="4" w:space="0" w:color="auto"/>
-                <w:left w:val="single" w:sz="4" w:space="0" w:color="auto"/>
-                <w:bottom w:val="single" w:sz="4" w:space="0" w:color="auto"/>
-                <w:right w:val="single" w:sz="4" w:space="0" w:color="auto"/>
-                <w:insideH w:val="single" w:sz="4" w:space="0" w:color="auto"/>
-                <w:insideV w:val="single" w:sz="4" w:space="0" w:color="auto"/>
-              </w:tblBorders>
-              <w:tblCellMar>
-                <w:left w:w="10" w:type="dxa"/>
-                <w:right w:w="10" w:type="dxa"/>
-              </w:tblCellMar>
-              <w:tblLook w:val="04A0" w:firstRow="1" w:lastRow="0" w:firstColumn="1" w:lastColumn="0" w:noHBand="0" w:noVBand="1"/>
-            </w:tblPr>
-            <w:tblGrid>
-              <w:gridCol w:w="600"/>
-              <w:gridCol w:w="2400"/>
-              <w:gridCol w:w="2000"/>
-            </w:tblGrid>
-            <w:tr>
-              <w:tblPrEx>
-                <w:tblCellMar>
-                  <w:top w:w="0" w:type="dxa"/>
-                  <w:bottom w:w="0" w:type="dxa"/>
-                </w:tblCellMar>
-              </w:tblPrEx>
-              <w:tc>
-                <w:tcPr>
-                  <w:tcW w:w="5000" w:type="dxa"/>
-                  <w:gridSpan w:val="3"/>
-                  <w:tcBorders>
-                    <w:top w:val="single" w:sz="1" w:space="0" w:color="999999"/>
-                    <w:left w:val="single" w:sz="1" w:space="0" w:color="999999"/>
-                    <w:bottom w:val="single" w:sz="1" w:space="0" w:color="999999"/>
-                    <w:right w:val="single" w:sz="1" w:space="0" w:color="999999"/>
-                  </w:tcBorders>
-                  <w:shd w:val="clear" w:color="auto" w:fill="2E74B5"/>
-                  <w:tcMar>
-                    <w:top w:w="60" w:type="dxa"/>
-                    <w:left w:w="100" w:type="dxa"/>
-                    <w:bottom w:w="60" w:type="dxa"/>
-                    <w:right w:w="100" w:type="dxa"/>
-                  </w:tcMar>
-                </w:tcPr>
-                <w:p>
-                  <w:pPr>
-                    <w:jc w:val="center"/>
-                  </w:pPr>
-                  <w:proofErr w:type="spellStart"/>
-                  <w:r>
-                    <w:rPr>
-                      <w:b/>
-                      <w:bCs/>
-                      <w:color w:val="FFFFFF"/>
-                      <w:sz w:val="20"/>
-                      <w:szCs w:val="20"/>
-                    </w:rPr>
-                    <w:t>furdo_</w:t>
-                  </w:r>
-                  <w:proofErr w:type="gramStart"/>
-                  <w:r>
-                    <w:rPr>
-                      <w:b/>
-                      <w:bCs/>
-                      <w:color w:val="FFFFFF"/>
-                      <w:sz w:val="20"/>
-                      <w:szCs w:val="20"/>
-                    </w:rPr>
-                    <w:t>db</w:t>
-                  </w:r>
-                  <w:proofErr w:type="spellEnd"/>
-                  <w:r>
-                    <w:rPr>
-                      <w:b/>
-                      <w:bCs/>
-                      <w:color w:val="FFFFFF"/>
-                      <w:sz w:val="20"/>
-                      <w:szCs w:val="20"/>
-                    </w:rPr>
-                    <w:t xml:space="preserve">  megye</w:t>
-                  </w:r>
-                  <w:proofErr w:type="gramEnd"/>
-                </w:p>
-              </w:tc>
-            </w:tr>
-            <w:tr>
-              <w:tblPrEx>
-                <w:tblCellMar>
-                  <w:top w:w="0" w:type="dxa"/>
-                  <w:bottom w:w="0" w:type="dxa"/>
-                </w:tblCellMar>
-              </w:tblPrEx>
-              <w:tc>
-                <w:tcPr>
-                  <w:tcW w:w="600" w:type="dxa"/>
-                  <w:tcBorders>
-                    <w:top w:val="single" w:sz="1" w:space="0" w:color="999999"/>
-                    <w:left w:val="single" w:sz="1" w:space="0" w:color="999999"/>
-                    <w:bottom w:val="single" w:sz="1" w:space="0" w:color="999999"/>
-                    <w:right w:val="single" w:sz="1" w:space="0" w:color="999999"/>
-                  </w:tcBorders>
-                  <w:tcMar>
-                    <w:top w:w="40" w:type="dxa"/>
-                    <w:left w:w="80" w:type="dxa"/>
-                    <w:bottom w:w="40" w:type="dxa"/>
-                    <w:right w:w="80" w:type="dxa"/>
-                  </w:tcMar>
-                </w:tcPr>
-                <w:p>
-                  <w:pPr>
-                    <w:jc w:val="center"/>
-                  </w:pPr>
-                  <w:r>
-                    <w:rPr>
-                      <w:sz w:val="18"/>
-                      <w:szCs w:val="18"/>
-                    </w:rPr>
-                    <w:t>🔑</w:t>
-                  </w:r>
-                </w:p>
-              </w:tc>
-              <w:tc>
-                <w:tcPr>
-                  <w:tcW w:w="2400" w:type="dxa"/>
-                  <w:tcBorders>
-                    <w:top w:val="single" w:sz="1" w:space="0" w:color="999999"/>
-                    <w:left w:val="single" w:sz="1" w:space="0" w:color="999999"/>
-                    <w:bottom w:val="single" w:sz="1" w:space="0" w:color="999999"/>
-                    <w:right w:val="single" w:sz="1" w:space="0" w:color="999999"/>
-                  </w:tcBorders>
-                  <w:tcMar>
-                    <w:top w:w="40" w:type="dxa"/>
-                    <w:left w:w="80" w:type="dxa"/>
-                    <w:bottom w:w="40" w:type="dxa"/>
-                    <w:right w:w="80" w:type="dxa"/>
-                  </w:tcMar>
-                </w:tcPr>
-                <w:p>
-                  <w:proofErr w:type="spellStart"/>
-                  <w:r>
-                    <w:rPr>
-                      <w:rFonts w:ascii="Courier New" w:eastAsia="Courier New" w:hAnsi="Courier New" w:cs="Courier New"/>
-                      <w:sz w:val="18"/>
-                      <w:szCs w:val="18"/>
-                    </w:rPr>
-                    <w:t>id</w:t>
-                  </w:r>
-                  <w:proofErr w:type="spellEnd"/>
-                </w:p>
-              </w:tc>
-              <w:tc>
-                <w:tcPr>
-                  <w:tcW w:w="2000" w:type="dxa"/>
-                  <w:tcBorders>
-                    <w:top w:val="single" w:sz="1" w:space="0" w:color="999999"/>
-                    <w:left w:val="single" w:sz="1" w:space="0" w:color="999999"/>
-                    <w:bottom w:val="single" w:sz="1" w:space="0" w:color="999999"/>
-                    <w:right w:val="single" w:sz="1" w:space="0" w:color="999999"/>
-                  </w:tcBorders>
-                  <w:tcMar>
-                    <w:top w:w="40" w:type="dxa"/>
-                    <w:left w:w="80" w:type="dxa"/>
-                    <w:bottom w:w="40" w:type="dxa"/>
-                    <w:right w:w="80" w:type="dxa"/>
-                  </w:tcMar>
-                </w:tcPr>
-                <w:p>
-                  <w:proofErr w:type="gramStart"/>
-                  <w:r>
-                    <w:rPr>
-                      <w:rFonts w:ascii="Courier New" w:eastAsia="Courier New" w:hAnsi="Courier New" w:cs="Courier New"/>
-                      <w:color w:val="555555"/>
-                      <w:sz w:val="18"/>
-                      <w:szCs w:val="18"/>
-                    </w:rPr>
-                    <w:t>int(</w:t>
-                  </w:r>
-                  <w:proofErr w:type="gramEnd"/>
-                  <w:r>
-                    <w:rPr>
-                      <w:rFonts w:ascii="Courier New" w:eastAsia="Courier New" w:hAnsi="Courier New" w:cs="Courier New"/>
-                      <w:color w:val="555555"/>
-                      <w:sz w:val="18"/>
-                      <w:szCs w:val="18"/>
-                    </w:rPr>
-                    <w:t>11)</w:t>
-                  </w:r>
-                </w:p>
-              </w:tc>
-            </w:tr>
-            <w:tr>
-              <w:tblPrEx>
-                <w:tblCellMar>
-                  <w:top w:w="0" w:type="dxa"/>
-                  <w:bottom w:w="0" w:type="dxa"/>
-                </w:tblCellMar>
-              </w:tblPrEx>
-              <w:tc>
-                <w:tcPr>
-                  <w:tcW w:w="600" w:type="dxa"/>
-                  <w:tcBorders>
-                    <w:top w:val="single" w:sz="1" w:space="0" w:color="999999"/>
-                    <w:left w:val="single" w:sz="1" w:space="0" w:color="999999"/>
-                    <w:bottom w:val="single" w:sz="1" w:space="0" w:color="999999"/>
-                    <w:right w:val="single" w:sz="1" w:space="0" w:color="999999"/>
-                  </w:tcBorders>
-                  <w:tcMar>
-                    <w:top w:w="40" w:type="dxa"/>
-                    <w:left w:w="80" w:type="dxa"/>
-                    <w:bottom w:w="40" w:type="dxa"/>
-                    <w:right w:w="80" w:type="dxa"/>
-                  </w:tcMar>
-                </w:tcPr>
-                <w:p>
-                  <w:pPr>
-                    <w:jc w:val="center"/>
-                  </w:pPr>
-                  <w:r>
-                    <w:rPr>
-                      <w:sz w:val="18"/>
-                      <w:szCs w:val="18"/>
-                    </w:rPr>
-                    <w:t>📝</w:t>
-                  </w:r>
-                </w:p>
-              </w:tc>
-              <w:tc>
-                <w:tcPr>
-                  <w:tcW w:w="2400" w:type="dxa"/>
-                  <w:tcBorders>
-                    <w:top w:val="single" w:sz="1" w:space="0" w:color="999999"/>
-                    <w:left w:val="single" w:sz="1" w:space="0" w:color="999999"/>
-                    <w:bottom w:val="single" w:sz="1" w:space="0" w:color="999999"/>
-                    <w:right w:val="single" w:sz="1" w:space="0" w:color="999999"/>
-                  </w:tcBorders>
-                  <w:tcMar>
-                    <w:top w:w="40" w:type="dxa"/>
-                    <w:left w:w="80" w:type="dxa"/>
-                    <w:bottom w:w="40" w:type="dxa"/>
-                    <w:right w:w="80" w:type="dxa"/>
-                  </w:tcMar>
-                </w:tcPr>
-                <w:p>
-                  <w:proofErr w:type="spellStart"/>
-                  <w:r>
-                    <w:rPr>
-                      <w:rFonts w:ascii="Courier New" w:eastAsia="Courier New" w:hAnsi="Courier New" w:cs="Courier New"/>
-                      <w:sz w:val="18"/>
-                      <w:szCs w:val="18"/>
-                    </w:rPr>
-                    <w:t>nev</w:t>
-                  </w:r>
-                  <w:proofErr w:type="spellEnd"/>
-                </w:p>
-              </w:tc>
-              <w:tc>
-                <w:tcPr>
-                  <w:tcW w:w="2000" w:type="dxa"/>
-                  <w:tcBorders>
-                    <w:top w:val="single" w:sz="1" w:space="0" w:color="999999"/>
-                    <w:left w:val="single" w:sz="1" w:space="0" w:color="999999"/>
-                    <w:bottom w:val="single" w:sz="1" w:space="0" w:color="999999"/>
-                    <w:right w:val="single" w:sz="1" w:space="0" w:color="999999"/>
-                  </w:tcBorders>
-                  <w:tcMar>
-                    <w:top w:w="40" w:type="dxa"/>
-                    <w:left w:w="80" w:type="dxa"/>
-                    <w:bottom w:w="40" w:type="dxa"/>
-                    <w:right w:w="80" w:type="dxa"/>
-                  </w:tcMar>
-                </w:tcPr>
-                <w:p>
-                  <w:proofErr w:type="spellStart"/>
-                  <w:proofErr w:type="gramStart"/>
-                  <w:r>
-                    <w:rPr>
-                      <w:rFonts w:ascii="Courier New" w:eastAsia="Courier New" w:hAnsi="Courier New" w:cs="Courier New"/>
-                      <w:color w:val="555555"/>
-                      <w:sz w:val="18"/>
-                      <w:szCs w:val="18"/>
-                    </w:rPr>
-                    <w:t>varchar</w:t>
-                  </w:r>
-                  <w:proofErr w:type="spellEnd"/>
-                  <w:r>
-                    <w:rPr>
-                      <w:rFonts w:ascii="Courier New" w:eastAsia="Courier New" w:hAnsi="Courier New" w:cs="Courier New"/>
-                      <w:color w:val="555555"/>
-                      <w:sz w:val="18"/>
-                      <w:szCs w:val="18"/>
-                    </w:rPr>
-                    <w:t>(</w:t>
-                  </w:r>
-                  <w:proofErr w:type="gramEnd"/>
-                  <w:r>
-                    <w:rPr>
-                      <w:rFonts w:ascii="Courier New" w:eastAsia="Courier New" w:hAnsi="Courier New" w:cs="Courier New"/>
-                      <w:color w:val="555555"/>
-                      <w:sz w:val="18"/>
-                      <w:szCs w:val="18"/>
-                    </w:rPr>
-                    <w:t>100)</w:t>
-                  </w:r>
-                </w:p>
-              </w:tc>
-            </w:tr>
-          </w:tbl>
-          <w:p/>
-        </w:tc>
-        <w:tc>
-          <w:tcPr>
-            <w:tcW w:w="400" w:type="dxa"/>
-            <w:tcBorders>
-              <w:top w:val="none" w:sz="0" w:space="0" w:color="FFFFFF"/>
-              <w:left w:val="none" w:sz="0" w:space="0" w:color="FFFFFF"/>
-              <w:bottom w:val="none" w:sz="0" w:space="0" w:color="FFFFFF"/>
-              <w:right w:val="none" w:sz="0" w:space="0" w:color="FFFFFF"/>
-            </w:tcBorders>
-          </w:tcPr>
-          <w:p/>
-        </w:tc>
-        <w:tc>
-          <w:tcPr>
-            <w:tcW w:w="3000" w:type="dxa"/>
-            <w:tcBorders>
-              <w:top w:val="none" w:sz="0" w:space="0" w:color="FFFFFF"/>
-              <w:left w:val="none" w:sz="0" w:space="0" w:color="FFFFFF"/>
-              <w:bottom w:val="none" w:sz="0" w:space="0" w:color="FFFFFF"/>
-              <w:right w:val="none" w:sz="0" w:space="0" w:color="FFFFFF"/>
-            </w:tcBorders>
-          </w:tcPr>
-          <w:tbl>
-            <w:tblPr>
-              <w:tblW w:w="5000" w:type="dxa"/>
-              <w:tblBorders>
-                <w:top w:val="single" w:sz="4" w:space="0" w:color="auto"/>
-                <w:left w:val="single" w:sz="4" w:space="0" w:color="auto"/>
-                <w:bottom w:val="single" w:sz="4" w:space="0" w:color="auto"/>
-                <w:right w:val="single" w:sz="4" w:space="0" w:color="auto"/>
-                <w:insideH w:val="single" w:sz="4" w:space="0" w:color="auto"/>
-                <w:insideV w:val="single" w:sz="4" w:space="0" w:color="auto"/>
-              </w:tblBorders>
-              <w:tblCellMar>
-                <w:left w:w="10" w:type="dxa"/>
-                <w:right w:w="10" w:type="dxa"/>
-              </w:tblCellMar>
-              <w:tblLook w:val="04A0" w:firstRow="1" w:lastRow="0" w:firstColumn="1" w:lastColumn="0" w:noHBand="0" w:noVBand="1"/>
-            </w:tblPr>
-            <w:tblGrid>
-              <w:gridCol w:w="600"/>
-              <w:gridCol w:w="2400"/>
-              <w:gridCol w:w="2000"/>
-            </w:tblGrid>
-            <w:tr>
-              <w:tblPrEx>
-                <w:tblCellMar>
-                  <w:top w:w="0" w:type="dxa"/>
-                  <w:bottom w:w="0" w:type="dxa"/>
-                </w:tblCellMar>
-              </w:tblPrEx>
-              <w:tc>
-                <w:tcPr>
-                  <w:tcW w:w="5000" w:type="dxa"/>
-                  <w:gridSpan w:val="3"/>
-                  <w:tcBorders>
-                    <w:top w:val="single" w:sz="1" w:space="0" w:color="999999"/>
-                    <w:left w:val="single" w:sz="1" w:space="0" w:color="999999"/>
-                    <w:bottom w:val="single" w:sz="1" w:space="0" w:color="999999"/>
-                    <w:right w:val="single" w:sz="1" w:space="0" w:color="999999"/>
-                  </w:tcBorders>
-                  <w:shd w:val="clear" w:color="auto" w:fill="2E74B5"/>
-                  <w:tcMar>
-                    <w:top w:w="60" w:type="dxa"/>
-                    <w:left w:w="100" w:type="dxa"/>
-                    <w:bottom w:w="60" w:type="dxa"/>
-                    <w:right w:w="100" w:type="dxa"/>
-                  </w:tcMar>
-                </w:tcPr>
-                <w:p>
-                  <w:pPr>
-                    <w:jc w:val="center"/>
-                  </w:pPr>
-                  <w:proofErr w:type="spellStart"/>
-                  <w:r>
-                    <w:rPr>
-                      <w:b/>
-                      <w:bCs/>
-                      <w:color w:val="FFFFFF"/>
-                      <w:sz w:val="20"/>
-                      <w:szCs w:val="20"/>
-                    </w:rPr>
-                    <w:t>furdo_</w:t>
-                  </w:r>
-                  <w:proofErr w:type="gramStart"/>
-                  <w:r>
-                    <w:rPr>
-                      <w:b/>
-                      <w:bCs/>
-                      <w:color w:val="FFFFFF"/>
-                      <w:sz w:val="20"/>
-                      <w:szCs w:val="20"/>
-                    </w:rPr>
-                    <w:t>db</w:t>
-                  </w:r>
-                  <w:proofErr w:type="spellEnd"/>
-                  <w:r>
-                    <w:rPr>
-                      <w:b/>
-                      <w:bCs/>
-                      <w:color w:val="FFFFFF"/>
-                      <w:sz w:val="20"/>
-                      <w:szCs w:val="20"/>
-                    </w:rPr>
-                    <w:t xml:space="preserve">  </w:t>
-                  </w:r>
-                  <w:proofErr w:type="spellStart"/>
-                  <w:r>
-                    <w:rPr>
-                      <w:b/>
-                      <w:bCs/>
-                      <w:color w:val="FFFFFF"/>
-                      <w:sz w:val="20"/>
-                      <w:szCs w:val="20"/>
-                    </w:rPr>
-                    <w:t>furdo</w:t>
-                  </w:r>
-                  <w:proofErr w:type="spellEnd"/>
-                  <w:proofErr w:type="gramEnd"/>
-                </w:p>
-              </w:tc>
-            </w:tr>
-            <w:tr>
-              <w:tblPrEx>
-                <w:tblCellMar>
-                  <w:top w:w="0" w:type="dxa"/>
-                  <w:bottom w:w="0" w:type="dxa"/>
-                </w:tblCellMar>
-              </w:tblPrEx>
-              <w:tc>
-                <w:tcPr>
-                  <w:tcW w:w="600" w:type="dxa"/>
-                  <w:tcBorders>
-                    <w:top w:val="single" w:sz="1" w:space="0" w:color="999999"/>
-                    <w:left w:val="single" w:sz="1" w:space="0" w:color="999999"/>
-                    <w:bottom w:val="single" w:sz="1" w:space="0" w:color="999999"/>
-                    <w:right w:val="single" w:sz="1" w:space="0" w:color="999999"/>
-                  </w:tcBorders>
-                  <w:tcMar>
-                    <w:top w:w="40" w:type="dxa"/>
-                    <w:left w:w="80" w:type="dxa"/>
-                    <w:bottom w:w="40" w:type="dxa"/>
-                    <w:right w:w="80" w:type="dxa"/>
-                  </w:tcMar>
-                </w:tcPr>
-                <w:p>
-                  <w:pPr>
-                    <w:jc w:val="center"/>
-                  </w:pPr>
-                  <w:r>
-                    <w:rPr>
-                      <w:sz w:val="18"/>
-                      <w:szCs w:val="18"/>
-                    </w:rPr>
-                    <w:t>🔑</w:t>
-                  </w:r>
-                </w:p>
-              </w:tc>
-              <w:tc>
-                <w:tcPr>
-                  <w:tcW w:w="2400" w:type="dxa"/>
-                  <w:tcBorders>
-                    <w:top w:val="single" w:sz="1" w:space="0" w:color="999999"/>
-                    <w:left w:val="single" w:sz="1" w:space="0" w:color="999999"/>
-                    <w:bottom w:val="single" w:sz="1" w:space="0" w:color="999999"/>
-                    <w:right w:val="single" w:sz="1" w:space="0" w:color="999999"/>
-                  </w:tcBorders>
-                  <w:tcMar>
-                    <w:top w:w="40" w:type="dxa"/>
-                    <w:left w:w="80" w:type="dxa"/>
-                    <w:bottom w:w="40" w:type="dxa"/>
-                    <w:right w:w="80" w:type="dxa"/>
-                  </w:tcMar>
-                </w:tcPr>
-                <w:p>
-                  <w:r>
-                    <w:rPr>
-                      <w:rFonts w:ascii="Courier New" w:eastAsia="Courier New" w:hAnsi="Courier New" w:cs="Courier New"/>
-                      <w:sz w:val="18"/>
-                      <w:szCs w:val="18"/>
-                    </w:rPr>
-                    <w:t>azon</w:t>
-                  </w:r>
-                </w:p>
-              </w:tc>
-              <w:tc>
-                <w:tcPr>
-                  <w:tcW w:w="2000" w:type="dxa"/>
-                  <w:tcBorders>
-                    <w:top w:val="single" w:sz="1" w:space="0" w:color="999999"/>
-                    <w:left w:val="single" w:sz="1" w:space="0" w:color="999999"/>
-                    <w:bottom w:val="single" w:sz="1" w:space="0" w:color="999999"/>
-                    <w:right w:val="single" w:sz="1" w:space="0" w:color="999999"/>
-                  </w:tcBorders>
-                  <w:tcMar>
-                    <w:top w:w="40" w:type="dxa"/>
-                    <w:left w:w="80" w:type="dxa"/>
-                    <w:bottom w:w="40" w:type="dxa"/>
-                    <w:right w:w="80" w:type="dxa"/>
-                  </w:tcMar>
-                </w:tcPr>
-                <w:p>
-                  <w:proofErr w:type="gramStart"/>
-                  <w:r>
-                    <w:rPr>
-                      <w:rFonts w:ascii="Courier New" w:eastAsia="Courier New" w:hAnsi="Courier New" w:cs="Courier New"/>
-                      <w:color w:val="555555"/>
-                      <w:sz w:val="18"/>
-                      <w:szCs w:val="18"/>
-                    </w:rPr>
-                    <w:t>int(</w:t>
-                  </w:r>
-                  <w:proofErr w:type="gramEnd"/>
-                  <w:r>
-                    <w:rPr>
-                      <w:rFonts w:ascii="Courier New" w:eastAsia="Courier New" w:hAnsi="Courier New" w:cs="Courier New"/>
-                      <w:color w:val="555555"/>
-                      <w:sz w:val="18"/>
-                      <w:szCs w:val="18"/>
-                    </w:rPr>
-                    <w:t>11)</w:t>
-                  </w:r>
-                </w:p>
-              </w:tc>
-            </w:tr>
-            <w:tr>
-              <w:tblPrEx>
-                <w:tblCellMar>
-                  <w:top w:w="0" w:type="dxa"/>
-                  <w:bottom w:w="0" w:type="dxa"/>
-                </w:tblCellMar>
-              </w:tblPrEx>
-              <w:tc>
-                <w:tcPr>
-                  <w:tcW w:w="600" w:type="dxa"/>
-                  <w:tcBorders>
-                    <w:top w:val="single" w:sz="1" w:space="0" w:color="999999"/>
-                    <w:left w:val="single" w:sz="1" w:space="0" w:color="999999"/>
-                    <w:bottom w:val="single" w:sz="1" w:space="0" w:color="999999"/>
-                    <w:right w:val="single" w:sz="1" w:space="0" w:color="999999"/>
-                  </w:tcBorders>
-                  <w:tcMar>
-                    <w:top w:w="40" w:type="dxa"/>
-                    <w:left w:w="80" w:type="dxa"/>
-                    <w:bottom w:w="40" w:type="dxa"/>
-                    <w:right w:w="80" w:type="dxa"/>
-                  </w:tcMar>
-                </w:tcPr>
-                <w:p>
-                  <w:pPr>
-                    <w:jc w:val="center"/>
-                  </w:pPr>
-                  <w:r>
-                    <w:rPr>
-                      <w:sz w:val="18"/>
-                      <w:szCs w:val="18"/>
-                    </w:rPr>
-                    <w:t>📝</w:t>
-                  </w:r>
-                </w:p>
-              </w:tc>
-              <w:tc>
-                <w:tcPr>
-                  <w:tcW w:w="2400" w:type="dxa"/>
-                  <w:tcBorders>
-                    <w:top w:val="single" w:sz="1" w:space="0" w:color="999999"/>
-                    <w:left w:val="single" w:sz="1" w:space="0" w:color="999999"/>
-                    <w:bottom w:val="single" w:sz="1" w:space="0" w:color="999999"/>
-                    <w:right w:val="single" w:sz="1" w:space="0" w:color="999999"/>
-                  </w:tcBorders>
-                  <w:tcMar>
-                    <w:top w:w="40" w:type="dxa"/>
-                    <w:left w:w="80" w:type="dxa"/>
-                    <w:bottom w:w="40" w:type="dxa"/>
-                    <w:right w:w="80" w:type="dxa"/>
-                  </w:tcMar>
-                </w:tcPr>
-                <w:p>
-                  <w:proofErr w:type="spellStart"/>
-                  <w:r>
-                    <w:rPr>
-                      <w:rFonts w:ascii="Courier New" w:eastAsia="Courier New" w:hAnsi="Courier New" w:cs="Courier New"/>
-                      <w:sz w:val="18"/>
-                      <w:szCs w:val="18"/>
-                    </w:rPr>
-                    <w:t>nev</w:t>
-                  </w:r>
-                  <w:proofErr w:type="spellEnd"/>
-                </w:p>
-              </w:tc>
-              <w:tc>
-                <w:tcPr>
-                  <w:tcW w:w="2000" w:type="dxa"/>
-                  <w:tcBorders>
-                    <w:top w:val="single" w:sz="1" w:space="0" w:color="999999"/>
-                    <w:left w:val="single" w:sz="1" w:space="0" w:color="999999"/>
-                    <w:bottom w:val="single" w:sz="1" w:space="0" w:color="999999"/>
-                    <w:right w:val="single" w:sz="1" w:space="0" w:color="999999"/>
-                  </w:tcBorders>
-                  <w:tcMar>
-                    <w:top w:w="40" w:type="dxa"/>
-                    <w:left w:w="80" w:type="dxa"/>
-                    <w:bottom w:w="40" w:type="dxa"/>
-                    <w:right w:w="80" w:type="dxa"/>
-                  </w:tcMar>
-                </w:tcPr>
-                <w:p>
-                  <w:proofErr w:type="spellStart"/>
-                  <w:proofErr w:type="gramStart"/>
-                  <w:r>
-                    <w:rPr>
-                      <w:rFonts w:ascii="Courier New" w:eastAsia="Courier New" w:hAnsi="Courier New" w:cs="Courier New"/>
-                      <w:color w:val="555555"/>
-                      <w:sz w:val="18"/>
-                      <w:szCs w:val="18"/>
-                    </w:rPr>
-                    <w:t>varchar</w:t>
-                  </w:r>
-                  <w:proofErr w:type="spellEnd"/>
-                  <w:r>
-                    <w:rPr>
-                      <w:rFonts w:ascii="Courier New" w:eastAsia="Courier New" w:hAnsi="Courier New" w:cs="Courier New"/>
-                      <w:color w:val="555555"/>
-                      <w:sz w:val="18"/>
-                      <w:szCs w:val="18"/>
-                    </w:rPr>
-                    <w:t>(</w:t>
-                  </w:r>
-                  <w:proofErr w:type="gramEnd"/>
-                  <w:r>
-                    <w:rPr>
-                      <w:rFonts w:ascii="Courier New" w:eastAsia="Courier New" w:hAnsi="Courier New" w:cs="Courier New"/>
-                      <w:color w:val="555555"/>
-                      <w:sz w:val="18"/>
-                      <w:szCs w:val="18"/>
-                    </w:rPr>
-                    <w:t>100)</w:t>
-                  </w:r>
-                </w:p>
-              </w:tc>
-            </w:tr>
-            <w:tr>
-              <w:tblPrEx>
-                <w:tblCellMar>
-                  <w:top w:w="0" w:type="dxa"/>
-                  <w:bottom w:w="0" w:type="dxa"/>
-                </w:tblCellMar>
-              </w:tblPrEx>
-              <w:tc>
-                <w:tcPr>
-                  <w:tcW w:w="600" w:type="dxa"/>
-                  <w:tcBorders>
-                    <w:top w:val="single" w:sz="1" w:space="0" w:color="999999"/>
-                    <w:left w:val="single" w:sz="1" w:space="0" w:color="999999"/>
-                    <w:bottom w:val="single" w:sz="1" w:space="0" w:color="999999"/>
-                    <w:right w:val="single" w:sz="1" w:space="0" w:color="999999"/>
-                  </w:tcBorders>
-                  <w:tcMar>
-                    <w:top w:w="40" w:type="dxa"/>
-                    <w:left w:w="80" w:type="dxa"/>
-                    <w:bottom w:w="40" w:type="dxa"/>
-                    <w:right w:w="80" w:type="dxa"/>
-                  </w:tcMar>
-                </w:tcPr>
-                <w:p>
-                  <w:pPr>
-                    <w:jc w:val="center"/>
-                  </w:pPr>
-                  <w:r>
-                    <w:rPr>
-                      <w:sz w:val="18"/>
-                      <w:szCs w:val="18"/>
-                    </w:rPr>
-                    <w:t>📝</w:t>
-                  </w:r>
-                </w:p>
-              </w:tc>
-              <w:tc>
-                <w:tcPr>
-                  <w:tcW w:w="2400" w:type="dxa"/>
-                  <w:tcBorders>
-                    <w:top w:val="single" w:sz="1" w:space="0" w:color="999999"/>
-                    <w:left w:val="single" w:sz="1" w:space="0" w:color="999999"/>
-                    <w:bottom w:val="single" w:sz="1" w:space="0" w:color="999999"/>
-                    <w:right w:val="single" w:sz="1" w:space="0" w:color="999999"/>
-                  </w:tcBorders>
-                  <w:tcMar>
-                    <w:top w:w="40" w:type="dxa"/>
-                    <w:left w:w="80" w:type="dxa"/>
-                    <w:bottom w:w="40" w:type="dxa"/>
-                    <w:right w:w="80" w:type="dxa"/>
-                  </w:tcMar>
-                </w:tcPr>
-                <w:p>
-                  <w:proofErr w:type="spellStart"/>
-                  <w:r>
-                    <w:rPr>
-                      <w:rFonts w:ascii="Courier New" w:eastAsia="Courier New" w:hAnsi="Courier New" w:cs="Courier New"/>
-                      <w:sz w:val="18"/>
-                      <w:szCs w:val="18"/>
-                    </w:rPr>
-                    <w:t>tipus</w:t>
-                  </w:r>
-                  <w:proofErr w:type="spellEnd"/>
-                </w:p>
-              </w:tc>
-              <w:tc>
-                <w:tcPr>
-                  <w:tcW w:w="2000" w:type="dxa"/>
-                  <w:tcBorders>
-                    <w:top w:val="single" w:sz="1" w:space="0" w:color="999999"/>
-                    <w:left w:val="single" w:sz="1" w:space="0" w:color="999999"/>
-                    <w:bottom w:val="single" w:sz="1" w:space="0" w:color="999999"/>
-                    <w:right w:val="single" w:sz="1" w:space="0" w:color="999999"/>
-                  </w:tcBorders>
-                  <w:tcMar>
-                    <w:top w:w="40" w:type="dxa"/>
-                    <w:left w:w="80" w:type="dxa"/>
-                    <w:bottom w:w="40" w:type="dxa"/>
-                    <w:right w:w="80" w:type="dxa"/>
-                  </w:tcMar>
-                </w:tcPr>
-                <w:p>
-                  <w:proofErr w:type="spellStart"/>
-                  <w:proofErr w:type="gramStart"/>
-                  <w:r>
-                    <w:rPr>
-                      <w:rFonts w:ascii="Courier New" w:eastAsia="Courier New" w:hAnsi="Courier New" w:cs="Courier New"/>
-                      <w:color w:val="555555"/>
-                      <w:sz w:val="18"/>
-                      <w:szCs w:val="18"/>
-                    </w:rPr>
-                    <w:t>varchar</w:t>
-                  </w:r>
-                  <w:proofErr w:type="spellEnd"/>
-                  <w:r>
-                    <w:rPr>
-                      <w:rFonts w:ascii="Courier New" w:eastAsia="Courier New" w:hAnsi="Courier New" w:cs="Courier New"/>
-                      <w:color w:val="555555"/>
-                      <w:sz w:val="18"/>
-                      <w:szCs w:val="18"/>
-                    </w:rPr>
-                    <w:t>(</w:t>
-                  </w:r>
-                  <w:proofErr w:type="gramEnd"/>
-                  <w:r>
-                    <w:rPr>
-                      <w:rFonts w:ascii="Courier New" w:eastAsia="Courier New" w:hAnsi="Courier New" w:cs="Courier New"/>
-                      <w:color w:val="555555"/>
-                      <w:sz w:val="18"/>
-                      <w:szCs w:val="18"/>
-                    </w:rPr>
-                    <w:t>50)</w:t>
-                  </w:r>
-                </w:p>
-              </w:tc>
-            </w:tr>
-            <w:tr>
-              <w:tblPrEx>
-                <w:tblCellMar>
-                  <w:top w:w="0" w:type="dxa"/>
-                  <w:bottom w:w="0" w:type="dxa"/>
-                </w:tblCellMar>
-              </w:tblPrEx>
-              <w:tc>
-                <w:tcPr>
-                  <w:tcW w:w="600" w:type="dxa"/>
-                  <w:tcBorders>
-                    <w:top w:val="single" w:sz="1" w:space="0" w:color="999999"/>
-                    <w:left w:val="single" w:sz="1" w:space="0" w:color="999999"/>
-                    <w:bottom w:val="single" w:sz="1" w:space="0" w:color="999999"/>
-                    <w:right w:val="single" w:sz="1" w:space="0" w:color="999999"/>
-                  </w:tcBorders>
-                  <w:tcMar>
-                    <w:top w:w="40" w:type="dxa"/>
-                    <w:left w:w="80" w:type="dxa"/>
-                    <w:bottom w:w="40" w:type="dxa"/>
-                    <w:right w:w="80" w:type="dxa"/>
-                  </w:tcMar>
-                </w:tcPr>
-                <w:p>
-                  <w:pPr>
-                    <w:jc w:val="center"/>
-                  </w:pPr>
-                  <w:r>
-                    <w:rPr>
-                      <w:sz w:val="18"/>
-                      <w:szCs w:val="18"/>
-                    </w:rPr>
-                    <w:t>#</w:t>
-                  </w:r>
-                </w:p>
-              </w:tc>
-              <w:tc>
-                <w:tcPr>
-                  <w:tcW w:w="2400" w:type="dxa"/>
-                  <w:tcBorders>
-                    <w:top w:val="single" w:sz="1" w:space="0" w:color="999999"/>
-                    <w:left w:val="single" w:sz="1" w:space="0" w:color="999999"/>
-                    <w:bottom w:val="single" w:sz="1" w:space="0" w:color="999999"/>
-                    <w:right w:val="single" w:sz="1" w:space="0" w:color="999999"/>
-                  </w:tcBorders>
-                  <w:tcMar>
-                    <w:top w:w="40" w:type="dxa"/>
-                    <w:left w:w="80" w:type="dxa"/>
-                    <w:bottom w:w="40" w:type="dxa"/>
-                    <w:right w:w="80" w:type="dxa"/>
-                  </w:tcMar>
-                </w:tcPr>
-                <w:p>
-                  <w:proofErr w:type="spellStart"/>
-                  <w:r>
-                    <w:rPr>
-                      <w:rFonts w:ascii="Courier New" w:eastAsia="Courier New" w:hAnsi="Courier New" w:cs="Courier New"/>
-                      <w:sz w:val="18"/>
-                      <w:szCs w:val="18"/>
-                    </w:rPr>
-                    <w:t>medencek</w:t>
-                  </w:r>
-                  <w:proofErr w:type="spellEnd"/>
-                </w:p>
-              </w:tc>
-              <w:tc>
-                <w:tcPr>
-                  <w:tcW w:w="2000" w:type="dxa"/>
-                  <w:tcBorders>
-                    <w:top w:val="single" w:sz="1" w:space="0" w:color="999999"/>
-                    <w:left w:val="single" w:sz="1" w:space="0" w:color="999999"/>
-                    <w:bottom w:val="single" w:sz="1" w:space="0" w:color="999999"/>
-                    <w:right w:val="single" w:sz="1" w:space="0" w:color="999999"/>
-                  </w:tcBorders>
-                  <w:tcMar>
-                    <w:top w:w="40" w:type="dxa"/>
-                    <w:left w:w="80" w:type="dxa"/>
-                    <w:bottom w:w="40" w:type="dxa"/>
-                    <w:right w:w="80" w:type="dxa"/>
-                  </w:tcMar>
-                </w:tcPr>
-                <w:p>
-                  <w:proofErr w:type="gramStart"/>
-                  <w:r>
-                    <w:rPr>
-                      <w:rFonts w:ascii="Courier New" w:eastAsia="Courier New" w:hAnsi="Courier New" w:cs="Courier New"/>
-                      <w:color w:val="555555"/>
-                      <w:sz w:val="18"/>
-                      <w:szCs w:val="18"/>
-                    </w:rPr>
-                    <w:t>int(</w:t>
-                  </w:r>
-                  <w:proofErr w:type="gramEnd"/>
-                  <w:r>
-                    <w:rPr>
-                      <w:rFonts w:ascii="Courier New" w:eastAsia="Courier New" w:hAnsi="Courier New" w:cs="Courier New"/>
-                      <w:color w:val="555555"/>
-                      <w:sz w:val="18"/>
-                      <w:szCs w:val="18"/>
-                    </w:rPr>
-                    <w:t>11)</w:t>
-                  </w:r>
-                </w:p>
-              </w:tc>
-            </w:tr>
-            <w:tr>
-              <w:tblPrEx>
-                <w:tblCellMar>
-                  <w:top w:w="0" w:type="dxa"/>
-                  <w:bottom w:w="0" w:type="dxa"/>
-                </w:tblCellMar>
-              </w:tblPrEx>
-              <w:tc>
-                <w:tcPr>
-                  <w:tcW w:w="600" w:type="dxa"/>
-                  <w:tcBorders>
-                    <w:top w:val="single" w:sz="1" w:space="0" w:color="999999"/>
-                    <w:left w:val="single" w:sz="1" w:space="0" w:color="999999"/>
-                    <w:bottom w:val="single" w:sz="1" w:space="0" w:color="999999"/>
-                    <w:right w:val="single" w:sz="1" w:space="0" w:color="999999"/>
-                  </w:tcBorders>
-                  <w:tcMar>
-                    <w:top w:w="40" w:type="dxa"/>
-                    <w:left w:w="80" w:type="dxa"/>
-                    <w:bottom w:w="40" w:type="dxa"/>
-                    <w:right w:w="80" w:type="dxa"/>
-                  </w:tcMar>
-                </w:tcPr>
-                <w:p>
-                  <w:pPr>
-                    <w:jc w:val="center"/>
-                  </w:pPr>
-                  <w:r>
-                    <w:rPr>
-                      <w:sz w:val="18"/>
-                      <w:szCs w:val="18"/>
-                    </w:rPr>
-                    <w:t>#</w:t>
-                  </w:r>
-                </w:p>
-              </w:tc>
-              <w:tc>
-                <w:tcPr>
-                  <w:tcW w:w="2400" w:type="dxa"/>
-                  <w:tcBorders>
-                    <w:top w:val="single" w:sz="1" w:space="0" w:color="999999"/>
-                    <w:left w:val="single" w:sz="1" w:space="0" w:color="999999"/>
-                    <w:bottom w:val="single" w:sz="1" w:space="0" w:color="999999"/>
-                    <w:right w:val="single" w:sz="1" w:space="0" w:color="999999"/>
-                  </w:tcBorders>
-                  <w:tcMar>
-                    <w:top w:w="40" w:type="dxa"/>
-                    <w:left w:w="80" w:type="dxa"/>
-                    <w:bottom w:w="40" w:type="dxa"/>
-                    <w:right w:w="80" w:type="dxa"/>
-                  </w:tcMar>
-                </w:tcPr>
-                <w:p>
-                  <w:proofErr w:type="spellStart"/>
-                  <w:r>
-                    <w:rPr>
-                      <w:rFonts w:ascii="Courier New" w:eastAsia="Courier New" w:hAnsi="Courier New" w:cs="Courier New"/>
-                      <w:sz w:val="18"/>
-                      <w:szCs w:val="18"/>
-                    </w:rPr>
-                    <w:t>belepodij</w:t>
-                  </w:r>
-                  <w:proofErr w:type="spellEnd"/>
-                </w:p>
-              </w:tc>
-              <w:tc>
-                <w:tcPr>
-                  <w:tcW w:w="2000" w:type="dxa"/>
-                  <w:tcBorders>
-                    <w:top w:val="single" w:sz="1" w:space="0" w:color="999999"/>
-                    <w:left w:val="single" w:sz="1" w:space="0" w:color="999999"/>
-                    <w:bottom w:val="single" w:sz="1" w:space="0" w:color="999999"/>
-                    <w:right w:val="single" w:sz="1" w:space="0" w:color="999999"/>
-                  </w:tcBorders>
-                  <w:tcMar>
-                    <w:top w:w="40" w:type="dxa"/>
-                    <w:left w:w="80" w:type="dxa"/>
-                    <w:bottom w:w="40" w:type="dxa"/>
-                    <w:right w:w="80" w:type="dxa"/>
-                  </w:tcMar>
-                </w:tcPr>
-                <w:p>
-                  <w:proofErr w:type="gramStart"/>
-                  <w:r>
-                    <w:rPr>
-                      <w:rFonts w:ascii="Courier New" w:eastAsia="Courier New" w:hAnsi="Courier New" w:cs="Courier New"/>
-                      <w:color w:val="555555"/>
-                      <w:sz w:val="18"/>
-                      <w:szCs w:val="18"/>
-                    </w:rPr>
-                    <w:t>int(</w:t>
-                  </w:r>
-                  <w:proofErr w:type="gramEnd"/>
-                  <w:r>
-                    <w:rPr>
-                      <w:rFonts w:ascii="Courier New" w:eastAsia="Courier New" w:hAnsi="Courier New" w:cs="Courier New"/>
-                      <w:color w:val="555555"/>
-                      <w:sz w:val="18"/>
-                      <w:szCs w:val="18"/>
-                    </w:rPr>
-                    <w:t>11)</w:t>
-                  </w:r>
-                </w:p>
-              </w:tc>
-            </w:tr>
-            <w:tr>
-              <w:tblPrEx>
-                <w:tblCellMar>
-                  <w:top w:w="0" w:type="dxa"/>
-                  <w:bottom w:w="0" w:type="dxa"/>
-                </w:tblCellMar>
-              </w:tblPrEx>
-              <w:tc>
-                <w:tcPr>
-                  <w:tcW w:w="600" w:type="dxa"/>
-                  <w:tcBorders>
-                    <w:top w:val="single" w:sz="1" w:space="0" w:color="999999"/>
-                    <w:left w:val="single" w:sz="1" w:space="0" w:color="999999"/>
-                    <w:bottom w:val="single" w:sz="1" w:space="0" w:color="999999"/>
-                    <w:right w:val="single" w:sz="1" w:space="0" w:color="999999"/>
-                  </w:tcBorders>
-                  <w:tcMar>
-                    <w:top w:w="40" w:type="dxa"/>
-                    <w:left w:w="80" w:type="dxa"/>
-                    <w:bottom w:w="40" w:type="dxa"/>
-                    <w:right w:w="80" w:type="dxa"/>
-                  </w:tcMar>
-                </w:tcPr>
-                <w:p>
-                  <w:pPr>
-                    <w:jc w:val="center"/>
-                  </w:pPr>
-                  <w:r>
-                    <w:rPr>
-                      <w:sz w:val="18"/>
-                      <w:szCs w:val="18"/>
-                    </w:rPr>
-                    <w:t>#</w:t>
-                  </w:r>
-                </w:p>
-              </w:tc>
-              <w:tc>
-                <w:tcPr>
-                  <w:tcW w:w="2400" w:type="dxa"/>
-                  <w:tcBorders>
-                    <w:top w:val="single" w:sz="1" w:space="0" w:color="999999"/>
-                    <w:left w:val="single" w:sz="1" w:space="0" w:color="999999"/>
-                    <w:bottom w:val="single" w:sz="1" w:space="0" w:color="999999"/>
-                    <w:right w:val="single" w:sz="1" w:space="0" w:color="999999"/>
-                  </w:tcBorders>
-                  <w:tcMar>
-                    <w:top w:w="40" w:type="dxa"/>
-                    <w:left w:w="80" w:type="dxa"/>
-                    <w:bottom w:w="40" w:type="dxa"/>
-                    <w:right w:w="80" w:type="dxa"/>
-                  </w:tcMar>
-                </w:tcPr>
-                <w:p>
-                  <w:proofErr w:type="spellStart"/>
-                  <w:r>
-                    <w:rPr>
-                      <w:rFonts w:ascii="Courier New" w:eastAsia="Courier New" w:hAnsi="Courier New" w:cs="Courier New"/>
-                      <w:sz w:val="18"/>
-                      <w:szCs w:val="18"/>
-                    </w:rPr>
-                    <w:t>varos_id</w:t>
-                  </w:r>
-                  <w:proofErr w:type="spellEnd"/>
-                </w:p>
-              </w:tc>
-              <w:tc>
-                <w:tcPr>
-                  <w:tcW w:w="2000" w:type="dxa"/>
-                  <w:tcBorders>
-                    <w:top w:val="single" w:sz="1" w:space="0" w:color="999999"/>
-                    <w:left w:val="single" w:sz="1" w:space="0" w:color="999999"/>
-                    <w:bottom w:val="single" w:sz="1" w:space="0" w:color="999999"/>
-                    <w:right w:val="single" w:sz="1" w:space="0" w:color="999999"/>
-                  </w:tcBorders>
-                  <w:tcMar>
-                    <w:top w:w="40" w:type="dxa"/>
-                    <w:left w:w="80" w:type="dxa"/>
-                    <w:bottom w:w="40" w:type="dxa"/>
-                    <w:right w:w="80" w:type="dxa"/>
-                  </w:tcMar>
-                </w:tcPr>
-                <w:p>
-                  <w:proofErr w:type="gramStart"/>
-                  <w:r>
-                    <w:rPr>
-                      <w:rFonts w:ascii="Courier New" w:eastAsia="Courier New" w:hAnsi="Courier New" w:cs="Courier New"/>
-                      <w:color w:val="555555"/>
-                      <w:sz w:val="18"/>
-                      <w:szCs w:val="18"/>
-                    </w:rPr>
-                    <w:t>int(</w:t>
-                  </w:r>
-                  <w:proofErr w:type="gramEnd"/>
-                  <w:r>
-                    <w:rPr>
-                      <w:rFonts w:ascii="Courier New" w:eastAsia="Courier New" w:hAnsi="Courier New" w:cs="Courier New"/>
-                      <w:color w:val="555555"/>
-                      <w:sz w:val="18"/>
-                      <w:szCs w:val="18"/>
-                    </w:rPr>
-                    <w:t>11)</w:t>
-                  </w:r>
-                </w:p>
-              </w:tc>
-            </w:tr>
-            <w:tr>
-              <w:tblPrEx>
-                <w:tblCellMar>
-                  <w:top w:w="0" w:type="dxa"/>
-                  <w:bottom w:w="0" w:type="dxa"/>
-                </w:tblCellMar>
-              </w:tblPrEx>
-              <w:tc>
-                <w:tcPr>
-                  <w:tcW w:w="600" w:type="dxa"/>
-                  <w:tcBorders>
-                    <w:top w:val="single" w:sz="1" w:space="0" w:color="999999"/>
-                    <w:left w:val="single" w:sz="1" w:space="0" w:color="999999"/>
-                    <w:bottom w:val="single" w:sz="1" w:space="0" w:color="999999"/>
-                    <w:right w:val="single" w:sz="1" w:space="0" w:color="999999"/>
-                  </w:tcBorders>
-                  <w:tcMar>
-                    <w:top w:w="40" w:type="dxa"/>
-                    <w:left w:w="80" w:type="dxa"/>
-                    <w:bottom w:w="40" w:type="dxa"/>
-                    <w:right w:w="80" w:type="dxa"/>
-                  </w:tcMar>
-                </w:tcPr>
-                <w:p>
-                  <w:pPr>
-                    <w:jc w:val="center"/>
-                  </w:pPr>
-                  <w:r>
-                    <w:rPr>
-                      <w:sz w:val="18"/>
-                      <w:szCs w:val="18"/>
-                    </w:rPr>
-                    <w:t>#</w:t>
-                  </w:r>
-                </w:p>
-              </w:tc>
-              <w:tc>
-                <w:tcPr>
-                  <w:tcW w:w="2400" w:type="dxa"/>
-                  <w:tcBorders>
-                    <w:top w:val="single" w:sz="1" w:space="0" w:color="999999"/>
-                    <w:left w:val="single" w:sz="1" w:space="0" w:color="999999"/>
-                    <w:bottom w:val="single" w:sz="1" w:space="0" w:color="999999"/>
-                    <w:right w:val="single" w:sz="1" w:space="0" w:color="999999"/>
-                  </w:tcBorders>
-                  <w:tcMar>
-                    <w:top w:w="40" w:type="dxa"/>
-                    <w:left w:w="80" w:type="dxa"/>
-                    <w:bottom w:w="40" w:type="dxa"/>
-                    <w:right w:w="80" w:type="dxa"/>
-                  </w:tcMar>
-                </w:tcPr>
-                <w:p>
-                  <w:proofErr w:type="spellStart"/>
-                  <w:r>
-                    <w:rPr>
-                      <w:rFonts w:ascii="Courier New" w:eastAsia="Courier New" w:hAnsi="Courier New" w:cs="Courier New"/>
-                      <w:sz w:val="18"/>
-                      <w:szCs w:val="18"/>
-                    </w:rPr>
-                    <w:t>nyitas_eve</w:t>
-                  </w:r>
-                  <w:proofErr w:type="spellEnd"/>
-                </w:p>
-              </w:tc>
-              <w:tc>
-                <w:tcPr>
-                  <w:tcW w:w="2000" w:type="dxa"/>
-                  <w:tcBorders>
-                    <w:top w:val="single" w:sz="1" w:space="0" w:color="999999"/>
-                    <w:left w:val="single" w:sz="1" w:space="0" w:color="999999"/>
-                    <w:bottom w:val="single" w:sz="1" w:space="0" w:color="999999"/>
-                    <w:right w:val="single" w:sz="1" w:space="0" w:color="999999"/>
-                  </w:tcBorders>
-                  <w:tcMar>
-                    <w:top w:w="40" w:type="dxa"/>
-                    <w:left w:w="80" w:type="dxa"/>
-                    <w:bottom w:w="40" w:type="dxa"/>
-                    <w:right w:w="80" w:type="dxa"/>
-                  </w:tcMar>
-                </w:tcPr>
-                <w:p>
-                  <w:proofErr w:type="gramStart"/>
-                  <w:r>
-                    <w:rPr>
-                      <w:rFonts w:ascii="Courier New" w:eastAsia="Courier New" w:hAnsi="Courier New" w:cs="Courier New"/>
-                      <w:color w:val="555555"/>
-                      <w:sz w:val="18"/>
-                      <w:szCs w:val="18"/>
-                    </w:rPr>
-                    <w:t>int(</w:t>
-                  </w:r>
-                  <w:proofErr w:type="gramEnd"/>
-                  <w:r>
-                    <w:rPr>
-                      <w:rFonts w:ascii="Courier New" w:eastAsia="Courier New" w:hAnsi="Courier New" w:cs="Courier New"/>
-                      <w:color w:val="555555"/>
-                      <w:sz w:val="18"/>
-                      <w:szCs w:val="18"/>
-                    </w:rPr>
-                    <w:t>11)</w:t>
-                  </w:r>
-                </w:p>
-              </w:tc>
-            </w:tr>
-            <w:tr>
-              <w:tblPrEx>
-                <w:tblCellMar>
-                  <w:top w:w="0" w:type="dxa"/>
-                  <w:bottom w:w="0" w:type="dxa"/>
-                </w:tblCellMar>
-              </w:tblPrEx>
-              <w:tc>
-                <w:tcPr>
-                  <w:tcW w:w="600" w:type="dxa"/>
-                  <w:tcBorders>
-                    <w:top w:val="single" w:sz="1" w:space="0" w:color="999999"/>
-                    <w:left w:val="single" w:sz="1" w:space="0" w:color="999999"/>
-                    <w:bottom w:val="single" w:sz="1" w:space="0" w:color="999999"/>
-                    <w:right w:val="single" w:sz="1" w:space="0" w:color="999999"/>
-                  </w:tcBorders>
-                  <w:tcMar>
-                    <w:top w:w="40" w:type="dxa"/>
-                    <w:left w:w="80" w:type="dxa"/>
-                    <w:bottom w:w="40" w:type="dxa"/>
-                    <w:right w:w="80" w:type="dxa"/>
-                  </w:tcMar>
-                </w:tcPr>
-                <w:p>
-                  <w:pPr>
-                    <w:jc w:val="center"/>
-                  </w:pPr>
-                  <w:r>
-                    <w:rPr>
-                      <w:sz w:val="18"/>
-                      <w:szCs w:val="18"/>
-                    </w:rPr>
-                    <w:t>📝</w:t>
-                  </w:r>
-                </w:p>
-              </w:tc>
-              <w:tc>
-                <w:tcPr>
-                  <w:tcW w:w="2400" w:type="dxa"/>
-                  <w:tcBorders>
-                    <w:top w:val="single" w:sz="1" w:space="0" w:color="999999"/>
-                    <w:left w:val="single" w:sz="1" w:space="0" w:color="999999"/>
-                    <w:bottom w:val="single" w:sz="1" w:space="0" w:color="999999"/>
-                    <w:right w:val="single" w:sz="1" w:space="0" w:color="999999"/>
-                  </w:tcBorders>
-                  <w:tcMar>
-                    <w:top w:w="40" w:type="dxa"/>
-                    <w:left w:w="80" w:type="dxa"/>
-                    <w:bottom w:w="40" w:type="dxa"/>
-                    <w:right w:w="80" w:type="dxa"/>
-                  </w:tcMar>
-                </w:tcPr>
-                <w:p>
-                  <w:r>
-                    <w:rPr>
-                      <w:rFonts w:ascii="Courier New" w:eastAsia="Courier New" w:hAnsi="Courier New" w:cs="Courier New"/>
-                      <w:sz w:val="18"/>
-                      <w:szCs w:val="18"/>
-                    </w:rPr>
-                    <w:t>URL</w:t>
-                  </w:r>
-                </w:p>
-              </w:tc>
-              <w:tc>
-                <w:tcPr>
-                  <w:tcW w:w="2000" w:type="dxa"/>
-                  <w:tcBorders>
-                    <w:top w:val="single" w:sz="1" w:space="0" w:color="999999"/>
-                    <w:left w:val="single" w:sz="1" w:space="0" w:color="999999"/>
-                    <w:bottom w:val="single" w:sz="1" w:space="0" w:color="999999"/>
-                    <w:right w:val="single" w:sz="1" w:space="0" w:color="999999"/>
-                  </w:tcBorders>
-                  <w:tcMar>
-                    <w:top w:w="40" w:type="dxa"/>
-                    <w:left w:w="80" w:type="dxa"/>
-                    <w:bottom w:w="40" w:type="dxa"/>
-                    <w:right w:w="80" w:type="dxa"/>
-                  </w:tcMar>
-                </w:tcPr>
-                <w:p>
-                  <w:proofErr w:type="spellStart"/>
-                  <w:proofErr w:type="gramStart"/>
-                  <w:r>
-                    <w:rPr>
-                      <w:rFonts w:ascii="Courier New" w:eastAsia="Courier New" w:hAnsi="Courier New" w:cs="Courier New"/>
-                      <w:color w:val="555555"/>
-                      <w:sz w:val="18"/>
-                      <w:szCs w:val="18"/>
-                    </w:rPr>
-                    <w:t>varchar</w:t>
-                  </w:r>
-                  <w:proofErr w:type="spellEnd"/>
-                  <w:r>
-                    <w:rPr>
-                      <w:rFonts w:ascii="Courier New" w:eastAsia="Courier New" w:hAnsi="Courier New" w:cs="Courier New"/>
-                      <w:color w:val="555555"/>
-                      <w:sz w:val="18"/>
-                      <w:szCs w:val="18"/>
-                    </w:rPr>
-                    <w:t>(</w:t>
-                  </w:r>
-                  <w:proofErr w:type="gramEnd"/>
-                  <w:r>
-                    <w:rPr>
-                      <w:rFonts w:ascii="Courier New" w:eastAsia="Courier New" w:hAnsi="Courier New" w:cs="Courier New"/>
-                      <w:color w:val="555555"/>
-                      <w:sz w:val="18"/>
-                      <w:szCs w:val="18"/>
-                    </w:rPr>
-                    <w:t>500)</w:t>
-                  </w:r>
-                </w:p>
-              </w:tc>
-            </w:tr>
-          </w:tbl>
-          <w:p/>
-        </w:tc>
-      </w:tr>
-    </w:tbl>
-    <w:p>
-      <w:r>
-        <w:br w:type="page"/>
-      </w:r>
-    </w:p>
-    <w:p>
-      <w:pPr>
-        <w:spacing w:before="280" w:after="160"/>
-      </w:pPr>
-      <w:r>
-        <w:rPr>
-          <w:b/>
-          <w:bCs/>
-          <w:sz w:val="28"/>
-          <w:szCs w:val="28"/>
+          <w:noProof/>
+          <w:color w:val="000000"/>
         </w:rPr>
         <w:lastRenderedPageBreak/>
-        <w:t>2.  1. Reszponzív weboldal készítés és formázás</w:t>
+        <w:drawing>
+          <wp:inline distT="0" distB="0" distL="0" distR="0" wp14:anchorId="2353BDD0" wp14:editId="19A4A3DB">
+            <wp:extent cx="6120130" cy="2309495"/>
+            <wp:effectExtent l="0" t="0" r="0" b="0"/>
+            <wp:docPr id="1373146421" name="Kép 1"/>
+            <wp:cNvGraphicFramePr>
+              <a:graphicFrameLocks xmlns:a="http://schemas.openxmlformats.org/drawingml/2006/main" noChangeAspect="1"/>
+            </wp:cNvGraphicFramePr>
+            <a:graphic xmlns:a="http://schemas.openxmlformats.org/drawingml/2006/main">
+              <a:graphicData uri="http://schemas.openxmlformats.org/drawingml/2006/picture">
+                <pic:pic xmlns:pic="http://schemas.openxmlformats.org/drawingml/2006/picture">
+                  <pic:nvPicPr>
+                    <pic:cNvPr id="1373146421" name="Kép 1373146421"/>
+                    <pic:cNvPicPr/>
+                  </pic:nvPicPr>
+                  <pic:blipFill>
+                    <a:blip r:embed="rId6">
+                      <a:extLst>
+                        <a:ext uri="{28A0092B-C50C-407E-A947-70E740481C1C}">
+                          <a14:useLocalDpi xmlns:a14="http://schemas.microsoft.com/office/drawing/2010/main" val="0"/>
+                        </a:ext>
+                      </a:extLst>
+                    </a:blip>
+                    <a:stretch>
+                      <a:fillRect/>
+                    </a:stretch>
+                  </pic:blipFill>
+                  <pic:spPr>
+                    <a:xfrm>
+                      <a:off x="0" y="0"/>
+                      <a:ext cx="6120130" cy="2309495"/>
+                    </a:xfrm>
+                    <a:prstGeom prst="rect">
+                      <a:avLst/>
+                    </a:prstGeom>
+                  </pic:spPr>
+                </pic:pic>
+              </a:graphicData>
+            </a:graphic>
+          </wp:inline>
+        </w:drawing>
+      </w:r>
+    </w:p>
+    <w:p>
+      <w:pPr>
+        <w:pStyle w:val="Kpalrs"/>
+        <w:jc w:val="center"/>
+      </w:pPr>
+      <w:fldSimple w:instr=" SEQ ábra \* ARABIC ">
+        <w:r>
+          <w:rPr>
+            <w:noProof/>
+          </w:rPr>
+          <w:t>1</w:t>
+        </w:r>
+      </w:fldSimple>
+      <w:r>
+        <w:t>. ábra Adatbázis séma</w:t>
+      </w:r>
+    </w:p>
+    <w:p/>
+    <w:p>
+      <w:pPr>
+        <w:pStyle w:val="Cmsor2"/>
+      </w:pPr>
+      <w:r>
+        <w:t>Reszponzív weboldal készítés és formázás</w:t>
       </w:r>
     </w:p>
     <w:p>
@@ -7468,15 +5506,10 @@
     </w:p>
     <w:p>
       <w:pPr>
-        <w:spacing w:before="160" w:after="80"/>
-      </w:pPr>
-      <w:r>
-        <w:rPr>
-          <w:b/>
-          <w:bCs/>
-          <w:color w:val="2E74B5"/>
-        </w:rPr>
-        <w:t>1.1 Kötelező reszponzív beállítások (minden oldalon)</w:t>
+        <w:pStyle w:val="Cmsor3"/>
+      </w:pPr>
+      <w:r>
+        <w:t>Kötelező reszponzív beállítások (minden oldalon)</w:t>
       </w:r>
     </w:p>
     <w:p>
@@ -7730,15 +5763,10 @@
     </w:p>
     <w:p>
       <w:pPr>
-        <w:spacing w:before="160" w:after="80"/>
-      </w:pPr>
-      <w:r>
-        <w:rPr>
-          <w:b/>
-          <w:bCs/>
-          <w:color w:val="2E74B5"/>
-        </w:rPr>
-        <w:t>1.2 Navigáció és aktív menüpont</w:t>
+        <w:pStyle w:val="Cmsor3"/>
+      </w:pPr>
+      <w:r>
+        <w:t>Navigáció és aktív menüpont</w:t>
       </w:r>
     </w:p>
     <w:p>
@@ -7909,15 +5937,10 @@
     </w:p>
     <w:p>
       <w:pPr>
-        <w:spacing w:before="160" w:after="80"/>
-      </w:pPr>
-      <w:r>
-        <w:rPr>
-          <w:b/>
-          <w:bCs/>
-          <w:color w:val="2E74B5"/>
-        </w:rPr>
-        <w:t>1.3 Háttérkép a kezdőlapon</w:t>
+        <w:pStyle w:val="Cmsor3"/>
+      </w:pPr>
+      <w:r>
+        <w:t>Háttérkép a kezdőlapon</w:t>
       </w:r>
     </w:p>
     <w:p>
@@ -8093,14 +6116,9 @@
     </w:p>
     <w:p>
       <w:pPr>
-        <w:spacing w:before="160" w:after="80"/>
-      </w:pPr>
-      <w:r>
-        <w:rPr>
-          <w:b/>
-          <w:bCs/>
-          <w:color w:val="2E74B5"/>
-        </w:rPr>
+        <w:pStyle w:val="Cmsor3"/>
+      </w:pPr>
+      <w:r>
         <w:t>1.4 Linkek viselkedése</w:t>
       </w:r>
     </w:p>
@@ -8197,41 +6215,21 @@
     </w:p>
     <w:p>
       <w:pPr>
-        <w:spacing w:before="160" w:after="80"/>
-      </w:pPr>
-      <w:r>
-        <w:rPr>
-          <w:b/>
-          <w:bCs/>
-          <w:color w:val="2E74B5"/>
-        </w:rPr>
+        <w:pStyle w:val="Cmsor3"/>
+      </w:pPr>
+      <w:r>
         <w:t xml:space="preserve">1.5 </w:t>
       </w:r>
       <w:proofErr w:type="spellStart"/>
       <w:r>
-        <w:rPr>
-          <w:b/>
-          <w:bCs/>
-          <w:color w:val="2E74B5"/>
-        </w:rPr>
         <w:t>Bootstrap</w:t>
       </w:r>
       <w:proofErr w:type="spellEnd"/>
       <w:r>
-        <w:rPr>
-          <w:b/>
-          <w:bCs/>
-          <w:color w:val="2E74B5"/>
-        </w:rPr>
         <w:t xml:space="preserve"> </w:t>
       </w:r>
       <w:proofErr w:type="spellStart"/>
       <w:r>
-        <w:rPr>
-          <w:b/>
-          <w:bCs/>
-          <w:color w:val="2E74B5"/>
-        </w:rPr>
         <w:t>Grid</w:t>
       </w:r>
       <w:proofErr w:type="spellEnd"/>
@@ -8419,12 +6417,6 @@
         <w:gridCol w:w="9026"/>
       </w:tblGrid>
       <w:tr>
-        <w:tblPrEx>
-          <w:tblCellMar>
-            <w:top w:w="0" w:type="dxa"/>
-            <w:bottom w:w="0" w:type="dxa"/>
-          </w:tblCellMar>
-        </w:tblPrEx>
         <w:tc>
           <w:tcPr>
             <w:tcW w:w="9026" w:type="dxa"/>
@@ -8605,12 +6597,6 @@
         <w:gridCol w:w="3226"/>
       </w:tblGrid>
       <w:tr>
-        <w:tblPrEx>
-          <w:tblCellMar>
-            <w:top w:w="0" w:type="dxa"/>
-            <w:bottom w:w="0" w:type="dxa"/>
-          </w:tblCellMar>
-        </w:tblPrEx>
         <w:tc>
           <w:tcPr>
             <w:tcW w:w="2900" w:type="dxa"/>
@@ -8650,7 +6636,6 @@
                 <w:sz w:val="18"/>
                 <w:szCs w:val="18"/>
               </w:rPr>
-              <w:lastRenderedPageBreak/>
               <w:t>Reszponzív táblázat elrendezés.</w:t>
             </w:r>
           </w:p>
@@ -8704,7 +6689,6 @@
                 <w:bCs/>
                 <w:color w:val="000000"/>
               </w:rPr>
-              <w:lastRenderedPageBreak/>
               <w:t>Új fürdő</w:t>
             </w:r>
           </w:p>
@@ -8718,7 +6702,6 @@
                 <w:sz w:val="18"/>
                 <w:szCs w:val="18"/>
               </w:rPr>
-              <w:lastRenderedPageBreak/>
               <w:t>Reszponzív űrlap (DEMO mentés).</w:t>
             </w:r>
           </w:p>
@@ -8772,7 +6755,6 @@
                 <w:bCs/>
                 <w:color w:val="000000"/>
               </w:rPr>
-              <w:lastRenderedPageBreak/>
               <w:t>Képek</w:t>
             </w:r>
           </w:p>
@@ -8786,7 +6768,6 @@
                 <w:sz w:val="18"/>
                 <w:szCs w:val="18"/>
               </w:rPr>
-              <w:lastRenderedPageBreak/>
               <w:t>Reszponzív képlink-módosítás felület (DEMO).</w:t>
             </w:r>
           </w:p>
@@ -8818,70 +6799,63 @@
     </w:tbl>
     <w:p>
       <w:r>
+        <w:br w:type="page"/>
+      </w:r>
+    </w:p>
+    <w:p>
+      <w:pPr>
+        <w:pStyle w:val="Cmsor2"/>
+      </w:pPr>
+      <w:r>
         <w:lastRenderedPageBreak/>
-        <w:br w:type="page"/>
-      </w:r>
-    </w:p>
-    <w:p>
-      <w:pPr>
-        <w:spacing w:before="280" w:after="160"/>
+        <w:t>Backend programozás (Node.js + Express REST API)</w:t>
+      </w:r>
+    </w:p>
+    <w:p>
+      <w:pPr>
+        <w:spacing w:after="40"/>
+      </w:pPr>
+    </w:p>
+    <w:p>
+      <w:pPr>
+        <w:spacing w:before="60" w:after="60"/>
+      </w:pPr>
+      <w:r>
+        <w:rPr>
+          <w:color w:val="000000"/>
+        </w:rPr>
+        <w:t xml:space="preserve">Készítsen Node.js + Express alapú REST API-t, amely a már importált </w:t>
+      </w:r>
+      <w:proofErr w:type="spellStart"/>
+      <w:r>
+        <w:rPr>
+          <w:i/>
+          <w:iCs/>
+          <w:color w:val="000000"/>
+        </w:rPr>
+        <w:t>furdo_db</w:t>
+      </w:r>
+      <w:proofErr w:type="spellEnd"/>
+      <w:r>
+        <w:rPr>
+          <w:color w:val="000000"/>
+        </w:rPr>
+        <w:t xml:space="preserve"> adatbázishoz kapcsolódik, és abból szolgáltat adatokat.</w:t>
+      </w:r>
+    </w:p>
+    <w:p>
+      <w:pPr>
+        <w:spacing w:after="40"/>
+      </w:pPr>
+    </w:p>
+    <w:p>
+      <w:pPr>
+        <w:spacing w:before="60" w:after="60"/>
       </w:pPr>
       <w:r>
         <w:rPr>
           <w:b/>
           <w:bCs/>
-          <w:sz w:val="28"/>
-          <w:szCs w:val="28"/>
-        </w:rPr>
-        <w:lastRenderedPageBreak/>
-        <w:t>3.  2. Backend programozás (Node.js + Express REST API)</w:t>
-      </w:r>
-    </w:p>
-    <w:p>
-      <w:pPr>
-        <w:spacing w:after="40"/>
-      </w:pPr>
-    </w:p>
-    <w:p>
-      <w:pPr>
-        <w:spacing w:before="60" w:after="60"/>
-      </w:pPr>
-      <w:r>
-        <w:rPr>
-          <w:color w:val="000000"/>
-        </w:rPr>
-        <w:t xml:space="preserve">Készítsen Node.js + Express alapú REST API-t, amely a már importált </w:t>
-      </w:r>
-      <w:proofErr w:type="spellStart"/>
-      <w:r>
-        <w:rPr>
-          <w:i/>
-          <w:iCs/>
-          <w:color w:val="000000"/>
-        </w:rPr>
-        <w:t>furdo_db</w:t>
-      </w:r>
-      <w:proofErr w:type="spellEnd"/>
-      <w:r>
-        <w:rPr>
-          <w:color w:val="000000"/>
-        </w:rPr>
-        <w:t xml:space="preserve"> adatbázishoz kapcsolódik, és abból szolgáltat adatokat.</w:t>
-      </w:r>
-    </w:p>
-    <w:p>
-      <w:pPr>
-        <w:spacing w:after="40"/>
-      </w:pPr>
-    </w:p>
-    <w:p>
-      <w:pPr>
-        <w:spacing w:before="60" w:after="60"/>
-      </w:pPr>
-      <w:r>
-        <w:rPr>
-          <w:b/>
-          <w:bCs/>
           <w:color w:val="000000"/>
         </w:rPr>
         <w:t>Fontos: táblát létrehozni nem kell, a meglévő táblákat kell használni.</w:t>
@@ -8894,15 +6868,10 @@
     </w:p>
     <w:p>
       <w:pPr>
-        <w:spacing w:before="160" w:after="80"/>
-      </w:pPr>
-      <w:r>
-        <w:rPr>
-          <w:b/>
-          <w:bCs/>
-          <w:color w:val="2E74B5"/>
-        </w:rPr>
-        <w:t>2.1 Kötelező végpontok</w:t>
+        <w:pStyle w:val="Cmsor3"/>
+      </w:pPr>
+      <w:r>
+        <w:t>Kötelező végpontok</w:t>
       </w:r>
     </w:p>
     <w:p>
@@ -9761,18 +7730,18 @@
           <w:bCs/>
           <w:color w:val="000000"/>
         </w:rPr>
+        <w:t>D) Képlink módosítása (a képes rész támogatására)</w:t>
+      </w:r>
+    </w:p>
+    <w:p>
+      <w:pPr>
+        <w:spacing w:before="60" w:after="60"/>
+      </w:pPr>
+      <w:r>
+        <w:rPr>
+          <w:color w:val="000000"/>
+        </w:rPr>
         <w:lastRenderedPageBreak/>
-        <w:t>D) Képlink módosítása (a képes rész támogatására)</w:t>
-      </w:r>
-    </w:p>
-    <w:p>
-      <w:pPr>
-        <w:spacing w:before="60" w:after="60"/>
-      </w:pPr>
-      <w:r>
-        <w:rPr>
-          <w:color w:val="000000"/>
-        </w:rPr>
         <w:t>Készítsen egy végpontot, amely egy adott fürdőhöz képes képlinket menteni az adatbázisba.</w:t>
       </w:r>
     </w:p>
@@ -9925,15 +7894,10 @@
     </w:p>
     <w:p>
       <w:pPr>
-        <w:spacing w:before="160" w:after="80"/>
-      </w:pPr>
-      <w:r>
-        <w:rPr>
-          <w:b/>
-          <w:bCs/>
-          <w:color w:val="2E74B5"/>
-        </w:rPr>
-        <w:t>2.2 API tesztelés és leadandó</w:t>
+        <w:pStyle w:val="Cmsor3"/>
+      </w:pPr>
+      <w:r>
+        <w:t>API tesztelés és leadandó</w:t>
       </w:r>
     </w:p>
     <w:p>
@@ -10004,12 +7968,6 @@
         <w:gridCol w:w="9026"/>
       </w:tblGrid>
       <w:tr>
-        <w:tblPrEx>
-          <w:tblCellMar>
-            <w:top w:w="0" w:type="dxa"/>
-            <w:bottom w:w="0" w:type="dxa"/>
-          </w:tblCellMar>
-        </w:tblPrEx>
         <w:tc>
           <w:tcPr>
             <w:tcW w:w="9026" w:type="dxa"/>
@@ -10124,72 +8082,49 @@
     </w:p>
     <w:p>
       <w:pPr>
-        <w:spacing w:before="280" w:after="160"/>
-      </w:pPr>
+        <w:pStyle w:val="Cmsor2"/>
+      </w:pPr>
+      <w:r>
+        <w:lastRenderedPageBreak/>
+        <w:t>Frontend programozás (</w:t>
+      </w:r>
+      <w:proofErr w:type="spellStart"/>
+      <w:r>
+        <w:t>React</w:t>
+      </w:r>
+      <w:proofErr w:type="spellEnd"/>
+      <w:r>
+        <w:t xml:space="preserve"> – REST API használatával)</w:t>
+      </w:r>
+    </w:p>
+    <w:p>
+      <w:pPr>
+        <w:spacing w:before="60" w:after="60"/>
+      </w:pPr>
+      <w:r>
+        <w:rPr>
+          <w:color w:val="000000"/>
+        </w:rPr>
+        <w:t xml:space="preserve">A frontenden az adatokat </w:t>
+      </w:r>
       <w:r>
         <w:rPr>
           <w:b/>
           <w:bCs/>
-          <w:sz w:val="28"/>
-          <w:szCs w:val="28"/>
-        </w:rPr>
-        <w:lastRenderedPageBreak/>
-        <w:t>4.  3. Frontend programozás (</w:t>
-      </w:r>
-      <w:proofErr w:type="spellStart"/>
+          <w:color w:val="000000"/>
+        </w:rPr>
+        <w:t>nem kézzel beírva</w:t>
+      </w:r>
+      <w:r>
+        <w:rPr>
+          <w:color w:val="000000"/>
+        </w:rPr>
+        <w:t xml:space="preserve">, hanem </w:t>
+      </w:r>
       <w:r>
         <w:rPr>
           <w:b/>
           <w:bCs/>
-          <w:sz w:val="28"/>
-          <w:szCs w:val="28"/>
-        </w:rPr>
-        <w:t>React</w:t>
-      </w:r>
-      <w:proofErr w:type="spellEnd"/>
-      <w:r>
-        <w:rPr>
-          <w:b/>
-          <w:bCs/>
-          <w:sz w:val="28"/>
-          <w:szCs w:val="28"/>
-        </w:rPr>
-        <w:t xml:space="preserve"> – REST API használatával)</w:t>
-      </w:r>
-    </w:p>
-    <w:p>
-      <w:pPr>
-        <w:spacing w:after="40"/>
-      </w:pPr>
-    </w:p>
-    <w:p>
-      <w:pPr>
-        <w:spacing w:before="60" w:after="60"/>
-      </w:pPr>
-      <w:r>
-        <w:rPr>
-          <w:color w:val="000000"/>
-        </w:rPr>
-        <w:t xml:space="preserve">A frontenden az adatokat </w:t>
-      </w:r>
-      <w:r>
-        <w:rPr>
-          <w:b/>
-          <w:bCs/>
-          <w:color w:val="000000"/>
-        </w:rPr>
-        <w:t>nem kézzel beírva</w:t>
-      </w:r>
-      <w:r>
-        <w:rPr>
-          <w:color w:val="000000"/>
-        </w:rPr>
-        <w:t xml:space="preserve">, hanem </w:t>
-      </w:r>
-      <w:r>
-        <w:rPr>
-          <w:b/>
-          <w:bCs/>
           <w:color w:val="000000"/>
         </w:rPr>
         <w:t>REST API-n keresztül</w:t>
@@ -10208,39 +8143,19 @@
     </w:p>
     <w:p>
       <w:pPr>
-        <w:spacing w:before="160" w:after="80"/>
-      </w:pPr>
-      <w:r>
-        <w:rPr>
-          <w:b/>
-          <w:bCs/>
-          <w:color w:val="2E74B5"/>
-        </w:rPr>
+        <w:pStyle w:val="Cmsor3"/>
+      </w:pPr>
+      <w:r>
         <w:t xml:space="preserve">3.1 Lista oldal – fürdők megjelenítése (furdok.html / </w:t>
       </w:r>
       <w:proofErr w:type="spellStart"/>
       <w:r>
-        <w:rPr>
-          <w:b/>
-          <w:bCs/>
-          <w:color w:val="2E74B5"/>
-        </w:rPr>
         <w:t>Furdok</w:t>
       </w:r>
       <w:proofErr w:type="spellEnd"/>
       <w:r>
-        <w:rPr>
-          <w:b/>
-          <w:bCs/>
-          <w:color w:val="2E74B5"/>
-        </w:rPr>
         <w:t xml:space="preserve"> komponens)</w:t>
       </w:r>
-    </w:p>
-    <w:p>
-      <w:pPr>
-        <w:spacing w:after="40"/>
-      </w:pPr>
     </w:p>
     <w:p>
       <w:pPr>
@@ -10459,32 +8374,17 @@
     </w:p>
     <w:p>
       <w:pPr>
-        <w:spacing w:before="160" w:after="80"/>
-      </w:pPr>
-      <w:r>
-        <w:rPr>
-          <w:b/>
-          <w:bCs/>
-          <w:color w:val="2E74B5"/>
-        </w:rPr>
-        <w:t xml:space="preserve">3.2 Új fürdő felvétele (hozzaadas.html / </w:t>
-      </w:r>
-      <w:proofErr w:type="spellStart"/>
-      <w:r>
-        <w:rPr>
-          <w:b/>
-          <w:bCs/>
-          <w:color w:val="2E74B5"/>
-        </w:rPr>
+        <w:pStyle w:val="Cmsor3"/>
+      </w:pPr>
+      <w:r>
+        <w:t xml:space="preserve">Új fürdő felvétele (hozzaadas.html / </w:t>
+      </w:r>
+      <w:proofErr w:type="spellStart"/>
+      <w:r>
         <w:t>UjFurdo</w:t>
       </w:r>
       <w:proofErr w:type="spellEnd"/>
       <w:r>
-        <w:rPr>
-          <w:b/>
-          <w:bCs/>
-          <w:color w:val="2E74B5"/>
-        </w:rPr>
         <w:t xml:space="preserve"> komponens)</w:t>
       </w:r>
     </w:p>
@@ -10627,50 +8527,25 @@
     </w:p>
     <w:p>
       <w:pPr>
-        <w:spacing w:before="160" w:after="80"/>
-      </w:pPr>
-      <w:r>
-        <w:rPr>
-          <w:b/>
-          <w:bCs/>
-          <w:color w:val="2E74B5"/>
-        </w:rPr>
+        <w:pStyle w:val="Cmsor3"/>
+      </w:pPr>
+      <w:r>
         <w:t xml:space="preserve">3.3 Képek kezelése (kepek.html / </w:t>
       </w:r>
       <w:proofErr w:type="spellStart"/>
       <w:r>
-        <w:rPr>
-          <w:b/>
-          <w:bCs/>
-          <w:color w:val="2E74B5"/>
-        </w:rPr>
         <w:t>Kepek</w:t>
       </w:r>
       <w:proofErr w:type="spellEnd"/>
       <w:r>
-        <w:rPr>
-          <w:b/>
-          <w:bCs/>
-          <w:color w:val="2E74B5"/>
-        </w:rPr>
         <w:t xml:space="preserve"> komponens) – a megadott </w:t>
       </w:r>
       <w:proofErr w:type="spellStart"/>
       <w:r>
-        <w:rPr>
-          <w:b/>
-          <w:bCs/>
-          <w:color w:val="2E74B5"/>
-        </w:rPr>
         <w:t>kepek</w:t>
       </w:r>
       <w:proofErr w:type="spellEnd"/>
       <w:r>
-        <w:rPr>
-          <w:b/>
-          <w:bCs/>
-          <w:color w:val="2E74B5"/>
-        </w:rPr>
         <w:t>/ mappa alapján</w:t>
       </w:r>
     </w:p>
@@ -10896,7 +8771,6 @@
         <w:spacing w:before="40" w:after="40"/>
       </w:pPr>
       <w:r>
-        <w:lastRenderedPageBreak/>
         <w:t>ki tud választani egy fürdőt,</w:t>
       </w:r>
     </w:p>
@@ -10936,6 +8810,7 @@
         <w:spacing w:before="60" w:after="60"/>
       </w:pPr>
       <w:r>
+        <w:lastRenderedPageBreak/>
         <w:t>Ellenőrizze, hogy a listaoldalon (furdok.html) a módosított link alapján már az új kép/link jelenik meg.</w:t>
       </w:r>
     </w:p>
@@ -11016,12 +8891,6 @@
         <w:gridCol w:w="9026"/>
       </w:tblGrid>
       <w:tr>
-        <w:tblPrEx>
-          <w:tblCellMar>
-            <w:top w:w="0" w:type="dxa"/>
-            <w:bottom w:w="0" w:type="dxa"/>
-          </w:tblCellMar>
-        </w:tblPrEx>
         <w:tc>
           <w:tcPr>
             <w:tcW w:w="9026" w:type="dxa"/>
@@ -11179,12 +9048,6 @@
         <w:gridCol w:w="9026"/>
       </w:tblGrid>
       <w:tr>
-        <w:tblPrEx>
-          <w:tblCellMar>
-            <w:top w:w="0" w:type="dxa"/>
-            <w:bottom w:w="0" w:type="dxa"/>
-          </w:tblCellMar>
-        </w:tblPrEx>
         <w:tc>
           <w:tcPr>
             <w:tcW w:w="9026" w:type="dxa"/>
@@ -11261,12 +9124,6 @@
               <w:gridCol w:w="1082"/>
             </w:tblGrid>
             <w:tr>
-              <w:tblPrEx>
-                <w:tblCellMar>
-                  <w:top w:w="0" w:type="dxa"/>
-                  <w:bottom w:w="0" w:type="dxa"/>
-                </w:tblCellMar>
-              </w:tblPrEx>
               <w:tc>
                 <w:tcPr>
                   <w:tcW w:w="800" w:type="dxa"/>
@@ -11472,12 +9329,6 @@
               </w:tc>
             </w:tr>
             <w:tr>
-              <w:tblPrEx>
-                <w:tblCellMar>
-                  <w:top w:w="0" w:type="dxa"/>
-                  <w:bottom w:w="0" w:type="dxa"/>
-                </w:tblCellMar>
-              </w:tblPrEx>
               <w:tc>
                 <w:tcPr>
                   <w:tcW w:w="800" w:type="dxa"/>
@@ -11670,12 +9521,6 @@
               </w:tc>
             </w:tr>
             <w:tr>
-              <w:tblPrEx>
-                <w:tblCellMar>
-                  <w:top w:w="0" w:type="dxa"/>
-                  <w:bottom w:w="0" w:type="dxa"/>
-                </w:tblCellMar>
-              </w:tblPrEx>
               <w:tc>
                 <w:tcPr>
                   <w:tcW w:w="800" w:type="dxa"/>
@@ -11868,12 +9713,6 @@
               </w:tc>
             </w:tr>
             <w:tr>
-              <w:tblPrEx>
-                <w:tblCellMar>
-                  <w:top w:w="0" w:type="dxa"/>
-                  <w:bottom w:w="0" w:type="dxa"/>
-                </w:tblCellMar>
-              </w:tblPrEx>
               <w:tc>
                 <w:tcPr>
                   <w:tcW w:w="800" w:type="dxa"/>
@@ -12075,12 +9914,6 @@
               </w:tc>
             </w:tr>
             <w:tr>
-              <w:tblPrEx>
-                <w:tblCellMar>
-                  <w:top w:w="0" w:type="dxa"/>
-                  <w:bottom w:w="0" w:type="dxa"/>
-                </w:tblCellMar>
-              </w:tblPrEx>
               <w:tc>
                 <w:tcPr>
                   <w:tcW w:w="800" w:type="dxa"/>
@@ -12273,12 +10106,6 @@
               </w:tc>
             </w:tr>
             <w:tr>
-              <w:tblPrEx>
-                <w:tblCellMar>
-                  <w:top w:w="0" w:type="dxa"/>
-                  <w:bottom w:w="0" w:type="dxa"/>
-                </w:tblCellMar>
-              </w:tblPrEx>
               <w:tc>
                 <w:tcPr>
                   <w:tcW w:w="800" w:type="dxa"/>
@@ -12501,12 +10328,6 @@
         <w:gridCol w:w="4626"/>
       </w:tblGrid>
       <w:tr>
-        <w:tblPrEx>
-          <w:tblCellMar>
-            <w:top w:w="0" w:type="dxa"/>
-            <w:bottom w:w="0" w:type="dxa"/>
-          </w:tblCellMar>
-        </w:tblPrEx>
         <w:tc>
           <w:tcPr>
             <w:tcW w:w="4400" w:type="dxa"/>
@@ -12623,12 +10444,6 @@
               <w:gridCol w:w="4000"/>
             </w:tblGrid>
             <w:tr>
-              <w:tblPrEx>
-                <w:tblCellMar>
-                  <w:top w:w="0" w:type="dxa"/>
-                  <w:bottom w:w="0" w:type="dxa"/>
-                </w:tblCellMar>
-              </w:tblPrEx>
               <w:tc>
                 <w:tcPr>
                   <w:tcW w:w="4000" w:type="dxa"/>
@@ -12696,12 +10511,6 @@
               <w:gridCol w:w="4000"/>
             </w:tblGrid>
             <w:tr>
-              <w:tblPrEx>
-                <w:tblCellMar>
-                  <w:top w:w="0" w:type="dxa"/>
-                  <w:bottom w:w="0" w:type="dxa"/>
-                </w:tblCellMar>
-              </w:tblPrEx>
               <w:tc>
                 <w:tcPr>
                   <w:tcW w:w="4000" w:type="dxa"/>
@@ -12769,12 +10578,6 @@
               <w:gridCol w:w="4000"/>
             </w:tblGrid>
             <w:tr>
-              <w:tblPrEx>
-                <w:tblCellMar>
-                  <w:top w:w="0" w:type="dxa"/>
-                  <w:bottom w:w="0" w:type="dxa"/>
-                </w:tblCellMar>
-              </w:tblPrEx>
               <w:tc>
                 <w:tcPr>
                   <w:tcW w:w="4000" w:type="dxa"/>
@@ -12842,12 +10645,6 @@
               <w:gridCol w:w="4000"/>
             </w:tblGrid>
             <w:tr>
-              <w:tblPrEx>
-                <w:tblCellMar>
-                  <w:top w:w="0" w:type="dxa"/>
-                  <w:bottom w:w="0" w:type="dxa"/>
-                </w:tblCellMar>
-              </w:tblPrEx>
               <w:tc>
                 <w:tcPr>
                   <w:tcW w:w="4000" w:type="dxa"/>
@@ -12886,7 +10683,6 @@
                 <w:sz w:val="16"/>
                 <w:szCs w:val="16"/>
               </w:rPr>
-              <w:lastRenderedPageBreak/>
               <w:t>A lista API-n keresztül jön: GET /</w:t>
             </w:r>
             <w:proofErr w:type="spellStart"/>
@@ -12947,12 +10743,6 @@
               <w:gridCol w:w="4000"/>
             </w:tblGrid>
             <w:tr>
-              <w:tblPrEx>
-                <w:tblCellMar>
-                  <w:top w:w="0" w:type="dxa"/>
-                  <w:bottom w:w="0" w:type="dxa"/>
-                </w:tblCellMar>
-              </w:tblPrEx>
               <w:tc>
                 <w:tcPr>
                   <w:tcW w:w="4000" w:type="dxa"/>
@@ -12976,6 +10766,7 @@
                       <w:sz w:val="16"/>
                       <w:szCs w:val="16"/>
                     </w:rPr>
+                    <w:lastRenderedPageBreak/>
                     <w:t>https://... vagy üresen hagyva -nincs kép-</w:t>
                   </w:r>
                 </w:p>
@@ -13185,12 +10976,6 @@
               <w:gridCol w:w="4200"/>
             </w:tblGrid>
             <w:tr>
-              <w:tblPrEx>
-                <w:tblCellMar>
-                  <w:top w:w="0" w:type="dxa"/>
-                  <w:bottom w:w="0" w:type="dxa"/>
-                </w:tblCellMar>
-              </w:tblPrEx>
               <w:tc>
                 <w:tcPr>
                   <w:tcW w:w="4200" w:type="dxa"/>
@@ -13258,12 +11043,6 @@
               <w:gridCol w:w="4200"/>
             </w:tblGrid>
             <w:tr>
-              <w:tblPrEx>
-                <w:tblCellMar>
-                  <w:top w:w="0" w:type="dxa"/>
-                  <w:bottom w:w="0" w:type="dxa"/>
-                </w:tblCellMar>
-              </w:tblPrEx>
               <w:tc>
                 <w:tcPr>
                   <w:tcW w:w="4200" w:type="dxa"/>
@@ -13794,6 +11573,101 @@
     </w:lvl>
   </w:abstractNum>
   <w:abstractNum w:abstractNumId="5" w15:restartNumberingAfterBreak="0">
+    <w:nsid w:val="5F076C42"/>
+    <w:multiLevelType w:val="multilevel"/>
+    <w:tmpl w:val="040E0025"/>
+    <w:lvl w:ilvl="0">
+      <w:start w:val="1"/>
+      <w:numFmt w:val="decimal"/>
+      <w:pStyle w:val="Cmsor1"/>
+      <w:lvlText w:val="%1"/>
+      <w:lvlJc w:val="left"/>
+      <w:pPr>
+        <w:ind w:left="432" w:hanging="432"/>
+      </w:pPr>
+    </w:lvl>
+    <w:lvl w:ilvl="1">
+      <w:start w:val="1"/>
+      <w:numFmt w:val="decimal"/>
+      <w:pStyle w:val="Cmsor2"/>
+      <w:lvlText w:val="%1.%2"/>
+      <w:lvlJc w:val="left"/>
+      <w:pPr>
+        <w:ind w:left="576" w:hanging="576"/>
+      </w:pPr>
+    </w:lvl>
+    <w:lvl w:ilvl="2">
+      <w:start w:val="1"/>
+      <w:numFmt w:val="decimal"/>
+      <w:pStyle w:val="Cmsor3"/>
+      <w:lvlText w:val="%1.%2.%3"/>
+      <w:lvlJc w:val="left"/>
+      <w:pPr>
+        <w:ind w:left="720" w:hanging="720"/>
+      </w:pPr>
+    </w:lvl>
+    <w:lvl w:ilvl="3">
+      <w:start w:val="1"/>
+      <w:numFmt w:val="decimal"/>
+      <w:pStyle w:val="Cmsor4"/>
+      <w:lvlText w:val="%1.%2.%3.%4"/>
+      <w:lvlJc w:val="left"/>
+      <w:pPr>
+        <w:ind w:left="864" w:hanging="864"/>
+      </w:pPr>
+    </w:lvl>
+    <w:lvl w:ilvl="4">
+      <w:start w:val="1"/>
+      <w:numFmt w:val="decimal"/>
+      <w:pStyle w:val="Cmsor5"/>
+      <w:lvlText w:val="%1.%2.%3.%4.%5"/>
+      <w:lvlJc w:val="left"/>
+      <w:pPr>
+        <w:ind w:left="1008" w:hanging="1008"/>
+      </w:pPr>
+    </w:lvl>
+    <w:lvl w:ilvl="5">
+      <w:start w:val="1"/>
+      <w:numFmt w:val="decimal"/>
+      <w:pStyle w:val="Cmsor6"/>
+      <w:lvlText w:val="%1.%2.%3.%4.%5.%6"/>
+      <w:lvlJc w:val="left"/>
+      <w:pPr>
+        <w:ind w:left="1152" w:hanging="1152"/>
+      </w:pPr>
+    </w:lvl>
+    <w:lvl w:ilvl="6">
+      <w:start w:val="1"/>
+      <w:numFmt w:val="decimal"/>
+      <w:pStyle w:val="Cmsor7"/>
+      <w:lvlText w:val="%1.%2.%3.%4.%5.%6.%7"/>
+      <w:lvlJc w:val="left"/>
+      <w:pPr>
+        <w:ind w:left="1296" w:hanging="1296"/>
+      </w:pPr>
+    </w:lvl>
+    <w:lvl w:ilvl="7">
+      <w:start w:val="1"/>
+      <w:numFmt w:val="decimal"/>
+      <w:pStyle w:val="Cmsor8"/>
+      <w:lvlText w:val="%1.%2.%3.%4.%5.%6.%7.%8"/>
+      <w:lvlJc w:val="left"/>
+      <w:pPr>
+        <w:ind w:left="1440" w:hanging="1440"/>
+      </w:pPr>
+    </w:lvl>
+    <w:lvl w:ilvl="8">
+      <w:start w:val="1"/>
+      <w:numFmt w:val="decimal"/>
+      <w:pStyle w:val="Cmsor9"/>
+      <w:lvlText w:val="%1.%2.%3.%4.%5.%6.%7.%8.%9"/>
+      <w:lvlJc w:val="left"/>
+      <w:pPr>
+        <w:ind w:left="1584" w:hanging="1584"/>
+      </w:pPr>
+    </w:lvl>
+  </w:abstractNum>
+  <w:abstractNum w:abstractNumId="6" w15:restartNumberingAfterBreak="0">
     <w:nsid w:val="6EE63A86"/>
     <w:multiLevelType w:val="hybridMultilevel"/>
     <w:tmpl w:val="EC365766"/>
@@ -13878,10 +11752,13 @@
     </w:lvlOverride>
   </w:num>
   <w:num w:numId="6" w16cid:durableId="1489053818">
-    <w:abstractNumId w:val="5"/>
+    <w:abstractNumId w:val="6"/>
     <w:lvlOverride w:ilvl="0">
       <w:startOverride w:val="1"/>
     </w:lvlOverride>
+  </w:num>
+  <w:num w:numId="7" w16cid:durableId="217594328">
+    <w:abstractNumId w:val="5"/>
   </w:num>
 </w:numbering>
 </file>
@@ -14285,7 +12162,12 @@
     <w:name w:val="heading 1"/>
     <w:uiPriority w:val="9"/>
     <w:qFormat/>
+    <w:rsid w:val="00743CA8"/>
     <w:pPr>
+      <w:numPr>
+        <w:numId w:val="7"/>
+      </w:numPr>
+      <w:spacing w:after="240"/>
       <w:outlineLvl w:val="0"/>
     </w:pPr>
     <w:rPr>
@@ -14297,10 +12179,13 @@
   <w:style w:type="paragraph" w:styleId="Cmsor2">
     <w:name w:val="heading 2"/>
     <w:uiPriority w:val="9"/>
-    <w:semiHidden/>
     <w:unhideWhenUsed/>
     <w:qFormat/>
     <w:pPr>
+      <w:numPr>
+        <w:ilvl w:val="1"/>
+        <w:numId w:val="7"/>
+      </w:numPr>
       <w:outlineLvl w:val="1"/>
     </w:pPr>
     <w:rPr>
@@ -14312,10 +12197,13 @@
   <w:style w:type="paragraph" w:styleId="Cmsor3">
     <w:name w:val="heading 3"/>
     <w:uiPriority w:val="9"/>
-    <w:semiHidden/>
     <w:unhideWhenUsed/>
     <w:qFormat/>
     <w:pPr>
+      <w:numPr>
+        <w:ilvl w:val="2"/>
+        <w:numId w:val="7"/>
+      </w:numPr>
       <w:outlineLvl w:val="2"/>
     </w:pPr>
     <w:rPr>
@@ -14331,6 +12219,10 @@
     <w:unhideWhenUsed/>
     <w:qFormat/>
     <w:pPr>
+      <w:numPr>
+        <w:ilvl w:val="3"/>
+        <w:numId w:val="7"/>
+      </w:numPr>
       <w:outlineLvl w:val="3"/>
     </w:pPr>
     <w:rPr>
@@ -14346,6 +12238,10 @@
     <w:unhideWhenUsed/>
     <w:qFormat/>
     <w:pPr>
+      <w:numPr>
+        <w:ilvl w:val="4"/>
+        <w:numId w:val="7"/>
+      </w:numPr>
       <w:outlineLvl w:val="4"/>
     </w:pPr>
     <w:rPr>
@@ -14359,10 +12255,97 @@
     <w:unhideWhenUsed/>
     <w:qFormat/>
     <w:pPr>
+      <w:numPr>
+        <w:ilvl w:val="5"/>
+        <w:numId w:val="7"/>
+      </w:numPr>
       <w:outlineLvl w:val="5"/>
     </w:pPr>
     <w:rPr>
       <w:color w:val="1F4D78"/>
+    </w:rPr>
+  </w:style>
+  <w:style w:type="paragraph" w:styleId="Cmsor7">
+    <w:name w:val="heading 7"/>
+    <w:basedOn w:val="Norml"/>
+    <w:next w:val="Norml"/>
+    <w:link w:val="Cmsor7Char"/>
+    <w:uiPriority w:val="9"/>
+    <w:semiHidden/>
+    <w:unhideWhenUsed/>
+    <w:qFormat/>
+    <w:rsid w:val="008927E6"/>
+    <w:pPr>
+      <w:keepNext/>
+      <w:keepLines/>
+      <w:numPr>
+        <w:ilvl w:val="6"/>
+        <w:numId w:val="7"/>
+      </w:numPr>
+      <w:spacing w:before="40"/>
+      <w:outlineLvl w:val="6"/>
+    </w:pPr>
+    <w:rPr>
+      <w:rFonts w:asciiTheme="majorHAnsi" w:eastAsiaTheme="majorEastAsia" w:hAnsiTheme="majorHAnsi" w:cstheme="majorBidi"/>
+      <w:i/>
+      <w:iCs/>
+      <w:color w:val="0A2F40" w:themeColor="accent1" w:themeShade="7F"/>
+    </w:rPr>
+  </w:style>
+  <w:style w:type="paragraph" w:styleId="Cmsor8">
+    <w:name w:val="heading 8"/>
+    <w:basedOn w:val="Norml"/>
+    <w:next w:val="Norml"/>
+    <w:link w:val="Cmsor8Char"/>
+    <w:uiPriority w:val="9"/>
+    <w:semiHidden/>
+    <w:unhideWhenUsed/>
+    <w:qFormat/>
+    <w:rsid w:val="008927E6"/>
+    <w:pPr>
+      <w:keepNext/>
+      <w:keepLines/>
+      <w:numPr>
+        <w:ilvl w:val="7"/>
+        <w:numId w:val="7"/>
+      </w:numPr>
+      <w:spacing w:before="40"/>
+      <w:outlineLvl w:val="7"/>
+    </w:pPr>
+    <w:rPr>
+      <w:rFonts w:asciiTheme="majorHAnsi" w:eastAsiaTheme="majorEastAsia" w:hAnsiTheme="majorHAnsi" w:cstheme="majorBidi"/>
+      <w:color w:val="272727" w:themeColor="text1" w:themeTint="D8"/>
+      <w:sz w:val="21"/>
+      <w:szCs w:val="21"/>
+    </w:rPr>
+  </w:style>
+  <w:style w:type="paragraph" w:styleId="Cmsor9">
+    <w:name w:val="heading 9"/>
+    <w:basedOn w:val="Norml"/>
+    <w:next w:val="Norml"/>
+    <w:link w:val="Cmsor9Char"/>
+    <w:uiPriority w:val="9"/>
+    <w:semiHidden/>
+    <w:unhideWhenUsed/>
+    <w:qFormat/>
+    <w:rsid w:val="008927E6"/>
+    <w:pPr>
+      <w:keepNext/>
+      <w:keepLines/>
+      <w:numPr>
+        <w:ilvl w:val="8"/>
+        <w:numId w:val="7"/>
+      </w:numPr>
+      <w:spacing w:before="40"/>
+      <w:outlineLvl w:val="8"/>
+    </w:pPr>
+    <w:rPr>
+      <w:rFonts w:asciiTheme="majorHAnsi" w:eastAsiaTheme="majorEastAsia" w:hAnsiTheme="majorHAnsi" w:cstheme="majorBidi"/>
+      <w:i/>
+      <w:iCs/>
+      <w:color w:val="272727" w:themeColor="text1" w:themeTint="D8"/>
+      <w:sz w:val="21"/>
+      <w:szCs w:val="21"/>
     </w:rPr>
   </w:style>
   <w:style w:type="character" w:default="1" w:styleId="Bekezdsalapbettpusa">
@@ -14482,6 +12465,70 @@
     <w:rPr>
       <w:sz w:val="20"/>
       <w:szCs w:val="20"/>
+    </w:rPr>
+  </w:style>
+  <w:style w:type="paragraph" w:styleId="Kpalrs">
+    <w:name w:val="caption"/>
+    <w:basedOn w:val="Norml"/>
+    <w:next w:val="Norml"/>
+    <w:uiPriority w:val="35"/>
+    <w:semiHidden/>
+    <w:unhideWhenUsed/>
+    <w:qFormat/>
+    <w:rsid w:val="00902B9F"/>
+    <w:pPr>
+      <w:spacing w:after="200"/>
+    </w:pPr>
+    <w:rPr>
+      <w:i/>
+      <w:iCs/>
+      <w:color w:val="0E2841" w:themeColor="text2"/>
+      <w:sz w:val="18"/>
+      <w:szCs w:val="18"/>
+    </w:rPr>
+  </w:style>
+  <w:style w:type="character" w:customStyle="1" w:styleId="Cmsor7Char">
+    <w:name w:val="Címsor 7 Char"/>
+    <w:basedOn w:val="Bekezdsalapbettpusa"/>
+    <w:link w:val="Cmsor7"/>
+    <w:uiPriority w:val="9"/>
+    <w:semiHidden/>
+    <w:rsid w:val="008927E6"/>
+    <w:rPr>
+      <w:rFonts w:asciiTheme="majorHAnsi" w:eastAsiaTheme="majorEastAsia" w:hAnsiTheme="majorHAnsi" w:cstheme="majorBidi"/>
+      <w:i/>
+      <w:iCs/>
+      <w:color w:val="0A2F40" w:themeColor="accent1" w:themeShade="7F"/>
+    </w:rPr>
+  </w:style>
+  <w:style w:type="character" w:customStyle="1" w:styleId="Cmsor8Char">
+    <w:name w:val="Címsor 8 Char"/>
+    <w:basedOn w:val="Bekezdsalapbettpusa"/>
+    <w:link w:val="Cmsor8"/>
+    <w:uiPriority w:val="9"/>
+    <w:semiHidden/>
+    <w:rsid w:val="008927E6"/>
+    <w:rPr>
+      <w:rFonts w:asciiTheme="majorHAnsi" w:eastAsiaTheme="majorEastAsia" w:hAnsiTheme="majorHAnsi" w:cstheme="majorBidi"/>
+      <w:color w:val="272727" w:themeColor="text1" w:themeTint="D8"/>
+      <w:sz w:val="21"/>
+      <w:szCs w:val="21"/>
+    </w:rPr>
+  </w:style>
+  <w:style w:type="character" w:customStyle="1" w:styleId="Cmsor9Char">
+    <w:name w:val="Címsor 9 Char"/>
+    <w:basedOn w:val="Bekezdsalapbettpusa"/>
+    <w:link w:val="Cmsor9"/>
+    <w:uiPriority w:val="9"/>
+    <w:semiHidden/>
+    <w:rsid w:val="008927E6"/>
+    <w:rPr>
+      <w:rFonts w:asciiTheme="majorHAnsi" w:eastAsiaTheme="majorEastAsia" w:hAnsiTheme="majorHAnsi" w:cstheme="majorBidi"/>
+      <w:i/>
+      <w:iCs/>
+      <w:color w:val="272727" w:themeColor="text1" w:themeTint="D8"/>
+      <w:sz w:val="21"/>
+      <w:szCs w:val="21"/>
     </w:rPr>
   </w:style>
 </w:styles>
@@ -14800,4 +12847,16 @@
     </a:ext>
   </a:extLst>
 </a:theme>
+</file>
+
+<file path=customXml/item1.xml><?xml version="1.0" encoding="utf-8"?>
+<b:Sources xmlns:b="http://schemas.openxmlformats.org/officeDocument/2006/bibliography" xmlns="http://schemas.openxmlformats.org/officeDocument/2006/bibliography" SelectedStyle="\APASixthEditionOfficeOnline.xsl" StyleName="APA" Version="6"/>
+</file>
+
+<file path=customXml/itemProps1.xml><?xml version="1.0" encoding="utf-8"?>
+<ds:datastoreItem xmlns:ds="http://schemas.openxmlformats.org/officeDocument/2006/customXml" ds:itemID="{65987ABE-380E-4B9F-A1CC-774CCA8FDFEE}">
+  <ds:schemaRefs>
+    <ds:schemaRef ds:uri="http://schemas.openxmlformats.org/officeDocument/2006/bibliography"/>
+  </ds:schemaRefs>
+</ds:datastoreItem>
 </file>
--- a/Furdo/furdo_vizsga.docx
+++ b/Furdo/furdo_vizsga.docx
@@ -643,27 +643,7 @@
                 <w:sz w:val="18"/>
                 <w:szCs w:val="18"/>
               </w:rPr>
-              <w:t>frontend (</w:t>
-            </w:r>
-            <w:proofErr w:type="spellStart"/>
-            <w:r>
-              <w:rPr>
-                <w:b/>
-                <w:bCs/>
-                <w:sz w:val="18"/>
-                <w:szCs w:val="18"/>
-              </w:rPr>
-              <w:t>React</w:t>
-            </w:r>
-            <w:proofErr w:type="spellEnd"/>
-            <w:r>
-              <w:rPr>
-                <w:b/>
-                <w:bCs/>
-                <w:sz w:val="18"/>
-                <w:szCs w:val="18"/>
-              </w:rPr>
-              <w:t>)</w:t>
+              <w:t>frontend (React)</w:t>
             </w:r>
           </w:p>
         </w:tc>
@@ -1033,27 +1013,7 @@
                 <w:sz w:val="18"/>
                 <w:szCs w:val="18"/>
               </w:rPr>
-              <w:t>Összesen (</w:t>
-            </w:r>
-            <w:proofErr w:type="spellStart"/>
-            <w:r>
-              <w:rPr>
-                <w:b/>
-                <w:bCs/>
-                <w:sz w:val="18"/>
-                <w:szCs w:val="18"/>
-              </w:rPr>
-              <w:t>max</w:t>
-            </w:r>
-            <w:proofErr w:type="spellEnd"/>
-            <w:r>
-              <w:rPr>
-                <w:b/>
-                <w:bCs/>
-                <w:sz w:val="18"/>
-                <w:szCs w:val="18"/>
-              </w:rPr>
-              <w:t>. 65 pont)</w:t>
+              <w:t>Összesen (max. 65 pont)</w:t>
             </w:r>
           </w:p>
         </w:tc>
@@ -1083,23 +1043,7 @@
                 <w:sz w:val="18"/>
                 <w:szCs w:val="18"/>
               </w:rPr>
-              <w:t xml:space="preserve">Elért </w:t>
-            </w:r>
-            <w:proofErr w:type="spellStart"/>
-            <w:r>
-              <w:rPr>
-                <w:sz w:val="18"/>
-                <w:szCs w:val="18"/>
-              </w:rPr>
-              <w:t>összpontszám</w:t>
-            </w:r>
-            <w:proofErr w:type="spellEnd"/>
-            <w:r>
-              <w:rPr>
-                <w:sz w:val="18"/>
-                <w:szCs w:val="18"/>
-              </w:rPr>
-              <w:t>:</w:t>
+              <w:t>Elért összpontszám:</w:t>
             </w:r>
           </w:p>
         </w:tc>
@@ -1679,13 +1623,8 @@
         </w:numPr>
         <w:spacing w:before="40" w:after="40"/>
       </w:pPr>
-      <w:proofErr w:type="spellStart"/>
-      <w:r>
-        <w:t>nev</w:t>
-      </w:r>
-      <w:proofErr w:type="spellEnd"/>
-      <w:r>
-        <w:t>: a fürdő neve, szöveges</w:t>
+      <w:r>
+        <w:t>nev: a fürdő neve, szöveges</w:t>
       </w:r>
     </w:p>
     <w:p>
@@ -1697,13 +1636,8 @@
         </w:numPr>
         <w:spacing w:before="40" w:after="40"/>
       </w:pPr>
-      <w:proofErr w:type="spellStart"/>
-      <w:r>
-        <w:t>tipus</w:t>
-      </w:r>
-      <w:proofErr w:type="spellEnd"/>
-      <w:r>
-        <w:t>: a fürdő típusa (pl. gyógyfürdő, strand, élményfürdő), szöveges</w:t>
+      <w:r>
+        <w:t>tipus: a fürdő típusa (pl. gyógyfürdő, strand, élményfürdő), szöveges</w:t>
       </w:r>
     </w:p>
     <w:p>
@@ -1715,13 +1649,8 @@
         </w:numPr>
         <w:spacing w:before="40" w:after="40"/>
       </w:pPr>
-      <w:proofErr w:type="spellStart"/>
-      <w:r>
-        <w:t>medencek</w:t>
-      </w:r>
-      <w:proofErr w:type="spellEnd"/>
-      <w:r>
-        <w:t>: a fürdő medencéinek száma, egész szám</w:t>
+      <w:r>
+        <w:t>medencek: a fürdő medencéinek száma, egész szám</w:t>
       </w:r>
     </w:p>
     <w:p>
@@ -1733,13 +1662,8 @@
         </w:numPr>
         <w:spacing w:before="40" w:after="40"/>
       </w:pPr>
-      <w:proofErr w:type="spellStart"/>
-      <w:r>
-        <w:t>belepodij</w:t>
-      </w:r>
-      <w:proofErr w:type="spellEnd"/>
-      <w:r>
-        <w:t>: felnőtt belépőjegy ára forintban, egész szám</w:t>
+      <w:r>
+        <w:t>belepodij: felnőtt belépőjegy ára forintban, egész szám</w:t>
       </w:r>
     </w:p>
     <w:p>
@@ -1751,13 +1675,8 @@
         </w:numPr>
         <w:spacing w:before="40" w:after="40"/>
       </w:pPr>
-      <w:proofErr w:type="spellStart"/>
-      <w:r>
-        <w:t>varos_id</w:t>
-      </w:r>
-      <w:proofErr w:type="spellEnd"/>
-      <w:r>
-        <w:t>: a fürdő városának azonosítója, egész szám</w:t>
+      <w:r>
+        <w:t>varos_id: a fürdő városának azonosítója, egész szám</w:t>
       </w:r>
     </w:p>
     <w:p>
@@ -1769,13 +1688,8 @@
         </w:numPr>
         <w:spacing w:before="40" w:after="40"/>
       </w:pPr>
-      <w:proofErr w:type="spellStart"/>
-      <w:r>
-        <w:t>nyitas_eve</w:t>
-      </w:r>
-      <w:proofErr w:type="spellEnd"/>
-      <w:r>
-        <w:t>: a fürdő megnyitásának éve, egész szám</w:t>
+      <w:r>
+        <w:t>nyitas_eve: a fürdő megnyitásának éve, egész szám</w:t>
       </w:r>
     </w:p>
     <w:p>
@@ -1807,13 +1721,8 @@
         </w:numPr>
         <w:spacing w:before="40" w:after="40"/>
       </w:pPr>
-      <w:proofErr w:type="spellStart"/>
-      <w:r>
-        <w:t>id</w:t>
-      </w:r>
-      <w:proofErr w:type="spellEnd"/>
-      <w:r>
-        <w:t>: a város azonosítója, egész szám</w:t>
+      <w:r>
+        <w:t>id: a város azonosítója, egész szám</w:t>
       </w:r>
     </w:p>
     <w:p>
@@ -1825,13 +1734,8 @@
         </w:numPr>
         <w:spacing w:before="40" w:after="40"/>
       </w:pPr>
-      <w:proofErr w:type="spellStart"/>
-      <w:r>
-        <w:t>nev</w:t>
-      </w:r>
-      <w:proofErr w:type="spellEnd"/>
-      <w:r>
-        <w:t>: a város neve, szöveges</w:t>
+      <w:r>
+        <w:t>nev: a város neve, szöveges</w:t>
       </w:r>
     </w:p>
     <w:p>
@@ -1843,13 +1747,8 @@
         </w:numPr>
         <w:spacing w:before="40" w:after="40"/>
       </w:pPr>
-      <w:proofErr w:type="spellStart"/>
-      <w:r>
-        <w:t>megye_id</w:t>
-      </w:r>
-      <w:proofErr w:type="spellEnd"/>
-      <w:r>
-        <w:t>: a város vármegyéjének azonosítója, egész szám</w:t>
+      <w:r>
+        <w:t>megye_id: a város vármegyéjének azonosítója, egész szám</w:t>
       </w:r>
     </w:p>
     <w:p>
@@ -1876,11 +1775,6 @@
     </w:p>
     <w:p>
       <w:pPr>
-        <w:spacing w:after="60"/>
-      </w:pPr>
-    </w:p>
-    <w:p>
-      <w:pPr>
         <w:pStyle w:val="Listaszerbekezds"/>
         <w:numPr>
           <w:ilvl w:val="0"/>
@@ -1902,7 +1796,6 @@
       <w:r>
         <w:t xml:space="preserve"> a következő feladatok megoldására, melynek projektjét </w:t>
       </w:r>
-      <w:proofErr w:type="spellStart"/>
       <w:r>
         <w:rPr>
           <w:i/>
@@ -1910,7 +1803,6 @@
         </w:rPr>
         <w:t>FurdoNyilvantarto</w:t>
       </w:r>
-      <w:proofErr w:type="spellEnd"/>
       <w:r>
         <w:t xml:space="preserve"> névvel mentse el!</w:t>
       </w:r>
@@ -1937,7 +1829,6 @@
         <w:lastRenderedPageBreak/>
         <w:t xml:space="preserve">Készítsen saját osztályt </w:t>
       </w:r>
-      <w:proofErr w:type="spellStart"/>
       <w:r>
         <w:rPr>
           <w:b/>
@@ -1945,7 +1836,6 @@
         </w:rPr>
         <w:t>Furdo</w:t>
       </w:r>
-      <w:proofErr w:type="spellEnd"/>
       <w:r>
         <w:t xml:space="preserve"> azonosítóval, amelynek tulajdonságainak azonosítóit és láthatósági szintjét az osztálydiagram szemlélteti. Ékezetes azonosítókat is készíthet, illetve azokat kis- és nagybetűkkel is kezdheti.</w:t>
       </w:r>
@@ -2005,7 +1895,6 @@
               <w:spacing w:after="120"/>
               <w:jc w:val="both"/>
             </w:pPr>
-            <w:proofErr w:type="spellStart"/>
             <w:r>
               <w:rPr>
                 <w:b/>
@@ -2013,7 +1902,6 @@
               </w:rPr>
               <w:t>Furdo</w:t>
             </w:r>
-            <w:proofErr w:type="spellEnd"/>
           </w:p>
         </w:tc>
       </w:tr>
@@ -2050,20 +1938,8 @@
                 <w:sz w:val="18"/>
                 <w:szCs w:val="18"/>
               </w:rPr>
-              <w:t xml:space="preserve">▲ </w:t>
-            </w:r>
-            <w:proofErr w:type="spellStart"/>
-            <w:r>
-              <w:rPr>
-                <w:b/>
-                <w:bCs/>
-                <w:color w:val="555555"/>
-                <w:sz w:val="18"/>
-                <w:szCs w:val="18"/>
-              </w:rPr>
-              <w:t>Properties</w:t>
-            </w:r>
-            <w:proofErr w:type="spellEnd"/>
+              <w:t>▲ Properties</w:t>
+            </w:r>
           </w:p>
         </w:tc>
       </w:tr>
@@ -2091,21 +1967,12 @@
               <w:spacing w:after="120"/>
               <w:jc w:val="both"/>
             </w:pPr>
-            <w:proofErr w:type="gramStart"/>
             <w:r>
               <w:rPr>
                 <w:sz w:val="20"/>
                 <w:szCs w:val="20"/>
               </w:rPr>
-              <w:t>🔑  Azon</w:t>
-            </w:r>
-            <w:proofErr w:type="gramEnd"/>
-            <w:r>
-              <w:rPr>
-                <w:sz w:val="20"/>
-                <w:szCs w:val="20"/>
-              </w:rPr>
-              <w:t xml:space="preserve"> : int</w:t>
+              <w:t>🔑  Azon : int</w:t>
             </w:r>
           </w:p>
         </w:tc>
@@ -2134,40 +2001,13 @@
               <w:spacing w:after="120"/>
               <w:jc w:val="both"/>
             </w:pPr>
-            <w:proofErr w:type="gramStart"/>
             <w:r>
               <w:rPr>
                 <w:sz w:val="20"/>
                 <w:szCs w:val="20"/>
               </w:rPr>
-              <w:t xml:space="preserve">🔤  </w:t>
-            </w:r>
-            <w:proofErr w:type="spellStart"/>
-            <w:r>
-              <w:rPr>
-                <w:sz w:val="20"/>
-                <w:szCs w:val="20"/>
-              </w:rPr>
-              <w:t>Nev</w:t>
-            </w:r>
-            <w:proofErr w:type="spellEnd"/>
-            <w:proofErr w:type="gramEnd"/>
-            <w:r>
-              <w:rPr>
-                <w:sz w:val="20"/>
-                <w:szCs w:val="20"/>
-              </w:rPr>
-              <w:t xml:space="preserve"> : </w:t>
-            </w:r>
-            <w:proofErr w:type="spellStart"/>
-            <w:r>
-              <w:rPr>
-                <w:sz w:val="20"/>
-                <w:szCs w:val="20"/>
-              </w:rPr>
-              <w:t>string</w:t>
-            </w:r>
-            <w:proofErr w:type="spellEnd"/>
+              <w:t>🔤  Nev : string</w:t>
+            </w:r>
           </w:p>
         </w:tc>
       </w:tr>
@@ -2195,40 +2035,13 @@
               <w:spacing w:after="120"/>
               <w:jc w:val="both"/>
             </w:pPr>
-            <w:proofErr w:type="gramStart"/>
             <w:r>
               <w:rPr>
                 <w:sz w:val="20"/>
                 <w:szCs w:val="20"/>
               </w:rPr>
-              <w:t xml:space="preserve">🔤  </w:t>
-            </w:r>
-            <w:proofErr w:type="spellStart"/>
-            <w:r>
-              <w:rPr>
-                <w:sz w:val="20"/>
-                <w:szCs w:val="20"/>
-              </w:rPr>
-              <w:t>Tipus</w:t>
-            </w:r>
-            <w:proofErr w:type="spellEnd"/>
-            <w:proofErr w:type="gramEnd"/>
-            <w:r>
-              <w:rPr>
-                <w:sz w:val="20"/>
-                <w:szCs w:val="20"/>
-              </w:rPr>
-              <w:t xml:space="preserve"> : </w:t>
-            </w:r>
-            <w:proofErr w:type="spellStart"/>
-            <w:r>
-              <w:rPr>
-                <w:sz w:val="20"/>
-                <w:szCs w:val="20"/>
-              </w:rPr>
-              <w:t>string</w:t>
-            </w:r>
-            <w:proofErr w:type="spellEnd"/>
+              <w:t>🔤  Tipus : string</w:t>
+            </w:r>
           </w:p>
         </w:tc>
       </w:tr>
@@ -2256,30 +2069,12 @@
               <w:spacing w:after="120"/>
               <w:jc w:val="both"/>
             </w:pPr>
-            <w:proofErr w:type="gramStart"/>
             <w:r>
               <w:rPr>
                 <w:sz w:val="20"/>
                 <w:szCs w:val="20"/>
               </w:rPr>
-              <w:t xml:space="preserve">🔢  </w:t>
-            </w:r>
-            <w:proofErr w:type="spellStart"/>
-            <w:r>
-              <w:rPr>
-                <w:sz w:val="20"/>
-                <w:szCs w:val="20"/>
-              </w:rPr>
-              <w:t>Medencek</w:t>
-            </w:r>
-            <w:proofErr w:type="spellEnd"/>
-            <w:proofErr w:type="gramEnd"/>
-            <w:r>
-              <w:rPr>
-                <w:sz w:val="20"/>
-                <w:szCs w:val="20"/>
-              </w:rPr>
-              <w:t xml:space="preserve"> : int</w:t>
+              <w:t>🔢  Medencek : int</w:t>
             </w:r>
           </w:p>
         </w:tc>
@@ -2308,30 +2103,12 @@
               <w:spacing w:after="120"/>
               <w:jc w:val="both"/>
             </w:pPr>
-            <w:proofErr w:type="gramStart"/>
             <w:r>
               <w:rPr>
                 <w:sz w:val="20"/>
                 <w:szCs w:val="20"/>
               </w:rPr>
-              <w:t xml:space="preserve">🔢  </w:t>
-            </w:r>
-            <w:proofErr w:type="spellStart"/>
-            <w:r>
-              <w:rPr>
-                <w:sz w:val="20"/>
-                <w:szCs w:val="20"/>
-              </w:rPr>
-              <w:t>BelepoDij</w:t>
-            </w:r>
-            <w:proofErr w:type="spellEnd"/>
-            <w:proofErr w:type="gramEnd"/>
-            <w:r>
-              <w:rPr>
-                <w:sz w:val="20"/>
-                <w:szCs w:val="20"/>
-              </w:rPr>
-              <w:t xml:space="preserve"> : int</w:t>
+              <w:t>🔢  BelepoDij : int</w:t>
             </w:r>
           </w:p>
         </w:tc>
@@ -2360,30 +2137,12 @@
               <w:spacing w:after="120"/>
               <w:jc w:val="both"/>
             </w:pPr>
-            <w:proofErr w:type="gramStart"/>
             <w:r>
               <w:rPr>
                 <w:sz w:val="20"/>
                 <w:szCs w:val="20"/>
               </w:rPr>
-              <w:t xml:space="preserve">🔢  </w:t>
-            </w:r>
-            <w:proofErr w:type="spellStart"/>
-            <w:r>
-              <w:rPr>
-                <w:sz w:val="20"/>
-                <w:szCs w:val="20"/>
-              </w:rPr>
-              <w:t>VarosId</w:t>
-            </w:r>
-            <w:proofErr w:type="spellEnd"/>
-            <w:proofErr w:type="gramEnd"/>
-            <w:r>
-              <w:rPr>
-                <w:sz w:val="20"/>
-                <w:szCs w:val="20"/>
-              </w:rPr>
-              <w:t xml:space="preserve"> : int</w:t>
+              <w:t>🔢  VarosId : int</w:t>
             </w:r>
           </w:p>
         </w:tc>
@@ -2412,30 +2171,12 @@
               <w:spacing w:after="120"/>
               <w:jc w:val="both"/>
             </w:pPr>
-            <w:proofErr w:type="gramStart"/>
             <w:r>
               <w:rPr>
                 <w:sz w:val="20"/>
                 <w:szCs w:val="20"/>
               </w:rPr>
-              <w:t xml:space="preserve">🔢  </w:t>
-            </w:r>
-            <w:proofErr w:type="spellStart"/>
-            <w:r>
-              <w:rPr>
-                <w:sz w:val="20"/>
-                <w:szCs w:val="20"/>
-              </w:rPr>
-              <w:t>NyitasEve</w:t>
-            </w:r>
-            <w:proofErr w:type="spellEnd"/>
-            <w:proofErr w:type="gramEnd"/>
-            <w:r>
-              <w:rPr>
-                <w:sz w:val="20"/>
-                <w:szCs w:val="20"/>
-              </w:rPr>
-              <w:t xml:space="preserve"> : int</w:t>
+              <w:t>🔢  NyitasEve : int</w:t>
             </w:r>
           </w:p>
         </w:tc>
@@ -2464,40 +2205,13 @@
               <w:spacing w:after="120"/>
               <w:jc w:val="both"/>
             </w:pPr>
-            <w:proofErr w:type="gramStart"/>
             <w:r>
               <w:rPr>
                 <w:sz w:val="20"/>
                 <w:szCs w:val="20"/>
               </w:rPr>
-              <w:t xml:space="preserve">🔤  </w:t>
-            </w:r>
-            <w:proofErr w:type="spellStart"/>
-            <w:r>
-              <w:rPr>
-                <w:sz w:val="20"/>
-                <w:szCs w:val="20"/>
-              </w:rPr>
-              <w:t>VarosNev</w:t>
-            </w:r>
-            <w:proofErr w:type="spellEnd"/>
-            <w:proofErr w:type="gramEnd"/>
-            <w:r>
-              <w:rPr>
-                <w:sz w:val="20"/>
-                <w:szCs w:val="20"/>
-              </w:rPr>
-              <w:t xml:space="preserve"> : </w:t>
-            </w:r>
-            <w:proofErr w:type="spellStart"/>
-            <w:r>
-              <w:rPr>
-                <w:sz w:val="20"/>
-                <w:szCs w:val="20"/>
-              </w:rPr>
-              <w:t>string</w:t>
-            </w:r>
-            <w:proofErr w:type="spellEnd"/>
+              <w:t>🔤  VarosNev : string</w:t>
+            </w:r>
           </w:p>
         </w:tc>
       </w:tr>
@@ -2534,20 +2248,8 @@
                 <w:sz w:val="18"/>
                 <w:szCs w:val="18"/>
               </w:rPr>
-              <w:t xml:space="preserve">▲ </w:t>
-            </w:r>
-            <w:proofErr w:type="spellStart"/>
-            <w:r>
-              <w:rPr>
-                <w:b/>
-                <w:bCs/>
-                <w:color w:val="555555"/>
-                <w:sz w:val="18"/>
-                <w:szCs w:val="18"/>
-              </w:rPr>
-              <w:t>Methods</w:t>
-            </w:r>
-            <w:proofErr w:type="spellEnd"/>
+              <w:t>▲ Methods</w:t>
+            </w:r>
           </w:p>
         </w:tc>
       </w:tr>
@@ -2580,89 +2282,7 @@
                 <w:sz w:val="20"/>
                 <w:szCs w:val="20"/>
               </w:rPr>
-              <w:t>⚙</w:t>
-            </w:r>
-            <w:proofErr w:type="gramStart"/>
-            <w:r>
-              <w:rPr>
-                <w:sz w:val="20"/>
-                <w:szCs w:val="20"/>
-              </w:rPr>
-              <w:t>️  Beolvas</w:t>
-            </w:r>
-            <w:proofErr w:type="gramEnd"/>
-            <w:r>
-              <w:rPr>
-                <w:sz w:val="20"/>
-                <w:szCs w:val="20"/>
-              </w:rPr>
-              <w:t>(</w:t>
-            </w:r>
-            <w:proofErr w:type="spellStart"/>
-            <w:proofErr w:type="gramStart"/>
-            <w:r>
-              <w:rPr>
-                <w:sz w:val="20"/>
-                <w:szCs w:val="20"/>
-              </w:rPr>
-              <w:t>fajlNev</w:t>
-            </w:r>
-            <w:proofErr w:type="spellEnd"/>
-            <w:r>
-              <w:rPr>
-                <w:sz w:val="20"/>
-                <w:szCs w:val="20"/>
-              </w:rPr>
-              <w:t xml:space="preserve"> :</w:t>
-            </w:r>
-            <w:proofErr w:type="gramEnd"/>
-            <w:r>
-              <w:rPr>
-                <w:sz w:val="20"/>
-                <w:szCs w:val="20"/>
-              </w:rPr>
-              <w:t xml:space="preserve"> </w:t>
-            </w:r>
-            <w:proofErr w:type="spellStart"/>
-            <w:r>
-              <w:rPr>
-                <w:sz w:val="20"/>
-                <w:szCs w:val="20"/>
-              </w:rPr>
-              <w:t>string</w:t>
-            </w:r>
-            <w:proofErr w:type="spellEnd"/>
-            <w:proofErr w:type="gramStart"/>
-            <w:r>
-              <w:rPr>
-                <w:sz w:val="20"/>
-                <w:szCs w:val="20"/>
-              </w:rPr>
-              <w:t>) :</w:t>
-            </w:r>
-            <w:proofErr w:type="gramEnd"/>
-            <w:r>
-              <w:rPr>
-                <w:sz w:val="20"/>
-                <w:szCs w:val="20"/>
-              </w:rPr>
-              <w:t xml:space="preserve"> List&lt;</w:t>
-            </w:r>
-            <w:proofErr w:type="spellStart"/>
-            <w:r>
-              <w:rPr>
-                <w:sz w:val="20"/>
-                <w:szCs w:val="20"/>
-              </w:rPr>
-              <w:t>Furdo</w:t>
-            </w:r>
-            <w:proofErr w:type="spellEnd"/>
-            <w:r>
-              <w:rPr>
-                <w:sz w:val="20"/>
-                <w:szCs w:val="20"/>
-              </w:rPr>
-              <w:t>&gt;</w:t>
+              <w:t>⚙️  Beolvas(fajlNev : string) : List&lt;Furdo&gt;</w:t>
             </w:r>
           </w:p>
         </w:tc>
@@ -2679,15 +2299,7 @@
         <w:jc w:val="both"/>
       </w:pPr>
       <w:r>
-        <w:t xml:space="preserve">Készítsen statikus metódust adatforráshoz történő kapcsolódásra, és az adatforrásban levő adatok betöltésére! A metódus neve utaljon az adatforrásból betöltésre (pl.: Beolvas). A metódus visszatérési értéke a </w:t>
-      </w:r>
-      <w:proofErr w:type="spellStart"/>
-      <w:r>
-        <w:t>Furdo</w:t>
-      </w:r>
-      <w:proofErr w:type="spellEnd"/>
-      <w:r>
-        <w:t xml:space="preserve"> osztályból képzett lista legyen! A metódus paramétere a betöltendő fájl neve legyen! A későbbi feladatokban, ahol ez szükséges, ezt a metódust használja a megoldásra!</w:t>
+        <w:t>Készítsen statikus metódust adatforráshoz történő kapcsolódásra, és az adatforrásban levő adatok betöltésére! A metódus neve utaljon az adatforrásból betöltésre (pl.: Beolvas). A metódus visszatérési értéke a Furdo osztályból képzett lista legyen! A metódus paramétere a betöltendő fájl neve legyen! A későbbi feladatokban, ahol ez szükséges, ezt a metódust használja a megoldásra!</w:t>
       </w:r>
     </w:p>
     <w:p>
@@ -2703,7 +2315,6 @@
       <w:r>
         <w:t xml:space="preserve">A </w:t>
       </w:r>
-      <w:proofErr w:type="spellStart"/>
       <w:r>
         <w:rPr>
           <w:i/>
@@ -2711,7 +2322,6 @@
         </w:rPr>
         <w:t>Furdo</w:t>
       </w:r>
-      <w:proofErr w:type="spellEnd"/>
       <w:r>
         <w:t xml:space="preserve"> osztály adattagjainak beállítását konstruktor segítségével állítsa be! A paraméterben kapott adatok az adatforrásoktól függően változóak lehetnek.</w:t>
       </w:r>
@@ -2739,7 +2349,6 @@
       <w:r>
         <w:t xml:space="preserve"> adatforrás adatait és tárolja az adatokat a </w:t>
       </w:r>
-      <w:proofErr w:type="spellStart"/>
       <w:r>
         <w:rPr>
           <w:i/>
@@ -2747,7 +2356,6 @@
         </w:rPr>
         <w:t>Furdo</w:t>
       </w:r>
-      <w:proofErr w:type="spellEnd"/>
       <w:r>
         <w:t xml:space="preserve"> osztály segítségével egy olyan összetett adatszerkezetben, amely használatával a további feladatok megoldhatók! Írja ki a képernyőre a minta alapján, hogy a beolvasás sikeres volt!</w:t>
       </w:r>
@@ -3188,27 +2796,7 @@
                 <w:sz w:val="18"/>
                 <w:szCs w:val="18"/>
               </w:rPr>
-              <w:t xml:space="preserve">  - </w:t>
-            </w:r>
-            <w:proofErr w:type="spellStart"/>
-            <w:r>
-              <w:rPr>
-                <w:rFonts w:ascii="Courier New" w:eastAsia="Courier New" w:hAnsi="Courier New" w:cs="Courier New"/>
-                <w:color w:val="D4D4D4"/>
-                <w:sz w:val="18"/>
-                <w:szCs w:val="18"/>
-              </w:rPr>
-              <w:t>Aquaticum</w:t>
-            </w:r>
-            <w:proofErr w:type="spellEnd"/>
-            <w:r>
-              <w:rPr>
-                <w:rFonts w:ascii="Courier New" w:eastAsia="Courier New" w:hAnsi="Courier New" w:cs="Courier New"/>
-                <w:color w:val="D4D4D4"/>
-                <w:sz w:val="18"/>
-                <w:szCs w:val="18"/>
-              </w:rPr>
-              <w:t xml:space="preserve"> Debrecen: 4200 Ft</w:t>
+              <w:t xml:space="preserve">  - Aquaticum Debrecen: 4200 Ft</w:t>
             </w:r>
           </w:p>
           <w:p>
@@ -3493,7 +3081,6 @@
         </w:rPr>
         <w:t xml:space="preserve">-e </w:t>
       </w:r>
-      <w:proofErr w:type="spellStart"/>
       <w:r>
         <w:rPr>
           <w:i/>
@@ -3502,14 +3089,12 @@
         </w:rPr>
         <w:t>furdo_db</w:t>
       </w:r>
-      <w:proofErr w:type="spellEnd"/>
       <w:r>
         <w:rPr>
           <w:color w:val="000000"/>
         </w:rPr>
         <w:t xml:space="preserve"> névvel adatbázis és ennek a </w:t>
       </w:r>
-      <w:proofErr w:type="spellStart"/>
       <w:r>
         <w:rPr>
           <w:i/>
@@ -3518,7 +3103,6 @@
         </w:rPr>
         <w:t>furdo</w:t>
       </w:r>
-      <w:proofErr w:type="spellEnd"/>
       <w:r>
         <w:rPr>
           <w:color w:val="000000"/>
@@ -3539,7 +3123,6 @@
         </w:rPr>
         <w:t xml:space="preserve"> állomány mezőneveivel. Ha nem, akkor futtassa le a </w:t>
       </w:r>
-      <w:proofErr w:type="spellStart"/>
       <w:r>
         <w:rPr>
           <w:i/>
@@ -3548,26 +3131,11 @@
         </w:rPr>
         <w:t>furdo_db.sql</w:t>
       </w:r>
-      <w:proofErr w:type="spellEnd"/>
-      <w:r>
-        <w:rPr>
-          <w:color w:val="000000"/>
-        </w:rPr>
-        <w:t xml:space="preserve"> </w:t>
-      </w:r>
-      <w:proofErr w:type="spellStart"/>
-      <w:r>
-        <w:rPr>
-          <w:color w:val="000000"/>
-        </w:rPr>
-        <w:t>szkriptet</w:t>
-      </w:r>
-      <w:proofErr w:type="spellEnd"/>
-      <w:r>
-        <w:rPr>
-          <w:color w:val="000000"/>
-        </w:rPr>
-        <w:t xml:space="preserve"> a lokális adatbázis-kezelő rendszerében!</w:t>
+      <w:r>
+        <w:rPr>
+          <w:color w:val="000000"/>
+        </w:rPr>
+        <w:t xml:space="preserve"> szkriptet a lokális adatbázis-kezelő rendszerében!</w:t>
       </w:r>
     </w:p>
     <w:p>
@@ -3589,11 +3157,13 @@
       <w:r>
         <w:t xml:space="preserve">Készítsen grafikus alkalmazást a következő feladatok megoldására, melynek projektjét </w:t>
       </w:r>
-      <w:proofErr w:type="spellStart"/>
-      <w:r>
+      <w:r>
+        <w:rPr>
+          <w:b/>
+          <w:bCs/>
+        </w:rPr>
         <w:t>FurdoNyilvantartoGUI</w:t>
       </w:r>
-      <w:proofErr w:type="spellEnd"/>
       <w:r>
         <w:t xml:space="preserve"> névvel mentse el!</w:t>
       </w:r>
@@ -3637,7 +3207,6 @@
       <w:r>
         <w:t xml:space="preserve">Ha szükséges, a </w:t>
       </w:r>
-      <w:proofErr w:type="spellStart"/>
       <w:r>
         <w:rPr>
           <w:i/>
@@ -3645,11 +3214,9 @@
         </w:rPr>
         <w:t>Furdo</w:t>
       </w:r>
-      <w:proofErr w:type="spellEnd"/>
       <w:r>
         <w:t xml:space="preserve"> osztályt a </w:t>
       </w:r>
-      <w:proofErr w:type="spellStart"/>
       <w:r>
         <w:rPr>
           <w:i/>
@@ -3657,7 +3224,6 @@
         </w:rPr>
         <w:t>FurdoNyilvantarto</w:t>
       </w:r>
-      <w:proofErr w:type="spellEnd"/>
       <w:r>
         <w:t xml:space="preserve"> projekt segítségével hivatkozza be, vagy hozza létre újra!</w:t>
       </w:r>
@@ -3676,7 +3242,6 @@
       <w:r>
         <w:t xml:space="preserve">Csatlakozzon a </w:t>
       </w:r>
-      <w:proofErr w:type="spellStart"/>
       <w:r>
         <w:rPr>
           <w:i/>
@@ -3684,9 +3249,28 @@
         </w:rPr>
         <w:t>furdo_db</w:t>
       </w:r>
-      <w:proofErr w:type="spellEnd"/>
-      <w:r>
-        <w:t xml:space="preserve"> adatbázishoz! Amennyiben nem tud csatlakozni az adatbázishoz, a feladat végrehajtásához használhatja a furdo.csv és varos.csv állományokat, de ebben az esetben az adatbázis használatáért járó pontot nem tudja megszerezni.</w:t>
+      <w:r>
+        <w:t xml:space="preserve"> adatbázishoz! Amennyiben nem tud csatlakozni az adatbázishoz, a feladat végrehajtásához használhatja a </w:t>
+      </w:r>
+      <w:r>
+        <w:rPr>
+          <w:i/>
+          <w:iCs/>
+        </w:rPr>
+        <w:t>furdo.csv</w:t>
+      </w:r>
+      <w:r>
+        <w:t xml:space="preserve"> és </w:t>
+      </w:r>
+      <w:r>
+        <w:rPr>
+          <w:i/>
+          <w:iCs/>
+        </w:rPr>
+        <w:t>varos.csv</w:t>
+      </w:r>
+      <w:r>
+        <w:t xml:space="preserve"> állományokat, de ebben az esetben az adatbázis használatáért járó pontot nem tudja megszerezni.</w:t>
       </w:r>
     </w:p>
     <w:p>
@@ -3703,7 +3287,6 @@
       <w:r>
         <w:t xml:space="preserve">Az „Adatok betöltése” gombra kattintva a bal oldali listába töltse be a </w:t>
       </w:r>
-      <w:proofErr w:type="spellStart"/>
       <w:r>
         <w:rPr>
           <w:i/>
@@ -3711,7 +3294,6 @@
         </w:rPr>
         <w:t>furdo</w:t>
       </w:r>
-      <w:proofErr w:type="spellEnd"/>
       <w:r>
         <w:t xml:space="preserve"> tábla összes rekordját! A listában csak a mintában szereplő adatok jelenjenek meg a látható formában! A betöltés után a gomb ne legyen elérhető. (Minta 2.)</w:t>
       </w:r>
@@ -3730,15 +3312,13 @@
       <w:r>
         <w:t xml:space="preserve">A listában megjelent rekordok kiválasztása esetén a „Város:” címke alatt jelenjen meg, hogy melyik városban található a kiválasztott fürdő, jobboldalon az </w:t>
       </w:r>
-      <w:proofErr w:type="spellStart"/>
       <w:r>
         <w:rPr>
           <w:i/>
           <w:iCs/>
         </w:rPr>
-        <w:t>img</w:t>
-      </w:r>
-      <w:proofErr w:type="spellEnd"/>
+        <w:t>kepek</w:t>
+      </w:r>
       <w:r>
         <w:t xml:space="preserve"> könyvtárban található képek közül jelenjen meg a városhoz tartozó kép; van olyan város, amelyhez nem található kép, ebben az esetben a kép helye üres maradhat, de a város neve ebben az esetben is jelenjen meg!</w:t>
       </w:r>
@@ -3795,894 +3375,126 @@
       <w:pPr>
         <w:spacing w:after="60"/>
       </w:pPr>
-    </w:p>
-    <w:tbl>
-      <w:tblPr>
-        <w:tblW w:w="9026" w:type="dxa"/>
-        <w:tblBorders>
-          <w:top w:val="single" w:sz="4" w:space="0" w:color="auto"/>
-          <w:left w:val="single" w:sz="4" w:space="0" w:color="auto"/>
-          <w:bottom w:val="single" w:sz="4" w:space="0" w:color="auto"/>
-          <w:right w:val="single" w:sz="4" w:space="0" w:color="auto"/>
-          <w:insideH w:val="single" w:sz="4" w:space="0" w:color="auto"/>
-          <w:insideV w:val="single" w:sz="4" w:space="0" w:color="auto"/>
-        </w:tblBorders>
-        <w:tblCellMar>
-          <w:left w:w="10" w:type="dxa"/>
-          <w:right w:w="10" w:type="dxa"/>
-        </w:tblCellMar>
-        <w:tblLook w:val="04A0" w:firstRow="1" w:lastRow="0" w:firstColumn="1" w:lastColumn="0" w:noHBand="0" w:noVBand="1"/>
-      </w:tblPr>
-      <w:tblGrid>
-        <w:gridCol w:w="4513"/>
-        <w:gridCol w:w="4513"/>
-      </w:tblGrid>
-      <w:tr>
-        <w:tc>
-          <w:tcPr>
-            <w:tcW w:w="4513" w:type="dxa"/>
-            <w:tcBorders>
-              <w:top w:val="none" w:sz="0" w:space="0" w:color="FFFFFF"/>
-              <w:left w:val="none" w:sz="0" w:space="0" w:color="FFFFFF"/>
-              <w:bottom w:val="none" w:sz="0" w:space="0" w:color="FFFFFF"/>
-              <w:right w:val="none" w:sz="0" w:space="0" w:color="FFFFFF"/>
-            </w:tcBorders>
-            <w:tcMar>
-              <w:top w:w="60" w:type="dxa"/>
-              <w:left w:w="60" w:type="dxa"/>
-              <w:bottom w:w="60" w:type="dxa"/>
-              <w:right w:w="60" w:type="dxa"/>
-            </w:tcMar>
-          </w:tcPr>
-          <w:p>
-            <w:pPr>
-              <w:spacing w:before="60" w:after="60"/>
-              <w:jc w:val="center"/>
-            </w:pPr>
-            <w:r>
-              <w:rPr>
-                <w:b/>
-                <w:bCs/>
-                <w:i/>
-                <w:iCs/>
-                <w:color w:val="000000"/>
-              </w:rPr>
-              <w:t>Minta 1.</w:t>
-            </w:r>
-          </w:p>
-          <w:tbl>
-            <w:tblPr>
-              <w:tblW w:w="4200" w:type="dxa"/>
-              <w:tblBorders>
-                <w:top w:val="single" w:sz="4" w:space="0" w:color="auto"/>
-                <w:left w:val="single" w:sz="4" w:space="0" w:color="auto"/>
-                <w:bottom w:val="single" w:sz="4" w:space="0" w:color="auto"/>
-                <w:right w:val="single" w:sz="4" w:space="0" w:color="auto"/>
-                <w:insideH w:val="single" w:sz="4" w:space="0" w:color="auto"/>
-                <w:insideV w:val="single" w:sz="4" w:space="0" w:color="auto"/>
-              </w:tblBorders>
-              <w:tblCellMar>
-                <w:left w:w="10" w:type="dxa"/>
-                <w:right w:w="10" w:type="dxa"/>
-              </w:tblCellMar>
-              <w:tblLook w:val="04A0" w:firstRow="1" w:lastRow="0" w:firstColumn="1" w:lastColumn="0" w:noHBand="0" w:noVBand="1"/>
-            </w:tblPr>
-            <w:tblGrid>
-              <w:gridCol w:w="4200"/>
-            </w:tblGrid>
-            <w:tr>
-              <w:tc>
-                <w:tcPr>
-                  <w:tcW w:w="4200" w:type="dxa"/>
-                  <w:tcBorders>
-                    <w:top w:val="single" w:sz="1" w:space="0" w:color="999999"/>
-                    <w:left w:val="single" w:sz="1" w:space="0" w:color="999999"/>
-                    <w:bottom w:val="single" w:sz="1" w:space="0" w:color="999999"/>
-                    <w:right w:val="single" w:sz="1" w:space="0" w:color="999999"/>
-                  </w:tcBorders>
-                  <w:shd w:val="clear" w:color="auto" w:fill="E8E8E8"/>
-                  <w:tcMar>
-                    <w:top w:w="40" w:type="dxa"/>
-                    <w:left w:w="80" w:type="dxa"/>
-                    <w:bottom w:w="40" w:type="dxa"/>
-                    <w:right w:w="80" w:type="dxa"/>
-                  </w:tcMar>
-                </w:tcPr>
-                <w:p>
-                  <w:proofErr w:type="gramStart"/>
-                  <w:r>
-                    <w:rPr>
-                      <w:sz w:val="18"/>
-                      <w:szCs w:val="18"/>
-                    </w:rPr>
-                    <w:t>[ Adatok</w:t>
-                  </w:r>
-                  <w:proofErr w:type="gramEnd"/>
-                  <w:r>
-                    <w:rPr>
-                      <w:sz w:val="18"/>
-                      <w:szCs w:val="18"/>
-                    </w:rPr>
-                    <w:t xml:space="preserve"> </w:t>
-                  </w:r>
-                  <w:proofErr w:type="gramStart"/>
-                  <w:r>
-                    <w:rPr>
-                      <w:sz w:val="18"/>
-                      <w:szCs w:val="18"/>
-                    </w:rPr>
-                    <w:t>betöltése ]</w:t>
-                  </w:r>
-                  <w:proofErr w:type="gramEnd"/>
-                </w:p>
-                <w:p>
-                  <w:pPr>
-                    <w:spacing w:after="60"/>
-                  </w:pPr>
-                </w:p>
-                <w:p>
-                  <w:r>
-                    <w:rPr>
-                      <w:rFonts w:ascii="Courier New" w:eastAsia="Courier New" w:hAnsi="Courier New" w:cs="Courier New"/>
-                      <w:sz w:val="16"/>
-                      <w:szCs w:val="16"/>
-                    </w:rPr>
-                    <w:t>Azon    Név                       Típus</w:t>
-                  </w:r>
-                </w:p>
-                <w:p>
-                  <w:r>
-                    <w:rPr>
-                      <w:rFonts w:ascii="Courier New" w:eastAsia="Courier New" w:hAnsi="Courier New" w:cs="Courier New"/>
-                      <w:sz w:val="16"/>
-                      <w:szCs w:val="16"/>
-                    </w:rPr>
-                    <w:t>─────────────────────────────────────</w:t>
-                  </w:r>
-                </w:p>
-                <w:p>
-                  <w:r>
-                    <w:rPr>
-                      <w:rFonts w:ascii="Courier New" w:eastAsia="Courier New" w:hAnsi="Courier New" w:cs="Courier New"/>
-                      <w:color w:val="888888"/>
-                      <w:sz w:val="16"/>
-                      <w:szCs w:val="16"/>
-                    </w:rPr>
-                    <w:t>(lista üres betöltés előtt)</w:t>
-                  </w:r>
-                </w:p>
-                <w:p>
-                  <w:pPr>
-                    <w:spacing w:after="80"/>
-                  </w:pPr>
-                </w:p>
-                <w:p>
-                  <w:r>
-                    <w:rPr>
-                      <w:b/>
-                      <w:bCs/>
-                      <w:sz w:val="18"/>
-                      <w:szCs w:val="18"/>
-                    </w:rPr>
-                    <w:t>Város:</w:t>
-                  </w:r>
-                </w:p>
-                <w:p>
-                  <w:pPr>
-                    <w:spacing w:after="40"/>
-                  </w:pPr>
-                </w:p>
-                <w:p>
-                  <w:proofErr w:type="gramStart"/>
-                  <w:r>
-                    <w:rPr>
-                      <w:color w:val="AAAAAA"/>
-                      <w:sz w:val="18"/>
-                      <w:szCs w:val="18"/>
-                    </w:rPr>
-                    <w:t>[ kép</w:t>
-                  </w:r>
-                  <w:proofErr w:type="gramEnd"/>
-                  <w:r>
-                    <w:rPr>
-                      <w:color w:val="AAAAAA"/>
-                      <w:sz w:val="18"/>
-                      <w:szCs w:val="18"/>
-                    </w:rPr>
-                    <w:t xml:space="preserve"> </w:t>
-                  </w:r>
-                  <w:proofErr w:type="gramStart"/>
-                  <w:r>
-                    <w:rPr>
-                      <w:color w:val="AAAAAA"/>
-                      <w:sz w:val="18"/>
-                      <w:szCs w:val="18"/>
-                    </w:rPr>
-                    <w:t>helye ]</w:t>
-                  </w:r>
-                  <w:proofErr w:type="gramEnd"/>
-                </w:p>
-              </w:tc>
-            </w:tr>
-          </w:tbl>
-          <w:p/>
-        </w:tc>
-        <w:tc>
-          <w:tcPr>
-            <w:tcW w:w="4513" w:type="dxa"/>
-            <w:tcBorders>
-              <w:top w:val="none" w:sz="0" w:space="0" w:color="FFFFFF"/>
-              <w:left w:val="none" w:sz="0" w:space="0" w:color="FFFFFF"/>
-              <w:bottom w:val="none" w:sz="0" w:space="0" w:color="FFFFFF"/>
-              <w:right w:val="none" w:sz="0" w:space="0" w:color="FFFFFF"/>
-            </w:tcBorders>
-            <w:tcMar>
-              <w:top w:w="60" w:type="dxa"/>
-              <w:left w:w="60" w:type="dxa"/>
-              <w:bottom w:w="60" w:type="dxa"/>
-              <w:right w:w="60" w:type="dxa"/>
-            </w:tcMar>
-          </w:tcPr>
-          <w:p>
-            <w:pPr>
-              <w:spacing w:before="60" w:after="60"/>
-              <w:jc w:val="center"/>
-            </w:pPr>
-            <w:r>
-              <w:rPr>
-                <w:b/>
-                <w:bCs/>
-                <w:i/>
-                <w:iCs/>
-                <w:color w:val="000000"/>
-              </w:rPr>
-              <w:t>Minta 2.</w:t>
-            </w:r>
-          </w:p>
-          <w:tbl>
-            <w:tblPr>
-              <w:tblW w:w="4200" w:type="dxa"/>
-              <w:tblBorders>
-                <w:top w:val="single" w:sz="4" w:space="0" w:color="auto"/>
-                <w:left w:val="single" w:sz="4" w:space="0" w:color="auto"/>
-                <w:bottom w:val="single" w:sz="4" w:space="0" w:color="auto"/>
-                <w:right w:val="single" w:sz="4" w:space="0" w:color="auto"/>
-                <w:insideH w:val="single" w:sz="4" w:space="0" w:color="auto"/>
-                <w:insideV w:val="single" w:sz="4" w:space="0" w:color="auto"/>
-              </w:tblBorders>
-              <w:tblCellMar>
-                <w:left w:w="10" w:type="dxa"/>
-                <w:right w:w="10" w:type="dxa"/>
-              </w:tblCellMar>
-              <w:tblLook w:val="04A0" w:firstRow="1" w:lastRow="0" w:firstColumn="1" w:lastColumn="0" w:noHBand="0" w:noVBand="1"/>
-            </w:tblPr>
-            <w:tblGrid>
-              <w:gridCol w:w="4200"/>
-            </w:tblGrid>
-            <w:tr>
-              <w:tc>
-                <w:tcPr>
-                  <w:tcW w:w="4200" w:type="dxa"/>
-                  <w:tcBorders>
-                    <w:top w:val="single" w:sz="1" w:space="0" w:color="999999"/>
-                    <w:left w:val="single" w:sz="1" w:space="0" w:color="999999"/>
-                    <w:bottom w:val="single" w:sz="1" w:space="0" w:color="999999"/>
-                    <w:right w:val="single" w:sz="1" w:space="0" w:color="999999"/>
-                  </w:tcBorders>
-                  <w:shd w:val="clear" w:color="auto" w:fill="E8E8E8"/>
-                  <w:tcMar>
-                    <w:top w:w="40" w:type="dxa"/>
-                    <w:left w:w="80" w:type="dxa"/>
-                    <w:bottom w:w="40" w:type="dxa"/>
-                    <w:right w:w="80" w:type="dxa"/>
-                  </w:tcMar>
-                </w:tcPr>
-                <w:p>
-                  <w:proofErr w:type="gramStart"/>
-                  <w:r>
-                    <w:rPr>
-                      <w:rFonts w:ascii="Courier New" w:eastAsia="Courier New" w:hAnsi="Courier New" w:cs="Courier New"/>
-                      <w:color w:val="AAAAAA"/>
-                      <w:sz w:val="16"/>
-                      <w:szCs w:val="16"/>
-                    </w:rPr>
-                    <w:t>[ Adatok</w:t>
-                  </w:r>
-                  <w:proofErr w:type="gramEnd"/>
-                  <w:r>
-                    <w:rPr>
-                      <w:rFonts w:ascii="Courier New" w:eastAsia="Courier New" w:hAnsi="Courier New" w:cs="Courier New"/>
-                      <w:color w:val="AAAAAA"/>
-                      <w:sz w:val="16"/>
-                      <w:szCs w:val="16"/>
-                    </w:rPr>
-                    <w:t xml:space="preserve"> betöltése – szürke/</w:t>
-                  </w:r>
-                  <w:proofErr w:type="gramStart"/>
-                  <w:r>
-                    <w:rPr>
-                      <w:rFonts w:ascii="Courier New" w:eastAsia="Courier New" w:hAnsi="Courier New" w:cs="Courier New"/>
-                      <w:color w:val="AAAAAA"/>
-                      <w:sz w:val="16"/>
-                      <w:szCs w:val="16"/>
-                    </w:rPr>
-                    <w:t>inaktív ]</w:t>
-                  </w:r>
-                  <w:proofErr w:type="gramEnd"/>
-                </w:p>
-                <w:p>
-                  <w:pPr>
-                    <w:spacing w:after="40"/>
-                  </w:pPr>
-                </w:p>
-                <w:p>
-                  <w:r>
-                    <w:rPr>
-                      <w:rFonts w:ascii="Courier New" w:eastAsia="Courier New" w:hAnsi="Courier New" w:cs="Courier New"/>
-                      <w:sz w:val="16"/>
-                      <w:szCs w:val="16"/>
-                    </w:rPr>
-                    <w:t xml:space="preserve">1   Széchenyi Gyógyfürdő   </w:t>
-                  </w:r>
-                  <w:proofErr w:type="spellStart"/>
-                  <w:r>
-                    <w:rPr>
-                      <w:rFonts w:ascii="Courier New" w:eastAsia="Courier New" w:hAnsi="Courier New" w:cs="Courier New"/>
-                      <w:sz w:val="16"/>
-                      <w:szCs w:val="16"/>
-                    </w:rPr>
-                    <w:t>gyógyfürdő</w:t>
-                  </w:r>
-                  <w:proofErr w:type="spellEnd"/>
-                </w:p>
-                <w:p>
-                  <w:r>
-                    <w:rPr>
-                      <w:rFonts w:ascii="Courier New" w:eastAsia="Courier New" w:hAnsi="Courier New" w:cs="Courier New"/>
-                      <w:sz w:val="16"/>
-                      <w:szCs w:val="16"/>
-                    </w:rPr>
-                    <w:t xml:space="preserve">2   Gellért Gyógyfürdő     </w:t>
-                  </w:r>
-                  <w:proofErr w:type="spellStart"/>
-                  <w:r>
-                    <w:rPr>
-                      <w:rFonts w:ascii="Courier New" w:eastAsia="Courier New" w:hAnsi="Courier New" w:cs="Courier New"/>
-                      <w:sz w:val="16"/>
-                      <w:szCs w:val="16"/>
-                    </w:rPr>
-                    <w:t>gyógyfürdő</w:t>
-                  </w:r>
-                  <w:proofErr w:type="spellEnd"/>
-                </w:p>
-                <w:p>
-                  <w:r>
-                    <w:rPr>
-                      <w:rFonts w:ascii="Courier New" w:eastAsia="Courier New" w:hAnsi="Courier New" w:cs="Courier New"/>
-                      <w:sz w:val="16"/>
-                      <w:szCs w:val="16"/>
-                    </w:rPr>
-                    <w:t xml:space="preserve">3   Palatinus </w:t>
-                  </w:r>
-                  <w:proofErr w:type="gramStart"/>
-                  <w:r>
-                    <w:rPr>
-                      <w:rFonts w:ascii="Courier New" w:eastAsia="Courier New" w:hAnsi="Courier New" w:cs="Courier New"/>
-                      <w:sz w:val="16"/>
-                      <w:szCs w:val="16"/>
-                    </w:rPr>
-                    <w:t>Strandfürdő  strand</w:t>
-                  </w:r>
-                  <w:proofErr w:type="gramEnd"/>
-                </w:p>
-                <w:p>
-                  <w:r>
-                    <w:rPr>
-                      <w:rFonts w:ascii="Courier New" w:eastAsia="Courier New" w:hAnsi="Courier New" w:cs="Courier New"/>
-                      <w:sz w:val="16"/>
-                      <w:szCs w:val="16"/>
-                    </w:rPr>
-                    <w:t xml:space="preserve">4   </w:t>
-                  </w:r>
-                  <w:proofErr w:type="spellStart"/>
-                  <w:r>
-                    <w:rPr>
-                      <w:rFonts w:ascii="Courier New" w:eastAsia="Courier New" w:hAnsi="Courier New" w:cs="Courier New"/>
-                      <w:sz w:val="16"/>
-                      <w:szCs w:val="16"/>
-                    </w:rPr>
-                    <w:t>Aquaticum</w:t>
-                  </w:r>
-                  <w:proofErr w:type="spellEnd"/>
-                  <w:r>
-                    <w:rPr>
-                      <w:rFonts w:ascii="Courier New" w:eastAsia="Courier New" w:hAnsi="Courier New" w:cs="Courier New"/>
-                      <w:sz w:val="16"/>
-                      <w:szCs w:val="16"/>
-                    </w:rPr>
-                    <w:t xml:space="preserve"> Debrecen     élményfürdő</w:t>
-                  </w:r>
-                </w:p>
-                <w:p>
-                  <w:r>
-                    <w:rPr>
-                      <w:rFonts w:ascii="Courier New" w:eastAsia="Courier New" w:hAnsi="Courier New" w:cs="Courier New"/>
-                      <w:sz w:val="16"/>
-                      <w:szCs w:val="16"/>
-                    </w:rPr>
-                    <w:t>...</w:t>
-                  </w:r>
-                </w:p>
-                <w:p>
-                  <w:pPr>
-                    <w:spacing w:after="40"/>
-                  </w:pPr>
-                </w:p>
-                <w:p>
-                  <w:r>
-                    <w:rPr>
-                      <w:b/>
-                      <w:bCs/>
-                      <w:sz w:val="18"/>
-                      <w:szCs w:val="18"/>
-                    </w:rPr>
-                    <w:t>Város:</w:t>
-                  </w:r>
-                </w:p>
-                <w:p>
-                  <w:proofErr w:type="gramStart"/>
-                  <w:r>
-                    <w:rPr>
-                      <w:color w:val="AAAAAA"/>
-                      <w:sz w:val="18"/>
-                      <w:szCs w:val="18"/>
-                    </w:rPr>
-                    <w:t>[ kép</w:t>
-                  </w:r>
-                  <w:proofErr w:type="gramEnd"/>
-                  <w:r>
-                    <w:rPr>
-                      <w:color w:val="AAAAAA"/>
-                      <w:sz w:val="18"/>
-                      <w:szCs w:val="18"/>
-                    </w:rPr>
-                    <w:t xml:space="preserve"> </w:t>
-                  </w:r>
-                  <w:proofErr w:type="gramStart"/>
-                  <w:r>
-                    <w:rPr>
-                      <w:color w:val="AAAAAA"/>
-                      <w:sz w:val="18"/>
-                      <w:szCs w:val="18"/>
-                    </w:rPr>
-                    <w:t>helye ]</w:t>
-                  </w:r>
-                  <w:proofErr w:type="gramEnd"/>
-                </w:p>
-              </w:tc>
-            </w:tr>
-          </w:tbl>
-          <w:p/>
-        </w:tc>
-      </w:tr>
-      <w:tr>
-        <w:tc>
-          <w:tcPr>
-            <w:tcW w:w="4513" w:type="dxa"/>
-            <w:tcBorders>
-              <w:top w:val="none" w:sz="0" w:space="0" w:color="FFFFFF"/>
-              <w:left w:val="none" w:sz="0" w:space="0" w:color="FFFFFF"/>
-              <w:bottom w:val="none" w:sz="0" w:space="0" w:color="FFFFFF"/>
-              <w:right w:val="none" w:sz="0" w:space="0" w:color="FFFFFF"/>
-            </w:tcBorders>
-            <w:tcMar>
-              <w:top w:w="60" w:type="dxa"/>
-              <w:left w:w="60" w:type="dxa"/>
-              <w:bottom w:w="60" w:type="dxa"/>
-              <w:right w:w="60" w:type="dxa"/>
-            </w:tcMar>
-          </w:tcPr>
-          <w:p>
-            <w:pPr>
-              <w:spacing w:before="60" w:after="60"/>
-              <w:jc w:val="center"/>
-            </w:pPr>
-            <w:r>
-              <w:rPr>
-                <w:b/>
-                <w:bCs/>
-                <w:i/>
-                <w:iCs/>
-                <w:color w:val="000000"/>
-              </w:rPr>
-              <w:t>Minta 3.</w:t>
-            </w:r>
-          </w:p>
-          <w:p>
-            <w:pPr>
-              <w:spacing w:before="60" w:after="60"/>
-              <w:jc w:val="center"/>
-            </w:pPr>
-            <w:r>
-              <w:rPr>
-                <w:color w:val="000000"/>
-                <w:sz w:val="18"/>
-                <w:szCs w:val="18"/>
-              </w:rPr>
-              <w:t>(Kiválasztás után – városnév és kép megjelenik)</w:t>
-            </w:r>
-          </w:p>
-          <w:tbl>
-            <w:tblPr>
-              <w:tblW w:w="4200" w:type="dxa"/>
-              <w:tblBorders>
-                <w:top w:val="single" w:sz="4" w:space="0" w:color="auto"/>
-                <w:left w:val="single" w:sz="4" w:space="0" w:color="auto"/>
-                <w:bottom w:val="single" w:sz="4" w:space="0" w:color="auto"/>
-                <w:right w:val="single" w:sz="4" w:space="0" w:color="auto"/>
-                <w:insideH w:val="single" w:sz="4" w:space="0" w:color="auto"/>
-                <w:insideV w:val="single" w:sz="4" w:space="0" w:color="auto"/>
-              </w:tblBorders>
-              <w:tblCellMar>
-                <w:left w:w="10" w:type="dxa"/>
-                <w:right w:w="10" w:type="dxa"/>
-              </w:tblCellMar>
-              <w:tblLook w:val="04A0" w:firstRow="1" w:lastRow="0" w:firstColumn="1" w:lastColumn="0" w:noHBand="0" w:noVBand="1"/>
-            </w:tblPr>
-            <w:tblGrid>
-              <w:gridCol w:w="4200"/>
-            </w:tblGrid>
-            <w:tr>
-              <w:tc>
-                <w:tcPr>
-                  <w:tcW w:w="4200" w:type="dxa"/>
-                  <w:tcBorders>
-                    <w:top w:val="single" w:sz="1" w:space="0" w:color="999999"/>
-                    <w:left w:val="single" w:sz="1" w:space="0" w:color="999999"/>
-                    <w:bottom w:val="single" w:sz="1" w:space="0" w:color="999999"/>
-                    <w:right w:val="single" w:sz="1" w:space="0" w:color="999999"/>
-                  </w:tcBorders>
-                  <w:shd w:val="clear" w:color="auto" w:fill="E8E8E8"/>
-                  <w:tcMar>
-                    <w:top w:w="40" w:type="dxa"/>
-                    <w:left w:w="80" w:type="dxa"/>
-                    <w:bottom w:w="40" w:type="dxa"/>
-                    <w:right w:w="80" w:type="dxa"/>
-                  </w:tcMar>
-                </w:tcPr>
-                <w:p>
-                  <w:r>
-                    <w:rPr>
-                      <w:rFonts w:ascii="Courier New" w:eastAsia="Courier New" w:hAnsi="Courier New" w:cs="Courier New"/>
-                      <w:b/>
-                      <w:bCs/>
-                      <w:sz w:val="16"/>
-                      <w:szCs w:val="16"/>
-                    </w:rPr>
-                    <w:t xml:space="preserve">1   Széchenyi Gyógyfürdő   </w:t>
-                  </w:r>
-                  <w:proofErr w:type="spellStart"/>
-                  <w:proofErr w:type="gramStart"/>
-                  <w:r>
-                    <w:rPr>
-                      <w:rFonts w:ascii="Courier New" w:eastAsia="Courier New" w:hAnsi="Courier New" w:cs="Courier New"/>
-                      <w:b/>
-                      <w:bCs/>
-                      <w:sz w:val="16"/>
-                      <w:szCs w:val="16"/>
-                    </w:rPr>
-                    <w:t>gyógyfürdő</w:t>
-                  </w:r>
-                  <w:proofErr w:type="spellEnd"/>
-                  <w:r>
-                    <w:rPr>
-                      <w:rFonts w:ascii="Courier New" w:eastAsia="Courier New" w:hAnsi="Courier New" w:cs="Courier New"/>
-                      <w:b/>
-                      <w:bCs/>
-                      <w:sz w:val="16"/>
-                      <w:szCs w:val="16"/>
-                    </w:rPr>
-                    <w:t xml:space="preserve">  ◄</w:t>
-                  </w:r>
-                  <w:proofErr w:type="gramEnd"/>
-                </w:p>
-                <w:p>
-                  <w:r>
-                    <w:rPr>
-                      <w:rFonts w:ascii="Courier New" w:eastAsia="Courier New" w:hAnsi="Courier New" w:cs="Courier New"/>
-                      <w:sz w:val="16"/>
-                      <w:szCs w:val="16"/>
-                    </w:rPr>
-                    <w:t xml:space="preserve">2   Gellért Gyógyfürdő     </w:t>
-                  </w:r>
-                  <w:proofErr w:type="spellStart"/>
-                  <w:r>
-                    <w:rPr>
-                      <w:rFonts w:ascii="Courier New" w:eastAsia="Courier New" w:hAnsi="Courier New" w:cs="Courier New"/>
-                      <w:sz w:val="16"/>
-                      <w:szCs w:val="16"/>
-                    </w:rPr>
-                    <w:t>gyógyfürdő</w:t>
-                  </w:r>
-                  <w:proofErr w:type="spellEnd"/>
-                </w:p>
-                <w:p>
-                  <w:r>
-                    <w:rPr>
-                      <w:rFonts w:ascii="Courier New" w:eastAsia="Courier New" w:hAnsi="Courier New" w:cs="Courier New"/>
-                      <w:sz w:val="16"/>
-                      <w:szCs w:val="16"/>
-                    </w:rPr>
-                    <w:t>...</w:t>
-                  </w:r>
-                </w:p>
-                <w:p>
-                  <w:pPr>
-                    <w:spacing w:after="40"/>
-                  </w:pPr>
-                </w:p>
-                <w:p>
-                  <w:r>
-                    <w:rPr>
-                      <w:b/>
-                      <w:bCs/>
-                      <w:sz w:val="18"/>
-                      <w:szCs w:val="18"/>
-                    </w:rPr>
-                    <w:t>Város: Budapest</w:t>
-                  </w:r>
-                </w:p>
-                <w:p>
-                  <w:proofErr w:type="gramStart"/>
-                  <w:r>
-                    <w:rPr>
-                      <w:color w:val="777777"/>
-                      <w:sz w:val="18"/>
-                      <w:szCs w:val="18"/>
-                    </w:rPr>
-                    <w:t>[ Budapest</w:t>
-                  </w:r>
-                  <w:proofErr w:type="gramEnd"/>
-                  <w:r>
-                    <w:rPr>
-                      <w:color w:val="777777"/>
-                      <w:sz w:val="18"/>
-                      <w:szCs w:val="18"/>
-                    </w:rPr>
-                    <w:t xml:space="preserve"> </w:t>
-                  </w:r>
-                  <w:proofErr w:type="gramStart"/>
-                  <w:r>
-                    <w:rPr>
-                      <w:color w:val="777777"/>
-                      <w:sz w:val="18"/>
-                      <w:szCs w:val="18"/>
-                    </w:rPr>
-                    <w:t>képe ]</w:t>
-                  </w:r>
-                  <w:proofErr w:type="gramEnd"/>
-                </w:p>
-              </w:tc>
-            </w:tr>
-          </w:tbl>
-          <w:p/>
-        </w:tc>
-        <w:tc>
-          <w:tcPr>
-            <w:tcW w:w="4513" w:type="dxa"/>
-            <w:tcBorders>
-              <w:top w:val="none" w:sz="0" w:space="0" w:color="FFFFFF"/>
-              <w:left w:val="none" w:sz="0" w:space="0" w:color="FFFFFF"/>
-              <w:bottom w:val="none" w:sz="0" w:space="0" w:color="FFFFFF"/>
-              <w:right w:val="none" w:sz="0" w:space="0" w:color="FFFFFF"/>
-            </w:tcBorders>
-            <w:tcMar>
-              <w:top w:w="60" w:type="dxa"/>
-              <w:left w:w="60" w:type="dxa"/>
-              <w:bottom w:w="60" w:type="dxa"/>
-              <w:right w:w="60" w:type="dxa"/>
-            </w:tcMar>
-          </w:tcPr>
-          <w:p>
-            <w:pPr>
-              <w:spacing w:before="60" w:after="60"/>
-              <w:jc w:val="center"/>
-            </w:pPr>
-            <w:r>
-              <w:rPr>
-                <w:b/>
-                <w:bCs/>
-                <w:i/>
-                <w:iCs/>
-                <w:color w:val="000000"/>
-              </w:rPr>
-              <w:t>Minta 4.</w:t>
-            </w:r>
-          </w:p>
-          <w:p>
-            <w:pPr>
-              <w:spacing w:before="60" w:after="60"/>
-              <w:jc w:val="center"/>
-            </w:pPr>
-            <w:r>
-              <w:rPr>
-                <w:color w:val="000000"/>
-                <w:sz w:val="18"/>
-                <w:szCs w:val="18"/>
-              </w:rPr>
-              <w:t>(Más elem kijelölésekor a város is frissül)</w:t>
-            </w:r>
-          </w:p>
-          <w:tbl>
-            <w:tblPr>
-              <w:tblW w:w="4200" w:type="dxa"/>
-              <w:tblBorders>
-                <w:top w:val="single" w:sz="4" w:space="0" w:color="auto"/>
-                <w:left w:val="single" w:sz="4" w:space="0" w:color="auto"/>
-                <w:bottom w:val="single" w:sz="4" w:space="0" w:color="auto"/>
-                <w:right w:val="single" w:sz="4" w:space="0" w:color="auto"/>
-                <w:insideH w:val="single" w:sz="4" w:space="0" w:color="auto"/>
-                <w:insideV w:val="single" w:sz="4" w:space="0" w:color="auto"/>
-              </w:tblBorders>
-              <w:tblCellMar>
-                <w:left w:w="10" w:type="dxa"/>
-                <w:right w:w="10" w:type="dxa"/>
-              </w:tblCellMar>
-              <w:tblLook w:val="04A0" w:firstRow="1" w:lastRow="0" w:firstColumn="1" w:lastColumn="0" w:noHBand="0" w:noVBand="1"/>
-            </w:tblPr>
-            <w:tblGrid>
-              <w:gridCol w:w="4200"/>
-            </w:tblGrid>
-            <w:tr>
-              <w:tc>
-                <w:tcPr>
-                  <w:tcW w:w="4200" w:type="dxa"/>
-                  <w:tcBorders>
-                    <w:top w:val="single" w:sz="1" w:space="0" w:color="999999"/>
-                    <w:left w:val="single" w:sz="1" w:space="0" w:color="999999"/>
-                    <w:bottom w:val="single" w:sz="1" w:space="0" w:color="999999"/>
-                    <w:right w:val="single" w:sz="1" w:space="0" w:color="999999"/>
-                  </w:tcBorders>
-                  <w:shd w:val="clear" w:color="auto" w:fill="E8E8E8"/>
-                  <w:tcMar>
-                    <w:top w:w="40" w:type="dxa"/>
-                    <w:left w:w="80" w:type="dxa"/>
-                    <w:bottom w:w="40" w:type="dxa"/>
-                    <w:right w:w="80" w:type="dxa"/>
-                  </w:tcMar>
-                </w:tcPr>
-                <w:p>
-                  <w:r>
-                    <w:rPr>
-                      <w:rFonts w:ascii="Courier New" w:eastAsia="Courier New" w:hAnsi="Courier New" w:cs="Courier New"/>
-                      <w:sz w:val="16"/>
-                      <w:szCs w:val="16"/>
-                    </w:rPr>
-                    <w:t xml:space="preserve">1   Széchenyi Gyógyfürdő   </w:t>
-                  </w:r>
-                  <w:proofErr w:type="spellStart"/>
-                  <w:r>
-                    <w:rPr>
-                      <w:rFonts w:ascii="Courier New" w:eastAsia="Courier New" w:hAnsi="Courier New" w:cs="Courier New"/>
-                      <w:sz w:val="16"/>
-                      <w:szCs w:val="16"/>
-                    </w:rPr>
-                    <w:t>gyógyfürdő</w:t>
-                  </w:r>
-                  <w:proofErr w:type="spellEnd"/>
-                </w:p>
-                <w:p>
-                  <w:r>
-                    <w:rPr>
-                      <w:rFonts w:ascii="Courier New" w:eastAsia="Courier New" w:hAnsi="Courier New" w:cs="Courier New"/>
-                      <w:b/>
-                      <w:bCs/>
-                      <w:sz w:val="16"/>
-                      <w:szCs w:val="16"/>
-                    </w:rPr>
-                    <w:t xml:space="preserve">4   </w:t>
-                  </w:r>
-                  <w:proofErr w:type="spellStart"/>
-                  <w:r>
-                    <w:rPr>
-                      <w:rFonts w:ascii="Courier New" w:eastAsia="Courier New" w:hAnsi="Courier New" w:cs="Courier New"/>
-                      <w:b/>
-                      <w:bCs/>
-                      <w:sz w:val="16"/>
-                      <w:szCs w:val="16"/>
-                    </w:rPr>
-                    <w:t>Aquaticum</w:t>
-                  </w:r>
-                  <w:proofErr w:type="spellEnd"/>
-                  <w:r>
-                    <w:rPr>
-                      <w:rFonts w:ascii="Courier New" w:eastAsia="Courier New" w:hAnsi="Courier New" w:cs="Courier New"/>
-                      <w:b/>
-                      <w:bCs/>
-                      <w:sz w:val="16"/>
-                      <w:szCs w:val="16"/>
-                    </w:rPr>
-                    <w:t xml:space="preserve"> Debrecen   </w:t>
-                  </w:r>
-                  <w:proofErr w:type="gramStart"/>
-                  <w:r>
-                    <w:rPr>
-                      <w:rFonts w:ascii="Courier New" w:eastAsia="Courier New" w:hAnsi="Courier New" w:cs="Courier New"/>
-                      <w:b/>
-                      <w:bCs/>
-                      <w:sz w:val="16"/>
-                      <w:szCs w:val="16"/>
-                    </w:rPr>
-                    <w:t>élményfürdő  ◄</w:t>
-                  </w:r>
-                  <w:proofErr w:type="gramEnd"/>
-                </w:p>
-                <w:p>
-                  <w:r>
-                    <w:rPr>
-                      <w:rFonts w:ascii="Courier New" w:eastAsia="Courier New" w:hAnsi="Courier New" w:cs="Courier New"/>
-                      <w:sz w:val="16"/>
-                      <w:szCs w:val="16"/>
-                    </w:rPr>
-                    <w:t>...</w:t>
-                  </w:r>
-                </w:p>
-                <w:p>
-                  <w:pPr>
-                    <w:spacing w:after="40"/>
-                  </w:pPr>
-                </w:p>
-                <w:p>
-                  <w:r>
-                    <w:rPr>
-                      <w:b/>
-                      <w:bCs/>
-                      <w:sz w:val="18"/>
-                      <w:szCs w:val="18"/>
-                    </w:rPr>
-                    <w:t>Város: Debrecen</w:t>
-                  </w:r>
-                </w:p>
-                <w:p>
-                  <w:proofErr w:type="gramStart"/>
-                  <w:r>
-                    <w:rPr>
-                      <w:color w:val="777777"/>
-                      <w:sz w:val="18"/>
-                      <w:szCs w:val="18"/>
-                    </w:rPr>
-                    <w:t>[ Debrecen</w:t>
-                  </w:r>
-                  <w:proofErr w:type="gramEnd"/>
-                  <w:r>
-                    <w:rPr>
-                      <w:color w:val="777777"/>
-                      <w:sz w:val="18"/>
-                      <w:szCs w:val="18"/>
-                    </w:rPr>
-                    <w:t xml:space="preserve"> </w:t>
-                  </w:r>
-                  <w:proofErr w:type="gramStart"/>
-                  <w:r>
-                    <w:rPr>
-                      <w:color w:val="777777"/>
-                      <w:sz w:val="18"/>
-                      <w:szCs w:val="18"/>
-                    </w:rPr>
-                    <w:t>képe ]</w:t>
-                  </w:r>
-                  <w:proofErr w:type="gramEnd"/>
-                </w:p>
-              </w:tc>
-            </w:tr>
-          </w:tbl>
-          <w:p/>
-        </w:tc>
-      </w:tr>
-    </w:tbl>
-    <w:p>
-      <w:r>
+      <w:r>
+        <w:rPr>
+          <w:noProof/>
+        </w:rPr>
+        <w:drawing>
+          <wp:inline distT="0" distB="0" distL="0" distR="0" wp14:anchorId="70000969" wp14:editId="7F549C32">
+            <wp:extent cx="6115050" cy="2800350"/>
+            <wp:effectExtent l="0" t="0" r="0" b="0"/>
+            <wp:docPr id="1355257213" name="Kép 2"/>
+            <wp:cNvGraphicFramePr>
+              <a:graphicFrameLocks xmlns:a="http://schemas.openxmlformats.org/drawingml/2006/main" noChangeAspect="1"/>
+            </wp:cNvGraphicFramePr>
+            <a:graphic xmlns:a="http://schemas.openxmlformats.org/drawingml/2006/main">
+              <a:graphicData uri="http://schemas.openxmlformats.org/drawingml/2006/picture">
+                <pic:pic xmlns:pic="http://schemas.openxmlformats.org/drawingml/2006/picture">
+                  <pic:nvPicPr>
+                    <pic:cNvPr id="0" name="Picture 2"/>
+                    <pic:cNvPicPr>
+                      <a:picLocks noChangeAspect="1" noChangeArrowheads="1"/>
+                    </pic:cNvPicPr>
+                  </pic:nvPicPr>
+                  <pic:blipFill>
+                    <a:blip r:embed="rId6">
+                      <a:extLst>
+                        <a:ext uri="{28A0092B-C50C-407E-A947-70E740481C1C}">
+                          <a14:useLocalDpi xmlns:a14="http://schemas.microsoft.com/office/drawing/2010/main" val="0"/>
+                        </a:ext>
+                      </a:extLst>
+                    </a:blip>
+                    <a:srcRect/>
+                    <a:stretch>
+                      <a:fillRect/>
+                    </a:stretch>
+                  </pic:blipFill>
+                  <pic:spPr bwMode="auto">
+                    <a:xfrm>
+                      <a:off x="0" y="0"/>
+                      <a:ext cx="6115050" cy="2800350"/>
+                    </a:xfrm>
+                    <a:prstGeom prst="rect">
+                      <a:avLst/>
+                    </a:prstGeom>
+                    <a:noFill/>
+                    <a:ln>
+                      <a:noFill/>
+                    </a:ln>
+                  </pic:spPr>
+                </pic:pic>
+              </a:graphicData>
+            </a:graphic>
+          </wp:inline>
+        </w:drawing>
+      </w:r>
+    </w:p>
+    <w:p>
+      <w:pPr>
+        <w:spacing w:after="60"/>
+      </w:pPr>
+    </w:p>
+    <w:p>
+      <w:pPr>
+        <w:spacing w:after="60"/>
+      </w:pPr>
+      <w:r>
+        <w:rPr>
+          <w:noProof/>
+        </w:rPr>
         <w:lastRenderedPageBreak/>
+        <w:drawing>
+          <wp:inline distT="0" distB="0" distL="0" distR="0" wp14:anchorId="4FCA64CF" wp14:editId="66251AB0">
+            <wp:extent cx="6115050" cy="2809875"/>
+            <wp:effectExtent l="0" t="0" r="0" b="9525"/>
+            <wp:docPr id="179064120" name="Kép 3"/>
+            <wp:cNvGraphicFramePr>
+              <a:graphicFrameLocks xmlns:a="http://schemas.openxmlformats.org/drawingml/2006/main" noChangeAspect="1"/>
+            </wp:cNvGraphicFramePr>
+            <a:graphic xmlns:a="http://schemas.openxmlformats.org/drawingml/2006/main">
+              <a:graphicData uri="http://schemas.openxmlformats.org/drawingml/2006/picture">
+                <pic:pic xmlns:pic="http://schemas.openxmlformats.org/drawingml/2006/picture">
+                  <pic:nvPicPr>
+                    <pic:cNvPr id="0" name="Picture 3"/>
+                    <pic:cNvPicPr>
+                      <a:picLocks noChangeAspect="1" noChangeArrowheads="1"/>
+                    </pic:cNvPicPr>
+                  </pic:nvPicPr>
+                  <pic:blipFill>
+                    <a:blip r:embed="rId7">
+                      <a:extLst>
+                        <a:ext uri="{28A0092B-C50C-407E-A947-70E740481C1C}">
+                          <a14:useLocalDpi xmlns:a14="http://schemas.microsoft.com/office/drawing/2010/main" val="0"/>
+                        </a:ext>
+                      </a:extLst>
+                    </a:blip>
+                    <a:srcRect/>
+                    <a:stretch>
+                      <a:fillRect/>
+                    </a:stretch>
+                  </pic:blipFill>
+                  <pic:spPr bwMode="auto">
+                    <a:xfrm>
+                      <a:off x="0" y="0"/>
+                      <a:ext cx="6115050" cy="2809875"/>
+                    </a:xfrm>
+                    <a:prstGeom prst="rect">
+                      <a:avLst/>
+                    </a:prstGeom>
+                    <a:noFill/>
+                    <a:ln>
+                      <a:noFill/>
+                    </a:ln>
+                  </pic:spPr>
+                </pic:pic>
+              </a:graphicData>
+            </a:graphic>
+          </wp:inline>
+        </w:drawing>
+      </w:r>
+    </w:p>
+    <w:p>
+      <w:r>
         <w:br w:type="page"/>
       </w:r>
     </w:p>
@@ -4695,7 +3507,7 @@
       </w:pPr>
       <w:r>
         <w:lastRenderedPageBreak/>
-        <w:t>3. feladat</w:t>
+        <w:t>feladat</w:t>
       </w:r>
       <w:r>
         <w:tab/>
@@ -4716,46 +3528,224 @@
           <w:sz w:val="24"/>
           <w:szCs w:val="24"/>
         </w:rPr>
-        <w:t>Fürdők Nyilvántartó Rendszer (</w:t>
-      </w:r>
-      <w:proofErr w:type="spellStart"/>
+        <w:t>Fürdők Nyilvántartó Rendszer (furdo_db)</w:t>
+      </w:r>
+    </w:p>
+    <w:p>
+      <w:pPr>
+        <w:spacing w:before="60" w:after="60"/>
+        <w:jc w:val="both"/>
+      </w:pPr>
+      <w:r>
+        <w:rPr>
+          <w:color w:val="000000"/>
+        </w:rPr>
+        <w:t>Egy idegenforgalmi szervezet Magyarország gyógyfürdőit és strandfürdőit tartja nyilván. A feladat egy olyan webalkalmazás elkészítése, amely a meglévő adatbázist használva képes a fürdők adatainak megjelenítésére, új fürdő rögzítésére, törlésre, valamint a fürdők képlinkjeinek kezelésére.</w:t>
+      </w:r>
+    </w:p>
+    <w:p>
+      <w:pPr>
+        <w:spacing w:after="60"/>
+      </w:pPr>
+    </w:p>
+    <w:p>
+      <w:pPr>
+        <w:spacing w:before="60" w:after="60"/>
+      </w:pPr>
+      <w:r>
+        <w:rPr>
+          <w:b/>
+          <w:bCs/>
+          <w:color w:val="000000"/>
+        </w:rPr>
+        <w:t>A megoldásnak három része van:</w:t>
+      </w:r>
+    </w:p>
+    <w:p>
+      <w:pPr>
+        <w:pStyle w:val="Listaszerbekezds"/>
+        <w:numPr>
+          <w:ilvl w:val="0"/>
+          <w:numId w:val="5"/>
+        </w:numPr>
+        <w:spacing w:before="60" w:after="60"/>
+      </w:pPr>
+      <w:r>
+        <w:t>Reszponzív weboldal (Bootstrap + saját CSS)</w:t>
+      </w:r>
+    </w:p>
+    <w:p>
+      <w:pPr>
+        <w:pStyle w:val="Listaszerbekezds"/>
+        <w:numPr>
+          <w:ilvl w:val="0"/>
+          <w:numId w:val="5"/>
+        </w:numPr>
+        <w:spacing w:before="60" w:after="60"/>
+      </w:pPr>
+      <w:r>
+        <w:t>Backend (Node.js + Express + MySQL REST API)</w:t>
+      </w:r>
+    </w:p>
+    <w:p>
+      <w:pPr>
+        <w:pStyle w:val="Listaszerbekezds"/>
+        <w:numPr>
+          <w:ilvl w:val="0"/>
+          <w:numId w:val="5"/>
+        </w:numPr>
+        <w:spacing w:before="60" w:after="60"/>
+      </w:pPr>
+      <w:r>
+        <w:t>Frontend (REST API-t használva: listázás, felvitel, törlés, képlink-módosítás) – React</w:t>
+      </w:r>
+    </w:p>
+    <w:p>
+      <w:pPr>
+        <w:spacing w:after="80"/>
+      </w:pPr>
+    </w:p>
+    <w:p>
+      <w:pPr>
+        <w:spacing w:before="160" w:after="80"/>
+      </w:pPr>
       <w:r>
         <w:rPr>
           <w:b/>
           <w:bCs/>
           <w:color w:val="2E74B5"/>
-          <w:sz w:val="24"/>
-          <w:szCs w:val="24"/>
-        </w:rPr>
-        <w:t>furdo_db</w:t>
-      </w:r>
-      <w:proofErr w:type="spellEnd"/>
+        </w:rPr>
+        <w:t>Instrukciók a feladat végrehajtásához:</w:t>
+      </w:r>
+    </w:p>
+    <w:p>
+      <w:pPr>
+        <w:pStyle w:val="Listaszerbekezds"/>
+        <w:numPr>
+          <w:ilvl w:val="0"/>
+          <w:numId w:val="2"/>
+        </w:numPr>
+        <w:spacing w:before="40" w:after="40"/>
+      </w:pPr>
+      <w:r>
+        <w:t>a feladatokat bármely Ön által ismert keretrendszerben megcsinálhatja</w:t>
+      </w:r>
+    </w:p>
+    <w:p>
+      <w:pPr>
+        <w:pStyle w:val="Listaszerbekezds"/>
+        <w:numPr>
+          <w:ilvl w:val="0"/>
+          <w:numId w:val="2"/>
+        </w:numPr>
+        <w:spacing w:before="40" w:after="40"/>
+      </w:pPr>
+      <w:r>
+        <w:t>a backend, frontend feladatokat külön-külön, vagy egyben működően is megcsinálhatja</w:t>
+      </w:r>
+    </w:p>
+    <w:p>
+      <w:pPr>
+        <w:pStyle w:val="Listaszerbekezds"/>
+        <w:numPr>
+          <w:ilvl w:val="0"/>
+          <w:numId w:val="2"/>
+        </w:numPr>
+        <w:spacing w:before="40" w:after="40"/>
+      </w:pPr>
+      <w:r>
+        <w:t>a reszponzív feladatot külön, vagy a frontenddel egyben kivitelezve is megcsinálhatja</w:t>
+      </w:r>
+    </w:p>
+    <w:p>
+      <w:pPr>
+        <w:spacing w:after="80"/>
+      </w:pPr>
+    </w:p>
+    <w:p>
+      <w:pPr>
+        <w:spacing w:before="160" w:after="80"/>
+      </w:pPr>
       <w:r>
         <w:rPr>
           <w:b/>
           <w:bCs/>
           <w:color w:val="2E74B5"/>
-          <w:sz w:val="24"/>
-          <w:szCs w:val="24"/>
-        </w:rPr>
-        <w:t>)</w:t>
-      </w:r>
+        </w:rPr>
+        <w:t>Kiindulási anyagok (ezeket kötelező használni)</w:t>
+      </w:r>
+    </w:p>
+    <w:p>
+      <w:pPr>
+        <w:spacing w:after="40"/>
+      </w:pPr>
     </w:p>
     <w:p>
       <w:pPr>
         <w:spacing w:before="60" w:after="60"/>
-        <w:jc w:val="both"/>
-      </w:pPr>
-      <w:r>
-        <w:rPr>
-          <w:color w:val="000000"/>
-        </w:rPr>
-        <w:t>Egy idegenforgalmi szervezet Magyarország gyógyfürdőit és strandfürdőit tartja nyilván. A feladat egy olyan webalkalmazás elkészítése, amely a meglévő adatbázist használva képes a fürdők adatainak megjelenítésére, új fürdő rögzítésére, törlésre, valamint a fürdők képlinkjeinek kezelésére.</w:t>
-      </w:r>
-    </w:p>
-    <w:p>
-      <w:pPr>
-        <w:spacing w:after="60"/>
+      </w:pPr>
+      <w:r>
+        <w:rPr>
+          <w:color w:val="000000"/>
+        </w:rPr>
+        <w:t>A feladathoz az alábbi állományokat és mappát kapta meg:</w:t>
+      </w:r>
+    </w:p>
+    <w:p>
+      <w:pPr>
+        <w:pStyle w:val="Listaszerbekezds"/>
+        <w:numPr>
+          <w:ilvl w:val="0"/>
+          <w:numId w:val="2"/>
+        </w:numPr>
+        <w:spacing w:before="40" w:after="40"/>
+      </w:pPr>
+      <w:r>
+        <w:t>leiras.md – dokumentáció az adatbázisról (ebben találja a táblák jelentését)</w:t>
+      </w:r>
+    </w:p>
+    <w:p>
+      <w:pPr>
+        <w:pStyle w:val="Listaszerbekezds"/>
+        <w:numPr>
+          <w:ilvl w:val="0"/>
+          <w:numId w:val="2"/>
+        </w:numPr>
+        <w:spacing w:before="40" w:after="40"/>
+      </w:pPr>
+      <w:r>
+        <w:t>kepek/ mappa – 10 db kép: 1.jpg … 10.jpg</w:t>
+      </w:r>
+    </w:p>
+    <w:p>
+      <w:pPr>
+        <w:pStyle w:val="Listaszerbekezds"/>
+        <w:numPr>
+          <w:ilvl w:val="0"/>
+          <w:numId w:val="2"/>
+        </w:numPr>
+        <w:spacing w:before="40" w:after="40"/>
+      </w:pPr>
+      <w:r>
+        <w:t>bootstrap/ mappa – benne a .css és a .js a bootstrap használatához</w:t>
+      </w:r>
+    </w:p>
+    <w:p>
+      <w:pPr>
+        <w:pStyle w:val="Listaszerbekezds"/>
+        <w:numPr>
+          <w:ilvl w:val="0"/>
+          <w:numId w:val="2"/>
+        </w:numPr>
+        <w:spacing w:before="40" w:after="40"/>
+      </w:pPr>
+      <w:r>
+        <w:t>adatbazisok/ mappa – 3 almappával, amiben .sql, .json és .csv-ben vannak az adatok; az adatbázis és az adatok (importálandó)</w:t>
+      </w:r>
+    </w:p>
+    <w:p>
+      <w:pPr>
+        <w:spacing w:after="40"/>
       </w:pPr>
     </w:p>
     <w:p>
@@ -4768,72 +3758,25 @@
           <w:bCs/>
           <w:color w:val="000000"/>
         </w:rPr>
-        <w:t>A megoldásnak három része van:</w:t>
-      </w:r>
-    </w:p>
-    <w:p>
-      <w:pPr>
-        <w:pStyle w:val="Listaszerbekezds"/>
-        <w:numPr>
-          <w:ilvl w:val="0"/>
-          <w:numId w:val="5"/>
-        </w:numPr>
+        <w:t>Fontos: a táblákat NEM Önnek kell létrehoznia.</w:t>
+      </w:r>
+    </w:p>
+    <w:p>
+      <w:pPr>
         <w:spacing w:before="60" w:after="60"/>
       </w:pPr>
       <w:r>
-        <w:t>Reszponzív weboldal (</w:t>
-      </w:r>
-      <w:proofErr w:type="spellStart"/>
-      <w:r>
-        <w:t>Bootstrap</w:t>
-      </w:r>
-      <w:proofErr w:type="spellEnd"/>
-      <w:r>
-        <w:t xml:space="preserve"> + saját CSS)</w:t>
-      </w:r>
-    </w:p>
-    <w:p>
-      <w:pPr>
-        <w:pStyle w:val="Listaszerbekezds"/>
-        <w:numPr>
-          <w:ilvl w:val="0"/>
-          <w:numId w:val="5"/>
-        </w:numPr>
-        <w:spacing w:before="60" w:after="60"/>
-      </w:pPr>
-      <w:r>
-        <w:t xml:space="preserve">Backend (Node.js + Express + </w:t>
-      </w:r>
-      <w:proofErr w:type="spellStart"/>
-      <w:r>
-        <w:t>MySQL</w:t>
-      </w:r>
-      <w:proofErr w:type="spellEnd"/>
-      <w:r>
-        <w:t xml:space="preserve"> REST API)</w:t>
-      </w:r>
-    </w:p>
-    <w:p>
-      <w:pPr>
-        <w:pStyle w:val="Listaszerbekezds"/>
-        <w:numPr>
-          <w:ilvl w:val="0"/>
-          <w:numId w:val="5"/>
-        </w:numPr>
-        <w:spacing w:before="60" w:after="60"/>
-      </w:pPr>
-      <w:r>
-        <w:t xml:space="preserve">Frontend (REST API-t használva: listázás, felvitel, törlés, képlink-módosítás) – </w:t>
-      </w:r>
-      <w:proofErr w:type="spellStart"/>
-      <w:r>
-        <w:t>React</w:t>
-      </w:r>
-      <w:proofErr w:type="spellEnd"/>
-    </w:p>
-    <w:p>
-      <w:pPr>
-        <w:spacing w:after="80"/>
+        <w:rPr>
+          <w:b/>
+          <w:bCs/>
+          <w:color w:val="000000"/>
+        </w:rPr>
+        <w:t>A feladat az, hogy a meglévő adatbázist importálja, és azzal dolgozzon.</w:t>
+      </w:r>
+    </w:p>
+    <w:p>
+      <w:pPr>
+        <w:spacing w:after="60"/>
       </w:pPr>
     </w:p>
     <w:p>
@@ -4846,245 +3789,6 @@
           <w:bCs/>
           <w:color w:val="2E74B5"/>
         </w:rPr>
-        <w:t>Instrukciók a feladat végrehajtásához:</w:t>
-      </w:r>
-    </w:p>
-    <w:p>
-      <w:pPr>
-        <w:pStyle w:val="Listaszerbekezds"/>
-        <w:numPr>
-          <w:ilvl w:val="0"/>
-          <w:numId w:val="2"/>
-        </w:numPr>
-        <w:spacing w:before="40" w:after="40"/>
-      </w:pPr>
-      <w:r>
-        <w:t>a feladatokat bármely Ön által ismert keretrendszerben megcsinálhatja</w:t>
-      </w:r>
-    </w:p>
-    <w:p>
-      <w:pPr>
-        <w:pStyle w:val="Listaszerbekezds"/>
-        <w:numPr>
-          <w:ilvl w:val="0"/>
-          <w:numId w:val="2"/>
-        </w:numPr>
-        <w:spacing w:before="40" w:after="40"/>
-      </w:pPr>
-      <w:r>
-        <w:t>a backend, frontend feladatokat külön-külön, vagy egyben működően is megcsinálhatja</w:t>
-      </w:r>
-    </w:p>
-    <w:p>
-      <w:pPr>
-        <w:pStyle w:val="Listaszerbekezds"/>
-        <w:numPr>
-          <w:ilvl w:val="0"/>
-          <w:numId w:val="2"/>
-        </w:numPr>
-        <w:spacing w:before="40" w:after="40"/>
-      </w:pPr>
-      <w:r>
-        <w:t>a reszponzív feladatot külön, vagy a frontenddel egyben kivitelezve is megcsinálhatja</w:t>
-      </w:r>
-    </w:p>
-    <w:p>
-      <w:pPr>
-        <w:spacing w:after="80"/>
-      </w:pPr>
-    </w:p>
-    <w:p>
-      <w:pPr>
-        <w:spacing w:before="160" w:after="80"/>
-      </w:pPr>
-      <w:r>
-        <w:rPr>
-          <w:b/>
-          <w:bCs/>
-          <w:color w:val="2E74B5"/>
-        </w:rPr>
-        <w:t>Kiindulási anyagok (ezeket kötelező használni)</w:t>
-      </w:r>
-    </w:p>
-    <w:p>
-      <w:pPr>
-        <w:spacing w:after="40"/>
-      </w:pPr>
-    </w:p>
-    <w:p>
-      <w:pPr>
-        <w:spacing w:before="60" w:after="60"/>
-      </w:pPr>
-      <w:r>
-        <w:rPr>
-          <w:color w:val="000000"/>
-        </w:rPr>
-        <w:t>A feladathoz az alábbi állományokat és mappát kapta meg:</w:t>
-      </w:r>
-    </w:p>
-    <w:p>
-      <w:pPr>
-        <w:pStyle w:val="Listaszerbekezds"/>
-        <w:numPr>
-          <w:ilvl w:val="0"/>
-          <w:numId w:val="2"/>
-        </w:numPr>
-        <w:spacing w:before="40" w:after="40"/>
-      </w:pPr>
-      <w:r>
-        <w:t>leiras.md – dokumentáció az adatbázisról (ebben találja a táblák jelentését)</w:t>
-      </w:r>
-    </w:p>
-    <w:p>
-      <w:pPr>
-        <w:pStyle w:val="Listaszerbekezds"/>
-        <w:numPr>
-          <w:ilvl w:val="0"/>
-          <w:numId w:val="2"/>
-        </w:numPr>
-        <w:spacing w:before="40" w:after="40"/>
-      </w:pPr>
-      <w:proofErr w:type="spellStart"/>
-      <w:r>
-        <w:t>kepek</w:t>
-      </w:r>
-      <w:proofErr w:type="spellEnd"/>
-      <w:r>
-        <w:t>/ mappa – 10 db kép: 1.jpg … 10.jpg</w:t>
-      </w:r>
-    </w:p>
-    <w:p>
-      <w:pPr>
-        <w:pStyle w:val="Listaszerbekezds"/>
-        <w:numPr>
-          <w:ilvl w:val="0"/>
-          <w:numId w:val="2"/>
-        </w:numPr>
-        <w:spacing w:before="40" w:after="40"/>
-      </w:pPr>
-      <w:proofErr w:type="spellStart"/>
-      <w:r>
-        <w:t>bootstrap</w:t>
-      </w:r>
-      <w:proofErr w:type="spellEnd"/>
-      <w:r>
-        <w:t>/ mappa – benne a .</w:t>
-      </w:r>
-      <w:proofErr w:type="spellStart"/>
-      <w:r>
-        <w:t>css</w:t>
-      </w:r>
-      <w:proofErr w:type="spellEnd"/>
-      <w:r>
-        <w:t xml:space="preserve"> és a .</w:t>
-      </w:r>
-      <w:proofErr w:type="spellStart"/>
-      <w:r>
-        <w:t>js</w:t>
-      </w:r>
-      <w:proofErr w:type="spellEnd"/>
-      <w:r>
-        <w:t xml:space="preserve"> a </w:t>
-      </w:r>
-      <w:proofErr w:type="spellStart"/>
-      <w:r>
-        <w:t>bootstrap</w:t>
-      </w:r>
-      <w:proofErr w:type="spellEnd"/>
-      <w:r>
-        <w:t xml:space="preserve"> használatához</w:t>
-      </w:r>
-    </w:p>
-    <w:p>
-      <w:pPr>
-        <w:pStyle w:val="Listaszerbekezds"/>
-        <w:numPr>
-          <w:ilvl w:val="0"/>
-          <w:numId w:val="2"/>
-        </w:numPr>
-        <w:spacing w:before="40" w:after="40"/>
-      </w:pPr>
-      <w:proofErr w:type="spellStart"/>
-      <w:r>
-        <w:t>adatbazisok</w:t>
-      </w:r>
-      <w:proofErr w:type="spellEnd"/>
-      <w:r>
-        <w:t>/ mappa – 3 almappával, amiben .</w:t>
-      </w:r>
-      <w:proofErr w:type="spellStart"/>
-      <w:r>
-        <w:t>sql</w:t>
-      </w:r>
-      <w:proofErr w:type="spellEnd"/>
-      <w:proofErr w:type="gramStart"/>
-      <w:r>
-        <w:t>, .</w:t>
-      </w:r>
-      <w:proofErr w:type="spellStart"/>
-      <w:r>
-        <w:t>json</w:t>
-      </w:r>
-      <w:proofErr w:type="spellEnd"/>
-      <w:proofErr w:type="gramEnd"/>
-      <w:r>
-        <w:t xml:space="preserve"> és .</w:t>
-      </w:r>
-      <w:proofErr w:type="spellStart"/>
-      <w:r>
-        <w:t>csv</w:t>
-      </w:r>
-      <w:proofErr w:type="spellEnd"/>
-      <w:r>
-        <w:t>-ben vannak az adatok; az adatbázis és az adatok (importálandó)</w:t>
-      </w:r>
-    </w:p>
-    <w:p>
-      <w:pPr>
-        <w:spacing w:after="40"/>
-      </w:pPr>
-    </w:p>
-    <w:p>
-      <w:pPr>
-        <w:spacing w:before="60" w:after="60"/>
-      </w:pPr>
-      <w:r>
-        <w:rPr>
-          <w:b/>
-          <w:bCs/>
-          <w:color w:val="000000"/>
-        </w:rPr>
-        <w:t>Fontos: a táblákat NEM Önnek kell létrehoznia.</w:t>
-      </w:r>
-    </w:p>
-    <w:p>
-      <w:pPr>
-        <w:spacing w:before="60" w:after="60"/>
-      </w:pPr>
-      <w:r>
-        <w:rPr>
-          <w:b/>
-          <w:bCs/>
-          <w:color w:val="000000"/>
-        </w:rPr>
-        <w:t>A feladat az, hogy a meglévő adatbázist importálja, és azzal dolgozzon.</w:t>
-      </w:r>
-    </w:p>
-    <w:p>
-      <w:pPr>
-        <w:spacing w:after="60"/>
-      </w:pPr>
-    </w:p>
-    <w:p>
-      <w:pPr>
-        <w:spacing w:before="160" w:after="80"/>
-      </w:pPr>
-      <w:r>
-        <w:rPr>
-          <w:b/>
-          <w:bCs/>
-          <w:color w:val="2E74B5"/>
-        </w:rPr>
         <w:t>0. Előkészítés (minden rész alapja)</w:t>
       </w:r>
     </w:p>
@@ -5107,7 +3811,6 @@
       <w:r>
         <w:t>Importálja a kapott SQL állományt (</w:t>
       </w:r>
-      <w:proofErr w:type="spellStart"/>
       <w:r>
         <w:rPr>
           <w:i/>
@@ -5115,41 +3818,8 @@
         </w:rPr>
         <w:t>furdo_db.sql</w:t>
       </w:r>
-      <w:proofErr w:type="spellEnd"/>
-      <w:r>
-        <w:t xml:space="preserve">) </w:t>
-      </w:r>
-      <w:proofErr w:type="spellStart"/>
-      <w:r>
-        <w:t>MySQL</w:t>
-      </w:r>
-      <w:proofErr w:type="spellEnd"/>
-      <w:r>
-        <w:t>/</w:t>
-      </w:r>
-      <w:proofErr w:type="spellStart"/>
-      <w:r>
-        <w:t>MariaDB</w:t>
-      </w:r>
-      <w:proofErr w:type="spellEnd"/>
-      <w:r>
-        <w:t xml:space="preserve"> szerverbe (XAMPP + </w:t>
-      </w:r>
-      <w:proofErr w:type="spellStart"/>
-      <w:r>
-        <w:t>phpMyAdmin</w:t>
-      </w:r>
-      <w:proofErr w:type="spellEnd"/>
-      <w:r>
-        <w:t xml:space="preserve"> vagy </w:t>
-      </w:r>
-      <w:proofErr w:type="spellStart"/>
-      <w:r>
-        <w:t>Workbench</w:t>
-      </w:r>
-      <w:proofErr w:type="spellEnd"/>
-      <w:r>
-        <w:t>).</w:t>
+      <w:r>
+        <w:t>) MySQL/MariaDB szerverbe (XAMPP + phpMyAdmin vagy Workbench).</w:t>
       </w:r>
     </w:p>
     <w:p>
@@ -5166,7 +3836,6 @@
       <w:r>
         <w:t xml:space="preserve">Ellenőrizze, hogy az adatbázis neve: </w:t>
       </w:r>
-      <w:proofErr w:type="spellStart"/>
       <w:r>
         <w:rPr>
           <w:i/>
@@ -5174,7 +3843,6 @@
         </w:rPr>
         <w:t>furdo_db</w:t>
       </w:r>
-      <w:proofErr w:type="spellEnd"/>
       <w:r>
         <w:t xml:space="preserve">, és a táblák léteznek (pl. </w:t>
       </w:r>
@@ -5183,17 +3851,8 @@
           <w:i/>
           <w:iCs/>
         </w:rPr>
-        <w:t xml:space="preserve">megye, varos, </w:t>
-      </w:r>
-      <w:proofErr w:type="spellStart"/>
-      <w:r>
-        <w:rPr>
-          <w:i/>
-          <w:iCs/>
-        </w:rPr>
-        <w:t>furdo</w:t>
-      </w:r>
-      <w:proofErr w:type="spellEnd"/>
+        <w:t>megye, varos, furdo</w:t>
+      </w:r>
       <w:r>
         <w:t>).</w:t>
       </w:r>
@@ -5212,7 +3871,6 @@
       <w:r>
         <w:t xml:space="preserve">A </w:t>
       </w:r>
-      <w:proofErr w:type="spellStart"/>
       <w:r>
         <w:rPr>
           <w:i/>
@@ -5220,17 +3878,8 @@
         </w:rPr>
         <w:t>furdo</w:t>
       </w:r>
-      <w:proofErr w:type="spellEnd"/>
-      <w:r>
-        <w:t xml:space="preserve"> tábla mezői közül a feladat szempontjából kiemelten </w:t>
-      </w:r>
-      <w:proofErr w:type="spellStart"/>
-      <w:r>
-        <w:t>fontosak</w:t>
-      </w:r>
-      <w:proofErr w:type="spellEnd"/>
-      <w:r>
-        <w:t xml:space="preserve"> (ezekkel fog dolgozni):</w:t>
+      <w:r>
+        <w:t xml:space="preserve"> tábla mezői közül a feladat szempontjából kiemelten fontosak (ezekkel fog dolgozni):</w:t>
       </w:r>
     </w:p>
     <w:p>
@@ -5255,11 +3904,9 @@
         </w:numPr>
         <w:spacing w:before="40" w:after="40"/>
       </w:pPr>
-      <w:proofErr w:type="spellStart"/>
       <w:r>
         <w:t>nev</w:t>
       </w:r>
-      <w:proofErr w:type="spellEnd"/>
     </w:p>
     <w:p>
       <w:pPr>
@@ -5270,11 +3917,9 @@
         </w:numPr>
         <w:spacing w:before="40" w:after="40"/>
       </w:pPr>
-      <w:proofErr w:type="spellStart"/>
       <w:r>
         <w:t>tipus</w:t>
       </w:r>
-      <w:proofErr w:type="spellEnd"/>
     </w:p>
     <w:p>
       <w:pPr>
@@ -5285,11 +3930,9 @@
         </w:numPr>
         <w:spacing w:before="40" w:after="40"/>
       </w:pPr>
-      <w:proofErr w:type="spellStart"/>
       <w:r>
         <w:t>medencek</w:t>
       </w:r>
-      <w:proofErr w:type="spellEnd"/>
     </w:p>
     <w:p>
       <w:pPr>
@@ -5300,11 +3943,9 @@
         </w:numPr>
         <w:spacing w:before="40" w:after="40"/>
       </w:pPr>
-      <w:proofErr w:type="spellStart"/>
       <w:r>
         <w:t>belepodij</w:t>
       </w:r>
-      <w:proofErr w:type="spellEnd"/>
     </w:p>
     <w:p>
       <w:pPr>
@@ -5315,11 +3956,9 @@
         </w:numPr>
         <w:spacing w:before="40" w:after="40"/>
       </w:pPr>
-      <w:proofErr w:type="spellStart"/>
       <w:r>
         <w:t>varos_id</w:t>
       </w:r>
-      <w:proofErr w:type="spellEnd"/>
     </w:p>
     <w:p>
       <w:pPr>
@@ -5330,11 +3969,9 @@
         </w:numPr>
         <w:spacing w:before="40" w:after="40"/>
       </w:pPr>
-      <w:proofErr w:type="spellStart"/>
       <w:r>
         <w:t>nyitas_eve</w:t>
       </w:r>
-      <w:proofErr w:type="spellEnd"/>
     </w:p>
     <w:p>
       <w:pPr>
@@ -5383,7 +4020,7 @@
                     <pic:cNvPicPr/>
                   </pic:nvPicPr>
                   <pic:blipFill>
-                    <a:blip r:embed="rId6">
+                    <a:blip r:embed="rId8">
                       <a:extLst>
                         <a:ext uri="{28A0092B-C50C-407E-A947-70E740481C1C}">
                           <a14:useLocalDpi xmlns:a14="http://schemas.microsoft.com/office/drawing/2010/main" val="0"/>
@@ -5522,15 +4159,7 @@
         <w:spacing w:before="40" w:after="40"/>
       </w:pPr>
       <w:r>
-        <w:t xml:space="preserve">Minden HTML fájlban szerepeljen a reszponzív megjelenítést biztosító </w:t>
-      </w:r>
-      <w:proofErr w:type="spellStart"/>
-      <w:r>
-        <w:t>meta</w:t>
-      </w:r>
-      <w:proofErr w:type="spellEnd"/>
-      <w:r>
-        <w:t xml:space="preserve"> tag:</w:t>
+        <w:t>Minden HTML fájlban szerepeljen a reszponzív megjelenítést biztosító meta tag:</w:t>
       </w:r>
     </w:p>
     <w:p>
@@ -5548,133 +4177,7 @@
           <w:sz w:val="20"/>
           <w:szCs w:val="20"/>
         </w:rPr>
-        <w:t>&lt;</w:t>
-      </w:r>
-      <w:proofErr w:type="spellStart"/>
-      <w:r>
-        <w:rPr>
-          <w:rFonts w:ascii="Courier New" w:eastAsia="Courier New" w:hAnsi="Courier New" w:cs="Courier New"/>
-          <w:sz w:val="20"/>
-          <w:szCs w:val="20"/>
-        </w:rPr>
-        <w:t>meta</w:t>
-      </w:r>
-      <w:proofErr w:type="spellEnd"/>
-      <w:r>
-        <w:rPr>
-          <w:rFonts w:ascii="Courier New" w:eastAsia="Courier New" w:hAnsi="Courier New" w:cs="Courier New"/>
-          <w:sz w:val="20"/>
-          <w:szCs w:val="20"/>
-        </w:rPr>
-        <w:t xml:space="preserve"> </w:t>
-      </w:r>
-      <w:proofErr w:type="spellStart"/>
-      <w:r>
-        <w:rPr>
-          <w:rFonts w:ascii="Courier New" w:eastAsia="Courier New" w:hAnsi="Courier New" w:cs="Courier New"/>
-          <w:sz w:val="20"/>
-          <w:szCs w:val="20"/>
-        </w:rPr>
-        <w:t>name</w:t>
-      </w:r>
-      <w:proofErr w:type="spellEnd"/>
-      <w:r>
-        <w:rPr>
-          <w:rFonts w:ascii="Courier New" w:eastAsia="Courier New" w:hAnsi="Courier New" w:cs="Courier New"/>
-          <w:sz w:val="20"/>
-          <w:szCs w:val="20"/>
-        </w:rPr>
-        <w:t>="</w:t>
-      </w:r>
-      <w:proofErr w:type="spellStart"/>
-      <w:r>
-        <w:rPr>
-          <w:rFonts w:ascii="Courier New" w:eastAsia="Courier New" w:hAnsi="Courier New" w:cs="Courier New"/>
-          <w:sz w:val="20"/>
-          <w:szCs w:val="20"/>
-        </w:rPr>
-        <w:t>viewport</w:t>
-      </w:r>
-      <w:proofErr w:type="spellEnd"/>
-      <w:r>
-        <w:rPr>
-          <w:rFonts w:ascii="Courier New" w:eastAsia="Courier New" w:hAnsi="Courier New" w:cs="Courier New"/>
-          <w:sz w:val="20"/>
-          <w:szCs w:val="20"/>
-        </w:rPr>
-        <w:t xml:space="preserve">" </w:t>
-      </w:r>
-      <w:proofErr w:type="spellStart"/>
-      <w:r>
-        <w:rPr>
-          <w:rFonts w:ascii="Courier New" w:eastAsia="Courier New" w:hAnsi="Courier New" w:cs="Courier New"/>
-          <w:sz w:val="20"/>
-          <w:szCs w:val="20"/>
-        </w:rPr>
-        <w:t>content</w:t>
-      </w:r>
-      <w:proofErr w:type="spellEnd"/>
-      <w:r>
-        <w:rPr>
-          <w:rFonts w:ascii="Courier New" w:eastAsia="Courier New" w:hAnsi="Courier New" w:cs="Courier New"/>
-          <w:sz w:val="20"/>
-          <w:szCs w:val="20"/>
-        </w:rPr>
-        <w:t>="</w:t>
-      </w:r>
-      <w:proofErr w:type="spellStart"/>
-      <w:r>
-        <w:rPr>
-          <w:rFonts w:ascii="Courier New" w:eastAsia="Courier New" w:hAnsi="Courier New" w:cs="Courier New"/>
-          <w:sz w:val="20"/>
-          <w:szCs w:val="20"/>
-        </w:rPr>
-        <w:t>width</w:t>
-      </w:r>
-      <w:proofErr w:type="spellEnd"/>
-      <w:r>
-        <w:rPr>
-          <w:rFonts w:ascii="Courier New" w:eastAsia="Courier New" w:hAnsi="Courier New" w:cs="Courier New"/>
-          <w:sz w:val="20"/>
-          <w:szCs w:val="20"/>
-        </w:rPr>
-        <w:t>=</w:t>
-      </w:r>
-      <w:proofErr w:type="spellStart"/>
-      <w:r>
-        <w:rPr>
-          <w:rFonts w:ascii="Courier New" w:eastAsia="Courier New" w:hAnsi="Courier New" w:cs="Courier New"/>
-          <w:sz w:val="20"/>
-          <w:szCs w:val="20"/>
-        </w:rPr>
-        <w:t>device-width</w:t>
-      </w:r>
-      <w:proofErr w:type="spellEnd"/>
-      <w:r>
-        <w:rPr>
-          <w:rFonts w:ascii="Courier New" w:eastAsia="Courier New" w:hAnsi="Courier New" w:cs="Courier New"/>
-          <w:sz w:val="20"/>
-          <w:szCs w:val="20"/>
-        </w:rPr>
-        <w:t xml:space="preserve">, </w:t>
-      </w:r>
-      <w:proofErr w:type="spellStart"/>
-      <w:r>
-        <w:rPr>
-          <w:rFonts w:ascii="Courier New" w:eastAsia="Courier New" w:hAnsi="Courier New" w:cs="Courier New"/>
-          <w:sz w:val="20"/>
-          <w:szCs w:val="20"/>
-        </w:rPr>
-        <w:t>initial-scale</w:t>
-      </w:r>
-      <w:proofErr w:type="spellEnd"/>
-      <w:r>
-        <w:rPr>
-          <w:rFonts w:ascii="Courier New" w:eastAsia="Courier New" w:hAnsi="Courier New" w:cs="Courier New"/>
-          <w:sz w:val="20"/>
-          <w:szCs w:val="20"/>
-        </w:rPr>
-        <w:t>=1"&gt;</w:t>
+        <w:t>&lt;meta name="viewport" content="width=device-width, initial-scale=1"&gt;</w:t>
       </w:r>
     </w:p>
     <w:p>
@@ -5687,15 +4190,7 @@
         <w:spacing w:before="40" w:after="40"/>
       </w:pPr>
       <w:r>
-        <w:t xml:space="preserve">Csatolja a </w:t>
-      </w:r>
-      <w:proofErr w:type="spellStart"/>
-      <w:r>
-        <w:t>Bootstrap</w:t>
-      </w:r>
-      <w:proofErr w:type="spellEnd"/>
-      <w:r>
-        <w:t xml:space="preserve"> CSS-t minden oldalon.</w:t>
+        <w:t>Csatolja a Bootstrap CSS-t minden oldalon.</w:t>
       </w:r>
     </w:p>
     <w:p>
@@ -5708,31 +4203,7 @@
         <w:spacing w:before="40" w:after="40"/>
       </w:pPr>
       <w:r>
-        <w:t xml:space="preserve">Csatolja a </w:t>
-      </w:r>
-      <w:proofErr w:type="spellStart"/>
-      <w:r>
-        <w:t>Bootstrap</w:t>
-      </w:r>
-      <w:proofErr w:type="spellEnd"/>
-      <w:r>
-        <w:t xml:space="preserve"> JS </w:t>
-      </w:r>
-      <w:proofErr w:type="spellStart"/>
-      <w:r>
-        <w:t>bundle</w:t>
-      </w:r>
-      <w:proofErr w:type="spellEnd"/>
-      <w:r>
-        <w:t xml:space="preserve">-t minden oldalon (hogy a mobil menü </w:t>
-      </w:r>
-      <w:proofErr w:type="spellStart"/>
-      <w:r>
-        <w:t>működjön</w:t>
-      </w:r>
-      <w:proofErr w:type="spellEnd"/>
-      <w:r>
-        <w:t>).</w:t>
+        <w:t>Csatolja a Bootstrap JS bundle-t minden oldalon (hogy a mobil menü működjön).</w:t>
       </w:r>
     </w:p>
     <w:p>
@@ -5745,15 +4216,7 @@
         <w:spacing w:before="40" w:after="40"/>
       </w:pPr>
       <w:r>
-        <w:t xml:space="preserve">Csatolja a saját CSS fájlt minden oldalon (pl. </w:t>
-      </w:r>
-      <w:proofErr w:type="spellStart"/>
-      <w:r>
-        <w:t>css</w:t>
-      </w:r>
-      <w:proofErr w:type="spellEnd"/>
-      <w:r>
-        <w:t>/style.css).</w:t>
+        <w:t>Csatolja a saját CSS fájlt minden oldalon (pl. css/style.css).</w:t>
       </w:r>
     </w:p>
     <w:p>
@@ -5826,23 +4289,832 @@
           <w:b/>
           <w:bCs/>
         </w:rPr>
-        <w:t xml:space="preserve">szín: </w:t>
-      </w:r>
-      <w:proofErr w:type="gramStart"/>
+        <w:t>szín: RGB(80, 120, 160)</w:t>
+      </w:r>
+    </w:p>
+    <w:p>
+      <w:pPr>
+        <w:pStyle w:val="Listaszerbekezds"/>
+        <w:numPr>
+          <w:ilvl w:val="1"/>
+          <w:numId w:val="2"/>
+        </w:numPr>
+        <w:spacing w:before="40" w:after="40"/>
+      </w:pPr>
+      <w:r>
+        <w:t>félkövér</w:t>
+      </w:r>
+    </w:p>
+    <w:p>
+      <w:pPr>
+        <w:pStyle w:val="Listaszerbekezds"/>
+        <w:numPr>
+          <w:ilvl w:val="0"/>
+          <w:numId w:val="2"/>
+        </w:numPr>
+        <w:spacing w:before="40" w:after="40"/>
+      </w:pPr>
+      <w:r>
+        <w:rPr>
+          <w:color w:val="000000"/>
+        </w:rPr>
+        <w:t xml:space="preserve">Ezt </w:t>
+      </w:r>
       <w:r>
         <w:rPr>
           <w:b/>
           <w:bCs/>
-        </w:rPr>
-        <w:t>RGB(</w:t>
-      </w:r>
-      <w:proofErr w:type="gramEnd"/>
+          <w:color w:val="000000"/>
+        </w:rPr>
+        <w:t>CSS-sel</w:t>
+      </w:r>
+      <w:r>
+        <w:rPr>
+          <w:color w:val="000000"/>
+        </w:rPr>
+        <w:t xml:space="preserve"> oldja meg (például </w:t>
+      </w:r>
+      <w:r>
+        <w:rPr>
+          <w:i/>
+          <w:iCs/>
+          <w:color w:val="000000"/>
+        </w:rPr>
+        <w:t>.active</w:t>
+      </w:r>
+      <w:r>
+        <w:rPr>
+          <w:color w:val="000000"/>
+        </w:rPr>
+        <w:t xml:space="preserve"> osztály és egy megfelelő szelektor).</w:t>
+      </w:r>
+    </w:p>
+    <w:p>
+      <w:pPr>
+        <w:spacing w:after="60"/>
+      </w:pPr>
+    </w:p>
+    <w:p>
+      <w:pPr>
+        <w:pStyle w:val="Cmsor3"/>
+      </w:pPr>
+      <w:r>
+        <w:t>Háttérkép a kezdőlapon</w:t>
+      </w:r>
+    </w:p>
+    <w:p>
+      <w:pPr>
+        <w:pStyle w:val="Listaszerbekezds"/>
+        <w:numPr>
+          <w:ilvl w:val="0"/>
+          <w:numId w:val="2"/>
+        </w:numPr>
+        <w:spacing w:before="40" w:after="40"/>
+      </w:pPr>
+      <w:r>
+        <w:rPr>
+          <w:color w:val="000000"/>
+        </w:rPr>
+        <w:t>A kezdőlap (</w:t>
+      </w:r>
+      <w:r>
+        <w:rPr>
+          <w:i/>
+          <w:iCs/>
+          <w:color w:val="000000"/>
+        </w:rPr>
+        <w:t>index.html</w:t>
+      </w:r>
+      <w:r>
+        <w:rPr>
+          <w:color w:val="000000"/>
+        </w:rPr>
+        <w:t xml:space="preserve">) rendelkezzen egy látványos fejléc résszel (pl. </w:t>
+      </w:r>
+      <w:r>
+        <w:rPr>
+          <w:i/>
+          <w:iCs/>
+          <w:color w:val="000000"/>
+        </w:rPr>
+        <w:t>start</w:t>
+      </w:r>
+      <w:r>
+        <w:rPr>
+          <w:color w:val="000000"/>
+        </w:rPr>
+        <w:t xml:space="preserve"> osztály).</w:t>
+      </w:r>
+    </w:p>
+    <w:p>
+      <w:pPr>
+        <w:pStyle w:val="Listaszerbekezds"/>
+        <w:numPr>
+          <w:ilvl w:val="0"/>
+          <w:numId w:val="2"/>
+        </w:numPr>
+        <w:spacing w:before="40" w:after="40"/>
+      </w:pPr>
+      <w:r>
+        <w:rPr>
+          <w:color w:val="000000"/>
+        </w:rPr>
+        <w:t xml:space="preserve">A </w:t>
+      </w:r>
+      <w:r>
+        <w:rPr>
+          <w:i/>
+          <w:iCs/>
+          <w:color w:val="000000"/>
+        </w:rPr>
+        <w:t>start</w:t>
+      </w:r>
+      <w:r>
+        <w:rPr>
+          <w:color w:val="000000"/>
+        </w:rPr>
+        <w:t xml:space="preserve"> rész háttérképe </w:t>
+      </w:r>
       <w:r>
         <w:rPr>
           <w:b/>
           <w:bCs/>
-        </w:rPr>
-        <w:t>80, 120, 160)</w:t>
+          <w:color w:val="000000"/>
+        </w:rPr>
+        <w:t>ne ismétlődjön</w:t>
+      </w:r>
+      <w:r>
+        <w:rPr>
+          <w:color w:val="000000"/>
+        </w:rPr>
+        <w:t xml:space="preserve">, és </w:t>
+      </w:r>
+      <w:r>
+        <w:rPr>
+          <w:b/>
+          <w:bCs/>
+          <w:color w:val="000000"/>
+        </w:rPr>
+        <w:t>töltse ki a teljes területet</w:t>
+      </w:r>
+      <w:r>
+        <w:rPr>
+          <w:color w:val="000000"/>
+        </w:rPr>
+        <w:t xml:space="preserve"> (cover).</w:t>
+      </w:r>
+    </w:p>
+    <w:p>
+      <w:pPr>
+        <w:pStyle w:val="Listaszerbekezds"/>
+        <w:numPr>
+          <w:ilvl w:val="0"/>
+          <w:numId w:val="2"/>
+        </w:numPr>
+        <w:spacing w:before="40" w:after="40"/>
+      </w:pPr>
+      <w:r>
+        <w:rPr>
+          <w:color w:val="000000"/>
+        </w:rPr>
+        <w:t xml:space="preserve">A háttérképhez használja a </w:t>
+      </w:r>
+      <w:r>
+        <w:rPr>
+          <w:i/>
+          <w:iCs/>
+          <w:color w:val="000000"/>
+        </w:rPr>
+        <w:t>kepek/10.jpg</w:t>
+      </w:r>
+      <w:r>
+        <w:rPr>
+          <w:color w:val="000000"/>
+        </w:rPr>
+        <w:t xml:space="preserve"> fájlt.</w:t>
+      </w:r>
+    </w:p>
+    <w:p>
+      <w:pPr>
+        <w:spacing w:after="60"/>
+      </w:pPr>
+    </w:p>
+    <w:p>
+      <w:pPr>
+        <w:pStyle w:val="Cmsor3"/>
+      </w:pPr>
+      <w:r>
+        <w:t>1.4 Linkek viselkedése</w:t>
+      </w:r>
+    </w:p>
+    <w:p>
+      <w:pPr>
+        <w:pStyle w:val="Listaszerbekezds"/>
+        <w:numPr>
+          <w:ilvl w:val="0"/>
+          <w:numId w:val="2"/>
+        </w:numPr>
+        <w:spacing w:before="40" w:after="40"/>
+      </w:pPr>
+      <w:r>
+        <w:rPr>
+          <w:color w:val="000000"/>
+        </w:rPr>
+        <w:t xml:space="preserve">A belső oldalakra mutató linkek </w:t>
+      </w:r>
+      <w:r>
+        <w:rPr>
+          <w:b/>
+          <w:bCs/>
+          <w:color w:val="000000"/>
+        </w:rPr>
+        <w:t>ne új lapon</w:t>
+      </w:r>
+      <w:r>
+        <w:rPr>
+          <w:color w:val="000000"/>
+        </w:rPr>
+        <w:t xml:space="preserve"> nyíljanak meg (ne használjon </w:t>
+      </w:r>
+      <w:r>
+        <w:rPr>
+          <w:i/>
+          <w:iCs/>
+          <w:color w:val="000000"/>
+        </w:rPr>
+        <w:t>target="_blank"</w:t>
+      </w:r>
+      <w:r>
+        <w:rPr>
+          <w:color w:val="000000"/>
+        </w:rPr>
+        <w:t>-et belső hivatkozásoknál).</w:t>
+      </w:r>
+    </w:p>
+    <w:p>
+      <w:pPr>
+        <w:spacing w:after="60"/>
+      </w:pPr>
+    </w:p>
+    <w:p>
+      <w:pPr>
+        <w:pStyle w:val="Cmsor3"/>
+      </w:pPr>
+      <w:r>
+        <w:t>1.5 Bootstrap Grid</w:t>
+      </w:r>
+    </w:p>
+    <w:p>
+      <w:pPr>
+        <w:pStyle w:val="Listaszerbekezds"/>
+        <w:numPr>
+          <w:ilvl w:val="0"/>
+          <w:numId w:val="2"/>
+        </w:numPr>
+        <w:spacing w:before="40" w:after="40"/>
+      </w:pPr>
+      <w:r>
+        <w:rPr>
+          <w:color w:val="000000"/>
+        </w:rPr>
+        <w:t>Minden oldalon alkalmazzon Bootstrap Grid-et (</w:t>
+      </w:r>
+      <w:r>
+        <w:rPr>
+          <w:i/>
+          <w:iCs/>
+          <w:color w:val="000000"/>
+        </w:rPr>
+        <w:t>container, row, col-…</w:t>
+      </w:r>
+      <w:r>
+        <w:rPr>
+          <w:color w:val="000000"/>
+        </w:rPr>
+        <w:t>) úgy, hogy mobilon és asztali nézetben is rendezett, reszponzív legyen. Használhat a Bootstraptől eltérő, más reszponzivitást biztosító rendszert pl.: Media Query-k, a Flexbox-ot is.</w:t>
+      </w:r>
+    </w:p>
+    <w:p>
+      <w:pPr>
+        <w:spacing w:after="80"/>
+      </w:pPr>
+    </w:p>
+    <w:p>
+      <w:pPr>
+        <w:spacing w:before="200" w:after="120"/>
+      </w:pPr>
+      <w:r>
+        <w:rPr>
+          <w:b/>
+          <w:bCs/>
+          <w:color w:val="000000"/>
+          <w:sz w:val="24"/>
+          <w:szCs w:val="24"/>
+        </w:rPr>
+        <w:t>Minták:</w:t>
+      </w:r>
+    </w:p>
+    <w:p>
+      <w:pPr>
+        <w:keepNext/>
+        <w:spacing w:after="40"/>
+      </w:pPr>
+      <w:r>
+        <w:rPr>
+          <w:noProof/>
+        </w:rPr>
+        <w:drawing>
+          <wp:inline distT="0" distB="0" distL="0" distR="0" wp14:anchorId="0A410FE7" wp14:editId="1FA4D970">
+            <wp:extent cx="6105525" cy="3009900"/>
+            <wp:effectExtent l="0" t="0" r="9525" b="0"/>
+            <wp:docPr id="701203843" name="Kép 4"/>
+            <wp:cNvGraphicFramePr>
+              <a:graphicFrameLocks xmlns:a="http://schemas.openxmlformats.org/drawingml/2006/main" noChangeAspect="1"/>
+            </wp:cNvGraphicFramePr>
+            <a:graphic xmlns:a="http://schemas.openxmlformats.org/drawingml/2006/main">
+              <a:graphicData uri="http://schemas.openxmlformats.org/drawingml/2006/picture">
+                <pic:pic xmlns:pic="http://schemas.openxmlformats.org/drawingml/2006/picture">
+                  <pic:nvPicPr>
+                    <pic:cNvPr id="0" name="Picture 4"/>
+                    <pic:cNvPicPr>
+                      <a:picLocks noChangeAspect="1" noChangeArrowheads="1"/>
+                    </pic:cNvPicPr>
+                  </pic:nvPicPr>
+                  <pic:blipFill>
+                    <a:blip r:embed="rId9" cstate="print">
+                      <a:extLst>
+                        <a:ext uri="{28A0092B-C50C-407E-A947-70E740481C1C}">
+                          <a14:useLocalDpi xmlns:a14="http://schemas.microsoft.com/office/drawing/2010/main" val="0"/>
+                        </a:ext>
+                      </a:extLst>
+                    </a:blip>
+                    <a:srcRect/>
+                    <a:stretch>
+                      <a:fillRect/>
+                    </a:stretch>
+                  </pic:blipFill>
+                  <pic:spPr bwMode="auto">
+                    <a:xfrm>
+                      <a:off x="0" y="0"/>
+                      <a:ext cx="6105525" cy="3009900"/>
+                    </a:xfrm>
+                    <a:prstGeom prst="rect">
+                      <a:avLst/>
+                    </a:prstGeom>
+                    <a:noFill/>
+                    <a:ln>
+                      <a:noFill/>
+                    </a:ln>
+                  </pic:spPr>
+                </pic:pic>
+              </a:graphicData>
+            </a:graphic>
+          </wp:inline>
+        </w:drawing>
+      </w:r>
+    </w:p>
+    <w:p>
+      <w:pPr>
+        <w:pStyle w:val="Kpalrs"/>
+        <w:jc w:val="center"/>
+      </w:pPr>
+      <w:fldSimple w:instr=" SEQ ábra \* ARABIC ">
+        <w:r>
+          <w:rPr>
+            <w:noProof/>
+          </w:rPr>
+          <w:t>2</w:t>
+        </w:r>
+      </w:fldSimple>
+      <w:r>
+        <w:t>. ábra index.html</w:t>
+      </w:r>
+    </w:p>
+    <w:p/>
+    <w:p>
+      <w:pPr>
+        <w:keepNext/>
+      </w:pPr>
+      <w:r>
+        <w:rPr>
+          <w:noProof/>
+        </w:rPr>
+        <w:drawing>
+          <wp:inline distT="0" distB="0" distL="0" distR="0" wp14:anchorId="64F9A56D" wp14:editId="16463D28">
+            <wp:extent cx="6105525" cy="3009900"/>
+            <wp:effectExtent l="0" t="0" r="9525" b="0"/>
+            <wp:docPr id="1229269933" name="Kép 5"/>
+            <wp:cNvGraphicFramePr>
+              <a:graphicFrameLocks xmlns:a="http://schemas.openxmlformats.org/drawingml/2006/main" noChangeAspect="1"/>
+            </wp:cNvGraphicFramePr>
+            <a:graphic xmlns:a="http://schemas.openxmlformats.org/drawingml/2006/main">
+              <a:graphicData uri="http://schemas.openxmlformats.org/drawingml/2006/picture">
+                <pic:pic xmlns:pic="http://schemas.openxmlformats.org/drawingml/2006/picture">
+                  <pic:nvPicPr>
+                    <pic:cNvPr id="0" name="Picture 5"/>
+                    <pic:cNvPicPr>
+                      <a:picLocks noChangeAspect="1" noChangeArrowheads="1"/>
+                    </pic:cNvPicPr>
+                  </pic:nvPicPr>
+                  <pic:blipFill>
+                    <a:blip r:embed="rId10" cstate="print">
+                      <a:extLst>
+                        <a:ext uri="{28A0092B-C50C-407E-A947-70E740481C1C}">
+                          <a14:useLocalDpi xmlns:a14="http://schemas.microsoft.com/office/drawing/2010/main" val="0"/>
+                        </a:ext>
+                      </a:extLst>
+                    </a:blip>
+                    <a:srcRect/>
+                    <a:stretch>
+                      <a:fillRect/>
+                    </a:stretch>
+                  </pic:blipFill>
+                  <pic:spPr bwMode="auto">
+                    <a:xfrm>
+                      <a:off x="0" y="0"/>
+                      <a:ext cx="6105525" cy="3009900"/>
+                    </a:xfrm>
+                    <a:prstGeom prst="rect">
+                      <a:avLst/>
+                    </a:prstGeom>
+                    <a:noFill/>
+                    <a:ln>
+                      <a:noFill/>
+                    </a:ln>
+                  </pic:spPr>
+                </pic:pic>
+              </a:graphicData>
+            </a:graphic>
+          </wp:inline>
+        </w:drawing>
+      </w:r>
+    </w:p>
+    <w:p>
+      <w:pPr>
+        <w:pStyle w:val="Kpalrs"/>
+        <w:jc w:val="center"/>
+      </w:pPr>
+      <w:fldSimple w:instr=" SEQ ábra \* ARABIC ">
+        <w:r>
+          <w:rPr>
+            <w:noProof/>
+          </w:rPr>
+          <w:t>3</w:t>
+        </w:r>
+      </w:fldSimple>
+      <w:r>
+        <w:t>. ábra kepek.html</w:t>
+      </w:r>
+    </w:p>
+    <w:p/>
+    <w:p>
+      <w:pPr>
+        <w:keepNext/>
+      </w:pPr>
+      <w:r>
+        <w:rPr>
+          <w:noProof/>
+        </w:rPr>
+        <w:lastRenderedPageBreak/>
+        <w:drawing>
+          <wp:inline distT="0" distB="0" distL="0" distR="0" wp14:anchorId="109F83DD" wp14:editId="4862EDB6">
+            <wp:extent cx="6105525" cy="3009900"/>
+            <wp:effectExtent l="0" t="0" r="9525" b="0"/>
+            <wp:docPr id="1222331153" name="Kép 6"/>
+            <wp:cNvGraphicFramePr>
+              <a:graphicFrameLocks xmlns:a="http://schemas.openxmlformats.org/drawingml/2006/main" noChangeAspect="1"/>
+            </wp:cNvGraphicFramePr>
+            <a:graphic xmlns:a="http://schemas.openxmlformats.org/drawingml/2006/main">
+              <a:graphicData uri="http://schemas.openxmlformats.org/drawingml/2006/picture">
+                <pic:pic xmlns:pic="http://schemas.openxmlformats.org/drawingml/2006/picture">
+                  <pic:nvPicPr>
+                    <pic:cNvPr id="0" name="Picture 6"/>
+                    <pic:cNvPicPr>
+                      <a:picLocks noChangeAspect="1" noChangeArrowheads="1"/>
+                    </pic:cNvPicPr>
+                  </pic:nvPicPr>
+                  <pic:blipFill>
+                    <a:blip r:embed="rId10" cstate="print">
+                      <a:extLst>
+                        <a:ext uri="{28A0092B-C50C-407E-A947-70E740481C1C}">
+                          <a14:useLocalDpi xmlns:a14="http://schemas.microsoft.com/office/drawing/2010/main" val="0"/>
+                        </a:ext>
+                      </a:extLst>
+                    </a:blip>
+                    <a:srcRect/>
+                    <a:stretch>
+                      <a:fillRect/>
+                    </a:stretch>
+                  </pic:blipFill>
+                  <pic:spPr bwMode="auto">
+                    <a:xfrm>
+                      <a:off x="0" y="0"/>
+                      <a:ext cx="6105525" cy="3009900"/>
+                    </a:xfrm>
+                    <a:prstGeom prst="rect">
+                      <a:avLst/>
+                    </a:prstGeom>
+                    <a:noFill/>
+                    <a:ln>
+                      <a:noFill/>
+                    </a:ln>
+                  </pic:spPr>
+                </pic:pic>
+              </a:graphicData>
+            </a:graphic>
+          </wp:inline>
+        </w:drawing>
+      </w:r>
+    </w:p>
+    <w:p>
+      <w:pPr>
+        <w:pStyle w:val="Kpalrs"/>
+        <w:jc w:val="center"/>
+      </w:pPr>
+      <w:fldSimple w:instr=" SEQ ábra \* ARABIC ">
+        <w:r>
+          <w:rPr>
+            <w:noProof/>
+          </w:rPr>
+          <w:t>4</w:t>
+        </w:r>
+      </w:fldSimple>
+      <w:r>
+        <w:t>. ábra kepek.html</w:t>
+      </w:r>
+    </w:p>
+    <w:p/>
+    <w:p>
+      <w:pPr>
+        <w:keepNext/>
+      </w:pPr>
+      <w:r>
+        <w:rPr>
+          <w:noProof/>
+        </w:rPr>
+        <w:drawing>
+          <wp:inline distT="0" distB="0" distL="0" distR="0" wp14:anchorId="523B9B73" wp14:editId="322D0752">
+            <wp:extent cx="6105525" cy="3009900"/>
+            <wp:effectExtent l="0" t="0" r="9525" b="0"/>
+            <wp:docPr id="1650365281" name="Kép 7"/>
+            <wp:cNvGraphicFramePr>
+              <a:graphicFrameLocks xmlns:a="http://schemas.openxmlformats.org/drawingml/2006/main" noChangeAspect="1"/>
+            </wp:cNvGraphicFramePr>
+            <a:graphic xmlns:a="http://schemas.openxmlformats.org/drawingml/2006/main">
+              <a:graphicData uri="http://schemas.openxmlformats.org/drawingml/2006/picture">
+                <pic:pic xmlns:pic="http://schemas.openxmlformats.org/drawingml/2006/picture">
+                  <pic:nvPicPr>
+                    <pic:cNvPr id="0" name="Picture 7"/>
+                    <pic:cNvPicPr>
+                      <a:picLocks noChangeAspect="1" noChangeArrowheads="1"/>
+                    </pic:cNvPicPr>
+                  </pic:nvPicPr>
+                  <pic:blipFill>
+                    <a:blip r:embed="rId11" cstate="print">
+                      <a:extLst>
+                        <a:ext uri="{28A0092B-C50C-407E-A947-70E740481C1C}">
+                          <a14:useLocalDpi xmlns:a14="http://schemas.microsoft.com/office/drawing/2010/main" val="0"/>
+                        </a:ext>
+                      </a:extLst>
+                    </a:blip>
+                    <a:srcRect/>
+                    <a:stretch>
+                      <a:fillRect/>
+                    </a:stretch>
+                  </pic:blipFill>
+                  <pic:spPr bwMode="auto">
+                    <a:xfrm>
+                      <a:off x="0" y="0"/>
+                      <a:ext cx="6105525" cy="3009900"/>
+                    </a:xfrm>
+                    <a:prstGeom prst="rect">
+                      <a:avLst/>
+                    </a:prstGeom>
+                    <a:noFill/>
+                    <a:ln>
+                      <a:noFill/>
+                    </a:ln>
+                  </pic:spPr>
+                </pic:pic>
+              </a:graphicData>
+            </a:graphic>
+          </wp:inline>
+        </w:drawing>
+      </w:r>
+    </w:p>
+    <w:p>
+      <w:pPr>
+        <w:pStyle w:val="Kpalrs"/>
+        <w:jc w:val="center"/>
+      </w:pPr>
+      <w:fldSimple w:instr=" SEQ ábra \* ARABIC ">
+        <w:r>
+          <w:rPr>
+            <w:noProof/>
+          </w:rPr>
+          <w:t>5</w:t>
+        </w:r>
+      </w:fldSimple>
+      <w:r>
+        <w:t>. ábra hozzaadas.html</w:t>
+      </w:r>
+    </w:p>
+    <w:p>
+      <w:r>
+        <w:br w:type="page"/>
+      </w:r>
+    </w:p>
+    <w:p>
+      <w:pPr>
+        <w:pStyle w:val="Cmsor2"/>
+      </w:pPr>
+      <w:r>
+        <w:lastRenderedPageBreak/>
+        <w:t>Backend programozás (</w:t>
+      </w:r>
+      <w:r>
+        <w:rPr>
+          <w:i/>
+          <w:iCs/>
+        </w:rPr>
+        <w:t>Node.js + Express REST API</w:t>
+      </w:r>
+      <w:r>
+        <w:t>)</w:t>
+      </w:r>
+    </w:p>
+    <w:p>
+      <w:pPr>
+        <w:spacing w:before="60" w:after="60"/>
+      </w:pPr>
+      <w:r>
+        <w:rPr>
+          <w:color w:val="000000"/>
+        </w:rPr>
+        <w:t xml:space="preserve">Készítsen Node.js + Express alapú REST API-t, amely a már importált </w:t>
+      </w:r>
+      <w:r>
+        <w:rPr>
+          <w:i/>
+          <w:iCs/>
+          <w:color w:val="000000"/>
+        </w:rPr>
+        <w:t>furdo_db</w:t>
+      </w:r>
+      <w:r>
+        <w:rPr>
+          <w:color w:val="000000"/>
+        </w:rPr>
+        <w:t xml:space="preserve"> adatbázishoz kapcsolódik, és abból szolgáltat adatokat.</w:t>
+      </w:r>
+    </w:p>
+    <w:p>
+      <w:pPr>
+        <w:spacing w:after="40"/>
+      </w:pPr>
+    </w:p>
+    <w:p>
+      <w:pPr>
+        <w:spacing w:before="60" w:after="60"/>
+      </w:pPr>
+      <w:r>
+        <w:rPr>
+          <w:b/>
+          <w:bCs/>
+          <w:color w:val="000000"/>
+        </w:rPr>
+        <w:t>Fontos: táblát létrehozni nem kell, a meglévő táblákat kell használni.</w:t>
+      </w:r>
+    </w:p>
+    <w:p>
+      <w:pPr>
+        <w:spacing w:after="80"/>
+      </w:pPr>
+    </w:p>
+    <w:p>
+      <w:pPr>
+        <w:pStyle w:val="Cmsor3"/>
+      </w:pPr>
+      <w:r>
+        <w:t>Kötelező végpontok</w:t>
+      </w:r>
+    </w:p>
+    <w:p>
+      <w:pPr>
+        <w:spacing w:after="40"/>
+      </w:pPr>
+    </w:p>
+    <w:p>
+      <w:pPr>
+        <w:spacing w:before="60" w:after="60"/>
+      </w:pPr>
+      <w:r>
+        <w:rPr>
+          <w:b/>
+          <w:bCs/>
+          <w:color w:val="000000"/>
+        </w:rPr>
+        <w:t>A) Fürdők lekérdezése</w:t>
+      </w:r>
+    </w:p>
+    <w:p>
+      <w:pPr>
+        <w:spacing w:after="40"/>
+      </w:pPr>
+    </w:p>
+    <w:p>
+      <w:pPr>
+        <w:spacing w:before="60" w:after="60"/>
+      </w:pPr>
+      <w:r>
+        <w:rPr>
+          <w:color w:val="000000"/>
+        </w:rPr>
+        <w:t>Készítsen egy végpontot:</w:t>
+      </w:r>
+    </w:p>
+    <w:p>
+      <w:pPr>
+        <w:pStyle w:val="Listaszerbekezds"/>
+        <w:numPr>
+          <w:ilvl w:val="0"/>
+          <w:numId w:val="2"/>
+        </w:numPr>
+        <w:spacing w:before="40" w:after="40"/>
+      </w:pPr>
+      <w:r>
+        <w:rPr>
+          <w:b/>
+          <w:bCs/>
+          <w:color w:val="000000"/>
+        </w:rPr>
+        <w:t xml:space="preserve">GET </w:t>
+      </w:r>
+      <w:r>
+        <w:rPr>
+          <w:i/>
+          <w:iCs/>
+          <w:color w:val="000000"/>
+        </w:rPr>
+        <w:t>/api/furdok</w:t>
+      </w:r>
+    </w:p>
+    <w:p>
+      <w:pPr>
+        <w:spacing w:after="40"/>
+      </w:pPr>
+    </w:p>
+    <w:p>
+      <w:pPr>
+        <w:spacing w:before="60" w:after="60"/>
+      </w:pPr>
+      <w:r>
+        <w:rPr>
+          <w:color w:val="000000"/>
+        </w:rPr>
+        <w:t>Elvárások:</w:t>
+      </w:r>
+    </w:p>
+    <w:p>
+      <w:pPr>
+        <w:pStyle w:val="Listaszerbekezds"/>
+        <w:numPr>
+          <w:ilvl w:val="0"/>
+          <w:numId w:val="2"/>
+        </w:numPr>
+        <w:spacing w:before="40" w:after="40"/>
+      </w:pPr>
+      <w:r>
+        <w:t>Sikeres kérésre 200 státuszkód.</w:t>
+      </w:r>
+    </w:p>
+    <w:p>
+      <w:pPr>
+        <w:pStyle w:val="Listaszerbekezds"/>
+        <w:numPr>
+          <w:ilvl w:val="0"/>
+          <w:numId w:val="2"/>
+        </w:numPr>
+        <w:spacing w:before="40" w:after="40"/>
+      </w:pPr>
+      <w:r>
+        <w:t>JSON tömböt ad vissza.</w:t>
+      </w:r>
+    </w:p>
+    <w:p>
+      <w:pPr>
+        <w:pStyle w:val="Listaszerbekezds"/>
+        <w:numPr>
+          <w:ilvl w:val="0"/>
+          <w:numId w:val="2"/>
+        </w:numPr>
+        <w:spacing w:before="40" w:after="40"/>
+      </w:pPr>
+      <w:r>
+        <w:rPr>
+          <w:color w:val="000000"/>
+        </w:rPr>
+        <w:t>A fürdők adatai mellett a válasz tartalmazza a város nevét is.</w:t>
       </w:r>
     </w:p>
     <w:p>
@@ -5855,7 +5127,27 @@
         <w:spacing w:before="40" w:after="40"/>
       </w:pPr>
       <w:r>
-        <w:t>félkövér</w:t>
+        <w:rPr>
+          <w:i/>
+          <w:iCs/>
+        </w:rPr>
+        <w:t>(Tehát JOIN-olja a furdo és varos táblákat legalább a városnév miatt.)</w:t>
+      </w:r>
+    </w:p>
+    <w:p>
+      <w:pPr>
+        <w:spacing w:after="40"/>
+      </w:pPr>
+    </w:p>
+    <w:p>
+      <w:pPr>
+        <w:spacing w:before="60" w:after="60"/>
+      </w:pPr>
+      <w:r>
+        <w:rPr>
+          <w:color w:val="000000"/>
+        </w:rPr>
+        <w:t>A visszaadott adatokban legalább ezek szerepeljenek:</w:t>
       </w:r>
     </w:p>
     <w:p>
@@ -5868,41 +5160,54 @@
         <w:spacing w:before="40" w:after="40"/>
       </w:pPr>
       <w:r>
-        <w:rPr>
-          <w:color w:val="000000"/>
-        </w:rPr>
-        <w:t xml:space="preserve">Ezt </w:t>
-      </w:r>
+        <w:t>azon, nev, tipus, belepodij, nyitas_eve, varos (város neve), URL</w:t>
+      </w:r>
+    </w:p>
+    <w:p>
+      <w:pPr>
+        <w:spacing w:after="60"/>
+      </w:pPr>
+    </w:p>
+    <w:p>
+      <w:pPr>
+        <w:spacing w:before="60" w:after="60"/>
+      </w:pPr>
       <w:r>
         <w:rPr>
           <w:b/>
           <w:bCs/>
           <w:color w:val="000000"/>
         </w:rPr>
-        <w:t>CSS-</w:t>
-      </w:r>
-      <w:proofErr w:type="spellStart"/>
+        <w:t>B) Új fürdő rögzítése</w:t>
+      </w:r>
+    </w:p>
+    <w:p>
+      <w:pPr>
+        <w:spacing w:before="60" w:after="60"/>
+      </w:pPr>
+      <w:r>
+        <w:rPr>
+          <w:color w:val="000000"/>
+        </w:rPr>
+        <w:t>Készítsen egy végpontot:</w:t>
+      </w:r>
+    </w:p>
+    <w:p>
+      <w:pPr>
+        <w:pStyle w:val="Listaszerbekezds"/>
+        <w:numPr>
+          <w:ilvl w:val="0"/>
+          <w:numId w:val="2"/>
+        </w:numPr>
+        <w:spacing w:before="40" w:after="40"/>
+      </w:pPr>
       <w:r>
         <w:rPr>
           <w:b/>
           <w:bCs/>
           <w:color w:val="000000"/>
         </w:rPr>
-        <w:t>sel</w:t>
-      </w:r>
-      <w:proofErr w:type="spellEnd"/>
-      <w:r>
-        <w:rPr>
-          <w:color w:val="000000"/>
-        </w:rPr>
-        <w:t xml:space="preserve"> oldja meg (</w:t>
-      </w:r>
-      <w:proofErr w:type="gramStart"/>
-      <w:r>
-        <w:rPr>
-          <w:color w:val="000000"/>
-        </w:rPr>
-        <w:t xml:space="preserve">például </w:t>
+        <w:t xml:space="preserve">POST </w:t>
       </w:r>
       <w:r>
         <w:rPr>
@@ -5910,37 +5215,66 @@
           <w:iCs/>
           <w:color w:val="000000"/>
         </w:rPr>
-        <w:t>.</w:t>
-      </w:r>
-      <w:proofErr w:type="spellStart"/>
+        <w:t>/api/furdok</w:t>
+      </w:r>
+    </w:p>
+    <w:p>
+      <w:pPr>
+        <w:spacing w:after="40"/>
+      </w:pPr>
+    </w:p>
+    <w:p>
+      <w:pPr>
+        <w:spacing w:before="60" w:after="60"/>
+      </w:pPr>
+      <w:r>
+        <w:rPr>
+          <w:color w:val="000000"/>
+        </w:rPr>
+        <w:t>Elvárások:</w:t>
+      </w:r>
+    </w:p>
+    <w:p>
+      <w:pPr>
+        <w:pStyle w:val="Listaszerbekezds"/>
+        <w:numPr>
+          <w:ilvl w:val="0"/>
+          <w:numId w:val="2"/>
+        </w:numPr>
+        <w:spacing w:before="40" w:after="40"/>
+      </w:pPr>
+      <w:r>
+        <w:t>Sikeres beszúrás esetén 201 státuszkód.</w:t>
+      </w:r>
+    </w:p>
+    <w:p>
+      <w:pPr>
+        <w:pStyle w:val="Listaszerbekezds"/>
+        <w:numPr>
+          <w:ilvl w:val="0"/>
+          <w:numId w:val="2"/>
+        </w:numPr>
+        <w:spacing w:before="40" w:after="40"/>
+      </w:pPr>
+      <w:r>
+        <w:rPr>
+          <w:color w:val="000000"/>
+        </w:rPr>
+        <w:t xml:space="preserve">A válaszban adja vissza az új rekord azonosítóját (pl. </w:t>
+      </w:r>
       <w:r>
         <w:rPr>
           <w:i/>
           <w:iCs/>
           <w:color w:val="000000"/>
         </w:rPr>
-        <w:t>active</w:t>
-      </w:r>
-      <w:proofErr w:type="spellEnd"/>
-      <w:proofErr w:type="gramEnd"/>
-      <w:r>
-        <w:rPr>
-          <w:color w:val="000000"/>
-        </w:rPr>
-        <w:t xml:space="preserve"> osztály és egy megfelelő szelektor).</w:t>
-      </w:r>
-    </w:p>
-    <w:p>
-      <w:pPr>
-        <w:spacing w:after="60"/>
-      </w:pPr>
-    </w:p>
-    <w:p>
-      <w:pPr>
-        <w:pStyle w:val="Cmsor3"/>
-      </w:pPr>
-      <w:r>
-        <w:t>Háttérkép a kezdőlapon</w:t>
+        <w:t>{ "id": ... }</w:t>
+      </w:r>
+      <w:r>
+        <w:rPr>
+          <w:color w:val="000000"/>
+        </w:rPr>
+        <w:t>).</w:t>
       </w:r>
     </w:p>
     <w:p>
@@ -5956,21 +5290,118 @@
         <w:rPr>
           <w:color w:val="000000"/>
         </w:rPr>
-        <w:t>A kezdőlap (</w:t>
-      </w:r>
+        <w:t>Ha a kérés adatai hiányosak (pl. nincs nev / varos_id / belepodij / tipus), akkor:</w:t>
+      </w:r>
+    </w:p>
+    <w:p>
+      <w:pPr>
+        <w:pStyle w:val="Listaszerbekezds"/>
+        <w:numPr>
+          <w:ilvl w:val="1"/>
+          <w:numId w:val="2"/>
+        </w:numPr>
+        <w:spacing w:before="40" w:after="40"/>
+      </w:pPr>
+      <w:r>
+        <w:t>400 státuszkód</w:t>
+      </w:r>
+    </w:p>
+    <w:p>
+      <w:pPr>
+        <w:pStyle w:val="Listaszerbekezds"/>
+        <w:numPr>
+          <w:ilvl w:val="1"/>
+          <w:numId w:val="2"/>
+        </w:numPr>
+        <w:spacing w:before="40" w:after="40"/>
+      </w:pPr>
+      <w:r>
+        <w:rPr>
+          <w:b/>
+          <w:bCs/>
+        </w:rPr>
+        <w:t>üzenet: „Hiányos adatok”</w:t>
+      </w:r>
+    </w:p>
+    <w:p>
+      <w:pPr>
+        <w:spacing w:after="40"/>
+      </w:pPr>
+    </w:p>
+    <w:p>
+      <w:pPr>
+        <w:spacing w:before="60" w:after="60"/>
+      </w:pPr>
+      <w:r>
+        <w:rPr>
+          <w:color w:val="000000"/>
+        </w:rPr>
+        <w:t>A beszúrandó mezők (a meglévő furdo táblába):</w:t>
+      </w:r>
+    </w:p>
+    <w:p>
+      <w:pPr>
+        <w:pStyle w:val="Listaszerbekezds"/>
+        <w:numPr>
+          <w:ilvl w:val="0"/>
+          <w:numId w:val="2"/>
+        </w:numPr>
+        <w:spacing w:before="40" w:after="40"/>
+      </w:pPr>
       <w:r>
         <w:rPr>
           <w:i/>
           <w:iCs/>
           <w:color w:val="000000"/>
         </w:rPr>
-        <w:t>index.html</w:t>
-      </w:r>
-      <w:r>
-        <w:rPr>
-          <w:color w:val="000000"/>
-        </w:rPr>
-        <w:t xml:space="preserve">) rendelkezzen egy látványos fejléc résszel (pl. </w:t>
+        <w:t>nev, tipus, medencek, belepodij, varos_id, nyitas_eve, opcionálisan URL</w:t>
+      </w:r>
+    </w:p>
+    <w:p>
+      <w:pPr>
+        <w:spacing w:after="60"/>
+      </w:pPr>
+    </w:p>
+    <w:p>
+      <w:pPr>
+        <w:spacing w:before="60" w:after="60"/>
+      </w:pPr>
+      <w:r>
+        <w:rPr>
+          <w:b/>
+          <w:bCs/>
+          <w:color w:val="000000"/>
+        </w:rPr>
+        <w:t>C) Fürdő törlése</w:t>
+      </w:r>
+    </w:p>
+    <w:p>
+      <w:pPr>
+        <w:spacing w:before="60" w:after="60"/>
+      </w:pPr>
+      <w:r>
+        <w:rPr>
+          <w:color w:val="000000"/>
+        </w:rPr>
+        <w:t>Készítsen egy végpontot:</w:t>
+      </w:r>
+    </w:p>
+    <w:p>
+      <w:pPr>
+        <w:pStyle w:val="Listaszerbekezds"/>
+        <w:numPr>
+          <w:ilvl w:val="0"/>
+          <w:numId w:val="2"/>
+        </w:numPr>
+        <w:spacing w:before="40" w:after="40"/>
+      </w:pPr>
+      <w:r>
+        <w:rPr>
+          <w:b/>
+          <w:bCs/>
+          <w:color w:val="000000"/>
+        </w:rPr>
+        <w:t xml:space="preserve">DELETE </w:t>
       </w:r>
       <w:r>
         <w:rPr>
@@ -5978,13 +5409,23 @@
           <w:iCs/>
           <w:color w:val="000000"/>
         </w:rPr>
-        <w:t>start</w:t>
-      </w:r>
-      <w:r>
-        <w:rPr>
-          <w:color w:val="000000"/>
-        </w:rPr>
-        <w:t xml:space="preserve"> osztály).</w:t>
+        <w:t>/api/furdok/{azon}</w:t>
+      </w:r>
+    </w:p>
+    <w:p>
+      <w:pPr>
+        <w:spacing w:after="40"/>
+      </w:pPr>
+    </w:p>
+    <w:p>
+      <w:pPr>
+        <w:spacing w:before="60" w:after="60"/>
+      </w:pPr>
+      <w:r>
+        <w:rPr>
+          <w:color w:val="000000"/>
+        </w:rPr>
+        <w:t>Elvárások:</w:t>
       </w:r>
     </w:p>
     <w:p>
@@ -5997,10 +5438,109 @@
         <w:spacing w:before="40" w:after="40"/>
       </w:pPr>
       <w:r>
-        <w:rPr>
-          <w:color w:val="000000"/>
-        </w:rPr>
-        <w:t xml:space="preserve">A </w:t>
+        <w:t>Ha az azon létezik és törlés megtörténik: 204 státuszkód.</w:t>
+      </w:r>
+    </w:p>
+    <w:p>
+      <w:pPr>
+        <w:pStyle w:val="Listaszerbekezds"/>
+        <w:numPr>
+          <w:ilvl w:val="0"/>
+          <w:numId w:val="2"/>
+        </w:numPr>
+        <w:spacing w:before="40" w:after="40"/>
+      </w:pPr>
+      <w:r>
+        <w:t>Ha az azon nem létezik:</w:t>
+      </w:r>
+    </w:p>
+    <w:p>
+      <w:pPr>
+        <w:pStyle w:val="Listaszerbekezds"/>
+        <w:numPr>
+          <w:ilvl w:val="1"/>
+          <w:numId w:val="2"/>
+        </w:numPr>
+        <w:spacing w:before="40" w:after="40"/>
+      </w:pPr>
+      <w:r>
+        <w:t>404 státuszkód</w:t>
+      </w:r>
+    </w:p>
+    <w:p>
+      <w:pPr>
+        <w:pStyle w:val="Listaszerbekezds"/>
+        <w:numPr>
+          <w:ilvl w:val="1"/>
+          <w:numId w:val="2"/>
+        </w:numPr>
+        <w:spacing w:before="40" w:after="40"/>
+      </w:pPr>
+      <w:r>
+        <w:rPr>
+          <w:b/>
+          <w:bCs/>
+        </w:rPr>
+        <w:t>üzenet: „A keresett fürdő nem létezik.”</w:t>
+      </w:r>
+    </w:p>
+    <w:p>
+      <w:pPr>
+        <w:spacing w:after="60"/>
+      </w:pPr>
+    </w:p>
+    <w:p>
+      <w:pPr>
+        <w:spacing w:before="60" w:after="60"/>
+      </w:pPr>
+      <w:r>
+        <w:rPr>
+          <w:b/>
+          <w:bCs/>
+          <w:color w:val="000000"/>
+        </w:rPr>
+        <w:t>D) Képlink módosítása (a képes rész támogatására)</w:t>
+      </w:r>
+    </w:p>
+    <w:p>
+      <w:pPr>
+        <w:spacing w:before="60" w:after="60"/>
+      </w:pPr>
+      <w:r>
+        <w:rPr>
+          <w:color w:val="000000"/>
+        </w:rPr>
+        <w:lastRenderedPageBreak/>
+        <w:t>Készítsen egy végpontot, amely egy adott fürdőhöz képes képlinket menteni az adatbázisba.</w:t>
+      </w:r>
+    </w:p>
+    <w:p>
+      <w:pPr>
+        <w:spacing w:before="60" w:after="60"/>
+      </w:pPr>
+      <w:r>
+        <w:rPr>
+          <w:color w:val="000000"/>
+        </w:rPr>
+        <w:t>Javasolt forma (elfogadott megoldás):</w:t>
+      </w:r>
+    </w:p>
+    <w:p>
+      <w:pPr>
+        <w:pStyle w:val="Listaszerbekezds"/>
+        <w:numPr>
+          <w:ilvl w:val="0"/>
+          <w:numId w:val="2"/>
+        </w:numPr>
+        <w:spacing w:before="40" w:after="40"/>
+      </w:pPr>
+      <w:r>
+        <w:rPr>
+          <w:b/>
+          <w:bCs/>
+          <w:color w:val="000000"/>
+        </w:rPr>
+        <w:t xml:space="preserve">PUT </w:t>
       </w:r>
       <w:r>
         <w:rPr>
@@ -6008,65 +5548,23 @@
           <w:iCs/>
           <w:color w:val="000000"/>
         </w:rPr>
-        <w:t>start</w:t>
-      </w:r>
-      <w:r>
-        <w:rPr>
-          <w:color w:val="000000"/>
-        </w:rPr>
-        <w:t xml:space="preserve"> rész háttérképe </w:t>
-      </w:r>
-      <w:r>
-        <w:rPr>
-          <w:b/>
-          <w:bCs/>
-          <w:color w:val="000000"/>
-        </w:rPr>
-        <w:t xml:space="preserve">ne </w:t>
-      </w:r>
-      <w:proofErr w:type="spellStart"/>
-      <w:r>
-        <w:rPr>
-          <w:b/>
-          <w:bCs/>
-          <w:color w:val="000000"/>
-        </w:rPr>
-        <w:t>ismétlődjön</w:t>
-      </w:r>
-      <w:proofErr w:type="spellEnd"/>
-      <w:r>
-        <w:rPr>
-          <w:color w:val="000000"/>
-        </w:rPr>
-        <w:t xml:space="preserve">, és </w:t>
-      </w:r>
-      <w:r>
-        <w:rPr>
-          <w:b/>
-          <w:bCs/>
-          <w:color w:val="000000"/>
-        </w:rPr>
-        <w:t>töltse ki a teljes területet</w:t>
-      </w:r>
-      <w:r>
-        <w:rPr>
-          <w:color w:val="000000"/>
-        </w:rPr>
-        <w:t xml:space="preserve"> (</w:t>
-      </w:r>
-      <w:proofErr w:type="spellStart"/>
-      <w:r>
-        <w:rPr>
-          <w:color w:val="000000"/>
-        </w:rPr>
-        <w:t>cover</w:t>
-      </w:r>
-      <w:proofErr w:type="spellEnd"/>
-      <w:r>
-        <w:rPr>
-          <w:color w:val="000000"/>
-        </w:rPr>
-        <w:t>).</w:t>
+        <w:t>/api/furdok/{azon}/kep</w:t>
+      </w:r>
+    </w:p>
+    <w:p>
+      <w:pPr>
+        <w:spacing w:after="40"/>
+      </w:pPr>
+    </w:p>
+    <w:p>
+      <w:pPr>
+        <w:spacing w:before="60" w:after="60"/>
+      </w:pPr>
+      <w:r>
+        <w:rPr>
+          <w:color w:val="000000"/>
+        </w:rPr>
+        <w:t>Elvárások:</w:t>
       </w:r>
     </w:p>
     <w:p>
@@ -6082,44 +5580,21 @@
         <w:rPr>
           <w:color w:val="000000"/>
         </w:rPr>
-        <w:t xml:space="preserve">A háttérképhez használja a </w:t>
-      </w:r>
-      <w:proofErr w:type="spellStart"/>
+        <w:t xml:space="preserve">A kérésben érkezik az új link (pl. </w:t>
+      </w:r>
       <w:r>
         <w:rPr>
           <w:i/>
           <w:iCs/>
           <w:color w:val="000000"/>
         </w:rPr>
-        <w:t>kepek</w:t>
-      </w:r>
-      <w:proofErr w:type="spellEnd"/>
-      <w:r>
-        <w:rPr>
-          <w:i/>
-          <w:iCs/>
-          <w:color w:val="000000"/>
-        </w:rPr>
-        <w:t>/10.jpg</w:t>
-      </w:r>
-      <w:r>
-        <w:rPr>
-          <w:color w:val="000000"/>
-        </w:rPr>
-        <w:t xml:space="preserve"> fájlt.</w:t>
-      </w:r>
-    </w:p>
-    <w:p>
-      <w:pPr>
-        <w:spacing w:after="60"/>
-      </w:pPr>
-    </w:p>
-    <w:p>
-      <w:pPr>
-        <w:pStyle w:val="Cmsor3"/>
-      </w:pPr>
-      <w:r>
-        <w:t>1.4 Linkek viselkedése</w:t>
+        <w:t>URL</w:t>
+      </w:r>
+      <w:r>
+        <w:rPr>
+          <w:color w:val="000000"/>
+        </w:rPr>
+        <w:t xml:space="preserve"> mező értéke).</w:t>
       </w:r>
     </w:p>
     <w:p>
@@ -6132,80 +5607,7 @@
         <w:spacing w:before="40" w:after="40"/>
       </w:pPr>
       <w:r>
-        <w:rPr>
-          <w:color w:val="000000"/>
-        </w:rPr>
-        <w:t xml:space="preserve">A belső oldalakra mutató linkek </w:t>
-      </w:r>
-      <w:r>
-        <w:rPr>
-          <w:b/>
-          <w:bCs/>
-          <w:color w:val="000000"/>
-        </w:rPr>
-        <w:t>ne új lapon</w:t>
-      </w:r>
-      <w:r>
-        <w:rPr>
-          <w:color w:val="000000"/>
-        </w:rPr>
-        <w:t xml:space="preserve"> nyíljanak meg (ne használjon </w:t>
-      </w:r>
-      <w:proofErr w:type="spellStart"/>
-      <w:r>
-        <w:rPr>
-          <w:i/>
-          <w:iCs/>
-          <w:color w:val="000000"/>
-        </w:rPr>
-        <w:t>target</w:t>
-      </w:r>
-      <w:proofErr w:type="spellEnd"/>
-      <w:r>
-        <w:rPr>
-          <w:i/>
-          <w:iCs/>
-          <w:color w:val="000000"/>
-        </w:rPr>
-        <w:t>="_</w:t>
-      </w:r>
-      <w:proofErr w:type="spellStart"/>
-      <w:r>
-        <w:rPr>
-          <w:i/>
-          <w:iCs/>
-          <w:color w:val="000000"/>
-        </w:rPr>
-        <w:t>blank</w:t>
-      </w:r>
-      <w:proofErr w:type="spellEnd"/>
-      <w:r>
-        <w:rPr>
-          <w:i/>
-          <w:iCs/>
-          <w:color w:val="000000"/>
-        </w:rPr>
-        <w:t>"</w:t>
-      </w:r>
-      <w:r>
-        <w:rPr>
-          <w:color w:val="000000"/>
-        </w:rPr>
-        <w:t>-</w:t>
-      </w:r>
-      <w:proofErr w:type="spellStart"/>
-      <w:r>
-        <w:rPr>
-          <w:color w:val="000000"/>
-        </w:rPr>
-        <w:t>et</w:t>
-      </w:r>
-      <w:proofErr w:type="spellEnd"/>
-      <w:r>
-        <w:rPr>
-          <w:color w:val="000000"/>
-        </w:rPr>
-        <w:t xml:space="preserve"> belső hivatkozásoknál).</w:t>
+        <w:t>Sikeres frissítés esetén 200-as válasz, hiba esetén megfelelő státusz.</w:t>
       </w:r>
     </w:p>
     <w:p>
@@ -6218,21 +5620,8 @@
         <w:pStyle w:val="Cmsor3"/>
       </w:pPr>
       <w:r>
-        <w:t xml:space="preserve">1.5 </w:t>
-      </w:r>
-      <w:proofErr w:type="spellStart"/>
-      <w:r>
-        <w:t>Bootstrap</w:t>
-      </w:r>
-      <w:proofErr w:type="spellEnd"/>
-      <w:r>
-        <w:t xml:space="preserve"> </w:t>
-      </w:r>
-      <w:proofErr w:type="spellStart"/>
-      <w:r>
-        <w:t>Grid</w:t>
-      </w:r>
-      <w:proofErr w:type="spellEnd"/>
+        <w:t>API tesztelés és leadandó</w:t>
+      </w:r>
     </w:p>
     <w:p>
       <w:pPr>
@@ -6244,1689 +5633,7 @@
         <w:spacing w:before="40" w:after="40"/>
       </w:pPr>
       <w:r>
-        <w:rPr>
-          <w:color w:val="000000"/>
-        </w:rPr>
-        <w:t xml:space="preserve">Minden oldalon alkalmazzon </w:t>
-      </w:r>
-      <w:proofErr w:type="spellStart"/>
-      <w:r>
-        <w:rPr>
-          <w:color w:val="000000"/>
-        </w:rPr>
-        <w:t>Bootstrap</w:t>
-      </w:r>
-      <w:proofErr w:type="spellEnd"/>
-      <w:r>
-        <w:rPr>
-          <w:color w:val="000000"/>
-        </w:rPr>
-        <w:t xml:space="preserve"> </w:t>
-      </w:r>
-      <w:proofErr w:type="spellStart"/>
-      <w:r>
-        <w:rPr>
-          <w:color w:val="000000"/>
-        </w:rPr>
-        <w:t>Grid-et</w:t>
-      </w:r>
-      <w:proofErr w:type="spellEnd"/>
-      <w:r>
-        <w:rPr>
-          <w:color w:val="000000"/>
-        </w:rPr>
-        <w:t xml:space="preserve"> (</w:t>
-      </w:r>
-      <w:proofErr w:type="spellStart"/>
-      <w:r>
-        <w:rPr>
-          <w:i/>
-          <w:iCs/>
-          <w:color w:val="000000"/>
-        </w:rPr>
-        <w:t>container</w:t>
-      </w:r>
-      <w:proofErr w:type="spellEnd"/>
-      <w:r>
-        <w:rPr>
-          <w:i/>
-          <w:iCs/>
-          <w:color w:val="000000"/>
-        </w:rPr>
-        <w:t xml:space="preserve">, </w:t>
-      </w:r>
-      <w:proofErr w:type="spellStart"/>
-      <w:r>
-        <w:rPr>
-          <w:i/>
-          <w:iCs/>
-          <w:color w:val="000000"/>
-        </w:rPr>
-        <w:t>row</w:t>
-      </w:r>
-      <w:proofErr w:type="spellEnd"/>
-      <w:r>
-        <w:rPr>
-          <w:i/>
-          <w:iCs/>
-          <w:color w:val="000000"/>
-        </w:rPr>
-        <w:t>, col-…</w:t>
-      </w:r>
-      <w:r>
-        <w:rPr>
-          <w:color w:val="000000"/>
-        </w:rPr>
-        <w:t xml:space="preserve">) úgy, hogy mobilon és asztali nézetben is rendezett, reszponzív legyen. Használhat a </w:t>
-      </w:r>
-      <w:proofErr w:type="spellStart"/>
-      <w:r>
-        <w:rPr>
-          <w:color w:val="000000"/>
-        </w:rPr>
-        <w:t>Bootstraptől</w:t>
-      </w:r>
-      <w:proofErr w:type="spellEnd"/>
-      <w:r>
-        <w:rPr>
-          <w:color w:val="000000"/>
-        </w:rPr>
-        <w:t xml:space="preserve"> eltérő, más </w:t>
-      </w:r>
-      <w:proofErr w:type="spellStart"/>
-      <w:r>
-        <w:rPr>
-          <w:color w:val="000000"/>
-        </w:rPr>
-        <w:t>reszponzivitást</w:t>
-      </w:r>
-      <w:proofErr w:type="spellEnd"/>
-      <w:r>
-        <w:rPr>
-          <w:color w:val="000000"/>
-        </w:rPr>
-        <w:t xml:space="preserve"> biztosító rendszert pl.: Media </w:t>
-      </w:r>
-      <w:proofErr w:type="spellStart"/>
-      <w:r>
-        <w:rPr>
-          <w:color w:val="000000"/>
-        </w:rPr>
-        <w:t>Query</w:t>
-      </w:r>
-      <w:proofErr w:type="spellEnd"/>
-      <w:r>
-        <w:rPr>
-          <w:color w:val="000000"/>
-        </w:rPr>
-        <w:t xml:space="preserve">-k, a </w:t>
-      </w:r>
-      <w:proofErr w:type="spellStart"/>
-      <w:r>
-        <w:rPr>
-          <w:color w:val="000000"/>
-        </w:rPr>
-        <w:t>Flexbox</w:t>
-      </w:r>
-      <w:proofErr w:type="spellEnd"/>
-      <w:r>
-        <w:rPr>
-          <w:color w:val="000000"/>
-        </w:rPr>
-        <w:t>-ot is.</w:t>
-      </w:r>
-    </w:p>
-    <w:p>
-      <w:pPr>
-        <w:spacing w:after="80"/>
-      </w:pPr>
-    </w:p>
-    <w:p>
-      <w:pPr>
-        <w:spacing w:before="200" w:after="120"/>
-      </w:pPr>
-      <w:r>
-        <w:rPr>
-          <w:b/>
-          <w:bCs/>
-          <w:color w:val="000000"/>
-          <w:sz w:val="24"/>
-          <w:szCs w:val="24"/>
-        </w:rPr>
-        <w:t>Minták:</w:t>
-      </w:r>
-    </w:p>
-    <w:tbl>
-      <w:tblPr>
-        <w:tblW w:w="9026" w:type="dxa"/>
-        <w:tblBorders>
-          <w:top w:val="single" w:sz="4" w:space="0" w:color="auto"/>
-          <w:left w:val="single" w:sz="4" w:space="0" w:color="auto"/>
-          <w:bottom w:val="single" w:sz="4" w:space="0" w:color="auto"/>
-          <w:right w:val="single" w:sz="4" w:space="0" w:color="auto"/>
-          <w:insideH w:val="single" w:sz="4" w:space="0" w:color="auto"/>
-          <w:insideV w:val="single" w:sz="4" w:space="0" w:color="auto"/>
-        </w:tblBorders>
-        <w:tblCellMar>
-          <w:left w:w="10" w:type="dxa"/>
-          <w:right w:w="10" w:type="dxa"/>
-        </w:tblCellMar>
-        <w:tblLook w:val="04A0" w:firstRow="1" w:lastRow="0" w:firstColumn="1" w:lastColumn="0" w:noHBand="0" w:noVBand="1"/>
-      </w:tblPr>
-      <w:tblGrid>
-        <w:gridCol w:w="9026"/>
-      </w:tblGrid>
-      <w:tr>
-        <w:tc>
-          <w:tcPr>
-            <w:tcW w:w="9026" w:type="dxa"/>
-            <w:tcBorders>
-              <w:top w:val="single" w:sz="1" w:space="0" w:color="999999"/>
-              <w:left w:val="single" w:sz="1" w:space="0" w:color="999999"/>
-              <w:bottom w:val="single" w:sz="1" w:space="0" w:color="999999"/>
-              <w:right w:val="single" w:sz="1" w:space="0" w:color="999999"/>
-            </w:tcBorders>
-            <w:shd w:val="clear" w:color="auto" w:fill="1A3A5C"/>
-            <w:tcMar>
-              <w:top w:w="160" w:type="dxa"/>
-              <w:left w:w="200" w:type="dxa"/>
-              <w:bottom w:w="160" w:type="dxa"/>
-              <w:right w:w="200" w:type="dxa"/>
-            </w:tcMar>
-          </w:tcPr>
-          <w:p>
-            <w:r>
-              <w:rPr>
-                <w:b/>
-                <w:bCs/>
-                <w:color w:val="FFFFFF"/>
-                <w:sz w:val="36"/>
-                <w:szCs w:val="36"/>
-              </w:rPr>
-              <w:t>Fürdők Nyilvántartó Rendszer</w:t>
-            </w:r>
-          </w:p>
-          <w:p>
-            <w:r>
-              <w:rPr>
-                <w:color w:val="BBBBBB"/>
-                <w:sz w:val="18"/>
-                <w:szCs w:val="18"/>
-              </w:rPr>
-              <w:t xml:space="preserve">1. feladat: Reszponzív weboldal (offline </w:t>
-            </w:r>
-            <w:proofErr w:type="spellStart"/>
-            <w:r>
-              <w:rPr>
-                <w:color w:val="BBBBBB"/>
-                <w:sz w:val="18"/>
-                <w:szCs w:val="18"/>
-              </w:rPr>
-              <w:t>Bootstrap</w:t>
-            </w:r>
-            <w:proofErr w:type="spellEnd"/>
-            <w:r>
-              <w:rPr>
-                <w:color w:val="BBBBBB"/>
-                <w:sz w:val="18"/>
-                <w:szCs w:val="18"/>
-              </w:rPr>
-              <w:t>, saját CSS)</w:t>
-            </w:r>
-          </w:p>
-          <w:p>
-            <w:pPr>
-              <w:spacing w:after="40"/>
-            </w:pPr>
-          </w:p>
-          <w:p>
-            <w:r>
-              <w:rPr>
-                <w:color w:val="FFFFFF"/>
-                <w:sz w:val="18"/>
-                <w:szCs w:val="18"/>
-              </w:rPr>
-              <w:t xml:space="preserve">  </w:t>
-            </w:r>
-            <w:proofErr w:type="gramStart"/>
-            <w:r>
-              <w:rPr>
-                <w:color w:val="FFFFFF"/>
-                <w:sz w:val="18"/>
-                <w:szCs w:val="18"/>
-              </w:rPr>
-              <w:t>[ Fürdők</w:t>
-            </w:r>
-            <w:proofErr w:type="gramEnd"/>
-            <w:r>
-              <w:rPr>
-                <w:color w:val="FFFFFF"/>
-                <w:sz w:val="18"/>
-                <w:szCs w:val="18"/>
-              </w:rPr>
-              <w:t xml:space="preserve"> </w:t>
-            </w:r>
-            <w:proofErr w:type="gramStart"/>
-            <w:r>
-              <w:rPr>
-                <w:color w:val="FFFFFF"/>
-                <w:sz w:val="18"/>
-                <w:szCs w:val="18"/>
-              </w:rPr>
-              <w:t>listája ]</w:t>
-            </w:r>
-            <w:proofErr w:type="gramEnd"/>
-            <w:r>
-              <w:rPr>
-                <w:color w:val="FFFFFF"/>
-                <w:sz w:val="18"/>
-                <w:szCs w:val="18"/>
-              </w:rPr>
-              <w:t xml:space="preserve">   </w:t>
-            </w:r>
-            <w:proofErr w:type="gramStart"/>
-            <w:r>
-              <w:rPr>
-                <w:color w:val="FFFFFF"/>
-                <w:sz w:val="18"/>
-                <w:szCs w:val="18"/>
-              </w:rPr>
-              <w:t>[ Új</w:t>
-            </w:r>
-            <w:proofErr w:type="gramEnd"/>
-            <w:r>
-              <w:rPr>
-                <w:color w:val="FFFFFF"/>
-                <w:sz w:val="18"/>
-                <w:szCs w:val="18"/>
-              </w:rPr>
-              <w:t xml:space="preserve"> fürdő </w:t>
-            </w:r>
-            <w:proofErr w:type="gramStart"/>
-            <w:r>
-              <w:rPr>
-                <w:color w:val="FFFFFF"/>
-                <w:sz w:val="18"/>
-                <w:szCs w:val="18"/>
-              </w:rPr>
-              <w:t>felvétele ]</w:t>
-            </w:r>
-            <w:proofErr w:type="gramEnd"/>
-            <w:r>
-              <w:rPr>
-                <w:color w:val="FFFFFF"/>
-                <w:sz w:val="18"/>
-                <w:szCs w:val="18"/>
-              </w:rPr>
-              <w:t xml:space="preserve">  </w:t>
-            </w:r>
-          </w:p>
-          <w:p>
-            <w:pPr>
-              <w:spacing w:after="60"/>
-            </w:pPr>
-          </w:p>
-        </w:tc>
-      </w:tr>
-    </w:tbl>
-    <w:p>
-      <w:pPr>
-        <w:spacing w:after="40"/>
-      </w:pPr>
-    </w:p>
-    <w:tbl>
-      <w:tblPr>
-        <w:tblW w:w="9026" w:type="dxa"/>
-        <w:tblBorders>
-          <w:top w:val="single" w:sz="4" w:space="0" w:color="auto"/>
-          <w:left w:val="single" w:sz="4" w:space="0" w:color="auto"/>
-          <w:bottom w:val="single" w:sz="4" w:space="0" w:color="auto"/>
-          <w:right w:val="single" w:sz="4" w:space="0" w:color="auto"/>
-          <w:insideH w:val="single" w:sz="4" w:space="0" w:color="auto"/>
-          <w:insideV w:val="single" w:sz="4" w:space="0" w:color="auto"/>
-        </w:tblBorders>
-        <w:tblCellMar>
-          <w:left w:w="10" w:type="dxa"/>
-          <w:right w:w="10" w:type="dxa"/>
-        </w:tblCellMar>
-        <w:tblLook w:val="04A0" w:firstRow="1" w:lastRow="0" w:firstColumn="1" w:lastColumn="0" w:noHBand="0" w:noVBand="1"/>
-      </w:tblPr>
-      <w:tblGrid>
-        <w:gridCol w:w="2900"/>
-        <w:gridCol w:w="2900"/>
-        <w:gridCol w:w="3226"/>
-      </w:tblGrid>
-      <w:tr>
-        <w:tc>
-          <w:tcPr>
-            <w:tcW w:w="2900" w:type="dxa"/>
-            <w:tcBorders>
-              <w:top w:val="single" w:sz="1" w:space="0" w:color="999999"/>
-              <w:left w:val="single" w:sz="1" w:space="0" w:color="999999"/>
-              <w:bottom w:val="single" w:sz="1" w:space="0" w:color="999999"/>
-              <w:right w:val="single" w:sz="1" w:space="0" w:color="999999"/>
-            </w:tcBorders>
-            <w:tcMar>
-              <w:top w:w="120" w:type="dxa"/>
-              <w:left w:w="120" w:type="dxa"/>
-              <w:bottom w:w="120" w:type="dxa"/>
-              <w:right w:w="120" w:type="dxa"/>
-            </w:tcMar>
-          </w:tcPr>
-          <w:p>
-            <w:pPr>
-              <w:spacing w:before="60" w:after="60"/>
-            </w:pPr>
-            <w:r>
-              <w:rPr>
-                <w:b/>
-                <w:bCs/>
-                <w:color w:val="000000"/>
-              </w:rPr>
-              <w:t>Lista</w:t>
-            </w:r>
-          </w:p>
-          <w:p>
-            <w:pPr>
-              <w:spacing w:before="60" w:after="60"/>
-            </w:pPr>
-            <w:r>
-              <w:rPr>
-                <w:color w:val="555555"/>
-                <w:sz w:val="18"/>
-                <w:szCs w:val="18"/>
-              </w:rPr>
-              <w:t>Reszponzív táblázat elrendezés.</w:t>
-            </w:r>
-          </w:p>
-          <w:p>
-            <w:pPr>
-              <w:spacing w:before="60" w:after="60"/>
-            </w:pPr>
-            <w:proofErr w:type="gramStart"/>
-            <w:r>
-              <w:rPr>
-                <w:color w:val="000000"/>
-                <w:sz w:val="18"/>
-                <w:szCs w:val="18"/>
-              </w:rPr>
-              <w:t>[ Megnyitás</w:t>
-            </w:r>
-            <w:proofErr w:type="gramEnd"/>
-            <w:r>
-              <w:rPr>
-                <w:color w:val="000000"/>
-                <w:sz w:val="18"/>
-                <w:szCs w:val="18"/>
-              </w:rPr>
-              <w:t xml:space="preserve"> ]</w:t>
-            </w:r>
-          </w:p>
-        </w:tc>
-        <w:tc>
-          <w:tcPr>
-            <w:tcW w:w="2900" w:type="dxa"/>
-            <w:tcBorders>
-              <w:top w:val="single" w:sz="1" w:space="0" w:color="999999"/>
-              <w:left w:val="single" w:sz="1" w:space="0" w:color="999999"/>
-              <w:bottom w:val="single" w:sz="1" w:space="0" w:color="999999"/>
-              <w:right w:val="single" w:sz="1" w:space="0" w:color="999999"/>
-            </w:tcBorders>
-            <w:tcMar>
-              <w:top w:w="120" w:type="dxa"/>
-              <w:left w:w="120" w:type="dxa"/>
-              <w:bottom w:w="120" w:type="dxa"/>
-              <w:right w:w="120" w:type="dxa"/>
-            </w:tcMar>
-          </w:tcPr>
-          <w:p>
-            <w:pPr>
-              <w:spacing w:before="60" w:after="60"/>
-            </w:pPr>
-            <w:r>
-              <w:rPr>
-                <w:b/>
-                <w:bCs/>
-                <w:color w:val="000000"/>
-              </w:rPr>
-              <w:t>Új fürdő</w:t>
-            </w:r>
-          </w:p>
-          <w:p>
-            <w:pPr>
-              <w:spacing w:before="60" w:after="60"/>
-            </w:pPr>
-            <w:r>
-              <w:rPr>
-                <w:color w:val="555555"/>
-                <w:sz w:val="18"/>
-                <w:szCs w:val="18"/>
-              </w:rPr>
-              <w:t>Reszponzív űrlap (DEMO mentés).</w:t>
-            </w:r>
-          </w:p>
-          <w:p>
-            <w:pPr>
-              <w:spacing w:before="60" w:after="60"/>
-            </w:pPr>
-            <w:proofErr w:type="gramStart"/>
-            <w:r>
-              <w:rPr>
-                <w:color w:val="000000"/>
-                <w:sz w:val="18"/>
-                <w:szCs w:val="18"/>
-              </w:rPr>
-              <w:t>[ Megnyitás</w:t>
-            </w:r>
-            <w:proofErr w:type="gramEnd"/>
-            <w:r>
-              <w:rPr>
-                <w:color w:val="000000"/>
-                <w:sz w:val="18"/>
-                <w:szCs w:val="18"/>
-              </w:rPr>
-              <w:t xml:space="preserve"> ]</w:t>
-            </w:r>
-          </w:p>
-        </w:tc>
-        <w:tc>
-          <w:tcPr>
-            <w:tcW w:w="3226" w:type="dxa"/>
-            <w:tcBorders>
-              <w:top w:val="single" w:sz="1" w:space="0" w:color="999999"/>
-              <w:left w:val="single" w:sz="1" w:space="0" w:color="999999"/>
-              <w:bottom w:val="single" w:sz="1" w:space="0" w:color="999999"/>
-              <w:right w:val="single" w:sz="1" w:space="0" w:color="999999"/>
-            </w:tcBorders>
-            <w:tcMar>
-              <w:top w:w="120" w:type="dxa"/>
-              <w:left w:w="120" w:type="dxa"/>
-              <w:bottom w:w="120" w:type="dxa"/>
-              <w:right w:w="120" w:type="dxa"/>
-            </w:tcMar>
-          </w:tcPr>
-          <w:p>
-            <w:pPr>
-              <w:spacing w:before="60" w:after="60"/>
-            </w:pPr>
-            <w:r>
-              <w:rPr>
-                <w:b/>
-                <w:bCs/>
-                <w:color w:val="000000"/>
-              </w:rPr>
-              <w:t>Képek</w:t>
-            </w:r>
-          </w:p>
-          <w:p>
-            <w:pPr>
-              <w:spacing w:before="60" w:after="60"/>
-            </w:pPr>
-            <w:r>
-              <w:rPr>
-                <w:color w:val="555555"/>
-                <w:sz w:val="18"/>
-                <w:szCs w:val="18"/>
-              </w:rPr>
-              <w:t>Reszponzív képlink-módosítás felület (DEMO).</w:t>
-            </w:r>
-          </w:p>
-          <w:p>
-            <w:pPr>
-              <w:spacing w:before="60" w:after="60"/>
-            </w:pPr>
-            <w:proofErr w:type="gramStart"/>
-            <w:r>
-              <w:rPr>
-                <w:color w:val="000000"/>
-                <w:sz w:val="18"/>
-                <w:szCs w:val="18"/>
-              </w:rPr>
-              <w:t>[ Megnyitás</w:t>
-            </w:r>
-            <w:proofErr w:type="gramEnd"/>
-            <w:r>
-              <w:rPr>
-                <w:color w:val="000000"/>
-                <w:sz w:val="18"/>
-                <w:szCs w:val="18"/>
-              </w:rPr>
-              <w:t xml:space="preserve"> ]</w:t>
-            </w:r>
-          </w:p>
-        </w:tc>
-      </w:tr>
-    </w:tbl>
-    <w:p>
-      <w:r>
-        <w:br w:type="page"/>
-      </w:r>
-    </w:p>
-    <w:p>
-      <w:pPr>
-        <w:pStyle w:val="Cmsor2"/>
-      </w:pPr>
-      <w:r>
-        <w:lastRenderedPageBreak/>
-        <w:t>Backend programozás (Node.js + Express REST API)</w:t>
-      </w:r>
-    </w:p>
-    <w:p>
-      <w:pPr>
-        <w:spacing w:after="40"/>
-      </w:pPr>
-    </w:p>
-    <w:p>
-      <w:pPr>
-        <w:spacing w:before="60" w:after="60"/>
-      </w:pPr>
-      <w:r>
-        <w:rPr>
-          <w:color w:val="000000"/>
-        </w:rPr>
-        <w:t xml:space="preserve">Készítsen Node.js + Express alapú REST API-t, amely a már importált </w:t>
-      </w:r>
-      <w:proofErr w:type="spellStart"/>
-      <w:r>
-        <w:rPr>
-          <w:i/>
-          <w:iCs/>
-          <w:color w:val="000000"/>
-        </w:rPr>
-        <w:t>furdo_db</w:t>
-      </w:r>
-      <w:proofErr w:type="spellEnd"/>
-      <w:r>
-        <w:rPr>
-          <w:color w:val="000000"/>
-        </w:rPr>
-        <w:t xml:space="preserve"> adatbázishoz kapcsolódik, és abból szolgáltat adatokat.</w:t>
-      </w:r>
-    </w:p>
-    <w:p>
-      <w:pPr>
-        <w:spacing w:after="40"/>
-      </w:pPr>
-    </w:p>
-    <w:p>
-      <w:pPr>
-        <w:spacing w:before="60" w:after="60"/>
-      </w:pPr>
-      <w:r>
-        <w:rPr>
-          <w:b/>
-          <w:bCs/>
-          <w:color w:val="000000"/>
-        </w:rPr>
-        <w:t>Fontos: táblát létrehozni nem kell, a meglévő táblákat kell használni.</w:t>
-      </w:r>
-    </w:p>
-    <w:p>
-      <w:pPr>
-        <w:spacing w:after="80"/>
-      </w:pPr>
-    </w:p>
-    <w:p>
-      <w:pPr>
-        <w:pStyle w:val="Cmsor3"/>
-      </w:pPr>
-      <w:r>
-        <w:t>Kötelező végpontok</w:t>
-      </w:r>
-    </w:p>
-    <w:p>
-      <w:pPr>
-        <w:spacing w:after="40"/>
-      </w:pPr>
-    </w:p>
-    <w:p>
-      <w:pPr>
-        <w:spacing w:before="60" w:after="60"/>
-      </w:pPr>
-      <w:r>
-        <w:rPr>
-          <w:b/>
-          <w:bCs/>
-          <w:color w:val="000000"/>
-        </w:rPr>
-        <w:t>A) Fürdők lekérdezése</w:t>
-      </w:r>
-    </w:p>
-    <w:p>
-      <w:pPr>
-        <w:spacing w:after="40"/>
-      </w:pPr>
-    </w:p>
-    <w:p>
-      <w:pPr>
-        <w:spacing w:before="60" w:after="60"/>
-      </w:pPr>
-      <w:r>
-        <w:rPr>
-          <w:color w:val="000000"/>
-        </w:rPr>
-        <w:t>Készítsen egy végpontot:</w:t>
-      </w:r>
-    </w:p>
-    <w:p>
-      <w:pPr>
-        <w:pStyle w:val="Listaszerbekezds"/>
-        <w:numPr>
-          <w:ilvl w:val="0"/>
-          <w:numId w:val="2"/>
-        </w:numPr>
-        <w:spacing w:before="40" w:after="40"/>
-      </w:pPr>
-      <w:r>
-        <w:rPr>
-          <w:b/>
-          <w:bCs/>
-          <w:color w:val="000000"/>
-        </w:rPr>
-        <w:t xml:space="preserve">GET </w:t>
-      </w:r>
-      <w:r>
-        <w:rPr>
-          <w:i/>
-          <w:iCs/>
-          <w:color w:val="000000"/>
-        </w:rPr>
-        <w:t>/</w:t>
-      </w:r>
-      <w:proofErr w:type="spellStart"/>
-      <w:r>
-        <w:rPr>
-          <w:i/>
-          <w:iCs/>
-          <w:color w:val="000000"/>
-        </w:rPr>
-        <w:t>api</w:t>
-      </w:r>
-      <w:proofErr w:type="spellEnd"/>
-      <w:r>
-        <w:rPr>
-          <w:i/>
-          <w:iCs/>
-          <w:color w:val="000000"/>
-        </w:rPr>
-        <w:t>/</w:t>
-      </w:r>
-      <w:proofErr w:type="spellStart"/>
-      <w:r>
-        <w:rPr>
-          <w:i/>
-          <w:iCs/>
-          <w:color w:val="000000"/>
-        </w:rPr>
-        <w:t>furdok</w:t>
-      </w:r>
-      <w:proofErr w:type="spellEnd"/>
-    </w:p>
-    <w:p>
-      <w:pPr>
-        <w:spacing w:after="40"/>
-      </w:pPr>
-    </w:p>
-    <w:p>
-      <w:pPr>
-        <w:spacing w:before="60" w:after="60"/>
-      </w:pPr>
-      <w:r>
-        <w:rPr>
-          <w:color w:val="000000"/>
-        </w:rPr>
-        <w:t>Elvárások:</w:t>
-      </w:r>
-    </w:p>
-    <w:p>
-      <w:pPr>
-        <w:pStyle w:val="Listaszerbekezds"/>
-        <w:numPr>
-          <w:ilvl w:val="0"/>
-          <w:numId w:val="2"/>
-        </w:numPr>
-        <w:spacing w:before="40" w:after="40"/>
-      </w:pPr>
-      <w:r>
-        <w:t>Sikeres kérésre 200 státuszkód.</w:t>
-      </w:r>
-    </w:p>
-    <w:p>
-      <w:pPr>
-        <w:pStyle w:val="Listaszerbekezds"/>
-        <w:numPr>
-          <w:ilvl w:val="0"/>
-          <w:numId w:val="2"/>
-        </w:numPr>
-        <w:spacing w:before="40" w:after="40"/>
-      </w:pPr>
-      <w:r>
-        <w:t>JSON tömböt ad vissza.</w:t>
-      </w:r>
-    </w:p>
-    <w:p>
-      <w:pPr>
-        <w:pStyle w:val="Listaszerbekezds"/>
-        <w:numPr>
-          <w:ilvl w:val="0"/>
-          <w:numId w:val="2"/>
-        </w:numPr>
-        <w:spacing w:before="40" w:after="40"/>
-      </w:pPr>
-      <w:r>
-        <w:rPr>
-          <w:color w:val="000000"/>
-        </w:rPr>
-        <w:t>A fürdők adatai mellett a válasz tartalmazza a város nevét is.</w:t>
-      </w:r>
-    </w:p>
-    <w:p>
-      <w:pPr>
-        <w:pStyle w:val="Listaszerbekezds"/>
-        <w:numPr>
-          <w:ilvl w:val="1"/>
-          <w:numId w:val="2"/>
-        </w:numPr>
-        <w:spacing w:before="40" w:after="40"/>
-      </w:pPr>
-      <w:r>
-        <w:rPr>
-          <w:i/>
-          <w:iCs/>
-        </w:rPr>
-        <w:t>(Tehát JOIN-</w:t>
-      </w:r>
-      <w:proofErr w:type="spellStart"/>
-      <w:r>
-        <w:rPr>
-          <w:i/>
-          <w:iCs/>
-        </w:rPr>
-        <w:t>olja</w:t>
-      </w:r>
-      <w:proofErr w:type="spellEnd"/>
-      <w:r>
-        <w:rPr>
-          <w:i/>
-          <w:iCs/>
-        </w:rPr>
-        <w:t xml:space="preserve"> a </w:t>
-      </w:r>
-      <w:proofErr w:type="spellStart"/>
-      <w:r>
-        <w:rPr>
-          <w:i/>
-          <w:iCs/>
-        </w:rPr>
-        <w:t>furdo</w:t>
-      </w:r>
-      <w:proofErr w:type="spellEnd"/>
-      <w:r>
-        <w:rPr>
-          <w:i/>
-          <w:iCs/>
-        </w:rPr>
-        <w:t xml:space="preserve"> és varos táblákat legalább a városnév miatt.)</w:t>
-      </w:r>
-    </w:p>
-    <w:p>
-      <w:pPr>
-        <w:spacing w:after="40"/>
-      </w:pPr>
-    </w:p>
-    <w:p>
-      <w:pPr>
-        <w:spacing w:before="60" w:after="60"/>
-      </w:pPr>
-      <w:r>
-        <w:rPr>
-          <w:color w:val="000000"/>
-        </w:rPr>
-        <w:t>A visszaadott adatokban legalább ezek szerepeljenek:</w:t>
-      </w:r>
-    </w:p>
-    <w:p>
-      <w:pPr>
-        <w:pStyle w:val="Listaszerbekezds"/>
-        <w:numPr>
-          <w:ilvl w:val="0"/>
-          <w:numId w:val="2"/>
-        </w:numPr>
-        <w:spacing w:before="40" w:after="40"/>
-      </w:pPr>
-      <w:r>
-        <w:t xml:space="preserve">azon, </w:t>
-      </w:r>
-      <w:proofErr w:type="spellStart"/>
-      <w:r>
-        <w:t>nev</w:t>
-      </w:r>
-      <w:proofErr w:type="spellEnd"/>
-      <w:r>
-        <w:t xml:space="preserve">, </w:t>
-      </w:r>
-      <w:proofErr w:type="spellStart"/>
-      <w:r>
-        <w:t>tipus</w:t>
-      </w:r>
-      <w:proofErr w:type="spellEnd"/>
-      <w:r>
-        <w:t xml:space="preserve">, </w:t>
-      </w:r>
-      <w:proofErr w:type="spellStart"/>
-      <w:r>
-        <w:t>belepodij</w:t>
-      </w:r>
-      <w:proofErr w:type="spellEnd"/>
-      <w:r>
-        <w:t xml:space="preserve">, </w:t>
-      </w:r>
-      <w:proofErr w:type="spellStart"/>
-      <w:r>
-        <w:t>nyitas_eve</w:t>
-      </w:r>
-      <w:proofErr w:type="spellEnd"/>
-      <w:r>
-        <w:t>, varos (város neve), URL</w:t>
-      </w:r>
-    </w:p>
-    <w:p>
-      <w:pPr>
-        <w:spacing w:after="60"/>
-      </w:pPr>
-    </w:p>
-    <w:p>
-      <w:pPr>
-        <w:spacing w:before="60" w:after="60"/>
-      </w:pPr>
-      <w:r>
-        <w:rPr>
-          <w:b/>
-          <w:bCs/>
-          <w:color w:val="000000"/>
-        </w:rPr>
-        <w:t>B) Új fürdő rögzítése</w:t>
-      </w:r>
-    </w:p>
-    <w:p>
-      <w:pPr>
-        <w:spacing w:before="60" w:after="60"/>
-      </w:pPr>
-      <w:r>
-        <w:rPr>
-          <w:color w:val="000000"/>
-        </w:rPr>
-        <w:t>Készítsen egy végpontot:</w:t>
-      </w:r>
-    </w:p>
-    <w:p>
-      <w:pPr>
-        <w:pStyle w:val="Listaszerbekezds"/>
-        <w:numPr>
-          <w:ilvl w:val="0"/>
-          <w:numId w:val="2"/>
-        </w:numPr>
-        <w:spacing w:before="40" w:after="40"/>
-      </w:pPr>
-      <w:r>
-        <w:rPr>
-          <w:b/>
-          <w:bCs/>
-          <w:color w:val="000000"/>
-        </w:rPr>
-        <w:t xml:space="preserve">POST </w:t>
-      </w:r>
-      <w:r>
-        <w:rPr>
-          <w:i/>
-          <w:iCs/>
-          <w:color w:val="000000"/>
-        </w:rPr>
-        <w:t>/</w:t>
-      </w:r>
-      <w:proofErr w:type="spellStart"/>
-      <w:r>
-        <w:rPr>
-          <w:i/>
-          <w:iCs/>
-          <w:color w:val="000000"/>
-        </w:rPr>
-        <w:t>api</w:t>
-      </w:r>
-      <w:proofErr w:type="spellEnd"/>
-      <w:r>
-        <w:rPr>
-          <w:i/>
-          <w:iCs/>
-          <w:color w:val="000000"/>
-        </w:rPr>
-        <w:t>/</w:t>
-      </w:r>
-      <w:proofErr w:type="spellStart"/>
-      <w:r>
-        <w:rPr>
-          <w:i/>
-          <w:iCs/>
-          <w:color w:val="000000"/>
-        </w:rPr>
-        <w:t>furdok</w:t>
-      </w:r>
-      <w:proofErr w:type="spellEnd"/>
-    </w:p>
-    <w:p>
-      <w:pPr>
-        <w:spacing w:after="40"/>
-      </w:pPr>
-    </w:p>
-    <w:p>
-      <w:pPr>
-        <w:spacing w:before="60" w:after="60"/>
-      </w:pPr>
-      <w:r>
-        <w:rPr>
-          <w:color w:val="000000"/>
-        </w:rPr>
-        <w:t>Elvárások:</w:t>
-      </w:r>
-    </w:p>
-    <w:p>
-      <w:pPr>
-        <w:pStyle w:val="Listaszerbekezds"/>
-        <w:numPr>
-          <w:ilvl w:val="0"/>
-          <w:numId w:val="2"/>
-        </w:numPr>
-        <w:spacing w:before="40" w:after="40"/>
-      </w:pPr>
-      <w:r>
-        <w:t>Sikeres beszúrás esetén 201 státuszkód.</w:t>
-      </w:r>
-    </w:p>
-    <w:p>
-      <w:pPr>
-        <w:pStyle w:val="Listaszerbekezds"/>
-        <w:numPr>
-          <w:ilvl w:val="0"/>
-          <w:numId w:val="2"/>
-        </w:numPr>
-        <w:spacing w:before="40" w:after="40"/>
-      </w:pPr>
-      <w:r>
-        <w:rPr>
-          <w:color w:val="000000"/>
-        </w:rPr>
-        <w:t xml:space="preserve">A válaszban adja vissza az új rekord azonosítóját (pl. </w:t>
-      </w:r>
-      <w:proofErr w:type="gramStart"/>
-      <w:r>
-        <w:rPr>
-          <w:i/>
-          <w:iCs/>
-          <w:color w:val="000000"/>
-        </w:rPr>
-        <w:t>{ "</w:t>
-      </w:r>
-      <w:proofErr w:type="spellStart"/>
-      <w:proofErr w:type="gramEnd"/>
-      <w:r>
-        <w:rPr>
-          <w:i/>
-          <w:iCs/>
-          <w:color w:val="000000"/>
-        </w:rPr>
-        <w:t>id</w:t>
-      </w:r>
-      <w:proofErr w:type="spellEnd"/>
-      <w:r>
-        <w:rPr>
-          <w:i/>
-          <w:iCs/>
-          <w:color w:val="000000"/>
-        </w:rPr>
-        <w:t xml:space="preserve">": </w:t>
-      </w:r>
-      <w:proofErr w:type="gramStart"/>
-      <w:r>
-        <w:rPr>
-          <w:i/>
-          <w:iCs/>
-          <w:color w:val="000000"/>
-        </w:rPr>
-        <w:t>... }</w:t>
-      </w:r>
-      <w:proofErr w:type="gramEnd"/>
-      <w:r>
-        <w:rPr>
-          <w:color w:val="000000"/>
-        </w:rPr>
-        <w:t>).</w:t>
-      </w:r>
-    </w:p>
-    <w:p>
-      <w:pPr>
-        <w:pStyle w:val="Listaszerbekezds"/>
-        <w:numPr>
-          <w:ilvl w:val="0"/>
-          <w:numId w:val="2"/>
-        </w:numPr>
-        <w:spacing w:before="40" w:after="40"/>
-      </w:pPr>
-      <w:r>
-        <w:rPr>
-          <w:color w:val="000000"/>
-        </w:rPr>
-        <w:t xml:space="preserve">Ha a kérés adatai hiányosak (pl. nincs </w:t>
-      </w:r>
-      <w:proofErr w:type="spellStart"/>
-      <w:r>
-        <w:rPr>
-          <w:color w:val="000000"/>
-        </w:rPr>
-        <w:t>nev</w:t>
-      </w:r>
-      <w:proofErr w:type="spellEnd"/>
-      <w:r>
-        <w:rPr>
-          <w:color w:val="000000"/>
-        </w:rPr>
-        <w:t xml:space="preserve"> / </w:t>
-      </w:r>
-      <w:proofErr w:type="spellStart"/>
-      <w:r>
-        <w:rPr>
-          <w:color w:val="000000"/>
-        </w:rPr>
-        <w:t>varos_id</w:t>
-      </w:r>
-      <w:proofErr w:type="spellEnd"/>
-      <w:r>
-        <w:rPr>
-          <w:color w:val="000000"/>
-        </w:rPr>
-        <w:t xml:space="preserve"> / </w:t>
-      </w:r>
-      <w:proofErr w:type="spellStart"/>
-      <w:r>
-        <w:rPr>
-          <w:color w:val="000000"/>
-        </w:rPr>
-        <w:t>belepodij</w:t>
-      </w:r>
-      <w:proofErr w:type="spellEnd"/>
-      <w:r>
-        <w:rPr>
-          <w:color w:val="000000"/>
-        </w:rPr>
-        <w:t xml:space="preserve"> / </w:t>
-      </w:r>
-      <w:proofErr w:type="spellStart"/>
-      <w:r>
-        <w:rPr>
-          <w:color w:val="000000"/>
-        </w:rPr>
-        <w:t>tipus</w:t>
-      </w:r>
-      <w:proofErr w:type="spellEnd"/>
-      <w:r>
-        <w:rPr>
-          <w:color w:val="000000"/>
-        </w:rPr>
-        <w:t>), akkor:</w:t>
-      </w:r>
-    </w:p>
-    <w:p>
-      <w:pPr>
-        <w:pStyle w:val="Listaszerbekezds"/>
-        <w:numPr>
-          <w:ilvl w:val="1"/>
-          <w:numId w:val="2"/>
-        </w:numPr>
-        <w:spacing w:before="40" w:after="40"/>
-      </w:pPr>
-      <w:r>
-        <w:t>400 státuszkód</w:t>
-      </w:r>
-    </w:p>
-    <w:p>
-      <w:pPr>
-        <w:pStyle w:val="Listaszerbekezds"/>
-        <w:numPr>
-          <w:ilvl w:val="1"/>
-          <w:numId w:val="2"/>
-        </w:numPr>
-        <w:spacing w:before="40" w:after="40"/>
-      </w:pPr>
-      <w:r>
-        <w:rPr>
-          <w:b/>
-          <w:bCs/>
-        </w:rPr>
-        <w:t>üzenet: „Hiányos adatok”</w:t>
-      </w:r>
-    </w:p>
-    <w:p>
-      <w:pPr>
-        <w:spacing w:after="40"/>
-      </w:pPr>
-    </w:p>
-    <w:p>
-      <w:pPr>
-        <w:spacing w:before="60" w:after="60"/>
-      </w:pPr>
-      <w:r>
-        <w:rPr>
-          <w:color w:val="000000"/>
-        </w:rPr>
-        <w:t xml:space="preserve">A beszúrandó mezők (a meglévő </w:t>
-      </w:r>
-      <w:proofErr w:type="spellStart"/>
-      <w:r>
-        <w:rPr>
-          <w:color w:val="000000"/>
-        </w:rPr>
-        <w:t>furdo</w:t>
-      </w:r>
-      <w:proofErr w:type="spellEnd"/>
-      <w:r>
-        <w:rPr>
-          <w:color w:val="000000"/>
-        </w:rPr>
-        <w:t xml:space="preserve"> táblába):</w:t>
-      </w:r>
-    </w:p>
-    <w:p>
-      <w:pPr>
-        <w:pStyle w:val="Listaszerbekezds"/>
-        <w:numPr>
-          <w:ilvl w:val="0"/>
-          <w:numId w:val="2"/>
-        </w:numPr>
-        <w:spacing w:before="40" w:after="40"/>
-      </w:pPr>
-      <w:proofErr w:type="spellStart"/>
-      <w:r>
-        <w:rPr>
-          <w:i/>
-          <w:iCs/>
-          <w:color w:val="000000"/>
-        </w:rPr>
-        <w:t>nev</w:t>
-      </w:r>
-      <w:proofErr w:type="spellEnd"/>
-      <w:r>
-        <w:rPr>
-          <w:i/>
-          <w:iCs/>
-          <w:color w:val="000000"/>
-        </w:rPr>
-        <w:t xml:space="preserve">, </w:t>
-      </w:r>
-      <w:proofErr w:type="spellStart"/>
-      <w:r>
-        <w:rPr>
-          <w:i/>
-          <w:iCs/>
-          <w:color w:val="000000"/>
-        </w:rPr>
-        <w:t>tipus</w:t>
-      </w:r>
-      <w:proofErr w:type="spellEnd"/>
-      <w:r>
-        <w:rPr>
-          <w:i/>
-          <w:iCs/>
-          <w:color w:val="000000"/>
-        </w:rPr>
-        <w:t xml:space="preserve">, </w:t>
-      </w:r>
-      <w:proofErr w:type="spellStart"/>
-      <w:r>
-        <w:rPr>
-          <w:i/>
-          <w:iCs/>
-          <w:color w:val="000000"/>
-        </w:rPr>
-        <w:t>medencek</w:t>
-      </w:r>
-      <w:proofErr w:type="spellEnd"/>
-      <w:r>
-        <w:rPr>
-          <w:i/>
-          <w:iCs/>
-          <w:color w:val="000000"/>
-        </w:rPr>
-        <w:t xml:space="preserve">, </w:t>
-      </w:r>
-      <w:proofErr w:type="spellStart"/>
-      <w:r>
-        <w:rPr>
-          <w:i/>
-          <w:iCs/>
-          <w:color w:val="000000"/>
-        </w:rPr>
-        <w:t>belepodij</w:t>
-      </w:r>
-      <w:proofErr w:type="spellEnd"/>
-      <w:r>
-        <w:rPr>
-          <w:i/>
-          <w:iCs/>
-          <w:color w:val="000000"/>
-        </w:rPr>
-        <w:t xml:space="preserve">, </w:t>
-      </w:r>
-      <w:proofErr w:type="spellStart"/>
-      <w:r>
-        <w:rPr>
-          <w:i/>
-          <w:iCs/>
-          <w:color w:val="000000"/>
-        </w:rPr>
-        <w:t>varos_id</w:t>
-      </w:r>
-      <w:proofErr w:type="spellEnd"/>
-      <w:r>
-        <w:rPr>
-          <w:i/>
-          <w:iCs/>
-          <w:color w:val="000000"/>
-        </w:rPr>
-        <w:t xml:space="preserve">, </w:t>
-      </w:r>
-      <w:proofErr w:type="spellStart"/>
-      <w:r>
-        <w:rPr>
-          <w:i/>
-          <w:iCs/>
-          <w:color w:val="000000"/>
-        </w:rPr>
-        <w:t>nyitas_eve</w:t>
-      </w:r>
-      <w:proofErr w:type="spellEnd"/>
-      <w:r>
-        <w:rPr>
-          <w:i/>
-          <w:iCs/>
-          <w:color w:val="000000"/>
-        </w:rPr>
-        <w:t>, opcionálisan URL</w:t>
-      </w:r>
-    </w:p>
-    <w:p>
-      <w:pPr>
-        <w:spacing w:after="60"/>
-      </w:pPr>
-    </w:p>
-    <w:p>
-      <w:pPr>
-        <w:spacing w:before="60" w:after="60"/>
-      </w:pPr>
-      <w:r>
-        <w:rPr>
-          <w:b/>
-          <w:bCs/>
-          <w:color w:val="000000"/>
-        </w:rPr>
-        <w:t>C) Fürdő törlése</w:t>
-      </w:r>
-    </w:p>
-    <w:p>
-      <w:pPr>
-        <w:spacing w:before="60" w:after="60"/>
-      </w:pPr>
-      <w:r>
-        <w:rPr>
-          <w:color w:val="000000"/>
-        </w:rPr>
-        <w:t>Készítsen egy végpontot:</w:t>
-      </w:r>
-    </w:p>
-    <w:p>
-      <w:pPr>
-        <w:pStyle w:val="Listaszerbekezds"/>
-        <w:numPr>
-          <w:ilvl w:val="0"/>
-          <w:numId w:val="2"/>
-        </w:numPr>
-        <w:spacing w:before="40" w:after="40"/>
-      </w:pPr>
-      <w:r>
-        <w:rPr>
-          <w:b/>
-          <w:bCs/>
-          <w:color w:val="000000"/>
-        </w:rPr>
-        <w:t xml:space="preserve">DELETE </w:t>
-      </w:r>
-      <w:r>
-        <w:rPr>
-          <w:i/>
-          <w:iCs/>
-          <w:color w:val="000000"/>
-        </w:rPr>
-        <w:t>/</w:t>
-      </w:r>
-      <w:proofErr w:type="spellStart"/>
-      <w:r>
-        <w:rPr>
-          <w:i/>
-          <w:iCs/>
-          <w:color w:val="000000"/>
-        </w:rPr>
-        <w:t>api</w:t>
-      </w:r>
-      <w:proofErr w:type="spellEnd"/>
-      <w:r>
-        <w:rPr>
-          <w:i/>
-          <w:iCs/>
-          <w:color w:val="000000"/>
-        </w:rPr>
-        <w:t>/</w:t>
-      </w:r>
-      <w:proofErr w:type="spellStart"/>
-      <w:r>
-        <w:rPr>
-          <w:i/>
-          <w:iCs/>
-          <w:color w:val="000000"/>
-        </w:rPr>
-        <w:t>furdok</w:t>
-      </w:r>
-      <w:proofErr w:type="spellEnd"/>
-      <w:r>
-        <w:rPr>
-          <w:i/>
-          <w:iCs/>
-          <w:color w:val="000000"/>
-        </w:rPr>
-        <w:t>/{azon}</w:t>
-      </w:r>
-    </w:p>
-    <w:p>
-      <w:pPr>
-        <w:spacing w:after="40"/>
-      </w:pPr>
-    </w:p>
-    <w:p>
-      <w:pPr>
-        <w:spacing w:before="60" w:after="60"/>
-      </w:pPr>
-      <w:r>
-        <w:rPr>
-          <w:color w:val="000000"/>
-        </w:rPr>
-        <w:t>Elvárások:</w:t>
-      </w:r>
-    </w:p>
-    <w:p>
-      <w:pPr>
-        <w:pStyle w:val="Listaszerbekezds"/>
-        <w:numPr>
-          <w:ilvl w:val="0"/>
-          <w:numId w:val="2"/>
-        </w:numPr>
-        <w:spacing w:before="40" w:after="40"/>
-      </w:pPr>
-      <w:r>
-        <w:t>Ha az azon létezik és törlés megtörténik: 204 státuszkód.</w:t>
-      </w:r>
-    </w:p>
-    <w:p>
-      <w:pPr>
-        <w:pStyle w:val="Listaszerbekezds"/>
-        <w:numPr>
-          <w:ilvl w:val="0"/>
-          <w:numId w:val="2"/>
-        </w:numPr>
-        <w:spacing w:before="40" w:after="40"/>
-      </w:pPr>
-      <w:r>
-        <w:t>Ha az azon nem létezik:</w:t>
-      </w:r>
-    </w:p>
-    <w:p>
-      <w:pPr>
-        <w:pStyle w:val="Listaszerbekezds"/>
-        <w:numPr>
-          <w:ilvl w:val="1"/>
-          <w:numId w:val="2"/>
-        </w:numPr>
-        <w:spacing w:before="40" w:after="40"/>
-      </w:pPr>
-      <w:r>
-        <w:t>404 státuszkód</w:t>
-      </w:r>
-    </w:p>
-    <w:p>
-      <w:pPr>
-        <w:pStyle w:val="Listaszerbekezds"/>
-        <w:numPr>
-          <w:ilvl w:val="1"/>
-          <w:numId w:val="2"/>
-        </w:numPr>
-        <w:spacing w:before="40" w:after="40"/>
-      </w:pPr>
-      <w:r>
-        <w:rPr>
-          <w:b/>
-          <w:bCs/>
-        </w:rPr>
-        <w:t>üzenet: „A keresett fürdő nem létezik.”</w:t>
-      </w:r>
-    </w:p>
-    <w:p>
-      <w:pPr>
-        <w:spacing w:after="60"/>
-      </w:pPr>
-    </w:p>
-    <w:p>
-      <w:pPr>
-        <w:spacing w:before="60" w:after="60"/>
-      </w:pPr>
-      <w:r>
-        <w:rPr>
-          <w:b/>
-          <w:bCs/>
-          <w:color w:val="000000"/>
-        </w:rPr>
-        <w:t>D) Képlink módosítása (a képes rész támogatására)</w:t>
-      </w:r>
-    </w:p>
-    <w:p>
-      <w:pPr>
-        <w:spacing w:before="60" w:after="60"/>
-      </w:pPr>
-      <w:r>
-        <w:rPr>
-          <w:color w:val="000000"/>
-        </w:rPr>
-        <w:lastRenderedPageBreak/>
-        <w:t>Készítsen egy végpontot, amely egy adott fürdőhöz képes képlinket menteni az adatbázisba.</w:t>
-      </w:r>
-    </w:p>
-    <w:p>
-      <w:pPr>
-        <w:spacing w:before="60" w:after="60"/>
-      </w:pPr>
-      <w:r>
-        <w:rPr>
-          <w:color w:val="000000"/>
-        </w:rPr>
-        <w:t>Javasolt forma (elfogadott megoldás):</w:t>
-      </w:r>
-    </w:p>
-    <w:p>
-      <w:pPr>
-        <w:pStyle w:val="Listaszerbekezds"/>
-        <w:numPr>
-          <w:ilvl w:val="0"/>
-          <w:numId w:val="2"/>
-        </w:numPr>
-        <w:spacing w:before="40" w:after="40"/>
-      </w:pPr>
-      <w:r>
-        <w:rPr>
-          <w:b/>
-          <w:bCs/>
-          <w:color w:val="000000"/>
-        </w:rPr>
-        <w:t xml:space="preserve">PUT </w:t>
-      </w:r>
-      <w:r>
-        <w:rPr>
-          <w:i/>
-          <w:iCs/>
-          <w:color w:val="000000"/>
-        </w:rPr>
-        <w:t>/</w:t>
-      </w:r>
-      <w:proofErr w:type="spellStart"/>
-      <w:r>
-        <w:rPr>
-          <w:i/>
-          <w:iCs/>
-          <w:color w:val="000000"/>
-        </w:rPr>
-        <w:t>api</w:t>
-      </w:r>
-      <w:proofErr w:type="spellEnd"/>
-      <w:r>
-        <w:rPr>
-          <w:i/>
-          <w:iCs/>
-          <w:color w:val="000000"/>
-        </w:rPr>
-        <w:t>/</w:t>
-      </w:r>
-      <w:proofErr w:type="spellStart"/>
-      <w:r>
-        <w:rPr>
-          <w:i/>
-          <w:iCs/>
-          <w:color w:val="000000"/>
-        </w:rPr>
-        <w:t>furdok</w:t>
-      </w:r>
-      <w:proofErr w:type="spellEnd"/>
-      <w:r>
-        <w:rPr>
-          <w:i/>
-          <w:iCs/>
-          <w:color w:val="000000"/>
-        </w:rPr>
-        <w:t>/{azon}/</w:t>
-      </w:r>
-      <w:proofErr w:type="spellStart"/>
-      <w:r>
-        <w:rPr>
-          <w:i/>
-          <w:iCs/>
-          <w:color w:val="000000"/>
-        </w:rPr>
-        <w:t>kep</w:t>
-      </w:r>
-      <w:proofErr w:type="spellEnd"/>
-    </w:p>
-    <w:p>
-      <w:pPr>
-        <w:spacing w:after="40"/>
-      </w:pPr>
-    </w:p>
-    <w:p>
-      <w:pPr>
-        <w:spacing w:before="60" w:after="60"/>
-      </w:pPr>
-      <w:r>
-        <w:rPr>
-          <w:color w:val="000000"/>
-        </w:rPr>
-        <w:t>Elvárások:</w:t>
-      </w:r>
-    </w:p>
-    <w:p>
-      <w:pPr>
-        <w:pStyle w:val="Listaszerbekezds"/>
-        <w:numPr>
-          <w:ilvl w:val="0"/>
-          <w:numId w:val="2"/>
-        </w:numPr>
-        <w:spacing w:before="40" w:after="40"/>
-      </w:pPr>
-      <w:r>
-        <w:rPr>
-          <w:color w:val="000000"/>
-        </w:rPr>
-        <w:t xml:space="preserve">A kérésben érkezik az új link (pl. </w:t>
-      </w:r>
-      <w:r>
-        <w:rPr>
-          <w:i/>
-          <w:iCs/>
-          <w:color w:val="000000"/>
-        </w:rPr>
-        <w:t>URL</w:t>
-      </w:r>
-      <w:r>
-        <w:rPr>
-          <w:color w:val="000000"/>
-        </w:rPr>
-        <w:t xml:space="preserve"> mező értéke).</w:t>
-      </w:r>
-    </w:p>
-    <w:p>
-      <w:pPr>
-        <w:pStyle w:val="Listaszerbekezds"/>
-        <w:numPr>
-          <w:ilvl w:val="0"/>
-          <w:numId w:val="2"/>
-        </w:numPr>
-        <w:spacing w:before="40" w:after="40"/>
-      </w:pPr>
-      <w:r>
-        <w:t>Sikeres frissítés esetén 200-as válasz, hiba esetén megfelelő státusz.</w:t>
-      </w:r>
-    </w:p>
-    <w:p>
-      <w:pPr>
-        <w:spacing w:after="60"/>
-      </w:pPr>
-    </w:p>
-    <w:p>
-      <w:pPr>
-        <w:pStyle w:val="Cmsor3"/>
-      </w:pPr>
-      <w:r>
-        <w:t>API tesztelés és leadandó</w:t>
-      </w:r>
-    </w:p>
-    <w:p>
-      <w:pPr>
-        <w:pStyle w:val="Listaszerbekezds"/>
-        <w:numPr>
-          <w:ilvl w:val="0"/>
-          <w:numId w:val="2"/>
-        </w:numPr>
-        <w:spacing w:before="40" w:after="40"/>
-      </w:pPr>
-      <w:r>
-        <w:t xml:space="preserve">Mentsen el </w:t>
-      </w:r>
-      <w:proofErr w:type="spellStart"/>
-      <w:r>
-        <w:t>Thunder</w:t>
-      </w:r>
-      <w:proofErr w:type="spellEnd"/>
-      <w:r>
-        <w:t xml:space="preserve"> </w:t>
-      </w:r>
-      <w:proofErr w:type="spellStart"/>
-      <w:r>
-        <w:t>Client</w:t>
-      </w:r>
-      <w:proofErr w:type="spellEnd"/>
-      <w:r>
-        <w:t xml:space="preserve"> vagy Postman kollekciót.</w:t>
+        <w:t>Mentsen el Thunder Client vagy Postman kollekciót.</w:t>
       </w:r>
     </w:p>
     <w:p>
@@ -7996,9 +5703,13 @@
                 <w:sz w:val="18"/>
                 <w:szCs w:val="18"/>
               </w:rPr>
-              <w:t>c: &gt;</w:t>
-            </w:r>
-            <w:proofErr w:type="spellStart"/>
+              <w:t>c: &gt;node server.js</w:t>
+            </w:r>
+          </w:p>
+          <w:p>
+            <w:pPr>
+              <w:spacing w:before="20" w:after="20"/>
+            </w:pPr>
             <w:r>
               <w:rPr>
                 <w:rFonts w:ascii="Courier New" w:eastAsia="Courier New" w:hAnsi="Courier New" w:cs="Courier New"/>
@@ -8006,43 +5717,8 @@
                 <w:sz w:val="18"/>
                 <w:szCs w:val="18"/>
               </w:rPr>
-              <w:t>node</w:t>
-            </w:r>
-            <w:proofErr w:type="spellEnd"/>
-            <w:r>
-              <w:rPr>
-                <w:rFonts w:ascii="Courier New" w:eastAsia="Courier New" w:hAnsi="Courier New" w:cs="Courier New"/>
-                <w:color w:val="D4D4D4"/>
-                <w:sz w:val="18"/>
-                <w:szCs w:val="18"/>
-              </w:rPr>
-              <w:t xml:space="preserve"> server.js</w:t>
-            </w:r>
-          </w:p>
-          <w:p>
-            <w:pPr>
-              <w:spacing w:before="20" w:after="20"/>
-            </w:pPr>
-            <w:r>
-              <w:rPr>
-                <w:rFonts w:ascii="Courier New" w:eastAsia="Courier New" w:hAnsi="Courier New" w:cs="Courier New"/>
-                <w:color w:val="D4D4D4"/>
-                <w:sz w:val="18"/>
-                <w:szCs w:val="18"/>
-              </w:rPr>
-              <w:t xml:space="preserve">  DB kapcsolat rendben. DB: </w:t>
-            </w:r>
-            <w:proofErr w:type="spellStart"/>
-            <w:r>
-              <w:rPr>
-                <w:rFonts w:ascii="Courier New" w:eastAsia="Courier New" w:hAnsi="Courier New" w:cs="Courier New"/>
-                <w:color w:val="D4D4D4"/>
-                <w:sz w:val="18"/>
-                <w:szCs w:val="18"/>
-              </w:rPr>
-              <w:t>furdo_db</w:t>
-            </w:r>
-            <w:proofErr w:type="spellEnd"/>
+              <w:t xml:space="preserve">  DB kapcsolat rendben. DB: furdo_db</w:t>
+            </w:r>
           </w:p>
           <w:p>
             <w:pPr>
@@ -8086,15 +5762,7 @@
       </w:pPr>
       <w:r>
         <w:lastRenderedPageBreak/>
-        <w:t>Frontend programozás (</w:t>
-      </w:r>
-      <w:proofErr w:type="spellStart"/>
-      <w:r>
-        <w:t>React</w:t>
-      </w:r>
-      <w:proofErr w:type="spellEnd"/>
-      <w:r>
-        <w:t xml:space="preserve"> – REST API használatával)</w:t>
+        <w:t>Frontend programozás (React – REST API használatával)</w:t>
       </w:r>
     </w:p>
     <w:p>
@@ -8146,15 +5814,7 @@
         <w:pStyle w:val="Cmsor3"/>
       </w:pPr>
       <w:r>
-        <w:t xml:space="preserve">3.1 Lista oldal – fürdők megjelenítése (furdok.html / </w:t>
-      </w:r>
-      <w:proofErr w:type="spellStart"/>
-      <w:r>
-        <w:t>Furdok</w:t>
-      </w:r>
-      <w:proofErr w:type="spellEnd"/>
-      <w:r>
-        <w:t xml:space="preserve"> komponens)</w:t>
+        <w:t>3.1 Lista oldal – fürdők megjelenítése (furdok.html / Furdok komponens)</w:t>
       </w:r>
     </w:p>
     <w:p>
@@ -8178,23 +5838,7 @@
         <w:spacing w:before="60" w:after="60"/>
       </w:pPr>
       <w:r>
-        <w:t>Lekéri a fürdők adatait a backendről (GET /</w:t>
-      </w:r>
-      <w:proofErr w:type="spellStart"/>
-      <w:r>
-        <w:t>api</w:t>
-      </w:r>
-      <w:proofErr w:type="spellEnd"/>
-      <w:r>
-        <w:t>/</w:t>
-      </w:r>
-      <w:proofErr w:type="spellStart"/>
-      <w:r>
-        <w:t>furdok</w:t>
-      </w:r>
-      <w:proofErr w:type="spellEnd"/>
-      <w:r>
-        <w:t>).</w:t>
+        <w:t>Lekéri a fürdők adatait a backendről (GET /api/furdok).</w:t>
       </w:r>
     </w:p>
     <w:p>
@@ -8233,15 +5877,7 @@
         <w:spacing w:before="40" w:after="40"/>
       </w:pPr>
       <w:r>
-        <w:t>Fürdő neve (</w:t>
-      </w:r>
-      <w:proofErr w:type="spellStart"/>
-      <w:r>
-        <w:t>nev</w:t>
-      </w:r>
-      <w:proofErr w:type="spellEnd"/>
-      <w:r>
-        <w:t>)</w:t>
+        <w:t>Fürdő neve (nev)</w:t>
       </w:r>
     </w:p>
     <w:p>
@@ -8254,15 +5890,7 @@
         <w:spacing w:before="40" w:after="40"/>
       </w:pPr>
       <w:r>
-        <w:t>Típus (</w:t>
-      </w:r>
-      <w:proofErr w:type="spellStart"/>
-      <w:r>
-        <w:t>tipus</w:t>
-      </w:r>
-      <w:proofErr w:type="spellEnd"/>
-      <w:r>
-        <w:t>)</w:t>
+        <w:t>Típus (tipus)</w:t>
       </w:r>
     </w:p>
     <w:p>
@@ -8275,15 +5903,7 @@
         <w:spacing w:before="40" w:after="40"/>
       </w:pPr>
       <w:r>
-        <w:t>Belépőjegy ára (</w:t>
-      </w:r>
-      <w:proofErr w:type="spellStart"/>
-      <w:r>
-        <w:t>belepodij</w:t>
-      </w:r>
-      <w:proofErr w:type="spellEnd"/>
-      <w:r>
-        <w:t>)</w:t>
+        <w:t>Belépőjegy ára (belepodij)</w:t>
       </w:r>
     </w:p>
     <w:p>
@@ -8296,15 +5916,7 @@
         <w:spacing w:before="40" w:after="40"/>
       </w:pPr>
       <w:r>
-        <w:t>Mérés éve / Megnyitás éve (</w:t>
-      </w:r>
-      <w:proofErr w:type="spellStart"/>
-      <w:r>
-        <w:t>nyitas_eve</w:t>
-      </w:r>
-      <w:proofErr w:type="spellEnd"/>
-      <w:r>
-        <w:t>)</w:t>
+        <w:t>Mérés éve / Megnyitás éve (nyitas_eve)</w:t>
       </w:r>
     </w:p>
     <w:p>
@@ -8317,15 +5929,7 @@
         <w:spacing w:before="40" w:after="40"/>
       </w:pPr>
       <w:r>
-        <w:t>Város neve (JOIN-</w:t>
-      </w:r>
-      <w:proofErr w:type="spellStart"/>
-      <w:r>
-        <w:t>ból</w:t>
-      </w:r>
-      <w:proofErr w:type="spellEnd"/>
-      <w:r>
-        <w:t>)</w:t>
+        <w:t>Város neve (JOIN-ból)</w:t>
       </w:r>
     </w:p>
     <w:p>
@@ -8377,15 +5981,7 @@
         <w:pStyle w:val="Cmsor3"/>
       </w:pPr>
       <w:r>
-        <w:t xml:space="preserve">Új fürdő felvétele (hozzaadas.html / </w:t>
-      </w:r>
-      <w:proofErr w:type="spellStart"/>
-      <w:r>
-        <w:t>UjFurdo</w:t>
-      </w:r>
-      <w:proofErr w:type="spellEnd"/>
-      <w:r>
-        <w:t xml:space="preserve"> komponens)</w:t>
+        <w:t>Új fürdő felvétele (hozzaadas.html / UjFurdo komponens)</w:t>
       </w:r>
     </w:p>
     <w:p>
@@ -8454,15 +6050,7 @@
         <w:spacing w:before="60" w:after="60"/>
       </w:pPr>
       <w:r>
-        <w:t xml:space="preserve">Legyen külön mező: „Fürdő fényképének linkje” (típusa: </w:t>
-      </w:r>
-      <w:proofErr w:type="spellStart"/>
-      <w:r>
-        <w:t>url</w:t>
-      </w:r>
-      <w:proofErr w:type="spellEnd"/>
-      <w:r>
-        <w:t>).</w:t>
+        <w:t>Legyen külön mező: „Fürdő fényképének linkje” (típusa: url).</w:t>
       </w:r>
     </w:p>
     <w:p>
@@ -8475,23 +6063,7 @@
         <w:spacing w:before="60" w:after="60"/>
       </w:pPr>
       <w:r>
-        <w:t>A Mentés gombra a frontend elküldi az adatokat a backendnek (POST /</w:t>
-      </w:r>
-      <w:proofErr w:type="spellStart"/>
-      <w:r>
-        <w:t>api</w:t>
-      </w:r>
-      <w:proofErr w:type="spellEnd"/>
-      <w:r>
-        <w:t>/</w:t>
-      </w:r>
-      <w:proofErr w:type="spellStart"/>
-      <w:r>
-        <w:t>furdok</w:t>
-      </w:r>
-      <w:proofErr w:type="spellEnd"/>
-      <w:r>
-        <w:t>).</w:t>
+        <w:t>A Mentés gombra a frontend elküldi az adatokat a backendnek (POST /api/furdok).</w:t>
       </w:r>
     </w:p>
     <w:p>
@@ -8530,23 +6102,7 @@
         <w:pStyle w:val="Cmsor3"/>
       </w:pPr>
       <w:r>
-        <w:t xml:space="preserve">3.3 Képek kezelése (kepek.html / </w:t>
-      </w:r>
-      <w:proofErr w:type="spellStart"/>
-      <w:r>
-        <w:t>Kepek</w:t>
-      </w:r>
-      <w:proofErr w:type="spellEnd"/>
-      <w:r>
-        <w:t xml:space="preserve"> komponens) – a megadott </w:t>
-      </w:r>
-      <w:proofErr w:type="spellStart"/>
-      <w:r>
-        <w:t>kepek</w:t>
-      </w:r>
-      <w:proofErr w:type="spellEnd"/>
-      <w:r>
-        <w:t>/ mappa alapján</w:t>
+        <w:t>3.3 Képek kezelése (kepek.html / Kepek komponens) – a megadott kepek/ mappa alapján</w:t>
       </w:r>
     </w:p>
     <w:p>
@@ -8562,21 +6118,7 @@
         <w:rPr>
           <w:color w:val="000000"/>
         </w:rPr>
-        <w:t xml:space="preserve">A projektben van egy </w:t>
-      </w:r>
-      <w:proofErr w:type="spellStart"/>
-      <w:r>
-        <w:rPr>
-          <w:color w:val="000000"/>
-        </w:rPr>
-        <w:t>kepek</w:t>
-      </w:r>
-      <w:proofErr w:type="spellEnd"/>
-      <w:r>
-        <w:rPr>
-          <w:color w:val="000000"/>
-        </w:rPr>
-        <w:t>/ mappa, benne 10 fájl:</w:t>
+        <w:t>A projektben van egy kepek/ mappa, benne 10 fájl:</w:t>
       </w:r>
     </w:p>
     <w:p>
@@ -8623,15 +6165,7 @@
         <w:spacing w:before="60" w:after="60"/>
       </w:pPr>
       <w:r>
-        <w:t xml:space="preserve">A </w:t>
-      </w:r>
-      <w:proofErr w:type="spellStart"/>
-      <w:r>
-        <w:t>kepek</w:t>
-      </w:r>
-      <w:proofErr w:type="spellEnd"/>
-      <w:r>
-        <w:t>/ mappa fájljaihoz készítsen linkeket, és ezeket mentse be az adatbázisba a furdo.URL</w:t>
+        <w:t>A kepek/ mappa fájljaihoz készítsen linkeket, és ezeket mentse be az adatbázisba a furdo.URL</w:t>
       </w:r>
       <w:r>
         <w:rPr>
@@ -8651,15 +6185,7 @@
         <w:spacing w:before="40" w:after="40"/>
       </w:pPr>
       <w:r>
-        <w:t xml:space="preserve">Az azon = 1 fürdőhöz tartozzon: </w:t>
-      </w:r>
-      <w:proofErr w:type="spellStart"/>
-      <w:r>
-        <w:t>kepek</w:t>
-      </w:r>
-      <w:proofErr w:type="spellEnd"/>
-      <w:r>
-        <w:t>/1.jpg</w:t>
+        <w:t>Az azon = 1 fürdőhöz tartozzon: kepek/1.jpg</w:t>
       </w:r>
     </w:p>
     <w:p>
@@ -8672,15 +6198,7 @@
         <w:spacing w:before="40" w:after="40"/>
       </w:pPr>
       <w:r>
-        <w:t xml:space="preserve">Az azon = 2 fürdőhöz tartozzon: </w:t>
-      </w:r>
-      <w:proofErr w:type="spellStart"/>
-      <w:r>
-        <w:t>kepek</w:t>
-      </w:r>
-      <w:proofErr w:type="spellEnd"/>
-      <w:r>
-        <w:t>/2.jpg</w:t>
+        <w:t>Az azon = 2 fürdőhöz tartozzon: kepek/2.jpg</w:t>
       </w:r>
     </w:p>
     <w:p>
@@ -8706,15 +6224,7 @@
         <w:spacing w:before="40" w:after="40"/>
       </w:pPr>
       <w:r>
-        <w:t xml:space="preserve">Az azon = 10 fürdőhöz tartozzon: </w:t>
-      </w:r>
-      <w:proofErr w:type="spellStart"/>
-      <w:r>
-        <w:t>kepek</w:t>
-      </w:r>
-      <w:proofErr w:type="spellEnd"/>
-      <w:r>
-        <w:t>/10.jpg</w:t>
+        <w:t>Az azon = 10 fürdőhöz tartozzon: kepek/10.jpg</w:t>
       </w:r>
     </w:p>
     <w:p>
@@ -8727,15 +6237,7 @@
         <w:spacing w:before="60" w:after="60"/>
       </w:pPr>
       <w:r>
-        <w:t xml:space="preserve">A többi fürdőhöz (amelyek </w:t>
-      </w:r>
-      <w:proofErr w:type="spellStart"/>
-      <w:r>
-        <w:t>azonja</w:t>
-      </w:r>
-      <w:proofErr w:type="spellEnd"/>
-      <w:r>
-        <w:t xml:space="preserve"> 11 vagy nagyobb) </w:t>
+        <w:t xml:space="preserve">A többi fürdőhöz (amelyek azonja 11 vagy nagyobb) </w:t>
       </w:r>
       <w:r>
         <w:rPr>
@@ -8829,25 +6331,7 @@
           <w:iCs/>
           <w:color w:val="000000"/>
         </w:rPr>
-        <w:t xml:space="preserve">Megjegyzés: A kezdőlapon a háttérképhez használja a </w:t>
-      </w:r>
-      <w:proofErr w:type="spellStart"/>
-      <w:r>
-        <w:rPr>
-          <w:i/>
-          <w:iCs/>
-          <w:color w:val="000000"/>
-        </w:rPr>
-        <w:t>kepek</w:t>
-      </w:r>
-      <w:proofErr w:type="spellEnd"/>
-      <w:r>
-        <w:rPr>
-          <w:i/>
-          <w:iCs/>
-          <w:color w:val="000000"/>
-        </w:rPr>
-        <w:t>/10.jpg képet.</w:t>
+        <w:t>Megjegyzés: A kezdőlapon a háttérképhez használja a kepek/10.jpg képet.</w:t>
       </w:r>
     </w:p>
     <w:p>
@@ -8949,70 +6433,14 @@
             </w:pPr>
           </w:p>
           <w:p>
-            <w:proofErr w:type="gramStart"/>
             <w:r>
               <w:rPr>
                 <w:color w:val="FFFFFF"/>
                 <w:sz w:val="18"/>
                 <w:szCs w:val="18"/>
               </w:rPr>
-              <w:t>[ Fürdők</w:t>
-            </w:r>
-            <w:proofErr w:type="gramEnd"/>
-            <w:r>
-              <w:rPr>
-                <w:color w:val="FFFFFF"/>
-                <w:sz w:val="18"/>
-                <w:szCs w:val="18"/>
-              </w:rPr>
-              <w:t xml:space="preserve"> </w:t>
-            </w:r>
-            <w:proofErr w:type="gramStart"/>
-            <w:r>
-              <w:rPr>
-                <w:color w:val="FFFFFF"/>
-                <w:sz w:val="18"/>
-                <w:szCs w:val="18"/>
-              </w:rPr>
-              <w:t>listája ]</w:t>
-            </w:r>
-            <w:proofErr w:type="gramEnd"/>
-            <w:r>
-              <w:rPr>
-                <w:color w:val="FFFFFF"/>
-                <w:sz w:val="18"/>
-                <w:szCs w:val="18"/>
-              </w:rPr>
-              <w:t xml:space="preserve">   </w:t>
-            </w:r>
-            <w:proofErr w:type="gramStart"/>
-            <w:r>
-              <w:rPr>
-                <w:color w:val="FFFFFF"/>
-                <w:sz w:val="18"/>
-                <w:szCs w:val="18"/>
-              </w:rPr>
-              <w:t>[ Új</w:t>
-            </w:r>
-            <w:proofErr w:type="gramEnd"/>
-            <w:r>
-              <w:rPr>
-                <w:color w:val="FFFFFF"/>
-                <w:sz w:val="18"/>
-                <w:szCs w:val="18"/>
-              </w:rPr>
-              <w:t xml:space="preserve"> fürdő </w:t>
-            </w:r>
-            <w:proofErr w:type="gramStart"/>
-            <w:r>
-              <w:rPr>
-                <w:color w:val="FFFFFF"/>
-                <w:sz w:val="18"/>
-                <w:szCs w:val="18"/>
-              </w:rPr>
-              <w:t>felvétele ]</w:t>
-            </w:r>
-            <w:proofErr w:type="gramEnd"/>
+              <w:t>[ Fürdők listája ]   [ Új fürdő felvétele ]</w:t>
+            </w:r>
           </w:p>
           <w:p>
             <w:pPr>
@@ -9757,23 +7185,13 @@
                   </w:tcMar>
                 </w:tcPr>
                 <w:p>
-                  <w:proofErr w:type="spellStart"/>
                   <w:r>
                     <w:rPr>
                       <w:color w:val="000000"/>
                       <w:sz w:val="18"/>
                       <w:szCs w:val="18"/>
                     </w:rPr>
-                    <w:t>Aquaticum</w:t>
-                  </w:r>
-                  <w:proofErr w:type="spellEnd"/>
-                  <w:r>
-                    <w:rPr>
-                      <w:color w:val="000000"/>
-                      <w:sz w:val="18"/>
-                      <w:szCs w:val="18"/>
-                    </w:rPr>
-                    <w:t xml:space="preserve"> Debrecen</w:t>
+                    <w:t>Aquaticum Debrecen</w:t>
                   </w:r>
                 </w:p>
               </w:tc>
@@ -10683,25 +8101,7 @@
                 <w:sz w:val="16"/>
                 <w:szCs w:val="16"/>
               </w:rPr>
-              <w:t>A lista API-n keresztül jön: GET /</w:t>
-            </w:r>
-            <w:proofErr w:type="spellStart"/>
-            <w:r>
-              <w:rPr>
-                <w:color w:val="777777"/>
-                <w:sz w:val="16"/>
-                <w:szCs w:val="16"/>
-              </w:rPr>
-              <w:t>api</w:t>
-            </w:r>
-            <w:proofErr w:type="spellEnd"/>
-            <w:r>
-              <w:rPr>
-                <w:color w:val="777777"/>
-                <w:sz w:val="16"/>
-                <w:szCs w:val="16"/>
-              </w:rPr>
-              <w:t>/varosok</w:t>
+              <w:t>A lista API-n keresztül jön: GET /api/varosok</w:t>
             </w:r>
           </w:p>
           <w:p>
@@ -10844,97 +8244,7 @@
                 <w:sz w:val="16"/>
                 <w:szCs w:val="16"/>
               </w:rPr>
-              <w:t>Válasszon ki egy fürdőt, adjon meg URL-t, majd mentse (PUT /</w:t>
-            </w:r>
-            <w:proofErr w:type="spellStart"/>
-            <w:r>
-              <w:rPr>
-                <w:color w:val="555555"/>
-                <w:sz w:val="16"/>
-                <w:szCs w:val="16"/>
-              </w:rPr>
-              <w:t>api</w:t>
-            </w:r>
-            <w:proofErr w:type="spellEnd"/>
-            <w:r>
-              <w:rPr>
-                <w:color w:val="555555"/>
-                <w:sz w:val="16"/>
-                <w:szCs w:val="16"/>
-              </w:rPr>
-              <w:t>/</w:t>
-            </w:r>
-            <w:proofErr w:type="spellStart"/>
-            <w:r>
-              <w:rPr>
-                <w:color w:val="555555"/>
-                <w:sz w:val="16"/>
-                <w:szCs w:val="16"/>
-              </w:rPr>
-              <w:t>furdok</w:t>
-            </w:r>
-            <w:proofErr w:type="spellEnd"/>
-            <w:r>
-              <w:rPr>
-                <w:color w:val="555555"/>
-                <w:sz w:val="16"/>
-                <w:szCs w:val="16"/>
-              </w:rPr>
-              <w:t>/{azon}/</w:t>
-            </w:r>
-            <w:proofErr w:type="spellStart"/>
-            <w:r>
-              <w:rPr>
-                <w:color w:val="555555"/>
-                <w:sz w:val="16"/>
-                <w:szCs w:val="16"/>
-              </w:rPr>
-              <w:t>kep</w:t>
-            </w:r>
-            <w:proofErr w:type="spellEnd"/>
-            <w:r>
-              <w:rPr>
-                <w:color w:val="555555"/>
-                <w:sz w:val="16"/>
-                <w:szCs w:val="16"/>
-              </w:rPr>
-              <w:t xml:space="preserve">). Az Automatikus beállítás gomb a feladat szerinti </w:t>
-            </w:r>
-            <w:proofErr w:type="gramStart"/>
-            <w:r>
-              <w:rPr>
-                <w:color w:val="555555"/>
-                <w:sz w:val="16"/>
-                <w:szCs w:val="16"/>
-              </w:rPr>
-              <w:t>1..</w:t>
-            </w:r>
-            <w:proofErr w:type="gramEnd"/>
-            <w:r>
-              <w:rPr>
-                <w:color w:val="555555"/>
-                <w:sz w:val="16"/>
-                <w:szCs w:val="16"/>
-              </w:rPr>
-              <w:t xml:space="preserve">10 </w:t>
-            </w:r>
-            <w:proofErr w:type="spellStart"/>
-            <w:r>
-              <w:rPr>
-                <w:color w:val="555555"/>
-                <w:sz w:val="16"/>
-                <w:szCs w:val="16"/>
-              </w:rPr>
-              <w:t>szabányt</w:t>
-            </w:r>
-            <w:proofErr w:type="spellEnd"/>
-            <w:r>
-              <w:rPr>
-                <w:color w:val="555555"/>
-                <w:sz w:val="16"/>
-                <w:szCs w:val="16"/>
-              </w:rPr>
-              <w:t xml:space="preserve"> állítja be.</w:t>
+              <w:t>Válasszon ki egy fürdőt, adjon meg URL-t, majd mentse (PUT /api/furdok/{azon}/kep). Az Automatikus beállítás gomb a feladat szerinti 1..10 szabányt állítja be.</w:t>
             </w:r>
           </w:p>
           <w:p>
@@ -11060,21 +8370,12 @@
                   </w:tcMar>
                 </w:tcPr>
                 <w:p>
-                  <w:proofErr w:type="spellStart"/>
                   <w:r>
                     <w:rPr>
                       <w:sz w:val="18"/>
                       <w:szCs w:val="18"/>
                     </w:rPr>
-                    <w:t>kepek</w:t>
-                  </w:r>
-                  <w:proofErr w:type="spellEnd"/>
-                  <w:r>
-                    <w:rPr>
-                      <w:sz w:val="18"/>
-                      <w:szCs w:val="18"/>
-                    </w:rPr>
-                    <w:t>/3.jpg</w:t>
+                    <w:t>kepek/3.jpg</w:t>
                   </w:r>
                 </w:p>
               </w:tc>
@@ -11104,23 +8405,7 @@
                 <w:sz w:val="16"/>
                 <w:szCs w:val="16"/>
               </w:rPr>
-              <w:t xml:space="preserve">  Automatikus beállítás (</w:t>
-            </w:r>
-            <w:proofErr w:type="gramStart"/>
-            <w:r>
-              <w:rPr>
-                <w:sz w:val="16"/>
-                <w:szCs w:val="16"/>
-              </w:rPr>
-              <w:t>1..</w:t>
-            </w:r>
-            <w:proofErr w:type="gramEnd"/>
-            <w:r>
-              <w:rPr>
-                <w:sz w:val="16"/>
-                <w:szCs w:val="16"/>
-              </w:rPr>
-              <w:t xml:space="preserve">10)  </w:t>
+              <w:t xml:space="preserve">  Automatikus beállítás (1..10)  </w:t>
             </w:r>
             <w:r>
               <w:t xml:space="preserve">   </w:t>
@@ -11183,15 +8468,7 @@
         <w:spacing w:before="40" w:after="40"/>
       </w:pPr>
       <w:r>
-        <w:t xml:space="preserve">a frontend fájlokat (HTML/CSS/JS + </w:t>
-      </w:r>
-      <w:proofErr w:type="spellStart"/>
-      <w:r>
-        <w:t>kepek</w:t>
-      </w:r>
-      <w:proofErr w:type="spellEnd"/>
-      <w:r>
-        <w:t>/ mappa)</w:t>
+        <w:t>a frontend fájlokat (HTML/CSS/JS + kepek/ mappa)</w:t>
       </w:r>
     </w:p>
     <w:p>
@@ -11230,15 +8507,7 @@
         <w:spacing w:before="40" w:after="40"/>
       </w:pPr>
       <w:r>
-        <w:t xml:space="preserve">a </w:t>
-      </w:r>
-      <w:proofErr w:type="spellStart"/>
-      <w:r>
-        <w:t>Thunder</w:t>
-      </w:r>
-      <w:proofErr w:type="spellEnd"/>
-      <w:r>
-        <w:t>/Postman kollekciót</w:t>
+        <w:t>a Thunder/Postman kollekciót</w:t>
       </w:r>
     </w:p>
     <w:p>
@@ -12472,7 +9741,6 @@
     <w:basedOn w:val="Norml"/>
     <w:next w:val="Norml"/>
     <w:uiPriority w:val="35"/>
-    <w:semiHidden/>
     <w:unhideWhenUsed/>
     <w:qFormat/>
     <w:rsid w:val="00902B9F"/>
